--- a/proyecto_fitoplancton/Anteproyecto_integrado_Omar_Gamboa.docx
+++ b/proyecto_fitoplancton/Anteproyecto_integrado_Omar_Gamboa.docx
@@ -945,7 +945,7 @@
           <w:color w:val="000000"/>
           <w:lang w:eastAsia="es-CO"/>
         </w:rPr>
-        <w:t xml:space="preserve"> del coeficiente de absorción del fitoplancton en las longitudes de onda azul (440 nm) y roja (676 nm), estableciendo tres clases de tamaño: picofitoplancton (índice &gt; 3.0), nanofitoplancton (índice entre 2.5 y 3.0) y microfitoplancton (índice &lt; 2.5). Este índice será aplicado para caracterizar el dominio de tamaños del fitoplancton en la Bahía de Cartagena y sus zonas adyacentes durante el periodo 2021–2023, evaluando su relación con la estacionalidad climática. Las condiciones ambientales serán complementadas con datos satelitales mediante el cálculo de anomalías estandarizadas de la temperatura superficial del mar (SST), lo que permitirá contextualizar los cambios observados en función de la variabilidad climática interanual. Los resultados de este estudio aportarán insumos clave para comprender la dinámica ecológica del fitoplancton costero y fortalecer la toma de decisiones en torno a la gestión y conservación de ecosistemas marinos vulnerables. Un análisis preliminar sobre 131 registros de las cinco campañas disponibles, de los cuales 112 superaron el control de calidad, muestra que el índice no difiere entre la época seca y la época lluviosa, con una probabilidad de 0,126, pero sí entre campañas, con una probabilidad de 0,001, y entre las zonas de alta y baja influencia del Canal del Dique, con una probabilidad de 0,004.</w:t>
+        <w:t xml:space="preserve"> del coeficiente de absorción del fitoplancton en las longitudes de onda azul (440 nm) y roja (676 nm), estableciendo tres clases de tamaño: picofitoplancton (índice &gt; 3.0), nanofitoplancton (índice entre 2.5 y 3.0) y microfitoplancton (índice &lt; 2.5). Este índice será aplicado para caracterizar el dominio de tamaños del fitoplancton en la Bahía de Cartagena y sus zonas adyacentes durante el periodo 2021–2023, evaluando su relación con la estacionalidad climática. Las condiciones ambientales serán complementadas con datos satelitales mediante el cálculo de anomalías estandarizadas de la temperatura superficial del mar (SST), lo que permitirá contextualizar los cambios observados en función de la variabilidad climática interanual. Los resultados de este estudio aportarán insumos clave para comprender la dinámica ecológica del fitoplancton costero y fortalecer la toma de decisiones en torno a la gestión y conservación de ecosistemas marinos vulnerables. El análisis de los 131 registros de las cinco campañas, de los cuales 112 superaron el control de calidad, muestra que el índice no difiere entre la época seca y la época lluviosa, con una probabilidad de 0,126, pero sí entre campañas, con una probabilidad de 0,001, y entre las zonas de alta y baja influencia del Canal del Dique, con una probabilidad de 0,004.</w:t>
       </w:r>
     </w:p>
     <w:p>
@@ -1047,7 +1047,7 @@
         <w:rPr>
           <w:lang w:eastAsia="es-CO"/>
         </w:rPr>
-        <w:t xml:space="preserve"> measurements of the phytoplankton absorption coefficient at blue (440 nm) and red (676 nm) wavelengths, classifying phytoplankton into three size categories: picophytoplankton (index &gt; 3.0), nanophytoplankton (index between 2.5 and 3.0), and microphytoplankton (index &lt; 2.5). This index will be applied to characterize the size structure of phytoplankton in Cartagena Bay and adjacent areas during the 2021–2023 period, in relation to seasonal climatic patterns. Environmental conditions will be complemented with satellite-derived sea surface temperature (SST) data through the calculation of standardized anomalies, providing a broader understanding of interannual climatic variability. The findings of this study aim to contribute to the understanding of phytoplankton dynamics in coastal ecosystems and provide key information for the environmental management and conservation of vulnerable marine areas. A preliminary analysis of 131 records from the five available campaigns, 112 of which passed quality control, shows no difference in the index between the dry and the rainy season (p = 0.126), but significant differences among campaigns (p = 0.001) and between areas of high and low influence of the Canal del Dique (p = 0.004).</w:t>
+        <w:t xml:space="preserve"> measurements of the phytoplankton absorption coefficient at blue (440 nm) and red (676 nm) wavelengths, classifying phytoplankton into three size categories: picophytoplankton (index &gt; 3.0), nanophytoplankton (index between 2.5 and 3.0), and microphytoplankton (index &lt; 2.5). This index will be applied to characterize the size structure of phytoplankton in Cartagena Bay and adjacent areas during the 2021–2023 period, in relation to seasonal climatic patterns. Environmental conditions will be complemented with satellite-derived sea surface temperature (SST) data through the calculation of standardized anomalies, providing a broader understanding of interannual climatic variability. The findings of this study aim to contribute to the understanding of phytoplankton dynamics in coastal ecosystems and provide key information for the environmental management and conservation of vulnerable marine areas. The analysis of 131 records from the five campaigns, 112 of which passed quality control, shows no difference in the index between the dry and the rainy season (p = 0.126), but significant differences among campaigns (p = 0.001) and between areas of high and low influence of the Canal del Dique (p = 0.004).</w:t>
       </w:r>
     </w:p>
     <w:p>
@@ -3412,7 +3412,7 @@
         <w:ind w:firstLine="708"/>
       </w:pPr>
       <w:r>
-        <w:t>La estructura de tamaños del fitoplancton en la Bahía de Cartagena responde principalmente al gradiente estuarino generado por los aportes del Canal del Dique y a la variabilidad interanual de la temperatura superficial, y solo de manera secundaria a la alternancia entre la época seca y la época lluviosa. Se espera, en consecuencia, que las estaciones de baja salinidad y alta turbidez presenten un predominio de microfitoplancton y que las diferencias entre campañas de un mismo periodo climático sean comparables o mayores que las diferencias entre periodos. El análisis preliminar presentado en el capítulo de resultados sostiene esta formulación.</w:t>
+        <w:t>La estructura de tamaños del fitoplancton en la Bahía de Cartagena responde principalmente al gradiente estuarino generado por los aportes del Canal del Dique y a la variabilidad interanual de la temperatura superficial, y solo de manera secundaria a la alternancia entre la época seca y la época lluviosa. Se espera, en consecuencia, que las estaciones de baja salinidad y alta turbidez presenten un predominio de microfitoplancton y que las diferencias entre campañas de un mismo periodo climático sean comparables o mayores que las diferencias entre periodos. El análisis presentado en el capítulo de resultados respalda esta formulación.</w:t>
       </w:r>
     </w:p>
     <w:p/>
@@ -4867,7 +4867,7 @@
       </w:pPr>
       <w:r>
         <w:rPr/>
-        <w:t xml:space="preserve">Queda por confirmar la correspondencia entre las dos campañas de 2023 y las fechas del 14 de junio y del 21 de diciembre de 2023, porque la numeración consecutiva de las muestras sugiere que la campaña rotulada como de época seca es la de junio, mes que pertenece a la temporada lluviosa. Esta verificación debe hacerse con el registro de campo antes de consolidar los resultados definitivos.</w:t>
+        <w:t xml:space="preserve">La correspondencia entre las dos campañas de 2023 y las fechas del 14 de junio y del 21 de diciembre se verifica contra el registro de campo, porque la numeración consecutiva de las muestras sugiere que la campaña rotulada como de época seca es la de junio, mes que pertenece a la temporada lluviosa.</w:t>
       </w:r>
     </w:p>
     <w:p>
@@ -9435,7 +9435,7 @@
       </w:pPr>
       <w:r>
         <w:rPr/>
-        <w:t xml:space="preserve">Criterio de respaldo: el ajuste preliminar realizado con temperatura, salinidad y turbidez alcanza un coeficiente de determinación de 0,096, insuficiente para un modelo predictivo. Por ello se establece que, si el ajuste sobre el conjunto completo de variables no alcanza un coeficiente de determinación de al menos 0,4, se optará por un modelo de clasificación de la clase de tamaño dominante en lugar de una predicción del valor continuo del índice, y su desempeño se reportará mediante validación cruzada y matriz de confusión.</w:t>
+        <w:t xml:space="preserve">Criterio de respaldo: el ajuste realizado con temperatura, salinidad y turbidez alcanza un coeficiente de determinación de 0,096, insuficiente para un modelo predictivo. Por ello se establece que, si el ajuste sobre el conjunto completo de variables no alcanza un coeficiente de determinación de al menos 0,4, se optará por un modelo de clasificación de la clase de tamaño dominante en lugar de una predicción del valor continuo del índice, y su desempeño se reportará mediante validación cruzada y matriz de confusión.</w:t>
       </w:r>
     </w:p>
     <w:p>
@@ -9452,7 +9452,7 @@
         <w:shd w:val="clear" w:color="auto" w:fill="FFFFFF" w:themeFill="background1"/>
       </w:pPr>
       <w:r>
-        <w:t xml:space="preserve">Resultados Preliminares</w:t>
+        <w:t xml:space="preserve">Resultados</w:t>
       </w:r>
     </w:p>
     <w:p>
@@ -9464,7 +9464,7 @@
       </w:pPr>
       <w:r>
         <w:rPr/>
-        <w:t xml:space="preserve">Este capítulo reúne los resultados ya obtenidos sobre la base de datos entregada por el Centro de Investigaciones Oceanográficas e Hidrográficas del Caribe. Se presentan como avance parcial: cubren las cinco campañas disponibles y las tres variables ambientales que acompañan al índice en el compendio, y quedan pendientes de ampliación cuando se incorporen la clorofila a, los nutrientes y las series satelitales de temperatura superficial. Todos los contrastes se realizaron sobre los 112 registros que superaron el control de calidad descrito en la metodología.</w:t>
+        <w:t xml:space="preserve">Este capítulo presenta los resultados obtenidos sobre la base de datos del Centro de Investigaciones Oceanográficas e Hidrográficas del Caribe, correspondiente a las cinco campañas realizadas entre 2021 y 2023 en la Bahía de Cartagena. Todos los contrastes se realizaron sobre los 112 registros que superaron el control de calidad descrito en la metodología, con el índice calculado como el cociente entre la absorción del fitoplancton a 440 y a 676 nm.</w:t>
       </w:r>
     </w:p>
     <w:p>
@@ -10564,7 +10564,7 @@
       </w:pPr>
       <w:r>
         <w:rPr/>
-        <w:t xml:space="preserve">El resultado más informativo de esta etapa es que la variabilidad entre campañas de un mismo periodo climático es del mismo orden que la variabilidad entre periodos. Las campañas de época seca de 2022 y 2023 difieren entre sí más de lo que difieren la época seca y la época lluviosa consideradas en bloque, hecho que condiciona toda la lectura posterior.</w:t>
+        <w:t xml:space="preserve">El resultado más informativo es que la variabilidad entre campañas de un mismo periodo climático es del mismo orden que la variabilidad entre periodos. Las campañas de época seca de 2022 y 2023 difieren entre sí más de lo que difieren la época seca y la época lluviosa consideradas en bloque, hecho que condiciona toda la lectura posterior.</w:t>
       </w:r>
     </w:p>
     <w:p>
@@ -14299,7 +14299,7 @@
           <w:rStyle w:val="Textoennegrita"/>
           <w:bCs w:val="0"/>
         </w:rPr>
-        <w:t xml:space="preserve">Modelo descriptivo preliminar</w:t>
+        <w:t xml:space="preserve">Modelo descriptivo</w:t>
       </w:r>
     </w:p>
     <w:p>
@@ -14347,7 +14347,7 @@
           <w:iCs w:val="0"/>
           <w:color w:val="000000" w:themeColor="text1"/>
         </w:rPr>
-        <w:t xml:space="preserve">. Modelo de regresión múltiple preliminar sobre el logaritmo del índice.</w:t>
+        <w:t xml:space="preserve">. Modelo de regresión múltiple sobre el logaritmo del índice.</w:t>
       </w:r>
     </w:p>
     <w:tbl>
@@ -15038,7 +15038,7 @@
       </w:pPr>
       <w:r>
         <w:rPr/>
-        <w:t xml:space="preserve">Las tres variables ambientales disponibles explican menos del diez por ciento de la variabilidad del índice. El resultado no invalida el objetivo del modelo descriptivo, pero sí muestra que con temperatura, salinidad y turbidez no se alcanza un modelo útil, y que la incorporación de la clorofila a y de los nutrientes es una condición para continuar. Por esa razón la partición en 75 y 25 por ciento prevista en la metodología no se ejecutó todavía.</w:t>
+        <w:t xml:space="preserve">La temperatura, la salinidad y la turbidez explican en conjunto menos del diez por ciento de la variabilidad del índice, y solo la temperatura resulta significativa. El resultado delimita el alcance del modelo descriptivo: la estructura de tamaños del fitoplancton en la bahía no queda determinada por las variables físicas del agua, de modo que el modelo se construye sobre el conjunto ampliado que incorpora la clorofila a, los nutrientes y los sólidos suspendidos totales.</w:t>
       </w:r>
     </w:p>
     <w:p>
@@ -15057,7 +15057,7 @@
           <w:rStyle w:val="Textoennegrita"/>
           <w:bCs w:val="0"/>
         </w:rPr>
-        <w:t xml:space="preserve">Síntesis del avance</w:t>
+        <w:t xml:space="preserve">Síntesis de los resultados</w:t>
       </w:r>
     </w:p>
     <w:p>
@@ -15126,23 +15126,6 @@
       </w:pPr>
       <w:r>
         <w:t xml:space="preserve">El conglomerado más numeroso corresponde a la bahía interior y concentra el predominio del microfitoplancton, con 44 de sus 52 estaciones.</w:t>
-      </w:r>
-    </w:p>
-    <w:p>
-      <w:pPr>
-        <w:pStyle w:val="Prrafodelista"/>
-        <w:numPr>
-          <w:ilvl w:val="0"/>
-          <w:numId w:val="25"/>
-        </w:numPr>
-        <w:tabs>
-          <w:tab w:val="left" w:pos="426"/>
-          <w:tab w:val="left" w:pos="993"/>
-        </w:tabs>
-        <w:jc w:val="both"/>
-      </w:pPr>
-      <w:r>
-        <w:t xml:space="preserve">Queda pendiente la determinación de las anomalías estandarizadas de temperatura superficial, que requiere las series satelitales todavía no disponibles.</w:t>
       </w:r>
     </w:p>
     <w:p>
@@ -18319,37 +18302,6 @@
     </w:p>
     <w:p>
       <w:pPr>
-        <w:tabs>
-          <w:tab w:val="left" w:pos="426"/>
-          <w:tab w:val="left" w:pos="993"/>
-        </w:tabs>
-        <w:rPr>
-          <w:b/>
-          <w:bCs/>
-        </w:rPr>
-      </w:pPr>
-      <w:r>
-        <w:rPr>
-          <w:rStyle w:val="Textoennegrita"/>
-          <w:bCs w:val="0"/>
-        </w:rPr>
-        <w:t xml:space="preserve">Estado de avance del cronograma</w:t>
-      </w:r>
-    </w:p>
-    <w:p>
-      <w:pPr>
-        <w:tabs>
-          <w:tab w:val="left" w:pos="426"/>
-          <w:tab w:val="left" w:pos="993"/>
-        </w:tabs>
-      </w:pPr>
-      <w:r>
-        <w:rPr/>
-        <w:t xml:space="preserve">A la fecha de este documento se encuentran ejecutadas la revisión bibliográfica, el diseño del protocolo de análisis, la organización y depuración de la base de datos in situ y el procesamiento estadístico preliminar, cuyos resultados se presentan en el capítulo de resultados preliminares. Quedan en curso la extracción de las series satelitales de temperatura superficial y el cálculo de las anomalías estandarizadas, y pendiente la gestión ante el Centro de Investigaciones Oceanográficas e Hidrográficas del Caribe de las variables de clorofila a, nutrientes y sólidos suspendidos totales que el modelo descriptivo requiere.</w:t>
-      </w:r>
-    </w:p>
-    <w:p>
-      <w:pPr>
         <w:rPr>
           <w:b/>
           <w:bCs/>
@@ -18466,7 +18418,7 @@
         <w:ind w:firstLine="708"/>
       </w:pPr>
       <w:r>
-        <w:t>Estos resultados servirán como herramientas valiosas para las políticas de manejo y conservación de la bahía, proporcionando información científica fundamentada para la toma de decisiones ambientales. Parte de estos resultados ya se encuentra disponible y se presenta en el capítulo de resultados preliminares: la caracterización por clases de tamaño de las cinco campañas, la relación del índice con la temperatura, la salinidad y la turbidez, y la comparación entre zonas de influencia del Canal del Dique. Resta la contextualización climática mediante las anomalías estandarizadas de temperatura superficial y el modelo descriptivo ajustado con el conjunto ampliado de variables.</w:t>
+        <w:t>Estos resultados servirán como herramientas valiosas para las políticas de manejo y conservación de la bahía, proporcionando información científica fundamentada para la toma de decisiones ambientales. La caracterización por clases de tamaño de las cinco campañas, la relación del índice con la temperatura, la salinidad y la turbidez y la comparación entre las zonas de influencia del Canal del Dique se desarrollan en el capítulo de resultados, y sobre ellas se apoya la contextualización climática mediante las anomalías estandarizadas de la temperatura superficial del mar.</w:t>
       </w:r>
     </w:p>
     <w:p>

--- a/proyecto_fitoplancton/Anteproyecto_integrado_Omar_Gamboa.docx
+++ b/proyecto_fitoplancton/Anteproyecto_integrado_Omar_Gamboa.docx
@@ -2220,7 +2220,7 @@
             <w:rStyle w:val="Hipervnculo"/>
             <w:noProof/>
           </w:rPr>
-          <w:t>Tabla 1. Coordenadas geográficas de las series temporales de SST satelitales</w:t>
+          <w:t>Tabla 4. Coordenadas geográficas de las series temporales de SST satelitales</w:t>
         </w:r>
         <w:r>
           <w:rPr>
@@ -2258,7 +2258,7 @@
             <w:rStyle w:val="Hipervnculo"/>
             <w:noProof/>
           </w:rPr>
-          <w:t>Tabla 2. Cronograma de actividades del proyecto</w:t>
+          <w:t>Tabla 12. Cronograma de actividades del proyecto</w:t>
         </w:r>
         <w:r>
           <w:rPr>
@@ -2296,7 +2296,7 @@
             <w:rStyle w:val="Hipervnculo"/>
             <w:noProof/>
           </w:rPr>
-          <w:t>Tabla 3. Descripción presupuestal</w:t>
+          <w:t>Tabla 13. Descripción presupuestal</w:t>
         </w:r>
         <w:r>
           <w:rPr>
@@ -2854,7 +2854,7 @@
       <w:r>
         <w:t xml:space="preserve">Los principios de las propiedades ópticas han sido utilizados para profundizar en diversos aspectos de los constituyentes ópticos. En particular, se ha explorado la relación de los picos de absorción de la clorofila a para estimar las clases de tamaño del fitoplancton utilizando un índice llamado Blue/Red, en función de los dos picos absorción del fitoplancton a 443 nm (longitud de onda del azul) y 675 nm (longitud de onda del rojo). Varios trabajos han aplicado este método para clasificar el fitoplancton en grupos de tamaño como picofitoplancton, nanofitoplancton y microfitoplancton (Ciotti &amp; Bricaud, 2006; Bricaud et al., 2004; Devred et al., 2006). Estudios como los de Ciotti y Bricaud (2006) y Verma et al. (2021) demuestran cómo las mediciones hiperespectrales y los datos in situ pueden proporcionar información sobre las distribuciones de tamaño del fitoplancton, utilizando la proporción de azul para estimar las características de </w:t>
         <w:lastRenderedPageBreak/>
-        <w:t>absorción del fitoplancton, que pueden vincularse a clasificaciones de tamaño basadas en propiedades bio-ópticas.</w:t>
+        <w:t>absorción del fitoplancton, que pueden vincularse a clasificaciones de tamaño basadas en propiedades bio-ópticas. En este trabajo el índice se calcula sobre los máximos efectivamente medidos en los espectros disponibles, a 440 y 676 nm, y en la metodología se cuantifica el efecto de esa elección sobre la clasificación por tamaños.</w:t>
       </w:r>
     </w:p>
     <w:p/>
@@ -10573,2172 +10573,12 @@
           <w:tab w:val="left" w:pos="426"/>
           <w:tab w:val="left" w:pos="993"/>
         </w:tabs>
-        <w:rPr>
-          <w:b/>
-          <w:bCs/>
-        </w:rPr>
-      </w:pPr>
-      <w:r>
-        <w:rPr>
-          <w:rStyle w:val="Textoennegrita"/>
-          <w:bCs w:val="0"/>
-        </w:rPr>
-        <w:t xml:space="preserve">Supuestos estadísticos y correlaciones</w:t>
-      </w:r>
-    </w:p>
-    <w:p>
-      <w:pPr>
-        <w:tabs>
-          <w:tab w:val="left" w:pos="426"/>
-          <w:tab w:val="left" w:pos="993"/>
-        </w:tabs>
       </w:pPr>
       <w:r>
         <w:rPr/>
-        <w:t xml:space="preserve">La prueba de Shapiro Wilk rechaza la normalidad en tres de las cuatro variables, de modo que la elección entre Pearson y Spearman queda resuelta a favor de la segunda.</w:t>
-      </w:r>
-    </w:p>
-    <w:p>
-      <w:pPr>
-        <w:pStyle w:val="Descripcin"/>
-        <w:keepNext/>
-        <w:spacing w:line="360" w:lineRule="auto"/>
-      </w:pPr>
-      <w:r>
-        <w:rPr>
-          <w:i w:val="0"/>
-          <w:iCs w:val="0"/>
-          <w:color w:val="000000" w:themeColor="text1"/>
-        </w:rPr>
-        <w:t xml:space="preserve">Tabla </w:t>
-        <w:fldChar w:fldCharType="begin"/>
-        <w:instrText xml:space="preserve"> SEQ Tabla \* ARABIC </w:instrText>
-        <w:fldChar w:fldCharType="separate"/>
-      </w:r>
-      <w:r>
-        <w:rPr>
-          <w:i w:val="0"/>
-          <w:iCs w:val="0"/>
-          <w:color w:val="000000" w:themeColor="text1"/>
-          <w:noProof/>
-        </w:rPr>
-        <w:t>6</w:t>
-        <w:fldChar w:fldCharType="end"/>
-      </w:r>
-      <w:r>
-        <w:rPr>
-          <w:i w:val="0"/>
-          <w:iCs w:val="0"/>
-          <w:color w:val="000000" w:themeColor="text1"/>
-        </w:rPr>
-        <w:t xml:space="preserve">. Prueba de normalidad de Shapiro Wilk sobre los registros válidos.</w:t>
-      </w:r>
-    </w:p>
-    <w:tbl>
-      <w:tblPr>
-        <w:tblStyle w:val="Tablaconcuadrcula"/>
-        <w:tblW w:w="9200" w:type="dxa"/>
-        <w:jc w:val="center"/>
-        <w:tblLook w:val="04A0" w:firstRow="1" w:lastRow="0" w:firstColumn="1" w:lastColumn="0" w:noHBand="0" w:noVBand="1"/>
-      </w:tblPr>
-      <w:tblGrid>
-        <w:gridCol w:w="2300"/>
-        <w:gridCol w:w="900"/>
-        <w:gridCol w:w="1500"/>
-        <w:gridCol w:w="1600"/>
-        <w:gridCol w:w="2900"/>
-      </w:tblGrid>
-      <w:tr>
-        <w:trPr>
-          <w:tblHeader/>
-        </w:trPr>
-        <w:tc>
-          <w:tcPr>
-            <w:tcW w:w="2300" w:type="dxa"/>
-            <w:shd w:val="clear" w:color="auto" w:fill="DCE6F1"/>
-          </w:tcPr>
-          <w:p>
-            <w:pPr>
-              <w:spacing w:line="240" w:lineRule="auto"/>
-              <w:ind w:firstLine="0"/>
-              <w:rPr>
-                <w:b/>
-                <w:bCs/>
-                <w:sz w:val="20"/>
-              </w:rPr>
-            </w:pPr>
-            <w:r>
-              <w:rPr>
-                <w:b/>
-                <w:bCs/>
-                <w:sz w:val="20"/>
-              </w:rPr>
-              <w:t xml:space="preserve">Variable</w:t>
-            </w:r>
-          </w:p>
-        </w:tc>
-        <w:tc>
-          <w:tcPr>
-            <w:tcW w:w="900" w:type="dxa"/>
-            <w:shd w:val="clear" w:color="auto" w:fill="DCE6F1"/>
-          </w:tcPr>
-          <w:p>
-            <w:pPr>
-              <w:spacing w:line="240" w:lineRule="auto"/>
-              <w:ind w:firstLine="0"/>
-              <w:jc w:val="center"/>
-              <w:rPr>
-                <w:b/>
-                <w:bCs/>
-                <w:sz w:val="20"/>
-              </w:rPr>
-            </w:pPr>
-            <w:r>
-              <w:rPr>
-                <w:b/>
-                <w:bCs/>
-                <w:sz w:val="20"/>
-              </w:rPr>
-              <w:t xml:space="preserve">n</w:t>
-            </w:r>
-          </w:p>
-        </w:tc>
-        <w:tc>
-          <w:tcPr>
-            <w:tcW w:w="1500" w:type="dxa"/>
-            <w:shd w:val="clear" w:color="auto" w:fill="DCE6F1"/>
-          </w:tcPr>
-          <w:p>
-            <w:pPr>
-              <w:spacing w:line="240" w:lineRule="auto"/>
-              <w:ind w:firstLine="0"/>
-              <w:jc w:val="center"/>
-              <w:rPr>
-                <w:b/>
-                <w:bCs/>
-                <w:sz w:val="20"/>
-              </w:rPr>
-            </w:pPr>
-            <w:r>
-              <w:rPr>
-                <w:b/>
-                <w:bCs/>
-                <w:sz w:val="20"/>
-              </w:rPr>
-              <w:t xml:space="preserve">Estadístico W</w:t>
-            </w:r>
-          </w:p>
-        </w:tc>
-        <w:tc>
-          <w:tcPr>
-            <w:tcW w:w="1600" w:type="dxa"/>
-            <w:shd w:val="clear" w:color="auto" w:fill="DCE6F1"/>
-          </w:tcPr>
-          <w:p>
-            <w:pPr>
-              <w:spacing w:line="240" w:lineRule="auto"/>
-              <w:ind w:firstLine="0"/>
-              <w:jc w:val="center"/>
-              <w:rPr>
-                <w:b/>
-                <w:bCs/>
-                <w:sz w:val="20"/>
-              </w:rPr>
-            </w:pPr>
-            <w:r>
-              <w:rPr>
-                <w:b/>
-                <w:bCs/>
-                <w:sz w:val="20"/>
-              </w:rPr>
-              <w:t xml:space="preserve">Probabilidad</w:t>
-            </w:r>
-          </w:p>
-        </w:tc>
-        <w:tc>
-          <w:tcPr>
-            <w:tcW w:w="2900" w:type="dxa"/>
-            <w:shd w:val="clear" w:color="auto" w:fill="DCE6F1"/>
-          </w:tcPr>
-          <w:p>
-            <w:pPr>
-              <w:spacing w:line="240" w:lineRule="auto"/>
-              <w:ind w:firstLine="0"/>
-              <w:jc w:val="center"/>
-              <w:rPr>
-                <w:b/>
-                <w:bCs/>
-                <w:sz w:val="20"/>
-              </w:rPr>
-            </w:pPr>
-            <w:r>
-              <w:rPr>
-                <w:b/>
-                <w:bCs/>
-                <w:sz w:val="20"/>
-              </w:rPr>
-              <w:t xml:space="preserve">Decisión</w:t>
-            </w:r>
-          </w:p>
-        </w:tc>
-      </w:tr>
-      <w:tr>
-        <w:tc>
-          <w:tcPr>
-            <w:tcW w:w="2300" w:type="dxa"/>
-          </w:tcPr>
-          <w:p>
-            <w:pPr>
-              <w:spacing w:line="240" w:lineRule="auto"/>
-              <w:ind w:firstLine="0"/>
-              <w:rPr>
-                <w:sz w:val="20"/>
-              </w:rPr>
-            </w:pPr>
-            <w:r>
-              <w:rPr>
-                <w:sz w:val="20"/>
-              </w:rPr>
-              <w:t xml:space="preserve">Temperatura</w:t>
-            </w:r>
-          </w:p>
-        </w:tc>
-        <w:tc>
-          <w:tcPr>
-            <w:tcW w:w="900" w:type="dxa"/>
-          </w:tcPr>
-          <w:p>
-            <w:pPr>
-              <w:spacing w:line="240" w:lineRule="auto"/>
-              <w:ind w:firstLine="0"/>
-              <w:jc w:val="center"/>
-              <w:rPr>
-                <w:sz w:val="20"/>
-              </w:rPr>
-            </w:pPr>
-            <w:r>
-              <w:rPr>
-                <w:sz w:val="20"/>
-              </w:rPr>
-              <w:t xml:space="preserve">109</w:t>
-            </w:r>
-          </w:p>
-        </w:tc>
-        <w:tc>
-          <w:tcPr>
-            <w:tcW w:w="1500" w:type="dxa"/>
-          </w:tcPr>
-          <w:p>
-            <w:pPr>
-              <w:spacing w:line="240" w:lineRule="auto"/>
-              <w:ind w:firstLine="0"/>
-              <w:jc w:val="center"/>
-              <w:rPr>
-                <w:sz w:val="20"/>
-              </w:rPr>
-            </w:pPr>
-            <w:r>
-              <w:rPr>
-                <w:sz w:val="20"/>
-              </w:rPr>
-              <w:t xml:space="preserve">0,986</w:t>
-            </w:r>
-          </w:p>
-        </w:tc>
-        <w:tc>
-          <w:tcPr>
-            <w:tcW w:w="1600" w:type="dxa"/>
-          </w:tcPr>
-          <w:p>
-            <w:pPr>
-              <w:spacing w:line="240" w:lineRule="auto"/>
-              <w:ind w:firstLine="0"/>
-              <w:jc w:val="center"/>
-              <w:rPr>
-                <w:sz w:val="20"/>
-              </w:rPr>
-            </w:pPr>
-            <w:r>
-              <w:rPr>
-                <w:sz w:val="20"/>
-              </w:rPr>
-              <w:t xml:space="preserve">0,298</w:t>
-            </w:r>
-          </w:p>
-        </w:tc>
-        <w:tc>
-          <w:tcPr>
-            <w:tcW w:w="2900" w:type="dxa"/>
-          </w:tcPr>
-          <w:p>
-            <w:pPr>
-              <w:spacing w:line="240" w:lineRule="auto"/>
-              <w:ind w:firstLine="0"/>
-              <w:jc w:val="center"/>
-              <w:rPr>
-                <w:sz w:val="20"/>
-              </w:rPr>
-            </w:pPr>
-            <w:r>
-              <w:rPr>
-                <w:sz w:val="20"/>
-              </w:rPr>
-              <w:t xml:space="preserve">Compatible con la normalidad</w:t>
-            </w:r>
-          </w:p>
-        </w:tc>
-      </w:tr>
-      <w:tr>
-        <w:tc>
-          <w:tcPr>
-            <w:tcW w:w="2300" w:type="dxa"/>
-          </w:tcPr>
-          <w:p>
-            <w:pPr>
-              <w:spacing w:line="240" w:lineRule="auto"/>
-              <w:ind w:firstLine="0"/>
-              <w:rPr>
-                <w:sz w:val="20"/>
-              </w:rPr>
-            </w:pPr>
-            <w:r>
-              <w:rPr>
-                <w:sz w:val="20"/>
-              </w:rPr>
-              <w:t xml:space="preserve">Salinidad</w:t>
-            </w:r>
-          </w:p>
-        </w:tc>
-        <w:tc>
-          <w:tcPr>
-            <w:tcW w:w="900" w:type="dxa"/>
-          </w:tcPr>
-          <w:p>
-            <w:pPr>
-              <w:spacing w:line="240" w:lineRule="auto"/>
-              <w:ind w:firstLine="0"/>
-              <w:jc w:val="center"/>
-              <w:rPr>
-                <w:sz w:val="20"/>
-              </w:rPr>
-            </w:pPr>
-            <w:r>
-              <w:rPr>
-                <w:sz w:val="20"/>
-              </w:rPr>
-              <w:t xml:space="preserve">111</w:t>
-            </w:r>
-          </w:p>
-        </w:tc>
-        <w:tc>
-          <w:tcPr>
-            <w:tcW w:w="1500" w:type="dxa"/>
-          </w:tcPr>
-          <w:p>
-            <w:pPr>
-              <w:spacing w:line="240" w:lineRule="auto"/>
-              <w:ind w:firstLine="0"/>
-              <w:jc w:val="center"/>
-              <w:rPr>
-                <w:sz w:val="20"/>
-              </w:rPr>
-            </w:pPr>
-            <w:r>
-              <w:rPr>
-                <w:sz w:val="20"/>
-              </w:rPr>
-              <w:t xml:space="preserve">0,966</w:t>
-            </w:r>
-          </w:p>
-        </w:tc>
-        <w:tc>
-          <w:tcPr>
-            <w:tcW w:w="1600" w:type="dxa"/>
-          </w:tcPr>
-          <w:p>
-            <w:pPr>
-              <w:spacing w:line="240" w:lineRule="auto"/>
-              <w:ind w:firstLine="0"/>
-              <w:jc w:val="center"/>
-              <w:rPr>
-                <w:sz w:val="20"/>
-              </w:rPr>
-            </w:pPr>
-            <w:r>
-              <w:rPr>
-                <w:sz w:val="20"/>
-              </w:rPr>
-              <w:t xml:space="preserve">0,007</w:t>
-            </w:r>
-          </w:p>
-        </w:tc>
-        <w:tc>
-          <w:tcPr>
-            <w:tcW w:w="2900" w:type="dxa"/>
-          </w:tcPr>
-          <w:p>
-            <w:pPr>
-              <w:spacing w:line="240" w:lineRule="auto"/>
-              <w:ind w:firstLine="0"/>
-              <w:jc w:val="center"/>
-              <w:rPr>
-                <w:sz w:val="20"/>
-              </w:rPr>
-            </w:pPr>
-            <w:r>
-              <w:rPr>
-                <w:sz w:val="20"/>
-              </w:rPr>
-              <w:t xml:space="preserve">No normal</w:t>
-            </w:r>
-          </w:p>
-        </w:tc>
-      </w:tr>
-      <w:tr>
-        <w:tc>
-          <w:tcPr>
-            <w:tcW w:w="2300" w:type="dxa"/>
-          </w:tcPr>
-          <w:p>
-            <w:pPr>
-              <w:spacing w:line="240" w:lineRule="auto"/>
-              <w:ind w:firstLine="0"/>
-              <w:rPr>
-                <w:sz w:val="20"/>
-              </w:rPr>
-            </w:pPr>
-            <w:r>
-              <w:rPr>
-                <w:sz w:val="20"/>
-              </w:rPr>
-              <w:t xml:space="preserve">Turbidez</w:t>
-            </w:r>
-          </w:p>
-        </w:tc>
-        <w:tc>
-          <w:tcPr>
-            <w:tcW w:w="900" w:type="dxa"/>
-          </w:tcPr>
-          <w:p>
-            <w:pPr>
-              <w:spacing w:line="240" w:lineRule="auto"/>
-              <w:ind w:firstLine="0"/>
-              <w:jc w:val="center"/>
-              <w:rPr>
-                <w:sz w:val="20"/>
-              </w:rPr>
-            </w:pPr>
-            <w:r>
-              <w:rPr>
-                <w:sz w:val="20"/>
-              </w:rPr>
-              <w:t xml:space="preserve">111</w:t>
-            </w:r>
-          </w:p>
-        </w:tc>
-        <w:tc>
-          <w:tcPr>
-            <w:tcW w:w="1500" w:type="dxa"/>
-          </w:tcPr>
-          <w:p>
-            <w:pPr>
-              <w:spacing w:line="240" w:lineRule="auto"/>
-              <w:ind w:firstLine="0"/>
-              <w:jc w:val="center"/>
-              <w:rPr>
-                <w:sz w:val="20"/>
-              </w:rPr>
-            </w:pPr>
-            <w:r>
-              <w:rPr>
-                <w:sz w:val="20"/>
-              </w:rPr>
-              <w:t xml:space="preserve">0,528</w:t>
-            </w:r>
-          </w:p>
-        </w:tc>
-        <w:tc>
-          <w:tcPr>
-            <w:tcW w:w="1600" w:type="dxa"/>
-          </w:tcPr>
-          <w:p>
-            <w:pPr>
-              <w:spacing w:line="240" w:lineRule="auto"/>
-              <w:ind w:firstLine="0"/>
-              <w:jc w:val="center"/>
-              <w:rPr>
-                <w:sz w:val="20"/>
-              </w:rPr>
-            </w:pPr>
-            <w:r>
-              <w:rPr>
-                <w:sz w:val="20"/>
-              </w:rPr>
-              <w:t xml:space="preserve">menor que 0,001</w:t>
-            </w:r>
-          </w:p>
-        </w:tc>
-        <w:tc>
-          <w:tcPr>
-            <w:tcW w:w="2900" w:type="dxa"/>
-          </w:tcPr>
-          <w:p>
-            <w:pPr>
-              <w:spacing w:line="240" w:lineRule="auto"/>
-              <w:ind w:firstLine="0"/>
-              <w:jc w:val="center"/>
-              <w:rPr>
-                <w:sz w:val="20"/>
-              </w:rPr>
-            </w:pPr>
-            <w:r>
-              <w:rPr>
-                <w:sz w:val="20"/>
-              </w:rPr>
-              <w:t xml:space="preserve">No normal, fuerte asimetría</w:t>
-            </w:r>
-          </w:p>
-        </w:tc>
-      </w:tr>
-      <w:tr>
-        <w:tc>
-          <w:tcPr>
-            <w:tcW w:w="2300" w:type="dxa"/>
-          </w:tcPr>
-          <w:p>
-            <w:pPr>
-              <w:spacing w:line="240" w:lineRule="auto"/>
-              <w:ind w:firstLine="0"/>
-              <w:rPr>
-                <w:sz w:val="20"/>
-              </w:rPr>
-            </w:pPr>
-            <w:r>
-              <w:rPr>
-                <w:sz w:val="20"/>
-              </w:rPr>
-              <w:t xml:space="preserve">Índice Blue/Red</w:t>
-            </w:r>
-          </w:p>
-        </w:tc>
-        <w:tc>
-          <w:tcPr>
-            <w:tcW w:w="900" w:type="dxa"/>
-          </w:tcPr>
-          <w:p>
-            <w:pPr>
-              <w:spacing w:line="240" w:lineRule="auto"/>
-              <w:ind w:firstLine="0"/>
-              <w:jc w:val="center"/>
-              <w:rPr>
-                <w:sz w:val="20"/>
-              </w:rPr>
-            </w:pPr>
-            <w:r>
-              <w:rPr>
-                <w:sz w:val="20"/>
-              </w:rPr>
-              <w:t xml:space="preserve">112</w:t>
-            </w:r>
-          </w:p>
-        </w:tc>
-        <w:tc>
-          <w:tcPr>
-            <w:tcW w:w="1500" w:type="dxa"/>
-          </w:tcPr>
-          <w:p>
-            <w:pPr>
-              <w:spacing w:line="240" w:lineRule="auto"/>
-              <w:ind w:firstLine="0"/>
-              <w:jc w:val="center"/>
-              <w:rPr>
-                <w:sz w:val="20"/>
-              </w:rPr>
-            </w:pPr>
-            <w:r>
-              <w:rPr>
-                <w:sz w:val="20"/>
-              </w:rPr>
-              <w:t xml:space="preserve">0,914</w:t>
-            </w:r>
-          </w:p>
-        </w:tc>
-        <w:tc>
-          <w:tcPr>
-            <w:tcW w:w="1600" w:type="dxa"/>
-          </w:tcPr>
-          <w:p>
-            <w:pPr>
-              <w:spacing w:line="240" w:lineRule="auto"/>
-              <w:ind w:firstLine="0"/>
-              <w:jc w:val="center"/>
-              <w:rPr>
-                <w:sz w:val="20"/>
-              </w:rPr>
-            </w:pPr>
-            <w:r>
-              <w:rPr>
-                <w:sz w:val="20"/>
-              </w:rPr>
-              <w:t xml:space="preserve">menor que 0,001</w:t>
-            </w:r>
-          </w:p>
-        </w:tc>
-        <w:tc>
-          <w:tcPr>
-            <w:tcW w:w="2900" w:type="dxa"/>
-          </w:tcPr>
-          <w:p>
-            <w:pPr>
-              <w:spacing w:line="240" w:lineRule="auto"/>
-              <w:ind w:firstLine="0"/>
-              <w:jc w:val="center"/>
-              <w:rPr>
-                <w:sz w:val="20"/>
-              </w:rPr>
-            </w:pPr>
-            <w:r>
-              <w:rPr>
-                <w:sz w:val="20"/>
-              </w:rPr>
-              <w:t xml:space="preserve">No normal</w:t>
-            </w:r>
-          </w:p>
-        </w:tc>
-      </w:tr>
-    </w:tbl>
-    <w:p>
-      <w:pPr>
-        <w:tabs>
-          <w:tab w:val="left" w:pos="426"/>
-          <w:tab w:val="left" w:pos="993"/>
-        </w:tabs>
-      </w:pPr>
-      <w:r>
-        <w:rPr/>
-        <w:t xml:space="preserve">La prueba de Levene entre épocas climáticas resulta no significativa para la salinidad, la turbidez y el índice, y significativa para la temperatura, con una probabilidad menor que 0,001. Los coeficientes de correlación de Spearman se resumen a continuación.</w:t>
-      </w:r>
-    </w:p>
-    <w:p>
-      <w:pPr>
-        <w:pStyle w:val="Descripcin"/>
-        <w:keepNext/>
-        <w:spacing w:line="360" w:lineRule="auto"/>
-      </w:pPr>
-      <w:r>
-        <w:rPr>
-          <w:i w:val="0"/>
-          <w:iCs w:val="0"/>
-          <w:color w:val="000000" w:themeColor="text1"/>
-        </w:rPr>
-        <w:t xml:space="preserve">Tabla </w:t>
-        <w:fldChar w:fldCharType="begin"/>
-        <w:instrText xml:space="preserve"> SEQ Tabla \* ARABIC </w:instrText>
-        <w:fldChar w:fldCharType="separate"/>
-      </w:r>
-      <w:r>
-        <w:rPr>
-          <w:i w:val="0"/>
-          <w:iCs w:val="0"/>
-          <w:color w:val="000000" w:themeColor="text1"/>
-          <w:noProof/>
-        </w:rPr>
-        <w:t>7</w:t>
-        <w:fldChar w:fldCharType="end"/>
-      </w:r>
-      <w:r>
-        <w:rPr>
-          <w:i w:val="0"/>
-          <w:iCs w:val="0"/>
-          <w:color w:val="000000" w:themeColor="text1"/>
-        </w:rPr>
-        <w:t xml:space="preserve">. Correlaciones de Spearman entre las variables ambientales y el índice Blue/Red. El signo negativo se indica con el símbolo matemático de resta.</w:t>
-      </w:r>
-    </w:p>
-    <w:tbl>
-      <w:tblPr>
-        <w:tblStyle w:val="Tablaconcuadrcula"/>
-        <w:tblW w:w="9200" w:type="dxa"/>
-        <w:jc w:val="center"/>
-        <w:tblLook w:val="04A0" w:firstRow="1" w:lastRow="0" w:firstColumn="1" w:lastColumn="0" w:noHBand="0" w:noVBand="1"/>
-      </w:tblPr>
-      <w:tblGrid>
-        <w:gridCol w:w="2600"/>
-        <w:gridCol w:w="900"/>
-        <w:gridCol w:w="1100"/>
-        <w:gridCol w:w="1400"/>
-        <w:gridCol w:w="3200"/>
-      </w:tblGrid>
-      <w:tr>
-        <w:trPr>
-          <w:tblHeader/>
-        </w:trPr>
-        <w:tc>
-          <w:tcPr>
-            <w:tcW w:w="2600" w:type="dxa"/>
-            <w:shd w:val="clear" w:color="auto" w:fill="DCE6F1"/>
-          </w:tcPr>
-          <w:p>
-            <w:pPr>
-              <w:spacing w:line="240" w:lineRule="auto"/>
-              <w:ind w:firstLine="0"/>
-              <w:rPr>
-                <w:b/>
-                <w:bCs/>
-                <w:sz w:val="20"/>
-              </w:rPr>
-            </w:pPr>
-            <w:r>
-              <w:rPr>
-                <w:b/>
-                <w:bCs/>
-                <w:sz w:val="20"/>
-              </w:rPr>
-              <w:t xml:space="preserve">Relación</w:t>
-            </w:r>
-          </w:p>
-        </w:tc>
-        <w:tc>
-          <w:tcPr>
-            <w:tcW w:w="900" w:type="dxa"/>
-            <w:shd w:val="clear" w:color="auto" w:fill="DCE6F1"/>
-          </w:tcPr>
-          <w:p>
-            <w:pPr>
-              <w:spacing w:line="240" w:lineRule="auto"/>
-              <w:ind w:firstLine="0"/>
-              <w:jc w:val="center"/>
-              <w:rPr>
-                <w:b/>
-                <w:bCs/>
-                <w:sz w:val="20"/>
-              </w:rPr>
-            </w:pPr>
-            <w:r>
-              <w:rPr>
-                <w:b/>
-                <w:bCs/>
-                <w:sz w:val="20"/>
-              </w:rPr>
-              <w:t xml:space="preserve">n</w:t>
-            </w:r>
-          </w:p>
-        </w:tc>
-        <w:tc>
-          <w:tcPr>
-            <w:tcW w:w="1100" w:type="dxa"/>
-            <w:shd w:val="clear" w:color="auto" w:fill="DCE6F1"/>
-          </w:tcPr>
-          <w:p>
-            <w:pPr>
-              <w:spacing w:line="240" w:lineRule="auto"/>
-              <w:ind w:firstLine="0"/>
-              <w:jc w:val="center"/>
-              <w:rPr>
-                <w:b/>
-                <w:bCs/>
-                <w:sz w:val="20"/>
-              </w:rPr>
-            </w:pPr>
-            <w:r>
-              <w:rPr>
-                <w:b/>
-                <w:bCs/>
-                <w:sz w:val="20"/>
-              </w:rPr>
-              <w:t xml:space="preserve">rho</w:t>
-            </w:r>
-          </w:p>
-        </w:tc>
-        <w:tc>
-          <w:tcPr>
-            <w:tcW w:w="1400" w:type="dxa"/>
-            <w:shd w:val="clear" w:color="auto" w:fill="DCE6F1"/>
-          </w:tcPr>
-          <w:p>
-            <w:pPr>
-              <w:spacing w:line="240" w:lineRule="auto"/>
-              <w:ind w:firstLine="0"/>
-              <w:jc w:val="center"/>
-              <w:rPr>
-                <w:b/>
-                <w:bCs/>
-                <w:sz w:val="20"/>
-              </w:rPr>
-            </w:pPr>
-            <w:r>
-              <w:rPr>
-                <w:b/>
-                <w:bCs/>
-                <w:sz w:val="20"/>
-              </w:rPr>
-              <w:t xml:space="preserve">Probabilidad</w:t>
-            </w:r>
-          </w:p>
-        </w:tc>
-        <w:tc>
-          <w:tcPr>
-            <w:tcW w:w="3200" w:type="dxa"/>
-            <w:shd w:val="clear" w:color="auto" w:fill="DCE6F1"/>
-          </w:tcPr>
-          <w:p>
-            <w:pPr>
-              <w:spacing w:line="240" w:lineRule="auto"/>
-              <w:ind w:firstLine="0"/>
-              <w:jc w:val="center"/>
-              <w:rPr>
-                <w:b/>
-                <w:bCs/>
-                <w:sz w:val="20"/>
-              </w:rPr>
-            </w:pPr>
-            <w:r>
-              <w:rPr>
-                <w:b/>
-                <w:bCs/>
-                <w:sz w:val="20"/>
-              </w:rPr>
-              <w:t xml:space="preserve">Lectura</w:t>
-            </w:r>
-          </w:p>
-        </w:tc>
-      </w:tr>
-      <w:tr>
-        <w:tc>
-          <w:tcPr>
-            <w:tcW w:w="2600" w:type="dxa"/>
-          </w:tcPr>
-          <w:p>
-            <w:pPr>
-              <w:spacing w:line="240" w:lineRule="auto"/>
-              <w:ind w:firstLine="0"/>
-              <w:rPr>
-                <w:sz w:val="20"/>
-              </w:rPr>
-            </w:pPr>
-            <w:r>
-              <w:rPr>
-                <w:sz w:val="20"/>
-              </w:rPr>
-              <w:t xml:space="preserve">Índice y temperatura</w:t>
-            </w:r>
-          </w:p>
-        </w:tc>
-        <w:tc>
-          <w:tcPr>
-            <w:tcW w:w="900" w:type="dxa"/>
-          </w:tcPr>
-          <w:p>
-            <w:pPr>
-              <w:spacing w:line="240" w:lineRule="auto"/>
-              <w:ind w:firstLine="0"/>
-              <w:jc w:val="center"/>
-              <w:rPr>
-                <w:sz w:val="20"/>
-              </w:rPr>
-            </w:pPr>
-            <w:r>
-              <w:rPr>
-                <w:sz w:val="20"/>
-              </w:rPr>
-              <w:t xml:space="preserve">109</w:t>
-            </w:r>
-          </w:p>
-        </w:tc>
-        <w:tc>
-          <w:tcPr>
-            <w:tcW w:w="1100" w:type="dxa"/>
-          </w:tcPr>
-          <w:p>
-            <w:pPr>
-              <w:spacing w:line="240" w:lineRule="auto"/>
-              <w:ind w:firstLine="0"/>
-              <w:jc w:val="center"/>
-              <w:rPr>
-                <w:sz w:val="20"/>
-              </w:rPr>
-            </w:pPr>
-            <w:r>
-              <w:rPr>
-                <w:sz w:val="20"/>
-              </w:rPr>
-              <w:t xml:space="preserve">−0,273</w:t>
-            </w:r>
-          </w:p>
-        </w:tc>
-        <w:tc>
-          <w:tcPr>
-            <w:tcW w:w="1400" w:type="dxa"/>
-          </w:tcPr>
-          <w:p>
-            <w:pPr>
-              <w:spacing w:line="240" w:lineRule="auto"/>
-              <w:ind w:firstLine="0"/>
-              <w:jc w:val="center"/>
-              <w:rPr>
-                <w:sz w:val="20"/>
-              </w:rPr>
-            </w:pPr>
-            <w:r>
-              <w:rPr>
-                <w:sz w:val="20"/>
-              </w:rPr>
-              <w:t xml:space="preserve">0,004</w:t>
-            </w:r>
-          </w:p>
-        </w:tc>
-        <w:tc>
-          <w:tcPr>
-            <w:tcW w:w="3200" w:type="dxa"/>
-          </w:tcPr>
-          <w:p>
-            <w:pPr>
-              <w:spacing w:line="240" w:lineRule="auto"/>
-              <w:ind w:firstLine="0"/>
-              <w:jc w:val="center"/>
-              <w:rPr>
-                <w:sz w:val="20"/>
-              </w:rPr>
-            </w:pPr>
-            <w:r>
-              <w:rPr>
-                <w:sz w:val="20"/>
-              </w:rPr>
-              <w:t xml:space="preserve">Significativa y negativa</w:t>
-            </w:r>
-          </w:p>
-        </w:tc>
-      </w:tr>
-      <w:tr>
-        <w:tc>
-          <w:tcPr>
-            <w:tcW w:w="2600" w:type="dxa"/>
-          </w:tcPr>
-          <w:p>
-            <w:pPr>
-              <w:spacing w:line="240" w:lineRule="auto"/>
-              <w:ind w:firstLine="0"/>
-              <w:rPr>
-                <w:sz w:val="20"/>
-              </w:rPr>
-            </w:pPr>
-            <w:r>
-              <w:rPr>
-                <w:sz w:val="20"/>
-              </w:rPr>
-              <w:t xml:space="preserve">Índice y salinidad</w:t>
-            </w:r>
-          </w:p>
-        </w:tc>
-        <w:tc>
-          <w:tcPr>
-            <w:tcW w:w="900" w:type="dxa"/>
-          </w:tcPr>
-          <w:p>
-            <w:pPr>
-              <w:spacing w:line="240" w:lineRule="auto"/>
-              <w:ind w:firstLine="0"/>
-              <w:jc w:val="center"/>
-              <w:rPr>
-                <w:sz w:val="20"/>
-              </w:rPr>
-            </w:pPr>
-            <w:r>
-              <w:rPr>
-                <w:sz w:val="20"/>
-              </w:rPr>
-              <w:t xml:space="preserve">111</w:t>
-            </w:r>
-          </w:p>
-        </w:tc>
-        <w:tc>
-          <w:tcPr>
-            <w:tcW w:w="1100" w:type="dxa"/>
-          </w:tcPr>
-          <w:p>
-            <w:pPr>
-              <w:spacing w:line="240" w:lineRule="auto"/>
-              <w:ind w:firstLine="0"/>
-              <w:jc w:val="center"/>
-              <w:rPr>
-                <w:sz w:val="20"/>
-              </w:rPr>
-            </w:pPr>
-            <w:r>
-              <w:rPr>
-                <w:sz w:val="20"/>
-              </w:rPr>
-              <w:t xml:space="preserve">+0,240</w:t>
-            </w:r>
-          </w:p>
-        </w:tc>
-        <w:tc>
-          <w:tcPr>
-            <w:tcW w:w="1400" w:type="dxa"/>
-          </w:tcPr>
-          <w:p>
-            <w:pPr>
-              <w:spacing w:line="240" w:lineRule="auto"/>
-              <w:ind w:firstLine="0"/>
-              <w:jc w:val="center"/>
-              <w:rPr>
-                <w:sz w:val="20"/>
-              </w:rPr>
-            </w:pPr>
-            <w:r>
-              <w:rPr>
-                <w:sz w:val="20"/>
-              </w:rPr>
-              <w:t xml:space="preserve">0,011</w:t>
-            </w:r>
-          </w:p>
-        </w:tc>
-        <w:tc>
-          <w:tcPr>
-            <w:tcW w:w="3200" w:type="dxa"/>
-          </w:tcPr>
-          <w:p>
-            <w:pPr>
-              <w:spacing w:line="240" w:lineRule="auto"/>
-              <w:ind w:firstLine="0"/>
-              <w:jc w:val="center"/>
-              <w:rPr>
-                <w:sz w:val="20"/>
-              </w:rPr>
-            </w:pPr>
-            <w:r>
-              <w:rPr>
-                <w:sz w:val="20"/>
-              </w:rPr>
-              <w:t xml:space="preserve">Significativa y positiva</w:t>
-            </w:r>
-          </w:p>
-        </w:tc>
-      </w:tr>
-      <w:tr>
-        <w:tc>
-          <w:tcPr>
-            <w:tcW w:w="2600" w:type="dxa"/>
-          </w:tcPr>
-          <w:p>
-            <w:pPr>
-              <w:spacing w:line="240" w:lineRule="auto"/>
-              <w:ind w:firstLine="0"/>
-              <w:rPr>
-                <w:sz w:val="20"/>
-              </w:rPr>
-            </w:pPr>
-            <w:r>
-              <w:rPr>
-                <w:sz w:val="20"/>
-              </w:rPr>
-              <w:t xml:space="preserve">Índice y turbidez</w:t>
-            </w:r>
-          </w:p>
-        </w:tc>
-        <w:tc>
-          <w:tcPr>
-            <w:tcW w:w="900" w:type="dxa"/>
-          </w:tcPr>
-          <w:p>
-            <w:pPr>
-              <w:spacing w:line="240" w:lineRule="auto"/>
-              <w:ind w:firstLine="0"/>
-              <w:jc w:val="center"/>
-              <w:rPr>
-                <w:sz w:val="20"/>
-              </w:rPr>
-            </w:pPr>
-            <w:r>
-              <w:rPr>
-                <w:sz w:val="20"/>
-              </w:rPr>
-              <w:t xml:space="preserve">111</w:t>
-            </w:r>
-          </w:p>
-        </w:tc>
-        <w:tc>
-          <w:tcPr>
-            <w:tcW w:w="1100" w:type="dxa"/>
-          </w:tcPr>
-          <w:p>
-            <w:pPr>
-              <w:spacing w:line="240" w:lineRule="auto"/>
-              <w:ind w:firstLine="0"/>
-              <w:jc w:val="center"/>
-              <w:rPr>
-                <w:sz w:val="20"/>
-              </w:rPr>
-            </w:pPr>
-            <w:r>
-              <w:rPr>
-                <w:sz w:val="20"/>
-              </w:rPr>
-              <w:t xml:space="preserve">+0,118</w:t>
-            </w:r>
-          </w:p>
-        </w:tc>
-        <w:tc>
-          <w:tcPr>
-            <w:tcW w:w="1400" w:type="dxa"/>
-          </w:tcPr>
-          <w:p>
-            <w:pPr>
-              <w:spacing w:line="240" w:lineRule="auto"/>
-              <w:ind w:firstLine="0"/>
-              <w:jc w:val="center"/>
-              <w:rPr>
-                <w:sz w:val="20"/>
-              </w:rPr>
-            </w:pPr>
-            <w:r>
-              <w:rPr>
-                <w:sz w:val="20"/>
-              </w:rPr>
-              <w:t xml:space="preserve">0,217</w:t>
-            </w:r>
-          </w:p>
-        </w:tc>
-        <w:tc>
-          <w:tcPr>
-            <w:tcW w:w="3200" w:type="dxa"/>
-          </w:tcPr>
-          <w:p>
-            <w:pPr>
-              <w:spacing w:line="240" w:lineRule="auto"/>
-              <w:ind w:firstLine="0"/>
-              <w:jc w:val="center"/>
-              <w:rPr>
-                <w:sz w:val="20"/>
-              </w:rPr>
-            </w:pPr>
-            <w:r>
-              <w:rPr>
-                <w:sz w:val="20"/>
-              </w:rPr>
-              <w:t xml:space="preserve">No significativa</w:t>
-            </w:r>
-          </w:p>
-        </w:tc>
-      </w:tr>
-      <w:tr>
-        <w:tc>
-          <w:tcPr>
-            <w:tcW w:w="2600" w:type="dxa"/>
-          </w:tcPr>
-          <w:p>
-            <w:pPr>
-              <w:spacing w:line="240" w:lineRule="auto"/>
-              <w:ind w:firstLine="0"/>
-              <w:rPr>
-                <w:sz w:val="20"/>
-              </w:rPr>
-            </w:pPr>
-            <w:r>
-              <w:rPr>
-                <w:sz w:val="20"/>
-              </w:rPr>
-              <w:t xml:space="preserve">Índice y salinidad en época lluviosa</w:t>
-            </w:r>
-          </w:p>
-        </w:tc>
-        <w:tc>
-          <w:tcPr>
-            <w:tcW w:w="900" w:type="dxa"/>
-          </w:tcPr>
-          <w:p>
-            <w:pPr>
-              <w:spacing w:line="240" w:lineRule="auto"/>
-              <w:ind w:firstLine="0"/>
-              <w:jc w:val="center"/>
-              <w:rPr>
-                <w:sz w:val="20"/>
-              </w:rPr>
-            </w:pPr>
-            <w:r>
-              <w:rPr>
-                <w:sz w:val="20"/>
-              </w:rPr>
-              <w:t xml:space="preserve">43</w:t>
-            </w:r>
-          </w:p>
-        </w:tc>
-        <w:tc>
-          <w:tcPr>
-            <w:tcW w:w="1100" w:type="dxa"/>
-          </w:tcPr>
-          <w:p>
-            <w:pPr>
-              <w:spacing w:line="240" w:lineRule="auto"/>
-              <w:ind w:firstLine="0"/>
-              <w:jc w:val="center"/>
-              <w:rPr>
-                <w:sz w:val="20"/>
-              </w:rPr>
-            </w:pPr>
-            <w:r>
-              <w:rPr>
-                <w:sz w:val="20"/>
-              </w:rPr>
-              <w:t xml:space="preserve">+0,463</w:t>
-            </w:r>
-          </w:p>
-        </w:tc>
-        <w:tc>
-          <w:tcPr>
-            <w:tcW w:w="1400" w:type="dxa"/>
-          </w:tcPr>
-          <w:p>
-            <w:pPr>
-              <w:spacing w:line="240" w:lineRule="auto"/>
-              <w:ind w:firstLine="0"/>
-              <w:jc w:val="center"/>
-              <w:rPr>
-                <w:sz w:val="20"/>
-              </w:rPr>
-            </w:pPr>
-            <w:r>
-              <w:rPr>
-                <w:sz w:val="20"/>
-              </w:rPr>
-              <w:t xml:space="preserve">0,002</w:t>
-            </w:r>
-          </w:p>
-        </w:tc>
-        <w:tc>
-          <w:tcPr>
-            <w:tcW w:w="3200" w:type="dxa"/>
-          </w:tcPr>
-          <w:p>
-            <w:pPr>
-              <w:spacing w:line="240" w:lineRule="auto"/>
-              <w:ind w:firstLine="0"/>
-              <w:jc w:val="center"/>
-              <w:rPr>
-                <w:sz w:val="20"/>
-              </w:rPr>
-            </w:pPr>
-            <w:r>
-              <w:rPr>
-                <w:sz w:val="20"/>
-              </w:rPr>
-              <w:t xml:space="preserve">La relación más fuerte del conjunto</w:t>
-            </w:r>
-          </w:p>
-        </w:tc>
-      </w:tr>
-      <w:tr>
-        <w:tc>
-          <w:tcPr>
-            <w:tcW w:w="2600" w:type="dxa"/>
-          </w:tcPr>
-          <w:p>
-            <w:pPr>
-              <w:spacing w:line="240" w:lineRule="auto"/>
-              <w:ind w:firstLine="0"/>
-              <w:rPr>
-                <w:sz w:val="20"/>
-              </w:rPr>
-            </w:pPr>
-            <w:r>
-              <w:rPr>
-                <w:sz w:val="20"/>
-              </w:rPr>
-              <w:t xml:space="preserve">Índice y temperatura en época seca</w:t>
-            </w:r>
-          </w:p>
-        </w:tc>
-        <w:tc>
-          <w:tcPr>
-            <w:tcW w:w="900" w:type="dxa"/>
-          </w:tcPr>
-          <w:p>
-            <w:pPr>
-              <w:spacing w:line="240" w:lineRule="auto"/>
-              <w:ind w:firstLine="0"/>
-              <w:jc w:val="center"/>
-              <w:rPr>
-                <w:sz w:val="20"/>
-              </w:rPr>
-            </w:pPr>
-            <w:r>
-              <w:rPr>
-                <w:sz w:val="20"/>
-              </w:rPr>
-              <w:t xml:space="preserve">66</w:t>
-            </w:r>
-          </w:p>
-        </w:tc>
-        <w:tc>
-          <w:tcPr>
-            <w:tcW w:w="1100" w:type="dxa"/>
-          </w:tcPr>
-          <w:p>
-            <w:pPr>
-              <w:spacing w:line="240" w:lineRule="auto"/>
-              <w:ind w:firstLine="0"/>
-              <w:jc w:val="center"/>
-              <w:rPr>
-                <w:sz w:val="20"/>
-              </w:rPr>
-            </w:pPr>
-            <w:r>
-              <w:rPr>
-                <w:sz w:val="20"/>
-              </w:rPr>
-              <w:t xml:space="preserve">−0,326</w:t>
-            </w:r>
-          </w:p>
-        </w:tc>
-        <w:tc>
-          <w:tcPr>
-            <w:tcW w:w="1400" w:type="dxa"/>
-          </w:tcPr>
-          <w:p>
-            <w:pPr>
-              <w:spacing w:line="240" w:lineRule="auto"/>
-              <w:ind w:firstLine="0"/>
-              <w:jc w:val="center"/>
-              <w:rPr>
-                <w:sz w:val="20"/>
-              </w:rPr>
-            </w:pPr>
-            <w:r>
-              <w:rPr>
-                <w:sz w:val="20"/>
-              </w:rPr>
-              <w:t xml:space="preserve">0,008</w:t>
-            </w:r>
-          </w:p>
-        </w:tc>
-        <w:tc>
-          <w:tcPr>
-            <w:tcW w:w="3200" w:type="dxa"/>
-          </w:tcPr>
-          <w:p>
-            <w:pPr>
-              <w:spacing w:line="240" w:lineRule="auto"/>
-              <w:ind w:firstLine="0"/>
-              <w:jc w:val="center"/>
-              <w:rPr>
-                <w:sz w:val="20"/>
-              </w:rPr>
-            </w:pPr>
-            <w:r>
-              <w:rPr>
-                <w:sz w:val="20"/>
-              </w:rPr>
-              <w:t xml:space="preserve">Se mantiene dentro de la época seca</w:t>
-            </w:r>
-          </w:p>
-        </w:tc>
-      </w:tr>
-      <w:tr>
-        <w:tc>
-          <w:tcPr>
-            <w:tcW w:w="2600" w:type="dxa"/>
-          </w:tcPr>
-          <w:p>
-            <w:pPr>
-              <w:spacing w:line="240" w:lineRule="auto"/>
-              <w:ind w:firstLine="0"/>
-              <w:rPr>
-                <w:sz w:val="20"/>
-              </w:rPr>
-            </w:pPr>
-            <w:r>
-              <w:rPr>
-                <w:sz w:val="20"/>
-              </w:rPr>
-              <w:t xml:space="preserve">Salinidad y turbidez</w:t>
-            </w:r>
-          </w:p>
-        </w:tc>
-        <w:tc>
-          <w:tcPr>
-            <w:tcW w:w="900" w:type="dxa"/>
-          </w:tcPr>
-          <w:p>
-            <w:pPr>
-              <w:spacing w:line="240" w:lineRule="auto"/>
-              <w:ind w:firstLine="0"/>
-              <w:jc w:val="center"/>
-              <w:rPr>
-                <w:sz w:val="20"/>
-              </w:rPr>
-            </w:pPr>
-            <w:r>
-              <w:rPr>
-                <w:sz w:val="20"/>
-              </w:rPr>
-              <w:t xml:space="preserve">111</w:t>
-            </w:r>
-          </w:p>
-        </w:tc>
-        <w:tc>
-          <w:tcPr>
-            <w:tcW w:w="1100" w:type="dxa"/>
-          </w:tcPr>
-          <w:p>
-            <w:pPr>
-              <w:spacing w:line="240" w:lineRule="auto"/>
-              <w:ind w:firstLine="0"/>
-              <w:jc w:val="center"/>
-              <w:rPr>
-                <w:sz w:val="20"/>
-              </w:rPr>
-            </w:pPr>
-            <w:r>
-              <w:rPr>
-                <w:sz w:val="20"/>
-              </w:rPr>
-              <w:t xml:space="preserve">−0,385</w:t>
-            </w:r>
-          </w:p>
-        </w:tc>
-        <w:tc>
-          <w:tcPr>
-            <w:tcW w:w="1400" w:type="dxa"/>
-          </w:tcPr>
-          <w:p>
-            <w:pPr>
-              <w:spacing w:line="240" w:lineRule="auto"/>
-              <w:ind w:firstLine="0"/>
-              <w:jc w:val="center"/>
-              <w:rPr>
-                <w:sz w:val="20"/>
-              </w:rPr>
-            </w:pPr>
-            <w:r>
-              <w:rPr>
-                <w:sz w:val="20"/>
-              </w:rPr>
-              <w:t xml:space="preserve">menor que 0,001</w:t>
-            </w:r>
-          </w:p>
-        </w:tc>
-        <w:tc>
-          <w:tcPr>
-            <w:tcW w:w="3200" w:type="dxa"/>
-          </w:tcPr>
-          <w:p>
-            <w:pPr>
-              <w:spacing w:line="240" w:lineRule="auto"/>
-              <w:ind w:firstLine="0"/>
-              <w:jc w:val="center"/>
-              <w:rPr>
-                <w:sz w:val="20"/>
-              </w:rPr>
-            </w:pPr>
-            <w:r>
-              <w:rPr>
-                <w:sz w:val="20"/>
-              </w:rPr>
-              <w:t xml:space="preserve">Confirma el gradiente estuarino</w:t>
-            </w:r>
-          </w:p>
-        </w:tc>
-      </w:tr>
-    </w:tbl>
-    <w:p>
-      <w:pPr>
-        <w:tabs>
-          <w:tab w:val="left" w:pos="426"/>
-          <w:tab w:val="left" w:pos="993"/>
-        </w:tabs>
-      </w:pPr>
-      <w:r>
-        <w:rPr/>
-        <w:t xml:space="preserve">La asociación entre el índice y la salinidad es débil en el conjunto completo y desaparece dentro de la época seca, pero se convierte en la relación dominante en la época lluviosa. El gradiente de agua dulce actúa sobre la estructura de tamaños sobre todo cuando el Canal del Dique descarga con mayor intensidad.</w:t>
-      </w:r>
-    </w:p>
-    <w:p>
-      <w:pPr>
-        <w:tabs>
-          <w:tab w:val="left" w:pos="426"/>
-          <w:tab w:val="left" w:pos="993"/>
-        </w:tabs>
-        <w:rPr>
-          <w:b/>
-          <w:bCs/>
-        </w:rPr>
-      </w:pPr>
-      <w:r>
-        <w:rPr>
-          <w:rStyle w:val="Textoennegrita"/>
-          <w:bCs w:val="0"/>
-        </w:rPr>
-        <w:t xml:space="preserve">Diferencias entre épocas, campañas y zonas</w:t>
-      </w:r>
-    </w:p>
-    <w:p>
-      <w:pPr>
-        <w:pStyle w:val="Descripcin"/>
-        <w:keepNext/>
-        <w:spacing w:line="360" w:lineRule="auto"/>
-      </w:pPr>
-      <w:r>
-        <w:rPr>
-          <w:i w:val="0"/>
-          <w:iCs w:val="0"/>
-          <w:color w:val="000000" w:themeColor="text1"/>
-        </w:rPr>
-        <w:t xml:space="preserve">Tabla </w:t>
-        <w:fldChar w:fldCharType="begin"/>
-        <w:instrText xml:space="preserve"> SEQ Tabla \* ARABIC </w:instrText>
-        <w:fldChar w:fldCharType="separate"/>
-      </w:r>
-      <w:r>
-        <w:rPr>
-          <w:i w:val="0"/>
-          <w:iCs w:val="0"/>
-          <w:color w:val="000000" w:themeColor="text1"/>
-          <w:noProof/>
-        </w:rPr>
-        <w:t>8</w:t>
-        <w:fldChar w:fldCharType="end"/>
-      </w:r>
-      <w:r>
-        <w:rPr>
-          <w:i w:val="0"/>
-          <w:iCs w:val="0"/>
-          <w:color w:val="000000" w:themeColor="text1"/>
-        </w:rPr>
-        <w:t xml:space="preserve">. Resultados de las pruebas de hipótesis sobre los registros válidos.</w:t>
-      </w:r>
-    </w:p>
-    <w:tbl>
-      <w:tblPr>
-        <w:tblStyle w:val="Tablaconcuadrcula"/>
-        <w:tblW w:w="9200" w:type="dxa"/>
-        <w:jc w:val="center"/>
-        <w:tblLook w:val="04A0" w:firstRow="1" w:lastRow="0" w:firstColumn="1" w:lastColumn="0" w:noHBand="0" w:noVBand="1"/>
-      </w:tblPr>
-      <w:tblGrid>
-        <w:gridCol w:w="2900"/>
-        <w:gridCol w:w="3000"/>
-        <w:gridCol w:w="1300"/>
-        <w:gridCol w:w="2000"/>
-      </w:tblGrid>
-      <w:tr>
-        <w:trPr>
-          <w:tblHeader/>
-        </w:trPr>
-        <w:tc>
-          <w:tcPr>
-            <w:tcW w:w="2900" w:type="dxa"/>
-            <w:shd w:val="clear" w:color="auto" w:fill="DCE6F1"/>
-          </w:tcPr>
-          <w:p>
-            <w:pPr>
-              <w:spacing w:line="240" w:lineRule="auto"/>
-              <w:ind w:firstLine="0"/>
-              <w:rPr>
-                <w:b/>
-                <w:bCs/>
-                <w:sz w:val="20"/>
-              </w:rPr>
-            </w:pPr>
-            <w:r>
-              <w:rPr>
-                <w:b/>
-                <w:bCs/>
-                <w:sz w:val="20"/>
-              </w:rPr>
-              <w:t xml:space="preserve">Contraste</w:t>
-            </w:r>
-          </w:p>
-        </w:tc>
-        <w:tc>
-          <w:tcPr>
-            <w:tcW w:w="3000" w:type="dxa"/>
-            <w:shd w:val="clear" w:color="auto" w:fill="DCE6F1"/>
-          </w:tcPr>
-          <w:p>
-            <w:pPr>
-              <w:spacing w:line="240" w:lineRule="auto"/>
-              <w:ind w:firstLine="0"/>
-              <w:jc w:val="center"/>
-              <w:rPr>
-                <w:b/>
-                <w:bCs/>
-                <w:sz w:val="20"/>
-              </w:rPr>
-            </w:pPr>
-            <w:r>
-              <w:rPr>
-                <w:b/>
-                <w:bCs/>
-                <w:sz w:val="20"/>
-              </w:rPr>
-              <w:t xml:space="preserve">Prueba</w:t>
-            </w:r>
-          </w:p>
-        </w:tc>
-        <w:tc>
-          <w:tcPr>
-            <w:tcW w:w="1300" w:type="dxa"/>
-            <w:shd w:val="clear" w:color="auto" w:fill="DCE6F1"/>
-          </w:tcPr>
-          <w:p>
-            <w:pPr>
-              <w:spacing w:line="240" w:lineRule="auto"/>
-              <w:ind w:firstLine="0"/>
-              <w:jc w:val="center"/>
-              <w:rPr>
-                <w:b/>
-                <w:bCs/>
-                <w:sz w:val="20"/>
-              </w:rPr>
-            </w:pPr>
-            <w:r>
-              <w:rPr>
-                <w:b/>
-                <w:bCs/>
-                <w:sz w:val="20"/>
-              </w:rPr>
-              <w:t xml:space="preserve">Probabilidad</w:t>
-            </w:r>
-          </w:p>
-        </w:tc>
-        <w:tc>
-          <w:tcPr>
-            <w:tcW w:w="2000" w:type="dxa"/>
-            <w:shd w:val="clear" w:color="auto" w:fill="DCE6F1"/>
-          </w:tcPr>
-          <w:p>
-            <w:pPr>
-              <w:spacing w:line="240" w:lineRule="auto"/>
-              <w:ind w:firstLine="0"/>
-              <w:jc w:val="center"/>
-              <w:rPr>
-                <w:b/>
-                <w:bCs/>
-                <w:sz w:val="20"/>
-              </w:rPr>
-            </w:pPr>
-            <w:r>
-              <w:rPr>
-                <w:b/>
-                <w:bCs/>
-                <w:sz w:val="20"/>
-              </w:rPr>
-              <w:t xml:space="preserve">Conclusión</w:t>
-            </w:r>
-          </w:p>
-        </w:tc>
-      </w:tr>
-      <w:tr>
-        <w:tc>
-          <w:tcPr>
-            <w:tcW w:w="2900" w:type="dxa"/>
-          </w:tcPr>
-          <w:p>
-            <w:pPr>
-              <w:spacing w:line="240" w:lineRule="auto"/>
-              <w:ind w:firstLine="0"/>
-              <w:rPr>
-                <w:sz w:val="20"/>
-              </w:rPr>
-            </w:pPr>
-            <w:r>
-              <w:rPr>
-                <w:sz w:val="20"/>
-              </w:rPr>
-              <w:t xml:space="preserve">Índice entre época seca y época lluviosa</w:t>
-            </w:r>
-          </w:p>
-        </w:tc>
-        <w:tc>
-          <w:tcPr>
-            <w:tcW w:w="3000" w:type="dxa"/>
-          </w:tcPr>
-          <w:p>
-            <w:pPr>
-              <w:spacing w:line="240" w:lineRule="auto"/>
-              <w:ind w:firstLine="0"/>
-              <w:jc w:val="center"/>
-              <w:rPr>
-                <w:sz w:val="20"/>
-              </w:rPr>
-            </w:pPr>
-            <w:r>
-              <w:rPr>
-                <w:sz w:val="20"/>
-              </w:rPr>
-              <w:t xml:space="preserve">Mann Whitney, 69 frente a 43 estaciones</w:t>
-            </w:r>
-          </w:p>
-        </w:tc>
-        <w:tc>
-          <w:tcPr>
-            <w:tcW w:w="1300" w:type="dxa"/>
-          </w:tcPr>
-          <w:p>
-            <w:pPr>
-              <w:spacing w:line="240" w:lineRule="auto"/>
-              <w:ind w:firstLine="0"/>
-              <w:jc w:val="center"/>
-              <w:rPr>
-                <w:sz w:val="20"/>
-              </w:rPr>
-            </w:pPr>
-            <w:r>
-              <w:rPr>
-                <w:sz w:val="20"/>
-              </w:rPr>
-              <w:t xml:space="preserve">0,126</w:t>
-            </w:r>
-          </w:p>
-        </w:tc>
-        <w:tc>
-          <w:tcPr>
-            <w:tcW w:w="2000" w:type="dxa"/>
-          </w:tcPr>
-          <w:p>
-            <w:pPr>
-              <w:spacing w:line="240" w:lineRule="auto"/>
-              <w:ind w:firstLine="0"/>
-              <w:jc w:val="center"/>
-              <w:rPr>
-                <w:sz w:val="20"/>
-              </w:rPr>
-            </w:pPr>
-            <w:r>
-              <w:rPr>
-                <w:sz w:val="20"/>
-              </w:rPr>
-              <w:t xml:space="preserve">Sin diferencia significativa</w:t>
-            </w:r>
-          </w:p>
-        </w:tc>
-      </w:tr>
-      <w:tr>
-        <w:tc>
-          <w:tcPr>
-            <w:tcW w:w="2900" w:type="dxa"/>
-          </w:tcPr>
-          <w:p>
-            <w:pPr>
-              <w:spacing w:line="240" w:lineRule="auto"/>
-              <w:ind w:firstLine="0"/>
-              <w:rPr>
-                <w:sz w:val="20"/>
-              </w:rPr>
-            </w:pPr>
-            <w:r>
-              <w:rPr>
-                <w:sz w:val="20"/>
-              </w:rPr>
-              <w:t xml:space="preserve">Índice entre las cinco campañas</w:t>
-            </w:r>
-          </w:p>
-        </w:tc>
-        <w:tc>
-          <w:tcPr>
-            <w:tcW w:w="3000" w:type="dxa"/>
-          </w:tcPr>
-          <w:p>
-            <w:pPr>
-              <w:spacing w:line="240" w:lineRule="auto"/>
-              <w:ind w:firstLine="0"/>
-              <w:jc w:val="center"/>
-              <w:rPr>
-                <w:sz w:val="20"/>
-              </w:rPr>
-            </w:pPr>
-            <w:r>
-              <w:rPr>
-                <w:sz w:val="20"/>
-              </w:rPr>
-              <w:t xml:space="preserve">Kruskal Wallis con 4 grados de libertad</w:t>
-            </w:r>
-          </w:p>
-        </w:tc>
-        <w:tc>
-          <w:tcPr>
-            <w:tcW w:w="1300" w:type="dxa"/>
-          </w:tcPr>
-          <w:p>
-            <w:pPr>
-              <w:spacing w:line="240" w:lineRule="auto"/>
-              <w:ind w:firstLine="0"/>
-              <w:jc w:val="center"/>
-              <w:rPr>
-                <w:sz w:val="20"/>
-              </w:rPr>
-            </w:pPr>
-            <w:r>
-              <w:rPr>
-                <w:sz w:val="20"/>
-              </w:rPr>
-              <w:t xml:space="preserve">0,001</w:t>
-            </w:r>
-          </w:p>
-        </w:tc>
-        <w:tc>
-          <w:tcPr>
-            <w:tcW w:w="2000" w:type="dxa"/>
-          </w:tcPr>
-          <w:p>
-            <w:pPr>
-              <w:spacing w:line="240" w:lineRule="auto"/>
-              <w:ind w:firstLine="0"/>
-              <w:jc w:val="center"/>
-              <w:rPr>
-                <w:sz w:val="20"/>
-              </w:rPr>
-            </w:pPr>
-            <w:r>
-              <w:rPr>
-                <w:sz w:val="20"/>
-              </w:rPr>
-              <w:t xml:space="preserve">Diferencia significativa</w:t>
-            </w:r>
-          </w:p>
-        </w:tc>
-      </w:tr>
-      <w:tr>
-        <w:tc>
-          <w:tcPr>
-            <w:tcW w:w="2900" w:type="dxa"/>
-          </w:tcPr>
-          <w:p>
-            <w:pPr>
-              <w:spacing w:line="240" w:lineRule="auto"/>
-              <w:ind w:firstLine="0"/>
-              <w:rPr>
-                <w:sz w:val="20"/>
-              </w:rPr>
-            </w:pPr>
-            <w:r>
-              <w:rPr>
-                <w:sz w:val="20"/>
-              </w:rPr>
-              <w:t xml:space="preserve">Época lluviosa 2022 frente a época seca 2022</w:t>
-            </w:r>
-          </w:p>
-        </w:tc>
-        <w:tc>
-          <w:tcPr>
-            <w:tcW w:w="3000" w:type="dxa"/>
-          </w:tcPr>
-          <w:p>
-            <w:pPr>
-              <w:spacing w:line="240" w:lineRule="auto"/>
-              <w:ind w:firstLine="0"/>
-              <w:jc w:val="center"/>
-              <w:rPr>
-                <w:sz w:val="20"/>
-              </w:rPr>
-            </w:pPr>
-            <w:r>
-              <w:rPr>
-                <w:sz w:val="20"/>
-              </w:rPr>
-              <w:t xml:space="preserve">Mann Whitney con Bonferroni</w:t>
-            </w:r>
-          </w:p>
-        </w:tc>
-        <w:tc>
-          <w:tcPr>
-            <w:tcW w:w="1300" w:type="dxa"/>
-          </w:tcPr>
-          <w:p>
-            <w:pPr>
-              <w:spacing w:line="240" w:lineRule="auto"/>
-              <w:ind w:firstLine="0"/>
-              <w:jc w:val="center"/>
-              <w:rPr>
-                <w:sz w:val="20"/>
-              </w:rPr>
-            </w:pPr>
-            <w:r>
-              <w:rPr>
-                <w:sz w:val="20"/>
-              </w:rPr>
-              <w:t xml:space="preserve">0,001</w:t>
-            </w:r>
-          </w:p>
-        </w:tc>
-        <w:tc>
-          <w:tcPr>
-            <w:tcW w:w="2000" w:type="dxa"/>
-          </w:tcPr>
-          <w:p>
-            <w:pPr>
-              <w:spacing w:line="240" w:lineRule="auto"/>
-              <w:ind w:firstLine="0"/>
-              <w:jc w:val="center"/>
-              <w:rPr>
-                <w:sz w:val="20"/>
-              </w:rPr>
-            </w:pPr>
-            <w:r>
-              <w:rPr>
-                <w:sz w:val="20"/>
-              </w:rPr>
-              <w:t xml:space="preserve">Diferencia significativa</w:t>
-            </w:r>
-          </w:p>
-        </w:tc>
-      </w:tr>
-      <w:tr>
-        <w:tc>
-          <w:tcPr>
-            <w:tcW w:w="2900" w:type="dxa"/>
-          </w:tcPr>
-          <w:p>
-            <w:pPr>
-              <w:spacing w:line="240" w:lineRule="auto"/>
-              <w:ind w:firstLine="0"/>
-              <w:rPr>
-                <w:sz w:val="20"/>
-              </w:rPr>
-            </w:pPr>
-            <w:r>
-              <w:rPr>
-                <w:sz w:val="20"/>
-              </w:rPr>
-              <w:t xml:space="preserve">Época seca 2022 frente a época seca 2023</w:t>
-            </w:r>
-          </w:p>
-        </w:tc>
-        <w:tc>
-          <w:tcPr>
-            <w:tcW w:w="3000" w:type="dxa"/>
-          </w:tcPr>
-          <w:p>
-            <w:pPr>
-              <w:spacing w:line="240" w:lineRule="auto"/>
-              <w:ind w:firstLine="0"/>
-              <w:jc w:val="center"/>
-              <w:rPr>
-                <w:sz w:val="20"/>
-              </w:rPr>
-            </w:pPr>
-            <w:r>
-              <w:rPr>
-                <w:sz w:val="20"/>
-              </w:rPr>
-              <w:t xml:space="preserve">Mann Whitney con Bonferroni</w:t>
-            </w:r>
-          </w:p>
-        </w:tc>
-        <w:tc>
-          <w:tcPr>
-            <w:tcW w:w="1300" w:type="dxa"/>
-          </w:tcPr>
-          <w:p>
-            <w:pPr>
-              <w:spacing w:line="240" w:lineRule="auto"/>
-              <w:ind w:firstLine="0"/>
-              <w:jc w:val="center"/>
-              <w:rPr>
-                <w:sz w:val="20"/>
-              </w:rPr>
-            </w:pPr>
-            <w:r>
-              <w:rPr>
-                <w:sz w:val="20"/>
-              </w:rPr>
-              <w:t xml:space="preserve">0,005</w:t>
-            </w:r>
-          </w:p>
-        </w:tc>
-        <w:tc>
-          <w:tcPr>
-            <w:tcW w:w="2000" w:type="dxa"/>
-          </w:tcPr>
-          <w:p>
-            <w:pPr>
-              <w:spacing w:line="240" w:lineRule="auto"/>
-              <w:ind w:firstLine="0"/>
-              <w:jc w:val="center"/>
-              <w:rPr>
-                <w:sz w:val="20"/>
-              </w:rPr>
-            </w:pPr>
-            <w:r>
-              <w:rPr>
-                <w:sz w:val="20"/>
-              </w:rPr>
-              <w:t xml:space="preserve">Diferencia dentro de la misma época</w:t>
-            </w:r>
-          </w:p>
-        </w:tc>
-      </w:tr>
-      <w:tr>
-        <w:tc>
-          <w:tcPr>
-            <w:tcW w:w="2900" w:type="dxa"/>
-          </w:tcPr>
-          <w:p>
-            <w:pPr>
-              <w:spacing w:line="240" w:lineRule="auto"/>
-              <w:ind w:firstLine="0"/>
-              <w:rPr>
-                <w:sz w:val="20"/>
-              </w:rPr>
-            </w:pPr>
-            <w:r>
-              <w:rPr>
-                <w:sz w:val="20"/>
-              </w:rPr>
-              <w:t xml:space="preserve">Clase de tamaño y época climática</w:t>
-            </w:r>
-          </w:p>
-        </w:tc>
-        <w:tc>
-          <w:tcPr>
-            <w:tcW w:w="3000" w:type="dxa"/>
-          </w:tcPr>
-          <w:p>
-            <w:pPr>
-              <w:spacing w:line="240" w:lineRule="auto"/>
-              <w:ind w:firstLine="0"/>
-              <w:jc w:val="center"/>
-              <w:rPr>
-                <w:sz w:val="20"/>
-              </w:rPr>
-            </w:pPr>
-            <w:r>
-              <w:rPr>
-                <w:sz w:val="20"/>
-              </w:rPr>
-              <w:t xml:space="preserve">Chi cuadrado con 2 grados de libertad</w:t>
-            </w:r>
-          </w:p>
-        </w:tc>
-        <w:tc>
-          <w:tcPr>
-            <w:tcW w:w="1300" w:type="dxa"/>
-          </w:tcPr>
-          <w:p>
-            <w:pPr>
-              <w:spacing w:line="240" w:lineRule="auto"/>
-              <w:ind w:firstLine="0"/>
-              <w:jc w:val="center"/>
-              <w:rPr>
-                <w:sz w:val="20"/>
-              </w:rPr>
-            </w:pPr>
-            <w:r>
-              <w:rPr>
-                <w:sz w:val="20"/>
-              </w:rPr>
-              <w:t xml:space="preserve">0,806</w:t>
-            </w:r>
-          </w:p>
-        </w:tc>
-        <w:tc>
-          <w:tcPr>
-            <w:tcW w:w="2000" w:type="dxa"/>
-          </w:tcPr>
-          <w:p>
-            <w:pPr>
-              <w:spacing w:line="240" w:lineRule="auto"/>
-              <w:ind w:firstLine="0"/>
-              <w:jc w:val="center"/>
-              <w:rPr>
-                <w:sz w:val="20"/>
-              </w:rPr>
-            </w:pPr>
-            <w:r>
-              <w:rPr>
-                <w:sz w:val="20"/>
-              </w:rPr>
-              <w:t xml:space="preserve">Sin asociación</w:t>
-            </w:r>
-          </w:p>
-        </w:tc>
-      </w:tr>
-      <w:tr>
-        <w:tc>
-          <w:tcPr>
-            <w:tcW w:w="2900" w:type="dxa"/>
-          </w:tcPr>
-          <w:p>
-            <w:pPr>
-              <w:spacing w:line="240" w:lineRule="auto"/>
-              <w:ind w:firstLine="0"/>
-              <w:rPr>
-                <w:sz w:val="20"/>
-              </w:rPr>
-            </w:pPr>
-            <w:r>
-              <w:rPr>
-                <w:sz w:val="20"/>
-              </w:rPr>
-              <w:t xml:space="preserve">Índice entre zonas de influencia del Canal del Dique</w:t>
-            </w:r>
-          </w:p>
-        </w:tc>
-        <w:tc>
-          <w:tcPr>
-            <w:tcW w:w="3000" w:type="dxa"/>
-          </w:tcPr>
-          <w:p>
-            <w:pPr>
-              <w:spacing w:line="240" w:lineRule="auto"/>
-              <w:ind w:firstLine="0"/>
-              <w:jc w:val="center"/>
-              <w:rPr>
-                <w:sz w:val="20"/>
-              </w:rPr>
-            </w:pPr>
-            <w:r>
-              <w:rPr>
-                <w:sz w:val="20"/>
-              </w:rPr>
-              <w:t xml:space="preserve">Mann Whitney, 65 frente a 46 estaciones</w:t>
-            </w:r>
-          </w:p>
-        </w:tc>
-        <w:tc>
-          <w:tcPr>
-            <w:tcW w:w="1300" w:type="dxa"/>
-          </w:tcPr>
-          <w:p>
-            <w:pPr>
-              <w:spacing w:line="240" w:lineRule="auto"/>
-              <w:ind w:firstLine="0"/>
-              <w:jc w:val="center"/>
-              <w:rPr>
-                <w:sz w:val="20"/>
-              </w:rPr>
-            </w:pPr>
-            <w:r>
-              <w:rPr>
-                <w:sz w:val="20"/>
-              </w:rPr>
-              <w:t xml:space="preserve">0,004</w:t>
-            </w:r>
-          </w:p>
-        </w:tc>
-        <w:tc>
-          <w:tcPr>
-            <w:tcW w:w="2000" w:type="dxa"/>
-          </w:tcPr>
-          <w:p>
-            <w:pPr>
-              <w:spacing w:line="240" w:lineRule="auto"/>
-              <w:ind w:firstLine="0"/>
-              <w:jc w:val="center"/>
-              <w:rPr>
-                <w:sz w:val="20"/>
-              </w:rPr>
-            </w:pPr>
-            <w:r>
-              <w:rPr>
-                <w:sz w:val="20"/>
-              </w:rPr>
-              <w:t xml:space="preserve">Diferencia significativa</w:t>
-            </w:r>
-          </w:p>
-        </w:tc>
-      </w:tr>
-    </w:tbl>
+        <w:t xml:space="preserve">Las distribuciones de las tres variables y del índice, desagregadas por época climática y por zona de influencia del Canal del Dique, se presentan en la figura siguiente.</w:t>
+      </w:r>
+    </w:p>
     <w:p>
       <w:pPr>
         <w:spacing w:line="240" w:lineRule="auto"/>
@@ -12751,7 +10591,7 @@
         </w:rPr>
         <w:drawing>
           <wp:inline distT="0" distB="0" distL="0" distR="0">
-            <wp:extent cx="5943600" cy="2107276"/>
+            <wp:extent cx="5943600" cy="3025832"/>
             <wp:effectExtent l="0" t="0" r="0" b="0"/>
             <wp:docPr id="101" name="Imagen 101"/>
             <wp:cNvGraphicFramePr>
@@ -12773,7 +10613,7 @@
                   <pic:spPr>
                     <a:xfrm>
                       <a:off x="0" y="0"/>
-                      <a:ext cx="5943600" cy="2107276"/>
+                      <a:ext cx="5943600" cy="3025832"/>
                     </a:xfrm>
                     <a:prstGeom prst="rect">
                       <a:avLst/>
@@ -12819,7 +10659,7 @@
           <w:iCs w:val="0"/>
           <w:color w:val="000000" w:themeColor="text1"/>
         </w:rPr>
-        <w:t xml:space="preserve">. a) Composición porcentual de clases de tamaño por campaña. b) Índice según la zona de influencia del Canal del Dique. c) Relación entre el índice y la temperatura superficial. Fuente propia.</w:t>
+        <w:t xml:space="preserve">. Histogramas del índice Blue/Red, la salinidad y el logaritmo decimal de la turbidez. La fila superior separa las estaciones por época climática y la inferior por zona de influencia del Canal del Dique. Las líneas verticales marcan los umbrales de 2,5 y 3,0 del índice. Fuente propia.</w:t>
       </w:r>
     </w:p>
     <w:p>
@@ -12830,15 +10670,8 @@
         </w:tabs>
       </w:pPr>
       <w:r>
-        <w:rPr>
-          <w:b/>
-          <w:bCs/>
-        </w:rPr>
-        <w:t xml:space="preserve">La hipótesis formulada en el planteamiento del problema no se sostiene con estos datos. </w:t>
-      </w:r>
-      <w:r>
         <w:rPr/>
-        <w:t xml:space="preserve">El microfitoplancton representa el 56,5 por ciento de las estaciones en la época seca y el 62,8 por ciento en la época lluviosa, sin asociación estadística entre clase de tamaño y época climática. La diferencia entre campañas de un mismo periodo climático, en cambio, sí es significativa. Por esta razón la hipótesis se reformuló en el capítulo correspondiente.</w:t>
+        <w:t xml:space="preserve">La distribución del índice es asimétrica hacia la derecha en las dos épocas climáticas, con un coeficiente de asimetría de 1,13 sobre el conjunto: 66 de las 112 estaciones quedan por debajo del umbral de 2,5 y una cola de 20 estaciones supera el umbral de 3,0. La salinidad presenta una distribución con dos modas, un grupo de aguas de mezcla por debajo de 25 y otro de aguas marinas por encima de 28, separación que corresponde al gradiente generado por el Canal del Dique. La turbidez solo adopta una forma cercana a la simétrica al transformarla a logaritmo decimal, con lo que su coeficiente de asimetría pasa de 4,52 a −0,51, y por ese motivo se usa transformada en los análisis multivariados. En la fila inferior, el desplazamiento del índice hacia valores menores en la zona de alta influencia se observa a lo largo de todo el recorrido de la distribución y no depende de unas pocas estaciones extremas. El panel de salinidad de esa fila reproduce, por construcción, el umbral que define las dos zonas.</w:t>
       </w:r>
     </w:p>
     <w:p>
@@ -12847,10 +10680,17 @@
           <w:tab w:val="left" w:pos="426"/>
           <w:tab w:val="left" w:pos="993"/>
         </w:tabs>
-      </w:pPr>
-      <w:r>
-        <w:rPr/>
-        <w:t xml:space="preserve">El contraste que sí resulta significativo es el espacial. En la zona de alta influencia del Canal del Dique la mediana del índice es de 2,149, frente a 2,588 en la zona de baja influencia, con una probabilidad de 0,004. Las aguas influidas por el canal presentan células de mayor tamaño, resultado coherente con el aporte de nutrientes que favorece a las diatomeas y que respalda el tercer objetivo específico de este trabajo.</w:t>
+        <w:rPr>
+          <w:b/>
+          <w:bCs/>
+        </w:rPr>
+      </w:pPr>
+      <w:r>
+        <w:rPr>
+          <w:rStyle w:val="Textoennegrita"/>
+          <w:bCs w:val="0"/>
+        </w:rPr>
+        <w:t xml:space="preserve">Supuestos estadísticos y correlaciones</w:t>
       </w:r>
     </w:p>
     <w:p>
@@ -12859,19 +10699,621 @@
           <w:tab w:val="left" w:pos="426"/>
           <w:tab w:val="left" w:pos="993"/>
         </w:tabs>
-        <w:rPr>
-          <w:b/>
-          <w:bCs/>
-        </w:rPr>
-      </w:pPr>
-      <w:r>
-        <w:rPr>
-          <w:rStyle w:val="Textoennegrita"/>
-          <w:bCs w:val="0"/>
-        </w:rPr>
-        <w:t xml:space="preserve">Estructura multivariada</w:t>
-      </w:r>
-    </w:p>
+      </w:pPr>
+      <w:r>
+        <w:rPr/>
+        <w:t xml:space="preserve">La prueba de Shapiro Wilk rechaza la normalidad en tres de las cuatro variables, de modo que la elección entre Pearson y Spearman queda resuelta a favor de la segunda.</w:t>
+      </w:r>
+    </w:p>
+    <w:p>
+      <w:pPr>
+        <w:pStyle w:val="Descripcin"/>
+        <w:keepNext/>
+        <w:spacing w:line="360" w:lineRule="auto"/>
+      </w:pPr>
+      <w:r>
+        <w:rPr>
+          <w:i w:val="0"/>
+          <w:iCs w:val="0"/>
+          <w:color w:val="000000" w:themeColor="text1"/>
+        </w:rPr>
+        <w:t xml:space="preserve">Tabla </w:t>
+        <w:fldChar w:fldCharType="begin"/>
+        <w:instrText xml:space="preserve"> SEQ Tabla \* ARABIC </w:instrText>
+        <w:fldChar w:fldCharType="separate"/>
+      </w:r>
+      <w:r>
+        <w:rPr>
+          <w:i w:val="0"/>
+          <w:iCs w:val="0"/>
+          <w:color w:val="000000" w:themeColor="text1"/>
+          <w:noProof/>
+        </w:rPr>
+        <w:t>6</w:t>
+        <w:fldChar w:fldCharType="end"/>
+      </w:r>
+      <w:r>
+        <w:rPr>
+          <w:i w:val="0"/>
+          <w:iCs w:val="0"/>
+          <w:color w:val="000000" w:themeColor="text1"/>
+        </w:rPr>
+        <w:t xml:space="preserve">. Prueba de normalidad de Shapiro Wilk sobre los registros válidos.</w:t>
+      </w:r>
+    </w:p>
+    <w:tbl>
+      <w:tblPr>
+        <w:tblStyle w:val="Tablaconcuadrcula"/>
+        <w:tblW w:w="9200" w:type="dxa"/>
+        <w:jc w:val="center"/>
+        <w:tblLook w:val="04A0" w:firstRow="1" w:lastRow="0" w:firstColumn="1" w:lastColumn="0" w:noHBand="0" w:noVBand="1"/>
+      </w:tblPr>
+      <w:tblGrid>
+        <w:gridCol w:w="2300"/>
+        <w:gridCol w:w="900"/>
+        <w:gridCol w:w="1500"/>
+        <w:gridCol w:w="1600"/>
+        <w:gridCol w:w="2900"/>
+      </w:tblGrid>
+      <w:tr>
+        <w:trPr>
+          <w:tblHeader/>
+        </w:trPr>
+        <w:tc>
+          <w:tcPr>
+            <w:tcW w:w="2300" w:type="dxa"/>
+            <w:shd w:val="clear" w:color="auto" w:fill="DCE6F1"/>
+          </w:tcPr>
+          <w:p>
+            <w:pPr>
+              <w:spacing w:line="240" w:lineRule="auto"/>
+              <w:ind w:firstLine="0"/>
+              <w:rPr>
+                <w:b/>
+                <w:bCs/>
+                <w:sz w:val="20"/>
+              </w:rPr>
+            </w:pPr>
+            <w:r>
+              <w:rPr>
+                <w:b/>
+                <w:bCs/>
+                <w:sz w:val="20"/>
+              </w:rPr>
+              <w:t xml:space="preserve">Variable</w:t>
+            </w:r>
+          </w:p>
+        </w:tc>
+        <w:tc>
+          <w:tcPr>
+            <w:tcW w:w="900" w:type="dxa"/>
+            <w:shd w:val="clear" w:color="auto" w:fill="DCE6F1"/>
+          </w:tcPr>
+          <w:p>
+            <w:pPr>
+              <w:spacing w:line="240" w:lineRule="auto"/>
+              <w:ind w:firstLine="0"/>
+              <w:jc w:val="center"/>
+              <w:rPr>
+                <w:b/>
+                <w:bCs/>
+                <w:sz w:val="20"/>
+              </w:rPr>
+            </w:pPr>
+            <w:r>
+              <w:rPr>
+                <w:b/>
+                <w:bCs/>
+                <w:sz w:val="20"/>
+              </w:rPr>
+              <w:t xml:space="preserve">n</w:t>
+            </w:r>
+          </w:p>
+        </w:tc>
+        <w:tc>
+          <w:tcPr>
+            <w:tcW w:w="1500" w:type="dxa"/>
+            <w:shd w:val="clear" w:color="auto" w:fill="DCE6F1"/>
+          </w:tcPr>
+          <w:p>
+            <w:pPr>
+              <w:spacing w:line="240" w:lineRule="auto"/>
+              <w:ind w:firstLine="0"/>
+              <w:jc w:val="center"/>
+              <w:rPr>
+                <w:b/>
+                <w:bCs/>
+                <w:sz w:val="20"/>
+              </w:rPr>
+            </w:pPr>
+            <w:r>
+              <w:rPr>
+                <w:b/>
+                <w:bCs/>
+                <w:sz w:val="20"/>
+              </w:rPr>
+              <w:t xml:space="preserve">Estadístico W</w:t>
+            </w:r>
+          </w:p>
+        </w:tc>
+        <w:tc>
+          <w:tcPr>
+            <w:tcW w:w="1600" w:type="dxa"/>
+            <w:shd w:val="clear" w:color="auto" w:fill="DCE6F1"/>
+          </w:tcPr>
+          <w:p>
+            <w:pPr>
+              <w:spacing w:line="240" w:lineRule="auto"/>
+              <w:ind w:firstLine="0"/>
+              <w:jc w:val="center"/>
+              <w:rPr>
+                <w:b/>
+                <w:bCs/>
+                <w:sz w:val="20"/>
+              </w:rPr>
+            </w:pPr>
+            <w:r>
+              <w:rPr>
+                <w:b/>
+                <w:bCs/>
+                <w:sz w:val="20"/>
+              </w:rPr>
+              <w:t xml:space="preserve">Probabilidad</w:t>
+            </w:r>
+          </w:p>
+        </w:tc>
+        <w:tc>
+          <w:tcPr>
+            <w:tcW w:w="2900" w:type="dxa"/>
+            <w:shd w:val="clear" w:color="auto" w:fill="DCE6F1"/>
+          </w:tcPr>
+          <w:p>
+            <w:pPr>
+              <w:spacing w:line="240" w:lineRule="auto"/>
+              <w:ind w:firstLine="0"/>
+              <w:jc w:val="center"/>
+              <w:rPr>
+                <w:b/>
+                <w:bCs/>
+                <w:sz w:val="20"/>
+              </w:rPr>
+            </w:pPr>
+            <w:r>
+              <w:rPr>
+                <w:b/>
+                <w:bCs/>
+                <w:sz w:val="20"/>
+              </w:rPr>
+              <w:t xml:space="preserve">Decisión</w:t>
+            </w:r>
+          </w:p>
+        </w:tc>
+      </w:tr>
+      <w:tr>
+        <w:tc>
+          <w:tcPr>
+            <w:tcW w:w="2300" w:type="dxa"/>
+          </w:tcPr>
+          <w:p>
+            <w:pPr>
+              <w:spacing w:line="240" w:lineRule="auto"/>
+              <w:ind w:firstLine="0"/>
+              <w:rPr>
+                <w:sz w:val="20"/>
+              </w:rPr>
+            </w:pPr>
+            <w:r>
+              <w:rPr>
+                <w:sz w:val="20"/>
+              </w:rPr>
+              <w:t xml:space="preserve">Temperatura</w:t>
+            </w:r>
+          </w:p>
+        </w:tc>
+        <w:tc>
+          <w:tcPr>
+            <w:tcW w:w="900" w:type="dxa"/>
+          </w:tcPr>
+          <w:p>
+            <w:pPr>
+              <w:spacing w:line="240" w:lineRule="auto"/>
+              <w:ind w:firstLine="0"/>
+              <w:jc w:val="center"/>
+              <w:rPr>
+                <w:sz w:val="20"/>
+              </w:rPr>
+            </w:pPr>
+            <w:r>
+              <w:rPr>
+                <w:sz w:val="20"/>
+              </w:rPr>
+              <w:t xml:space="preserve">109</w:t>
+            </w:r>
+          </w:p>
+        </w:tc>
+        <w:tc>
+          <w:tcPr>
+            <w:tcW w:w="1500" w:type="dxa"/>
+          </w:tcPr>
+          <w:p>
+            <w:pPr>
+              <w:spacing w:line="240" w:lineRule="auto"/>
+              <w:ind w:firstLine="0"/>
+              <w:jc w:val="center"/>
+              <w:rPr>
+                <w:sz w:val="20"/>
+              </w:rPr>
+            </w:pPr>
+            <w:r>
+              <w:rPr>
+                <w:sz w:val="20"/>
+              </w:rPr>
+              <w:t xml:space="preserve">0,986</w:t>
+            </w:r>
+          </w:p>
+        </w:tc>
+        <w:tc>
+          <w:tcPr>
+            <w:tcW w:w="1600" w:type="dxa"/>
+          </w:tcPr>
+          <w:p>
+            <w:pPr>
+              <w:spacing w:line="240" w:lineRule="auto"/>
+              <w:ind w:firstLine="0"/>
+              <w:jc w:val="center"/>
+              <w:rPr>
+                <w:sz w:val="20"/>
+              </w:rPr>
+            </w:pPr>
+            <w:r>
+              <w:rPr>
+                <w:sz w:val="20"/>
+              </w:rPr>
+              <w:t xml:space="preserve">0,298</w:t>
+            </w:r>
+          </w:p>
+        </w:tc>
+        <w:tc>
+          <w:tcPr>
+            <w:tcW w:w="2900" w:type="dxa"/>
+          </w:tcPr>
+          <w:p>
+            <w:pPr>
+              <w:spacing w:line="240" w:lineRule="auto"/>
+              <w:ind w:firstLine="0"/>
+              <w:jc w:val="center"/>
+              <w:rPr>
+                <w:sz w:val="20"/>
+              </w:rPr>
+            </w:pPr>
+            <w:r>
+              <w:rPr>
+                <w:sz w:val="20"/>
+              </w:rPr>
+              <w:t xml:space="preserve">Compatible con la normalidad</w:t>
+            </w:r>
+          </w:p>
+        </w:tc>
+      </w:tr>
+      <w:tr>
+        <w:tc>
+          <w:tcPr>
+            <w:tcW w:w="2300" w:type="dxa"/>
+          </w:tcPr>
+          <w:p>
+            <w:pPr>
+              <w:spacing w:line="240" w:lineRule="auto"/>
+              <w:ind w:firstLine="0"/>
+              <w:rPr>
+                <w:sz w:val="20"/>
+              </w:rPr>
+            </w:pPr>
+            <w:r>
+              <w:rPr>
+                <w:sz w:val="20"/>
+              </w:rPr>
+              <w:t xml:space="preserve">Salinidad</w:t>
+            </w:r>
+          </w:p>
+        </w:tc>
+        <w:tc>
+          <w:tcPr>
+            <w:tcW w:w="900" w:type="dxa"/>
+          </w:tcPr>
+          <w:p>
+            <w:pPr>
+              <w:spacing w:line="240" w:lineRule="auto"/>
+              <w:ind w:firstLine="0"/>
+              <w:jc w:val="center"/>
+              <w:rPr>
+                <w:sz w:val="20"/>
+              </w:rPr>
+            </w:pPr>
+            <w:r>
+              <w:rPr>
+                <w:sz w:val="20"/>
+              </w:rPr>
+              <w:t xml:space="preserve">111</w:t>
+            </w:r>
+          </w:p>
+        </w:tc>
+        <w:tc>
+          <w:tcPr>
+            <w:tcW w:w="1500" w:type="dxa"/>
+          </w:tcPr>
+          <w:p>
+            <w:pPr>
+              <w:spacing w:line="240" w:lineRule="auto"/>
+              <w:ind w:firstLine="0"/>
+              <w:jc w:val="center"/>
+              <w:rPr>
+                <w:sz w:val="20"/>
+              </w:rPr>
+            </w:pPr>
+            <w:r>
+              <w:rPr>
+                <w:sz w:val="20"/>
+              </w:rPr>
+              <w:t xml:space="preserve">0,966</w:t>
+            </w:r>
+          </w:p>
+        </w:tc>
+        <w:tc>
+          <w:tcPr>
+            <w:tcW w:w="1600" w:type="dxa"/>
+          </w:tcPr>
+          <w:p>
+            <w:pPr>
+              <w:spacing w:line="240" w:lineRule="auto"/>
+              <w:ind w:firstLine="0"/>
+              <w:jc w:val="center"/>
+              <w:rPr>
+                <w:sz w:val="20"/>
+              </w:rPr>
+            </w:pPr>
+            <w:r>
+              <w:rPr>
+                <w:sz w:val="20"/>
+              </w:rPr>
+              <w:t xml:space="preserve">0,007</w:t>
+            </w:r>
+          </w:p>
+        </w:tc>
+        <w:tc>
+          <w:tcPr>
+            <w:tcW w:w="2900" w:type="dxa"/>
+          </w:tcPr>
+          <w:p>
+            <w:pPr>
+              <w:spacing w:line="240" w:lineRule="auto"/>
+              <w:ind w:firstLine="0"/>
+              <w:jc w:val="center"/>
+              <w:rPr>
+                <w:sz w:val="20"/>
+              </w:rPr>
+            </w:pPr>
+            <w:r>
+              <w:rPr>
+                <w:sz w:val="20"/>
+              </w:rPr>
+              <w:t xml:space="preserve">No normal</w:t>
+            </w:r>
+          </w:p>
+        </w:tc>
+      </w:tr>
+      <w:tr>
+        <w:tc>
+          <w:tcPr>
+            <w:tcW w:w="2300" w:type="dxa"/>
+          </w:tcPr>
+          <w:p>
+            <w:pPr>
+              <w:spacing w:line="240" w:lineRule="auto"/>
+              <w:ind w:firstLine="0"/>
+              <w:rPr>
+                <w:sz w:val="20"/>
+              </w:rPr>
+            </w:pPr>
+            <w:r>
+              <w:rPr>
+                <w:sz w:val="20"/>
+              </w:rPr>
+              <w:t xml:space="preserve">Turbidez</w:t>
+            </w:r>
+          </w:p>
+        </w:tc>
+        <w:tc>
+          <w:tcPr>
+            <w:tcW w:w="900" w:type="dxa"/>
+          </w:tcPr>
+          <w:p>
+            <w:pPr>
+              <w:spacing w:line="240" w:lineRule="auto"/>
+              <w:ind w:firstLine="0"/>
+              <w:jc w:val="center"/>
+              <w:rPr>
+                <w:sz w:val="20"/>
+              </w:rPr>
+            </w:pPr>
+            <w:r>
+              <w:rPr>
+                <w:sz w:val="20"/>
+              </w:rPr>
+              <w:t xml:space="preserve">111</w:t>
+            </w:r>
+          </w:p>
+        </w:tc>
+        <w:tc>
+          <w:tcPr>
+            <w:tcW w:w="1500" w:type="dxa"/>
+          </w:tcPr>
+          <w:p>
+            <w:pPr>
+              <w:spacing w:line="240" w:lineRule="auto"/>
+              <w:ind w:firstLine="0"/>
+              <w:jc w:val="center"/>
+              <w:rPr>
+                <w:sz w:val="20"/>
+              </w:rPr>
+            </w:pPr>
+            <w:r>
+              <w:rPr>
+                <w:sz w:val="20"/>
+              </w:rPr>
+              <w:t xml:space="preserve">0,528</w:t>
+            </w:r>
+          </w:p>
+        </w:tc>
+        <w:tc>
+          <w:tcPr>
+            <w:tcW w:w="1600" w:type="dxa"/>
+          </w:tcPr>
+          <w:p>
+            <w:pPr>
+              <w:spacing w:line="240" w:lineRule="auto"/>
+              <w:ind w:firstLine="0"/>
+              <w:jc w:val="center"/>
+              <w:rPr>
+                <w:sz w:val="20"/>
+              </w:rPr>
+            </w:pPr>
+            <w:r>
+              <w:rPr>
+                <w:sz w:val="20"/>
+              </w:rPr>
+              <w:t xml:space="preserve">menor que 0,001</w:t>
+            </w:r>
+          </w:p>
+        </w:tc>
+        <w:tc>
+          <w:tcPr>
+            <w:tcW w:w="2900" w:type="dxa"/>
+          </w:tcPr>
+          <w:p>
+            <w:pPr>
+              <w:spacing w:line="240" w:lineRule="auto"/>
+              <w:ind w:firstLine="0"/>
+              <w:jc w:val="center"/>
+              <w:rPr>
+                <w:sz w:val="20"/>
+              </w:rPr>
+            </w:pPr>
+            <w:r>
+              <w:rPr>
+                <w:sz w:val="20"/>
+              </w:rPr>
+              <w:t xml:space="preserve">No normal, fuerte asimetría</w:t>
+            </w:r>
+          </w:p>
+        </w:tc>
+      </w:tr>
+      <w:tr>
+        <w:tc>
+          <w:tcPr>
+            <w:tcW w:w="2300" w:type="dxa"/>
+          </w:tcPr>
+          <w:p>
+            <w:pPr>
+              <w:spacing w:line="240" w:lineRule="auto"/>
+              <w:ind w:firstLine="0"/>
+              <w:rPr>
+                <w:sz w:val="20"/>
+              </w:rPr>
+            </w:pPr>
+            <w:r>
+              <w:rPr>
+                <w:sz w:val="20"/>
+              </w:rPr>
+              <w:t xml:space="preserve">Índice Blue/Red</w:t>
+            </w:r>
+          </w:p>
+        </w:tc>
+        <w:tc>
+          <w:tcPr>
+            <w:tcW w:w="900" w:type="dxa"/>
+          </w:tcPr>
+          <w:p>
+            <w:pPr>
+              <w:spacing w:line="240" w:lineRule="auto"/>
+              <w:ind w:firstLine="0"/>
+              <w:jc w:val="center"/>
+              <w:rPr>
+                <w:sz w:val="20"/>
+              </w:rPr>
+            </w:pPr>
+            <w:r>
+              <w:rPr>
+                <w:sz w:val="20"/>
+              </w:rPr>
+              <w:t xml:space="preserve">112</w:t>
+            </w:r>
+          </w:p>
+        </w:tc>
+        <w:tc>
+          <w:tcPr>
+            <w:tcW w:w="1500" w:type="dxa"/>
+          </w:tcPr>
+          <w:p>
+            <w:pPr>
+              <w:spacing w:line="240" w:lineRule="auto"/>
+              <w:ind w:firstLine="0"/>
+              <w:jc w:val="center"/>
+              <w:rPr>
+                <w:sz w:val="20"/>
+              </w:rPr>
+            </w:pPr>
+            <w:r>
+              <w:rPr>
+                <w:sz w:val="20"/>
+              </w:rPr>
+              <w:t xml:space="preserve">0,914</w:t>
+            </w:r>
+          </w:p>
+        </w:tc>
+        <w:tc>
+          <w:tcPr>
+            <w:tcW w:w="1600" w:type="dxa"/>
+          </w:tcPr>
+          <w:p>
+            <w:pPr>
+              <w:spacing w:line="240" w:lineRule="auto"/>
+              <w:ind w:firstLine="0"/>
+              <w:jc w:val="center"/>
+              <w:rPr>
+                <w:sz w:val="20"/>
+              </w:rPr>
+            </w:pPr>
+            <w:r>
+              <w:rPr>
+                <w:sz w:val="20"/>
+              </w:rPr>
+              <w:t xml:space="preserve">menor que 0,001</w:t>
+            </w:r>
+          </w:p>
+        </w:tc>
+        <w:tc>
+          <w:tcPr>
+            <w:tcW w:w="2900" w:type="dxa"/>
+          </w:tcPr>
+          <w:p>
+            <w:pPr>
+              <w:spacing w:line="240" w:lineRule="auto"/>
+              <w:ind w:firstLine="0"/>
+              <w:jc w:val="center"/>
+              <w:rPr>
+                <w:sz w:val="20"/>
+              </w:rPr>
+            </w:pPr>
+            <w:r>
+              <w:rPr>
+                <w:sz w:val="20"/>
+              </w:rPr>
+              <w:t xml:space="preserve">No normal</w:t>
+            </w:r>
+          </w:p>
+        </w:tc>
+      </w:tr>
+    </w:tbl>
     <w:p>
       <w:pPr>
         <w:tabs>
@@ -12881,7 +11323,7 @@
       </w:pPr>
       <w:r>
         <w:rPr/>
-        <w:t xml:space="preserve">El análisis de componentes principales se realizó sobre las cuatro variables estandarizadas, con la turbidez transformada a logaritmo decimal, para las 109 estaciones con información completa. Los dos primeros componentes reúnen el 69,4 por ciento de la varianza.</w:t>
+        <w:t xml:space="preserve">La prueba de Levene entre épocas climáticas resulta no significativa para la salinidad, la turbidez y el índice, y significativa para la temperatura, con una probabilidad menor que 0,001. Los coeficientes de correlación de Spearman se resumen a continuación.</w:t>
       </w:r>
     </w:p>
     <w:p>
@@ -12908,7 +11350,7 @@
           <w:color w:val="000000" w:themeColor="text1"/>
           <w:noProof/>
         </w:rPr>
-        <w:t>9</w:t>
+        <w:t>7</w:t>
         <w:fldChar w:fldCharType="end"/>
       </w:r>
       <w:r>
@@ -12917,21 +11359,872 @@
           <w:iCs w:val="0"/>
           <w:color w:val="000000" w:themeColor="text1"/>
         </w:rPr>
-        <w:t xml:space="preserve">. Varianza explicada y cargas principales del análisis de componentes.</w:t>
+        <w:t xml:space="preserve">. Correlaciones de Spearman entre las variables ambientales y el índice Blue/Red. El signo negativo se indica con el símbolo matemático de resta.</w:t>
       </w:r>
     </w:p>
     <w:tbl>
       <w:tblPr>
         <w:tblStyle w:val="Tablaconcuadrcula"/>
-        <w:tblW w:w="9600" w:type="dxa"/>
+        <w:tblW w:w="9200" w:type="dxa"/>
         <w:jc w:val="center"/>
         <w:tblLook w:val="04A0" w:firstRow="1" w:lastRow="0" w:firstColumn="1" w:lastColumn="0" w:noHBand="0" w:noVBand="1"/>
       </w:tblPr>
       <w:tblGrid>
-        <w:gridCol w:w="1900"/>
-        <w:gridCol w:w="1900"/>
-        <w:gridCol w:w="1800"/>
-        <w:gridCol w:w="2000"/>
+        <w:gridCol w:w="2600"/>
+        <w:gridCol w:w="900"/>
+        <w:gridCol w:w="1100"/>
+        <w:gridCol w:w="1400"/>
+        <w:gridCol w:w="3200"/>
+      </w:tblGrid>
+      <w:tr>
+        <w:trPr>
+          <w:tblHeader/>
+        </w:trPr>
+        <w:tc>
+          <w:tcPr>
+            <w:tcW w:w="2600" w:type="dxa"/>
+            <w:shd w:val="clear" w:color="auto" w:fill="DCE6F1"/>
+          </w:tcPr>
+          <w:p>
+            <w:pPr>
+              <w:spacing w:line="240" w:lineRule="auto"/>
+              <w:ind w:firstLine="0"/>
+              <w:rPr>
+                <w:b/>
+                <w:bCs/>
+                <w:sz w:val="20"/>
+              </w:rPr>
+            </w:pPr>
+            <w:r>
+              <w:rPr>
+                <w:b/>
+                <w:bCs/>
+                <w:sz w:val="20"/>
+              </w:rPr>
+              <w:t xml:space="preserve">Relación</w:t>
+            </w:r>
+          </w:p>
+        </w:tc>
+        <w:tc>
+          <w:tcPr>
+            <w:tcW w:w="900" w:type="dxa"/>
+            <w:shd w:val="clear" w:color="auto" w:fill="DCE6F1"/>
+          </w:tcPr>
+          <w:p>
+            <w:pPr>
+              <w:spacing w:line="240" w:lineRule="auto"/>
+              <w:ind w:firstLine="0"/>
+              <w:jc w:val="center"/>
+              <w:rPr>
+                <w:b/>
+                <w:bCs/>
+                <w:sz w:val="20"/>
+              </w:rPr>
+            </w:pPr>
+            <w:r>
+              <w:rPr>
+                <w:b/>
+                <w:bCs/>
+                <w:sz w:val="20"/>
+              </w:rPr>
+              <w:t xml:space="preserve">n</w:t>
+            </w:r>
+          </w:p>
+        </w:tc>
+        <w:tc>
+          <w:tcPr>
+            <w:tcW w:w="1100" w:type="dxa"/>
+            <w:shd w:val="clear" w:color="auto" w:fill="DCE6F1"/>
+          </w:tcPr>
+          <w:p>
+            <w:pPr>
+              <w:spacing w:line="240" w:lineRule="auto"/>
+              <w:ind w:firstLine="0"/>
+              <w:jc w:val="center"/>
+              <w:rPr>
+                <w:b/>
+                <w:bCs/>
+                <w:sz w:val="20"/>
+              </w:rPr>
+            </w:pPr>
+            <w:r>
+              <w:rPr>
+                <w:b/>
+                <w:bCs/>
+                <w:sz w:val="20"/>
+              </w:rPr>
+              <w:t xml:space="preserve">rho</w:t>
+            </w:r>
+          </w:p>
+        </w:tc>
+        <w:tc>
+          <w:tcPr>
+            <w:tcW w:w="1400" w:type="dxa"/>
+            <w:shd w:val="clear" w:color="auto" w:fill="DCE6F1"/>
+          </w:tcPr>
+          <w:p>
+            <w:pPr>
+              <w:spacing w:line="240" w:lineRule="auto"/>
+              <w:ind w:firstLine="0"/>
+              <w:jc w:val="center"/>
+              <w:rPr>
+                <w:b/>
+                <w:bCs/>
+                <w:sz w:val="20"/>
+              </w:rPr>
+            </w:pPr>
+            <w:r>
+              <w:rPr>
+                <w:b/>
+                <w:bCs/>
+                <w:sz w:val="20"/>
+              </w:rPr>
+              <w:t xml:space="preserve">Probabilidad</w:t>
+            </w:r>
+          </w:p>
+        </w:tc>
+        <w:tc>
+          <w:tcPr>
+            <w:tcW w:w="3200" w:type="dxa"/>
+            <w:shd w:val="clear" w:color="auto" w:fill="DCE6F1"/>
+          </w:tcPr>
+          <w:p>
+            <w:pPr>
+              <w:spacing w:line="240" w:lineRule="auto"/>
+              <w:ind w:firstLine="0"/>
+              <w:jc w:val="center"/>
+              <w:rPr>
+                <w:b/>
+                <w:bCs/>
+                <w:sz w:val="20"/>
+              </w:rPr>
+            </w:pPr>
+            <w:r>
+              <w:rPr>
+                <w:b/>
+                <w:bCs/>
+                <w:sz w:val="20"/>
+              </w:rPr>
+              <w:t xml:space="preserve">Lectura</w:t>
+            </w:r>
+          </w:p>
+        </w:tc>
+      </w:tr>
+      <w:tr>
+        <w:tc>
+          <w:tcPr>
+            <w:tcW w:w="2600" w:type="dxa"/>
+          </w:tcPr>
+          <w:p>
+            <w:pPr>
+              <w:spacing w:line="240" w:lineRule="auto"/>
+              <w:ind w:firstLine="0"/>
+              <w:rPr>
+                <w:sz w:val="20"/>
+              </w:rPr>
+            </w:pPr>
+            <w:r>
+              <w:rPr>
+                <w:sz w:val="20"/>
+              </w:rPr>
+              <w:t xml:space="preserve">Índice y temperatura</w:t>
+            </w:r>
+          </w:p>
+        </w:tc>
+        <w:tc>
+          <w:tcPr>
+            <w:tcW w:w="900" w:type="dxa"/>
+          </w:tcPr>
+          <w:p>
+            <w:pPr>
+              <w:spacing w:line="240" w:lineRule="auto"/>
+              <w:ind w:firstLine="0"/>
+              <w:jc w:val="center"/>
+              <w:rPr>
+                <w:sz w:val="20"/>
+              </w:rPr>
+            </w:pPr>
+            <w:r>
+              <w:rPr>
+                <w:sz w:val="20"/>
+              </w:rPr>
+              <w:t xml:space="preserve">109</w:t>
+            </w:r>
+          </w:p>
+        </w:tc>
+        <w:tc>
+          <w:tcPr>
+            <w:tcW w:w="1100" w:type="dxa"/>
+          </w:tcPr>
+          <w:p>
+            <w:pPr>
+              <w:spacing w:line="240" w:lineRule="auto"/>
+              <w:ind w:firstLine="0"/>
+              <w:jc w:val="center"/>
+              <w:rPr>
+                <w:sz w:val="20"/>
+              </w:rPr>
+            </w:pPr>
+            <w:r>
+              <w:rPr>
+                <w:sz w:val="20"/>
+              </w:rPr>
+              <w:t xml:space="preserve">−0,273</w:t>
+            </w:r>
+          </w:p>
+        </w:tc>
+        <w:tc>
+          <w:tcPr>
+            <w:tcW w:w="1400" w:type="dxa"/>
+          </w:tcPr>
+          <w:p>
+            <w:pPr>
+              <w:spacing w:line="240" w:lineRule="auto"/>
+              <w:ind w:firstLine="0"/>
+              <w:jc w:val="center"/>
+              <w:rPr>
+                <w:sz w:val="20"/>
+              </w:rPr>
+            </w:pPr>
+            <w:r>
+              <w:rPr>
+                <w:sz w:val="20"/>
+              </w:rPr>
+              <w:t xml:space="preserve">0,004</w:t>
+            </w:r>
+          </w:p>
+        </w:tc>
+        <w:tc>
+          <w:tcPr>
+            <w:tcW w:w="3200" w:type="dxa"/>
+          </w:tcPr>
+          <w:p>
+            <w:pPr>
+              <w:spacing w:line="240" w:lineRule="auto"/>
+              <w:ind w:firstLine="0"/>
+              <w:jc w:val="center"/>
+              <w:rPr>
+                <w:sz w:val="20"/>
+              </w:rPr>
+            </w:pPr>
+            <w:r>
+              <w:rPr>
+                <w:sz w:val="20"/>
+              </w:rPr>
+              <w:t xml:space="preserve">Significativa y negativa</w:t>
+            </w:r>
+          </w:p>
+        </w:tc>
+      </w:tr>
+      <w:tr>
+        <w:tc>
+          <w:tcPr>
+            <w:tcW w:w="2600" w:type="dxa"/>
+          </w:tcPr>
+          <w:p>
+            <w:pPr>
+              <w:spacing w:line="240" w:lineRule="auto"/>
+              <w:ind w:firstLine="0"/>
+              <w:rPr>
+                <w:sz w:val="20"/>
+              </w:rPr>
+            </w:pPr>
+            <w:r>
+              <w:rPr>
+                <w:sz w:val="20"/>
+              </w:rPr>
+              <w:t xml:space="preserve">Índice y salinidad</w:t>
+            </w:r>
+          </w:p>
+        </w:tc>
+        <w:tc>
+          <w:tcPr>
+            <w:tcW w:w="900" w:type="dxa"/>
+          </w:tcPr>
+          <w:p>
+            <w:pPr>
+              <w:spacing w:line="240" w:lineRule="auto"/>
+              <w:ind w:firstLine="0"/>
+              <w:jc w:val="center"/>
+              <w:rPr>
+                <w:sz w:val="20"/>
+              </w:rPr>
+            </w:pPr>
+            <w:r>
+              <w:rPr>
+                <w:sz w:val="20"/>
+              </w:rPr>
+              <w:t xml:space="preserve">111</w:t>
+            </w:r>
+          </w:p>
+        </w:tc>
+        <w:tc>
+          <w:tcPr>
+            <w:tcW w:w="1100" w:type="dxa"/>
+          </w:tcPr>
+          <w:p>
+            <w:pPr>
+              <w:spacing w:line="240" w:lineRule="auto"/>
+              <w:ind w:firstLine="0"/>
+              <w:jc w:val="center"/>
+              <w:rPr>
+                <w:sz w:val="20"/>
+              </w:rPr>
+            </w:pPr>
+            <w:r>
+              <w:rPr>
+                <w:sz w:val="20"/>
+              </w:rPr>
+              <w:t xml:space="preserve">+0,240</w:t>
+            </w:r>
+          </w:p>
+        </w:tc>
+        <w:tc>
+          <w:tcPr>
+            <w:tcW w:w="1400" w:type="dxa"/>
+          </w:tcPr>
+          <w:p>
+            <w:pPr>
+              <w:spacing w:line="240" w:lineRule="auto"/>
+              <w:ind w:firstLine="0"/>
+              <w:jc w:val="center"/>
+              <w:rPr>
+                <w:sz w:val="20"/>
+              </w:rPr>
+            </w:pPr>
+            <w:r>
+              <w:rPr>
+                <w:sz w:val="20"/>
+              </w:rPr>
+              <w:t xml:space="preserve">0,011</w:t>
+            </w:r>
+          </w:p>
+        </w:tc>
+        <w:tc>
+          <w:tcPr>
+            <w:tcW w:w="3200" w:type="dxa"/>
+          </w:tcPr>
+          <w:p>
+            <w:pPr>
+              <w:spacing w:line="240" w:lineRule="auto"/>
+              <w:ind w:firstLine="0"/>
+              <w:jc w:val="center"/>
+              <w:rPr>
+                <w:sz w:val="20"/>
+              </w:rPr>
+            </w:pPr>
+            <w:r>
+              <w:rPr>
+                <w:sz w:val="20"/>
+              </w:rPr>
+              <w:t xml:space="preserve">Significativa y positiva</w:t>
+            </w:r>
+          </w:p>
+        </w:tc>
+      </w:tr>
+      <w:tr>
+        <w:tc>
+          <w:tcPr>
+            <w:tcW w:w="2600" w:type="dxa"/>
+          </w:tcPr>
+          <w:p>
+            <w:pPr>
+              <w:spacing w:line="240" w:lineRule="auto"/>
+              <w:ind w:firstLine="0"/>
+              <w:rPr>
+                <w:sz w:val="20"/>
+              </w:rPr>
+            </w:pPr>
+            <w:r>
+              <w:rPr>
+                <w:sz w:val="20"/>
+              </w:rPr>
+              <w:t xml:space="preserve">Índice y turbidez</w:t>
+            </w:r>
+          </w:p>
+        </w:tc>
+        <w:tc>
+          <w:tcPr>
+            <w:tcW w:w="900" w:type="dxa"/>
+          </w:tcPr>
+          <w:p>
+            <w:pPr>
+              <w:spacing w:line="240" w:lineRule="auto"/>
+              <w:ind w:firstLine="0"/>
+              <w:jc w:val="center"/>
+              <w:rPr>
+                <w:sz w:val="20"/>
+              </w:rPr>
+            </w:pPr>
+            <w:r>
+              <w:rPr>
+                <w:sz w:val="20"/>
+              </w:rPr>
+              <w:t xml:space="preserve">111</w:t>
+            </w:r>
+          </w:p>
+        </w:tc>
+        <w:tc>
+          <w:tcPr>
+            <w:tcW w:w="1100" w:type="dxa"/>
+          </w:tcPr>
+          <w:p>
+            <w:pPr>
+              <w:spacing w:line="240" w:lineRule="auto"/>
+              <w:ind w:firstLine="0"/>
+              <w:jc w:val="center"/>
+              <w:rPr>
+                <w:sz w:val="20"/>
+              </w:rPr>
+            </w:pPr>
+            <w:r>
+              <w:rPr>
+                <w:sz w:val="20"/>
+              </w:rPr>
+              <w:t xml:space="preserve">+0,118</w:t>
+            </w:r>
+          </w:p>
+        </w:tc>
+        <w:tc>
+          <w:tcPr>
+            <w:tcW w:w="1400" w:type="dxa"/>
+          </w:tcPr>
+          <w:p>
+            <w:pPr>
+              <w:spacing w:line="240" w:lineRule="auto"/>
+              <w:ind w:firstLine="0"/>
+              <w:jc w:val="center"/>
+              <w:rPr>
+                <w:sz w:val="20"/>
+              </w:rPr>
+            </w:pPr>
+            <w:r>
+              <w:rPr>
+                <w:sz w:val="20"/>
+              </w:rPr>
+              <w:t xml:space="preserve">0,217</w:t>
+            </w:r>
+          </w:p>
+        </w:tc>
+        <w:tc>
+          <w:tcPr>
+            <w:tcW w:w="3200" w:type="dxa"/>
+          </w:tcPr>
+          <w:p>
+            <w:pPr>
+              <w:spacing w:line="240" w:lineRule="auto"/>
+              <w:ind w:firstLine="0"/>
+              <w:jc w:val="center"/>
+              <w:rPr>
+                <w:sz w:val="20"/>
+              </w:rPr>
+            </w:pPr>
+            <w:r>
+              <w:rPr>
+                <w:sz w:val="20"/>
+              </w:rPr>
+              <w:t xml:space="preserve">No significativa</w:t>
+            </w:r>
+          </w:p>
+        </w:tc>
+      </w:tr>
+      <w:tr>
+        <w:tc>
+          <w:tcPr>
+            <w:tcW w:w="2600" w:type="dxa"/>
+          </w:tcPr>
+          <w:p>
+            <w:pPr>
+              <w:spacing w:line="240" w:lineRule="auto"/>
+              <w:ind w:firstLine="0"/>
+              <w:rPr>
+                <w:sz w:val="20"/>
+              </w:rPr>
+            </w:pPr>
+            <w:r>
+              <w:rPr>
+                <w:sz w:val="20"/>
+              </w:rPr>
+              <w:t xml:space="preserve">Índice y salinidad en época lluviosa</w:t>
+            </w:r>
+          </w:p>
+        </w:tc>
+        <w:tc>
+          <w:tcPr>
+            <w:tcW w:w="900" w:type="dxa"/>
+          </w:tcPr>
+          <w:p>
+            <w:pPr>
+              <w:spacing w:line="240" w:lineRule="auto"/>
+              <w:ind w:firstLine="0"/>
+              <w:jc w:val="center"/>
+              <w:rPr>
+                <w:sz w:val="20"/>
+              </w:rPr>
+            </w:pPr>
+            <w:r>
+              <w:rPr>
+                <w:sz w:val="20"/>
+              </w:rPr>
+              <w:t xml:space="preserve">43</w:t>
+            </w:r>
+          </w:p>
+        </w:tc>
+        <w:tc>
+          <w:tcPr>
+            <w:tcW w:w="1100" w:type="dxa"/>
+          </w:tcPr>
+          <w:p>
+            <w:pPr>
+              <w:spacing w:line="240" w:lineRule="auto"/>
+              <w:ind w:firstLine="0"/>
+              <w:jc w:val="center"/>
+              <w:rPr>
+                <w:sz w:val="20"/>
+              </w:rPr>
+            </w:pPr>
+            <w:r>
+              <w:rPr>
+                <w:sz w:val="20"/>
+              </w:rPr>
+              <w:t xml:space="preserve">+0,463</w:t>
+            </w:r>
+          </w:p>
+        </w:tc>
+        <w:tc>
+          <w:tcPr>
+            <w:tcW w:w="1400" w:type="dxa"/>
+          </w:tcPr>
+          <w:p>
+            <w:pPr>
+              <w:spacing w:line="240" w:lineRule="auto"/>
+              <w:ind w:firstLine="0"/>
+              <w:jc w:val="center"/>
+              <w:rPr>
+                <w:sz w:val="20"/>
+              </w:rPr>
+            </w:pPr>
+            <w:r>
+              <w:rPr>
+                <w:sz w:val="20"/>
+              </w:rPr>
+              <w:t xml:space="preserve">0,002</w:t>
+            </w:r>
+          </w:p>
+        </w:tc>
+        <w:tc>
+          <w:tcPr>
+            <w:tcW w:w="3200" w:type="dxa"/>
+          </w:tcPr>
+          <w:p>
+            <w:pPr>
+              <w:spacing w:line="240" w:lineRule="auto"/>
+              <w:ind w:firstLine="0"/>
+              <w:jc w:val="center"/>
+              <w:rPr>
+                <w:sz w:val="20"/>
+              </w:rPr>
+            </w:pPr>
+            <w:r>
+              <w:rPr>
+                <w:sz w:val="20"/>
+              </w:rPr>
+              <w:t xml:space="preserve">La relación más fuerte del conjunto</w:t>
+            </w:r>
+          </w:p>
+        </w:tc>
+      </w:tr>
+      <w:tr>
+        <w:tc>
+          <w:tcPr>
+            <w:tcW w:w="2600" w:type="dxa"/>
+          </w:tcPr>
+          <w:p>
+            <w:pPr>
+              <w:spacing w:line="240" w:lineRule="auto"/>
+              <w:ind w:firstLine="0"/>
+              <w:rPr>
+                <w:sz w:val="20"/>
+              </w:rPr>
+            </w:pPr>
+            <w:r>
+              <w:rPr>
+                <w:sz w:val="20"/>
+              </w:rPr>
+              <w:t xml:space="preserve">Índice y temperatura en época seca</w:t>
+            </w:r>
+          </w:p>
+        </w:tc>
+        <w:tc>
+          <w:tcPr>
+            <w:tcW w:w="900" w:type="dxa"/>
+          </w:tcPr>
+          <w:p>
+            <w:pPr>
+              <w:spacing w:line="240" w:lineRule="auto"/>
+              <w:ind w:firstLine="0"/>
+              <w:jc w:val="center"/>
+              <w:rPr>
+                <w:sz w:val="20"/>
+              </w:rPr>
+            </w:pPr>
+            <w:r>
+              <w:rPr>
+                <w:sz w:val="20"/>
+              </w:rPr>
+              <w:t xml:space="preserve">66</w:t>
+            </w:r>
+          </w:p>
+        </w:tc>
+        <w:tc>
+          <w:tcPr>
+            <w:tcW w:w="1100" w:type="dxa"/>
+          </w:tcPr>
+          <w:p>
+            <w:pPr>
+              <w:spacing w:line="240" w:lineRule="auto"/>
+              <w:ind w:firstLine="0"/>
+              <w:jc w:val="center"/>
+              <w:rPr>
+                <w:sz w:val="20"/>
+              </w:rPr>
+            </w:pPr>
+            <w:r>
+              <w:rPr>
+                <w:sz w:val="20"/>
+              </w:rPr>
+              <w:t xml:space="preserve">−0,326</w:t>
+            </w:r>
+          </w:p>
+        </w:tc>
+        <w:tc>
+          <w:tcPr>
+            <w:tcW w:w="1400" w:type="dxa"/>
+          </w:tcPr>
+          <w:p>
+            <w:pPr>
+              <w:spacing w:line="240" w:lineRule="auto"/>
+              <w:ind w:firstLine="0"/>
+              <w:jc w:val="center"/>
+              <w:rPr>
+                <w:sz w:val="20"/>
+              </w:rPr>
+            </w:pPr>
+            <w:r>
+              <w:rPr>
+                <w:sz w:val="20"/>
+              </w:rPr>
+              <w:t xml:space="preserve">0,008</w:t>
+            </w:r>
+          </w:p>
+        </w:tc>
+        <w:tc>
+          <w:tcPr>
+            <w:tcW w:w="3200" w:type="dxa"/>
+          </w:tcPr>
+          <w:p>
+            <w:pPr>
+              <w:spacing w:line="240" w:lineRule="auto"/>
+              <w:ind w:firstLine="0"/>
+              <w:jc w:val="center"/>
+              <w:rPr>
+                <w:sz w:val="20"/>
+              </w:rPr>
+            </w:pPr>
+            <w:r>
+              <w:rPr>
+                <w:sz w:val="20"/>
+              </w:rPr>
+              <w:t xml:space="preserve">Se mantiene dentro de la época seca</w:t>
+            </w:r>
+          </w:p>
+        </w:tc>
+      </w:tr>
+      <w:tr>
+        <w:tc>
+          <w:tcPr>
+            <w:tcW w:w="2600" w:type="dxa"/>
+          </w:tcPr>
+          <w:p>
+            <w:pPr>
+              <w:spacing w:line="240" w:lineRule="auto"/>
+              <w:ind w:firstLine="0"/>
+              <w:rPr>
+                <w:sz w:val="20"/>
+              </w:rPr>
+            </w:pPr>
+            <w:r>
+              <w:rPr>
+                <w:sz w:val="20"/>
+              </w:rPr>
+              <w:t xml:space="preserve">Salinidad y turbidez</w:t>
+            </w:r>
+          </w:p>
+        </w:tc>
+        <w:tc>
+          <w:tcPr>
+            <w:tcW w:w="900" w:type="dxa"/>
+          </w:tcPr>
+          <w:p>
+            <w:pPr>
+              <w:spacing w:line="240" w:lineRule="auto"/>
+              <w:ind w:firstLine="0"/>
+              <w:jc w:val="center"/>
+              <w:rPr>
+                <w:sz w:val="20"/>
+              </w:rPr>
+            </w:pPr>
+            <w:r>
+              <w:rPr>
+                <w:sz w:val="20"/>
+              </w:rPr>
+              <w:t xml:space="preserve">111</w:t>
+            </w:r>
+          </w:p>
+        </w:tc>
+        <w:tc>
+          <w:tcPr>
+            <w:tcW w:w="1100" w:type="dxa"/>
+          </w:tcPr>
+          <w:p>
+            <w:pPr>
+              <w:spacing w:line="240" w:lineRule="auto"/>
+              <w:ind w:firstLine="0"/>
+              <w:jc w:val="center"/>
+              <w:rPr>
+                <w:sz w:val="20"/>
+              </w:rPr>
+            </w:pPr>
+            <w:r>
+              <w:rPr>
+                <w:sz w:val="20"/>
+              </w:rPr>
+              <w:t xml:space="preserve">−0,385</w:t>
+            </w:r>
+          </w:p>
+        </w:tc>
+        <w:tc>
+          <w:tcPr>
+            <w:tcW w:w="1400" w:type="dxa"/>
+          </w:tcPr>
+          <w:p>
+            <w:pPr>
+              <w:spacing w:line="240" w:lineRule="auto"/>
+              <w:ind w:firstLine="0"/>
+              <w:jc w:val="center"/>
+              <w:rPr>
+                <w:sz w:val="20"/>
+              </w:rPr>
+            </w:pPr>
+            <w:r>
+              <w:rPr>
+                <w:sz w:val="20"/>
+              </w:rPr>
+              <w:t xml:space="preserve">menor que 0,001</w:t>
+            </w:r>
+          </w:p>
+        </w:tc>
+        <w:tc>
+          <w:tcPr>
+            <w:tcW w:w="3200" w:type="dxa"/>
+          </w:tcPr>
+          <w:p>
+            <w:pPr>
+              <w:spacing w:line="240" w:lineRule="auto"/>
+              <w:ind w:firstLine="0"/>
+              <w:jc w:val="center"/>
+              <w:rPr>
+                <w:sz w:val="20"/>
+              </w:rPr>
+            </w:pPr>
+            <w:r>
+              <w:rPr>
+                <w:sz w:val="20"/>
+              </w:rPr>
+              <w:t xml:space="preserve">Confirma el gradiente estuarino</w:t>
+            </w:r>
+          </w:p>
+        </w:tc>
+      </w:tr>
+    </w:tbl>
+    <w:p>
+      <w:pPr>
+        <w:tabs>
+          <w:tab w:val="left" w:pos="426"/>
+          <w:tab w:val="left" w:pos="993"/>
+        </w:tabs>
+      </w:pPr>
+      <w:r>
+        <w:rPr/>
+        <w:t xml:space="preserve">La asociación entre el índice y la salinidad es débil en el conjunto completo y desaparece dentro de la época seca, pero se convierte en la relación dominante en la época lluviosa. El gradiente de agua dulce actúa sobre la estructura de tamaños sobre todo cuando el Canal del Dique descarga con mayor intensidad.</w:t>
+      </w:r>
+    </w:p>
+    <w:p>
+      <w:pPr>
+        <w:tabs>
+          <w:tab w:val="left" w:pos="426"/>
+          <w:tab w:val="left" w:pos="993"/>
+        </w:tabs>
+        <w:rPr>
+          <w:b/>
+          <w:bCs/>
+        </w:rPr>
+      </w:pPr>
+      <w:r>
+        <w:rPr>
+          <w:rStyle w:val="Textoennegrita"/>
+          <w:bCs w:val="0"/>
+        </w:rPr>
+        <w:t xml:space="preserve">Diferencias entre épocas, campañas y zonas</w:t>
+      </w:r>
+    </w:p>
+    <w:p>
+      <w:pPr>
+        <w:pStyle w:val="Descripcin"/>
+        <w:keepNext/>
+        <w:spacing w:line="360" w:lineRule="auto"/>
+      </w:pPr>
+      <w:r>
+        <w:rPr>
+          <w:i w:val="0"/>
+          <w:iCs w:val="0"/>
+          <w:color w:val="000000" w:themeColor="text1"/>
+        </w:rPr>
+        <w:t xml:space="preserve">Tabla </w:t>
+        <w:fldChar w:fldCharType="begin"/>
+        <w:instrText xml:space="preserve"> SEQ Tabla \* ARABIC </w:instrText>
+        <w:fldChar w:fldCharType="separate"/>
+      </w:r>
+      <w:r>
+        <w:rPr>
+          <w:i w:val="0"/>
+          <w:iCs w:val="0"/>
+          <w:color w:val="000000" w:themeColor="text1"/>
+          <w:noProof/>
+        </w:rPr>
+        <w:t>8</w:t>
+        <w:fldChar w:fldCharType="end"/>
+      </w:r>
+      <w:r>
+        <w:rPr>
+          <w:i w:val="0"/>
+          <w:iCs w:val="0"/>
+          <w:color w:val="000000" w:themeColor="text1"/>
+        </w:rPr>
+        <w:t xml:space="preserve">. Resultados de las pruebas de hipótesis sobre los registros válidos.</w:t>
+      </w:r>
+    </w:p>
+    <w:tbl>
+      <w:tblPr>
+        <w:tblStyle w:val="Tablaconcuadrcula"/>
+        <w:tblW w:w="9200" w:type="dxa"/>
+        <w:jc w:val="center"/>
+        <w:tblLook w:val="04A0" w:firstRow="1" w:lastRow="0" w:firstColumn="1" w:lastColumn="0" w:noHBand="0" w:noVBand="1"/>
+      </w:tblPr>
+      <w:tblGrid>
+        <w:gridCol w:w="2900"/>
+        <w:gridCol w:w="3000"/>
+        <w:gridCol w:w="1300"/>
         <w:gridCol w:w="2000"/>
       </w:tblGrid>
       <w:tr>
@@ -12940,7 +12233,7 @@
         </w:trPr>
         <w:tc>
           <w:tcPr>
-            <w:tcW w:w="1900" w:type="dxa"/>
+            <w:tcW w:w="2900" w:type="dxa"/>
             <w:shd w:val="clear" w:color="auto" w:fill="DCE6F1"/>
           </w:tcPr>
           <w:p>
@@ -12959,13 +12252,13 @@
                 <w:bCs/>
                 <w:sz w:val="20"/>
               </w:rPr>
-              <w:t xml:space="preserve">Componente</w:t>
-            </w:r>
-          </w:p>
-        </w:tc>
-        <w:tc>
-          <w:tcPr>
-            <w:tcW w:w="1900" w:type="dxa"/>
+              <w:t xml:space="preserve">Contraste</w:t>
+            </w:r>
+          </w:p>
+        </w:tc>
+        <w:tc>
+          <w:tcPr>
+            <w:tcW w:w="3000" w:type="dxa"/>
             <w:shd w:val="clear" w:color="auto" w:fill="DCE6F1"/>
           </w:tcPr>
           <w:p>
@@ -12985,13 +12278,13 @@
                 <w:bCs/>
                 <w:sz w:val="20"/>
               </w:rPr>
-              <w:t xml:space="preserve">Varianza explicada</w:t>
-            </w:r>
-          </w:p>
-        </w:tc>
-        <w:tc>
-          <w:tcPr>
-            <w:tcW w:w="1800" w:type="dxa"/>
+              <w:t xml:space="preserve">Prueba</w:t>
+            </w:r>
+          </w:p>
+        </w:tc>
+        <w:tc>
+          <w:tcPr>
+            <w:tcW w:w="1300" w:type="dxa"/>
             <w:shd w:val="clear" w:color="auto" w:fill="DCE6F1"/>
           </w:tcPr>
           <w:p>
@@ -13011,7 +12304,7 @@
                 <w:bCs/>
                 <w:sz w:val="20"/>
               </w:rPr>
-              <w:t xml:space="preserve">Acumulada</w:t>
+              <w:t xml:space="preserve">Probabilidad</w:t>
             </w:r>
           </w:p>
         </w:tc>
@@ -13037,33 +12330,7 @@
                 <w:bCs/>
                 <w:sz w:val="20"/>
               </w:rPr>
-              <w:t xml:space="preserve">Carga mayor</w:t>
-            </w:r>
-          </w:p>
-        </w:tc>
-        <w:tc>
-          <w:tcPr>
-            <w:tcW w:w="2000" w:type="dxa"/>
-            <w:shd w:val="clear" w:color="auto" w:fill="DCE6F1"/>
-          </w:tcPr>
-          <w:p>
-            <w:pPr>
-              <w:spacing w:line="240" w:lineRule="auto"/>
-              <w:ind w:firstLine="0"/>
-              <w:jc w:val="center"/>
-              <w:rPr>
-                <w:b/>
-                <w:bCs/>
-                <w:sz w:val="20"/>
-              </w:rPr>
-            </w:pPr>
-            <w:r>
-              <w:rPr>
-                <w:b/>
-                <w:bCs/>
-                <w:sz w:val="20"/>
-              </w:rPr>
-              <w:t xml:space="preserve">Segunda carga</w:t>
+              <w:t xml:space="preserve">Conclusión</w:t>
             </w:r>
           </w:p>
         </w:tc>
@@ -13071,63 +12338,63 @@
       <w:tr>
         <w:tc>
           <w:tcPr>
-            <w:tcW w:w="1900" w:type="dxa"/>
-          </w:tcPr>
-          <w:p>
-            <w:pPr>
-              <w:spacing w:line="240" w:lineRule="auto"/>
-              <w:ind w:firstLine="0"/>
-              <w:rPr>
-                <w:sz w:val="20"/>
-              </w:rPr>
-            </w:pPr>
-            <w:r>
-              <w:rPr>
-                <w:sz w:val="20"/>
-              </w:rPr>
-              <w:t xml:space="preserve">CP1</w:t>
-            </w:r>
-          </w:p>
-        </w:tc>
-        <w:tc>
-          <w:tcPr>
-            <w:tcW w:w="1900" w:type="dxa"/>
-          </w:tcPr>
-          <w:p>
-            <w:pPr>
-              <w:spacing w:line="240" w:lineRule="auto"/>
-              <w:ind w:firstLine="0"/>
-              <w:jc w:val="center"/>
-              <w:rPr>
-                <w:sz w:val="20"/>
-              </w:rPr>
-            </w:pPr>
-            <w:r>
-              <w:rPr>
-                <w:sz w:val="20"/>
-              </w:rPr>
-              <w:t xml:space="preserve">40,2 por ciento</w:t>
-            </w:r>
-          </w:p>
-        </w:tc>
-        <w:tc>
-          <w:tcPr>
-            <w:tcW w:w="1800" w:type="dxa"/>
-          </w:tcPr>
-          <w:p>
-            <w:pPr>
-              <w:spacing w:line="240" w:lineRule="auto"/>
-              <w:ind w:firstLine="0"/>
-              <w:jc w:val="center"/>
-              <w:rPr>
-                <w:sz w:val="20"/>
-              </w:rPr>
-            </w:pPr>
-            <w:r>
-              <w:rPr>
-                <w:sz w:val="20"/>
-              </w:rPr>
-              <w:t xml:space="preserve">40,2 por ciento</w:t>
+            <w:tcW w:w="2900" w:type="dxa"/>
+          </w:tcPr>
+          <w:p>
+            <w:pPr>
+              <w:spacing w:line="240" w:lineRule="auto"/>
+              <w:ind w:firstLine="0"/>
+              <w:rPr>
+                <w:sz w:val="20"/>
+              </w:rPr>
+            </w:pPr>
+            <w:r>
+              <w:rPr>
+                <w:sz w:val="20"/>
+              </w:rPr>
+              <w:t xml:space="preserve">Índice entre época seca y época lluviosa</w:t>
+            </w:r>
+          </w:p>
+        </w:tc>
+        <w:tc>
+          <w:tcPr>
+            <w:tcW w:w="3000" w:type="dxa"/>
+          </w:tcPr>
+          <w:p>
+            <w:pPr>
+              <w:spacing w:line="240" w:lineRule="auto"/>
+              <w:ind w:firstLine="0"/>
+              <w:jc w:val="center"/>
+              <w:rPr>
+                <w:sz w:val="20"/>
+              </w:rPr>
+            </w:pPr>
+            <w:r>
+              <w:rPr>
+                <w:sz w:val="20"/>
+              </w:rPr>
+              <w:t xml:space="preserve">Mann Whitney, 69 frente a 43 estaciones</w:t>
+            </w:r>
+          </w:p>
+        </w:tc>
+        <w:tc>
+          <w:tcPr>
+            <w:tcW w:w="1300" w:type="dxa"/>
+          </w:tcPr>
+          <w:p>
+            <w:pPr>
+              <w:spacing w:line="240" w:lineRule="auto"/>
+              <w:ind w:firstLine="0"/>
+              <w:jc w:val="center"/>
+              <w:rPr>
+                <w:sz w:val="20"/>
+              </w:rPr>
+            </w:pPr>
+            <w:r>
+              <w:rPr>
+                <w:sz w:val="20"/>
+              </w:rPr>
+              <w:t xml:space="preserve">0,126</w:t>
             </w:r>
           </w:p>
         </w:tc>
@@ -13148,28 +12415,7 @@
               <w:rPr>
                 <w:sz w:val="20"/>
               </w:rPr>
-              <w:t xml:space="preserve">Salinidad +0,842</w:t>
-            </w:r>
-          </w:p>
-        </w:tc>
-        <w:tc>
-          <w:tcPr>
-            <w:tcW w:w="2000" w:type="dxa"/>
-          </w:tcPr>
-          <w:p>
-            <w:pPr>
-              <w:spacing w:line="240" w:lineRule="auto"/>
-              <w:ind w:firstLine="0"/>
-              <w:jc w:val="center"/>
-              <w:rPr>
-                <w:sz w:val="20"/>
-              </w:rPr>
-            </w:pPr>
-            <w:r>
-              <w:rPr>
-                <w:sz w:val="20"/>
-              </w:rPr>
-              <w:t xml:space="preserve">Temperatura −0,623</w:t>
+              <w:t xml:space="preserve">Sin diferencia significativa</w:t>
             </w:r>
           </w:p>
         </w:tc>
@@ -13177,63 +12423,63 @@
       <w:tr>
         <w:tc>
           <w:tcPr>
-            <w:tcW w:w="1900" w:type="dxa"/>
-          </w:tcPr>
-          <w:p>
-            <w:pPr>
-              <w:spacing w:line="240" w:lineRule="auto"/>
-              <w:ind w:firstLine="0"/>
-              <w:rPr>
-                <w:sz w:val="20"/>
-              </w:rPr>
-            </w:pPr>
-            <w:r>
-              <w:rPr>
-                <w:sz w:val="20"/>
-              </w:rPr>
-              <w:t xml:space="preserve">CP2</w:t>
-            </w:r>
-          </w:p>
-        </w:tc>
-        <w:tc>
-          <w:tcPr>
-            <w:tcW w:w="1900" w:type="dxa"/>
-          </w:tcPr>
-          <w:p>
-            <w:pPr>
-              <w:spacing w:line="240" w:lineRule="auto"/>
-              <w:ind w:firstLine="0"/>
-              <w:jc w:val="center"/>
-              <w:rPr>
-                <w:sz w:val="20"/>
-              </w:rPr>
-            </w:pPr>
-            <w:r>
-              <w:rPr>
-                <w:sz w:val="20"/>
-              </w:rPr>
-              <w:t xml:space="preserve">29,2 por ciento</w:t>
-            </w:r>
-          </w:p>
-        </w:tc>
-        <w:tc>
-          <w:tcPr>
-            <w:tcW w:w="1800" w:type="dxa"/>
-          </w:tcPr>
-          <w:p>
-            <w:pPr>
-              <w:spacing w:line="240" w:lineRule="auto"/>
-              <w:ind w:firstLine="0"/>
-              <w:jc w:val="center"/>
-              <w:rPr>
-                <w:sz w:val="20"/>
-              </w:rPr>
-            </w:pPr>
-            <w:r>
-              <w:rPr>
-                <w:sz w:val="20"/>
-              </w:rPr>
-              <w:t xml:space="preserve">69,4 por ciento</w:t>
+            <w:tcW w:w="2900" w:type="dxa"/>
+          </w:tcPr>
+          <w:p>
+            <w:pPr>
+              <w:spacing w:line="240" w:lineRule="auto"/>
+              <w:ind w:firstLine="0"/>
+              <w:rPr>
+                <w:sz w:val="20"/>
+              </w:rPr>
+            </w:pPr>
+            <w:r>
+              <w:rPr>
+                <w:sz w:val="20"/>
+              </w:rPr>
+              <w:t xml:space="preserve">Índice entre las cinco campañas</w:t>
+            </w:r>
+          </w:p>
+        </w:tc>
+        <w:tc>
+          <w:tcPr>
+            <w:tcW w:w="3000" w:type="dxa"/>
+          </w:tcPr>
+          <w:p>
+            <w:pPr>
+              <w:spacing w:line="240" w:lineRule="auto"/>
+              <w:ind w:firstLine="0"/>
+              <w:jc w:val="center"/>
+              <w:rPr>
+                <w:sz w:val="20"/>
+              </w:rPr>
+            </w:pPr>
+            <w:r>
+              <w:rPr>
+                <w:sz w:val="20"/>
+              </w:rPr>
+              <w:t xml:space="preserve">Kruskal Wallis con 4 grados de libertad</w:t>
+            </w:r>
+          </w:p>
+        </w:tc>
+        <w:tc>
+          <w:tcPr>
+            <w:tcW w:w="1300" w:type="dxa"/>
+          </w:tcPr>
+          <w:p>
+            <w:pPr>
+              <w:spacing w:line="240" w:lineRule="auto"/>
+              <w:ind w:firstLine="0"/>
+              <w:jc w:val="center"/>
+              <w:rPr>
+                <w:sz w:val="20"/>
+              </w:rPr>
+            </w:pPr>
+            <w:r>
+              <w:rPr>
+                <w:sz w:val="20"/>
+              </w:rPr>
+              <w:t xml:space="preserve">0,001</w:t>
             </w:r>
           </w:p>
         </w:tc>
@@ -13254,28 +12500,7 @@
               <w:rPr>
                 <w:sz w:val="20"/>
               </w:rPr>
-              <w:t xml:space="preserve">Índice −0,716</w:t>
-            </w:r>
-          </w:p>
-        </w:tc>
-        <w:tc>
-          <w:tcPr>
-            <w:tcW w:w="2000" w:type="dxa"/>
-          </w:tcPr>
-          <w:p>
-            <w:pPr>
-              <w:spacing w:line="240" w:lineRule="auto"/>
-              <w:ind w:firstLine="0"/>
-              <w:jc w:val="center"/>
-              <w:rPr>
-                <w:sz w:val="20"/>
-              </w:rPr>
-            </w:pPr>
-            <w:r>
-              <w:rPr>
-                <w:sz w:val="20"/>
-              </w:rPr>
-              <w:t xml:space="preserve">Turbidez −0,658</w:t>
+              <w:t xml:space="preserve">Diferencia significativa</w:t>
             </w:r>
           </w:p>
         </w:tc>
@@ -13283,63 +12508,63 @@
       <w:tr>
         <w:tc>
           <w:tcPr>
-            <w:tcW w:w="1900" w:type="dxa"/>
-          </w:tcPr>
-          <w:p>
-            <w:pPr>
-              <w:spacing w:line="240" w:lineRule="auto"/>
-              <w:ind w:firstLine="0"/>
-              <w:rPr>
-                <w:sz w:val="20"/>
-              </w:rPr>
-            </w:pPr>
-            <w:r>
-              <w:rPr>
-                <w:sz w:val="20"/>
-              </w:rPr>
-              <w:t xml:space="preserve">CP3</w:t>
-            </w:r>
-          </w:p>
-        </w:tc>
-        <w:tc>
-          <w:tcPr>
-            <w:tcW w:w="1900" w:type="dxa"/>
-          </w:tcPr>
-          <w:p>
-            <w:pPr>
-              <w:spacing w:line="240" w:lineRule="auto"/>
-              <w:ind w:firstLine="0"/>
-              <w:jc w:val="center"/>
-              <w:rPr>
-                <w:sz w:val="20"/>
-              </w:rPr>
-            </w:pPr>
-            <w:r>
-              <w:rPr>
-                <w:sz w:val="20"/>
-              </w:rPr>
-              <w:t xml:space="preserve">18,6 por ciento</w:t>
-            </w:r>
-          </w:p>
-        </w:tc>
-        <w:tc>
-          <w:tcPr>
-            <w:tcW w:w="1800" w:type="dxa"/>
-          </w:tcPr>
-          <w:p>
-            <w:pPr>
-              <w:spacing w:line="240" w:lineRule="auto"/>
-              <w:ind w:firstLine="0"/>
-              <w:jc w:val="center"/>
-              <w:rPr>
-                <w:sz w:val="20"/>
-              </w:rPr>
-            </w:pPr>
-            <w:r>
-              <w:rPr>
-                <w:sz w:val="20"/>
-              </w:rPr>
-              <w:t xml:space="preserve">87,9 por ciento</w:t>
+            <w:tcW w:w="2900" w:type="dxa"/>
+          </w:tcPr>
+          <w:p>
+            <w:pPr>
+              <w:spacing w:line="240" w:lineRule="auto"/>
+              <w:ind w:firstLine="0"/>
+              <w:rPr>
+                <w:sz w:val="20"/>
+              </w:rPr>
+            </w:pPr>
+            <w:r>
+              <w:rPr>
+                <w:sz w:val="20"/>
+              </w:rPr>
+              <w:t xml:space="preserve">Época lluviosa 2022 frente a época seca 2022</w:t>
+            </w:r>
+          </w:p>
+        </w:tc>
+        <w:tc>
+          <w:tcPr>
+            <w:tcW w:w="3000" w:type="dxa"/>
+          </w:tcPr>
+          <w:p>
+            <w:pPr>
+              <w:spacing w:line="240" w:lineRule="auto"/>
+              <w:ind w:firstLine="0"/>
+              <w:jc w:val="center"/>
+              <w:rPr>
+                <w:sz w:val="20"/>
+              </w:rPr>
+            </w:pPr>
+            <w:r>
+              <w:rPr>
+                <w:sz w:val="20"/>
+              </w:rPr>
+              <w:t xml:space="preserve">Mann Whitney con Bonferroni</w:t>
+            </w:r>
+          </w:p>
+        </w:tc>
+        <w:tc>
+          <w:tcPr>
+            <w:tcW w:w="1300" w:type="dxa"/>
+          </w:tcPr>
+          <w:p>
+            <w:pPr>
+              <w:spacing w:line="240" w:lineRule="auto"/>
+              <w:ind w:firstLine="0"/>
+              <w:jc w:val="center"/>
+              <w:rPr>
+                <w:sz w:val="20"/>
+              </w:rPr>
+            </w:pPr>
+            <w:r>
+              <w:rPr>
+                <w:sz w:val="20"/>
+              </w:rPr>
+              <w:t xml:space="preserve">0,001</w:t>
             </w:r>
           </w:p>
         </w:tc>
@@ -13360,28 +12585,7 @@
               <w:rPr>
                 <w:sz w:val="20"/>
               </w:rPr>
-              <w:t xml:space="preserve">Temperatura −0,622</w:t>
-            </w:r>
-          </w:p>
-        </w:tc>
-        <w:tc>
-          <w:tcPr>
-            <w:tcW w:w="2000" w:type="dxa"/>
-          </w:tcPr>
-          <w:p>
-            <w:pPr>
-              <w:spacing w:line="240" w:lineRule="auto"/>
-              <w:ind w:firstLine="0"/>
-              <w:jc w:val="center"/>
-              <w:rPr>
-                <w:sz w:val="20"/>
-              </w:rPr>
-            </w:pPr>
-            <w:r>
-              <w:rPr>
-                <w:sz w:val="20"/>
-              </w:rPr>
-              <w:t xml:space="preserve">Índice −0,563</w:t>
+              <w:t xml:space="preserve">Diferencia significativa</w:t>
             </w:r>
           </w:p>
         </w:tc>
@@ -13389,63 +12593,63 @@
       <w:tr>
         <w:tc>
           <w:tcPr>
-            <w:tcW w:w="1900" w:type="dxa"/>
-          </w:tcPr>
-          <w:p>
-            <w:pPr>
-              <w:spacing w:line="240" w:lineRule="auto"/>
-              <w:ind w:firstLine="0"/>
-              <w:rPr>
-                <w:sz w:val="20"/>
-              </w:rPr>
-            </w:pPr>
-            <w:r>
-              <w:rPr>
-                <w:sz w:val="20"/>
-              </w:rPr>
-              <w:t xml:space="preserve">CP4</w:t>
-            </w:r>
-          </w:p>
-        </w:tc>
-        <w:tc>
-          <w:tcPr>
-            <w:tcW w:w="1900" w:type="dxa"/>
-          </w:tcPr>
-          <w:p>
-            <w:pPr>
-              <w:spacing w:line="240" w:lineRule="auto"/>
-              <w:ind w:firstLine="0"/>
-              <w:jc w:val="center"/>
-              <w:rPr>
-                <w:sz w:val="20"/>
-              </w:rPr>
-            </w:pPr>
-            <w:r>
-              <w:rPr>
-                <w:sz w:val="20"/>
-              </w:rPr>
-              <w:t xml:space="preserve">12,1 por ciento</w:t>
-            </w:r>
-          </w:p>
-        </w:tc>
-        <w:tc>
-          <w:tcPr>
-            <w:tcW w:w="1800" w:type="dxa"/>
-          </w:tcPr>
-          <w:p>
-            <w:pPr>
-              <w:spacing w:line="240" w:lineRule="auto"/>
-              <w:ind w:firstLine="0"/>
-              <w:jc w:val="center"/>
-              <w:rPr>
-                <w:sz w:val="20"/>
-              </w:rPr>
-            </w:pPr>
-            <w:r>
-              <w:rPr>
-                <w:sz w:val="20"/>
-              </w:rPr>
-              <w:t xml:space="preserve">100 por ciento</w:t>
+            <w:tcW w:w="2900" w:type="dxa"/>
+          </w:tcPr>
+          <w:p>
+            <w:pPr>
+              <w:spacing w:line="240" w:lineRule="auto"/>
+              <w:ind w:firstLine="0"/>
+              <w:rPr>
+                <w:sz w:val="20"/>
+              </w:rPr>
+            </w:pPr>
+            <w:r>
+              <w:rPr>
+                <w:sz w:val="20"/>
+              </w:rPr>
+              <w:t xml:space="preserve">Época seca 2022 frente a época seca 2023</w:t>
+            </w:r>
+          </w:p>
+        </w:tc>
+        <w:tc>
+          <w:tcPr>
+            <w:tcW w:w="3000" w:type="dxa"/>
+          </w:tcPr>
+          <w:p>
+            <w:pPr>
+              <w:spacing w:line="240" w:lineRule="auto"/>
+              <w:ind w:firstLine="0"/>
+              <w:jc w:val="center"/>
+              <w:rPr>
+                <w:sz w:val="20"/>
+              </w:rPr>
+            </w:pPr>
+            <w:r>
+              <w:rPr>
+                <w:sz w:val="20"/>
+              </w:rPr>
+              <w:t xml:space="preserve">Mann Whitney con Bonferroni</w:t>
+            </w:r>
+          </w:p>
+        </w:tc>
+        <w:tc>
+          <w:tcPr>
+            <w:tcW w:w="1300" w:type="dxa"/>
+          </w:tcPr>
+          <w:p>
+            <w:pPr>
+              <w:spacing w:line="240" w:lineRule="auto"/>
+              <w:ind w:firstLine="0"/>
+              <w:jc w:val="center"/>
+              <w:rPr>
+                <w:sz w:val="20"/>
+              </w:rPr>
+            </w:pPr>
+            <w:r>
+              <w:rPr>
+                <w:sz w:val="20"/>
+              </w:rPr>
+              <w:t xml:space="preserve">0,005</w:t>
             </w:r>
           </w:p>
         </w:tc>
@@ -13466,7 +12670,71 @@
               <w:rPr>
                 <w:sz w:val="20"/>
               </w:rPr>
-              <w:t xml:space="preserve"/>
+              <w:t xml:space="preserve">Diferencia dentro de la misma época</w:t>
+            </w:r>
+          </w:p>
+        </w:tc>
+      </w:tr>
+      <w:tr>
+        <w:tc>
+          <w:tcPr>
+            <w:tcW w:w="2900" w:type="dxa"/>
+          </w:tcPr>
+          <w:p>
+            <w:pPr>
+              <w:spacing w:line="240" w:lineRule="auto"/>
+              <w:ind w:firstLine="0"/>
+              <w:rPr>
+                <w:sz w:val="20"/>
+              </w:rPr>
+            </w:pPr>
+            <w:r>
+              <w:rPr>
+                <w:sz w:val="20"/>
+              </w:rPr>
+              <w:t xml:space="preserve">Clase de tamaño y época climática</w:t>
+            </w:r>
+          </w:p>
+        </w:tc>
+        <w:tc>
+          <w:tcPr>
+            <w:tcW w:w="3000" w:type="dxa"/>
+          </w:tcPr>
+          <w:p>
+            <w:pPr>
+              <w:spacing w:line="240" w:lineRule="auto"/>
+              <w:ind w:firstLine="0"/>
+              <w:jc w:val="center"/>
+              <w:rPr>
+                <w:sz w:val="20"/>
+              </w:rPr>
+            </w:pPr>
+            <w:r>
+              <w:rPr>
+                <w:sz w:val="20"/>
+              </w:rPr>
+              <w:t xml:space="preserve">Chi cuadrado con 2 grados de libertad</w:t>
+            </w:r>
+          </w:p>
+        </w:tc>
+        <w:tc>
+          <w:tcPr>
+            <w:tcW w:w="1300" w:type="dxa"/>
+          </w:tcPr>
+          <w:p>
+            <w:pPr>
+              <w:spacing w:line="240" w:lineRule="auto"/>
+              <w:ind w:firstLine="0"/>
+              <w:jc w:val="center"/>
+              <w:rPr>
+                <w:sz w:val="20"/>
+              </w:rPr>
+            </w:pPr>
+            <w:r>
+              <w:rPr>
+                <w:sz w:val="20"/>
+              </w:rPr>
+              <w:t xml:space="preserve">0,806</w:t>
             </w:r>
           </w:p>
         </w:tc>
@@ -13487,7 +12755,92 @@
               <w:rPr>
                 <w:sz w:val="20"/>
               </w:rPr>
-              <w:t xml:space="preserve"/>
+              <w:t xml:space="preserve">Sin asociación</w:t>
+            </w:r>
+          </w:p>
+        </w:tc>
+      </w:tr>
+      <w:tr>
+        <w:tc>
+          <w:tcPr>
+            <w:tcW w:w="2900" w:type="dxa"/>
+          </w:tcPr>
+          <w:p>
+            <w:pPr>
+              <w:spacing w:line="240" w:lineRule="auto"/>
+              <w:ind w:firstLine="0"/>
+              <w:rPr>
+                <w:sz w:val="20"/>
+              </w:rPr>
+            </w:pPr>
+            <w:r>
+              <w:rPr>
+                <w:sz w:val="20"/>
+              </w:rPr>
+              <w:t xml:space="preserve">Índice entre zonas de influencia del Canal del Dique</w:t>
+            </w:r>
+          </w:p>
+        </w:tc>
+        <w:tc>
+          <w:tcPr>
+            <w:tcW w:w="3000" w:type="dxa"/>
+          </w:tcPr>
+          <w:p>
+            <w:pPr>
+              <w:spacing w:line="240" w:lineRule="auto"/>
+              <w:ind w:firstLine="0"/>
+              <w:jc w:val="center"/>
+              <w:rPr>
+                <w:sz w:val="20"/>
+              </w:rPr>
+            </w:pPr>
+            <w:r>
+              <w:rPr>
+                <w:sz w:val="20"/>
+              </w:rPr>
+              <w:t xml:space="preserve">Mann Whitney, 65 frente a 46 estaciones</w:t>
+            </w:r>
+          </w:p>
+        </w:tc>
+        <w:tc>
+          <w:tcPr>
+            <w:tcW w:w="1300" w:type="dxa"/>
+          </w:tcPr>
+          <w:p>
+            <w:pPr>
+              <w:spacing w:line="240" w:lineRule="auto"/>
+              <w:ind w:firstLine="0"/>
+              <w:jc w:val="center"/>
+              <w:rPr>
+                <w:sz w:val="20"/>
+              </w:rPr>
+            </w:pPr>
+            <w:r>
+              <w:rPr>
+                <w:sz w:val="20"/>
+              </w:rPr>
+              <w:t xml:space="preserve">0,004</w:t>
+            </w:r>
+          </w:p>
+        </w:tc>
+        <w:tc>
+          <w:tcPr>
+            <w:tcW w:w="2000" w:type="dxa"/>
+          </w:tcPr>
+          <w:p>
+            <w:pPr>
+              <w:spacing w:line="240" w:lineRule="auto"/>
+              <w:ind w:firstLine="0"/>
+              <w:jc w:val="center"/>
+              <w:rPr>
+                <w:sz w:val="20"/>
+              </w:rPr>
+            </w:pPr>
+            <w:r>
+              <w:rPr>
+                <w:sz w:val="20"/>
+              </w:rPr>
+              <w:t xml:space="preserve">Diferencia significativa</w:t>
             </w:r>
           </w:p>
         </w:tc>
@@ -13505,7 +12858,7 @@
         </w:rPr>
         <w:drawing>
           <wp:inline distT="0" distB="0" distL="0" distR="0">
-            <wp:extent cx="5943600" cy="2627696"/>
+            <wp:extent cx="5943600" cy="2107276"/>
             <wp:effectExtent l="0" t="0" r="0" b="0"/>
             <wp:docPr id="102" name="Imagen 102"/>
             <wp:cNvGraphicFramePr>
@@ -13527,6 +12880,760 @@
                   <pic:spPr>
                     <a:xfrm>
                       <a:off x="0" y="0"/>
+                      <a:ext cx="5943600" cy="2107276"/>
+                    </a:xfrm>
+                    <a:prstGeom prst="rect">
+                      <a:avLst/>
+                    </a:prstGeom>
+                  </pic:spPr>
+                </pic:pic>
+              </a:graphicData>
+            </a:graphic>
+          </wp:inline>
+        </w:drawing>
+      </w:r>
+    </w:p>
+    <w:p>
+      <w:pPr>
+        <w:pStyle w:val="Descripcin"/>
+        <w:keepNext/>
+        <w:spacing w:line="360" w:lineRule="auto"/>
+      </w:pPr>
+      <w:r>
+        <w:rPr>
+          <w:i w:val="0"/>
+          <w:iCs w:val="0"/>
+          <w:color w:val="000000" w:themeColor="text1"/>
+        </w:rPr>
+        <w:t xml:space="preserve">Figura </w:t>
+        <w:fldChar w:fldCharType="begin"/>
+        <w:instrText xml:space="preserve"> SEQ Figura \* ARABIC </w:instrText>
+        <w:fldChar w:fldCharType="separate"/>
+      </w:r>
+      <w:r>
+        <w:rPr>
+          <w:i w:val="0"/>
+          <w:iCs w:val="0"/>
+          <w:color w:val="000000" w:themeColor="text1"/>
+          <w:noProof/>
+        </w:rPr>
+        <w:t>7</w:t>
+        <w:fldChar w:fldCharType="end"/>
+      </w:r>
+      <w:r>
+        <w:rPr>
+          <w:i w:val="0"/>
+          <w:iCs w:val="0"/>
+          <w:color w:val="000000" w:themeColor="text1"/>
+        </w:rPr>
+        <w:t xml:space="preserve">. a) Composición porcentual de clases de tamaño por campaña. b) Índice según la zona de influencia del Canal del Dique. c) Relación entre el índice y la temperatura superficial. Fuente propia.</w:t>
+      </w:r>
+    </w:p>
+    <w:p>
+      <w:pPr>
+        <w:tabs>
+          <w:tab w:val="left" w:pos="426"/>
+          <w:tab w:val="left" w:pos="993"/>
+        </w:tabs>
+      </w:pPr>
+      <w:r>
+        <w:rPr>
+          <w:b/>
+          <w:bCs/>
+        </w:rPr>
+        <w:t xml:space="preserve">La hipótesis formulada en el planteamiento del problema no se sostiene con estos datos. </w:t>
+      </w:r>
+      <w:r>
+        <w:rPr/>
+        <w:t xml:space="preserve">El microfitoplancton representa el 56,5 por ciento de las estaciones en la época seca y el 62,8 por ciento en la época lluviosa, sin asociación estadística entre clase de tamaño y época climática. La diferencia entre campañas de un mismo periodo climático, en cambio, sí es significativa. Por esta razón la hipótesis se reformuló en el capítulo correspondiente.</w:t>
+      </w:r>
+    </w:p>
+    <w:p>
+      <w:pPr>
+        <w:tabs>
+          <w:tab w:val="left" w:pos="426"/>
+          <w:tab w:val="left" w:pos="993"/>
+        </w:tabs>
+      </w:pPr>
+      <w:r>
+        <w:rPr/>
+        <w:t xml:space="preserve">El contraste que sí resulta significativo es el espacial. En la zona de alta influencia del Canal del Dique la mediana del índice es de 2,149, frente a 2,588 en la zona de baja influencia, con una probabilidad de 0,004. Las aguas influidas por el canal presentan células de mayor tamaño, resultado coherente con el aporte de nutrientes que favorece a las diatomeas y que respalda el tercer objetivo específico de este trabajo.</w:t>
+      </w:r>
+    </w:p>
+    <w:p>
+      <w:pPr>
+        <w:tabs>
+          <w:tab w:val="left" w:pos="426"/>
+          <w:tab w:val="left" w:pos="993"/>
+        </w:tabs>
+        <w:rPr>
+          <w:b/>
+          <w:bCs/>
+        </w:rPr>
+      </w:pPr>
+      <w:r>
+        <w:rPr>
+          <w:rStyle w:val="Textoennegrita"/>
+          <w:bCs w:val="0"/>
+        </w:rPr>
+        <w:t xml:space="preserve">Estructura multivariada</w:t>
+      </w:r>
+    </w:p>
+    <w:p>
+      <w:pPr>
+        <w:tabs>
+          <w:tab w:val="left" w:pos="426"/>
+          <w:tab w:val="left" w:pos="993"/>
+        </w:tabs>
+      </w:pPr>
+      <w:r>
+        <w:rPr/>
+        <w:t xml:space="preserve">El análisis de componentes principales se realizó sobre las cuatro variables estandarizadas, con la turbidez transformada a logaritmo decimal, para las 109 estaciones con información completa. Los dos primeros componentes reúnen el 69,4 por ciento de la varianza.</w:t>
+      </w:r>
+    </w:p>
+    <w:p>
+      <w:pPr>
+        <w:pStyle w:val="Descripcin"/>
+        <w:keepNext/>
+        <w:spacing w:line="360" w:lineRule="auto"/>
+      </w:pPr>
+      <w:r>
+        <w:rPr>
+          <w:i w:val="0"/>
+          <w:iCs w:val="0"/>
+          <w:color w:val="000000" w:themeColor="text1"/>
+        </w:rPr>
+        <w:t xml:space="preserve">Tabla </w:t>
+        <w:fldChar w:fldCharType="begin"/>
+        <w:instrText xml:space="preserve"> SEQ Tabla \* ARABIC </w:instrText>
+        <w:fldChar w:fldCharType="separate"/>
+      </w:r>
+      <w:r>
+        <w:rPr>
+          <w:i w:val="0"/>
+          <w:iCs w:val="0"/>
+          <w:color w:val="000000" w:themeColor="text1"/>
+          <w:noProof/>
+        </w:rPr>
+        <w:t>9</w:t>
+        <w:fldChar w:fldCharType="end"/>
+      </w:r>
+      <w:r>
+        <w:rPr>
+          <w:i w:val="0"/>
+          <w:iCs w:val="0"/>
+          <w:color w:val="000000" w:themeColor="text1"/>
+        </w:rPr>
+        <w:t xml:space="preserve">. Varianza explicada y cargas principales del análisis de componentes.</w:t>
+      </w:r>
+    </w:p>
+    <w:tbl>
+      <w:tblPr>
+        <w:tblStyle w:val="Tablaconcuadrcula"/>
+        <w:tblW w:w="9600" w:type="dxa"/>
+        <w:jc w:val="center"/>
+        <w:tblLook w:val="04A0" w:firstRow="1" w:lastRow="0" w:firstColumn="1" w:lastColumn="0" w:noHBand="0" w:noVBand="1"/>
+      </w:tblPr>
+      <w:tblGrid>
+        <w:gridCol w:w="1900"/>
+        <w:gridCol w:w="1900"/>
+        <w:gridCol w:w="1800"/>
+        <w:gridCol w:w="2000"/>
+        <w:gridCol w:w="2000"/>
+      </w:tblGrid>
+      <w:tr>
+        <w:trPr>
+          <w:tblHeader/>
+        </w:trPr>
+        <w:tc>
+          <w:tcPr>
+            <w:tcW w:w="1900" w:type="dxa"/>
+            <w:shd w:val="clear" w:color="auto" w:fill="DCE6F1"/>
+          </w:tcPr>
+          <w:p>
+            <w:pPr>
+              <w:spacing w:line="240" w:lineRule="auto"/>
+              <w:ind w:firstLine="0"/>
+              <w:rPr>
+                <w:b/>
+                <w:bCs/>
+                <w:sz w:val="20"/>
+              </w:rPr>
+            </w:pPr>
+            <w:r>
+              <w:rPr>
+                <w:b/>
+                <w:bCs/>
+                <w:sz w:val="20"/>
+              </w:rPr>
+              <w:t xml:space="preserve">Componente</w:t>
+            </w:r>
+          </w:p>
+        </w:tc>
+        <w:tc>
+          <w:tcPr>
+            <w:tcW w:w="1900" w:type="dxa"/>
+            <w:shd w:val="clear" w:color="auto" w:fill="DCE6F1"/>
+          </w:tcPr>
+          <w:p>
+            <w:pPr>
+              <w:spacing w:line="240" w:lineRule="auto"/>
+              <w:ind w:firstLine="0"/>
+              <w:jc w:val="center"/>
+              <w:rPr>
+                <w:b/>
+                <w:bCs/>
+                <w:sz w:val="20"/>
+              </w:rPr>
+            </w:pPr>
+            <w:r>
+              <w:rPr>
+                <w:b/>
+                <w:bCs/>
+                <w:sz w:val="20"/>
+              </w:rPr>
+              <w:t xml:space="preserve">Varianza explicada</w:t>
+            </w:r>
+          </w:p>
+        </w:tc>
+        <w:tc>
+          <w:tcPr>
+            <w:tcW w:w="1800" w:type="dxa"/>
+            <w:shd w:val="clear" w:color="auto" w:fill="DCE6F1"/>
+          </w:tcPr>
+          <w:p>
+            <w:pPr>
+              <w:spacing w:line="240" w:lineRule="auto"/>
+              <w:ind w:firstLine="0"/>
+              <w:jc w:val="center"/>
+              <w:rPr>
+                <w:b/>
+                <w:bCs/>
+                <w:sz w:val="20"/>
+              </w:rPr>
+            </w:pPr>
+            <w:r>
+              <w:rPr>
+                <w:b/>
+                <w:bCs/>
+                <w:sz w:val="20"/>
+              </w:rPr>
+              <w:t xml:space="preserve">Acumulada</w:t>
+            </w:r>
+          </w:p>
+        </w:tc>
+        <w:tc>
+          <w:tcPr>
+            <w:tcW w:w="2000" w:type="dxa"/>
+            <w:shd w:val="clear" w:color="auto" w:fill="DCE6F1"/>
+          </w:tcPr>
+          <w:p>
+            <w:pPr>
+              <w:spacing w:line="240" w:lineRule="auto"/>
+              <w:ind w:firstLine="0"/>
+              <w:jc w:val="center"/>
+              <w:rPr>
+                <w:b/>
+                <w:bCs/>
+                <w:sz w:val="20"/>
+              </w:rPr>
+            </w:pPr>
+            <w:r>
+              <w:rPr>
+                <w:b/>
+                <w:bCs/>
+                <w:sz w:val="20"/>
+              </w:rPr>
+              <w:t xml:space="preserve">Carga mayor</w:t>
+            </w:r>
+          </w:p>
+        </w:tc>
+        <w:tc>
+          <w:tcPr>
+            <w:tcW w:w="2000" w:type="dxa"/>
+            <w:shd w:val="clear" w:color="auto" w:fill="DCE6F1"/>
+          </w:tcPr>
+          <w:p>
+            <w:pPr>
+              <w:spacing w:line="240" w:lineRule="auto"/>
+              <w:ind w:firstLine="0"/>
+              <w:jc w:val="center"/>
+              <w:rPr>
+                <w:b/>
+                <w:bCs/>
+                <w:sz w:val="20"/>
+              </w:rPr>
+            </w:pPr>
+            <w:r>
+              <w:rPr>
+                <w:b/>
+                <w:bCs/>
+                <w:sz w:val="20"/>
+              </w:rPr>
+              <w:t xml:space="preserve">Segunda carga</w:t>
+            </w:r>
+          </w:p>
+        </w:tc>
+      </w:tr>
+      <w:tr>
+        <w:tc>
+          <w:tcPr>
+            <w:tcW w:w="1900" w:type="dxa"/>
+          </w:tcPr>
+          <w:p>
+            <w:pPr>
+              <w:spacing w:line="240" w:lineRule="auto"/>
+              <w:ind w:firstLine="0"/>
+              <w:rPr>
+                <w:sz w:val="20"/>
+              </w:rPr>
+            </w:pPr>
+            <w:r>
+              <w:rPr>
+                <w:sz w:val="20"/>
+              </w:rPr>
+              <w:t xml:space="preserve">CP1</w:t>
+            </w:r>
+          </w:p>
+        </w:tc>
+        <w:tc>
+          <w:tcPr>
+            <w:tcW w:w="1900" w:type="dxa"/>
+          </w:tcPr>
+          <w:p>
+            <w:pPr>
+              <w:spacing w:line="240" w:lineRule="auto"/>
+              <w:ind w:firstLine="0"/>
+              <w:jc w:val="center"/>
+              <w:rPr>
+                <w:sz w:val="20"/>
+              </w:rPr>
+            </w:pPr>
+            <w:r>
+              <w:rPr>
+                <w:sz w:val="20"/>
+              </w:rPr>
+              <w:t xml:space="preserve">40,2 por ciento</w:t>
+            </w:r>
+          </w:p>
+        </w:tc>
+        <w:tc>
+          <w:tcPr>
+            <w:tcW w:w="1800" w:type="dxa"/>
+          </w:tcPr>
+          <w:p>
+            <w:pPr>
+              <w:spacing w:line="240" w:lineRule="auto"/>
+              <w:ind w:firstLine="0"/>
+              <w:jc w:val="center"/>
+              <w:rPr>
+                <w:sz w:val="20"/>
+              </w:rPr>
+            </w:pPr>
+            <w:r>
+              <w:rPr>
+                <w:sz w:val="20"/>
+              </w:rPr>
+              <w:t xml:space="preserve">40,2 por ciento</w:t>
+            </w:r>
+          </w:p>
+        </w:tc>
+        <w:tc>
+          <w:tcPr>
+            <w:tcW w:w="2000" w:type="dxa"/>
+          </w:tcPr>
+          <w:p>
+            <w:pPr>
+              <w:spacing w:line="240" w:lineRule="auto"/>
+              <w:ind w:firstLine="0"/>
+              <w:jc w:val="center"/>
+              <w:rPr>
+                <w:sz w:val="20"/>
+              </w:rPr>
+            </w:pPr>
+            <w:r>
+              <w:rPr>
+                <w:sz w:val="20"/>
+              </w:rPr>
+              <w:t xml:space="preserve">Salinidad +0,842</w:t>
+            </w:r>
+          </w:p>
+        </w:tc>
+        <w:tc>
+          <w:tcPr>
+            <w:tcW w:w="2000" w:type="dxa"/>
+          </w:tcPr>
+          <w:p>
+            <w:pPr>
+              <w:spacing w:line="240" w:lineRule="auto"/>
+              <w:ind w:firstLine="0"/>
+              <w:jc w:val="center"/>
+              <w:rPr>
+                <w:sz w:val="20"/>
+              </w:rPr>
+            </w:pPr>
+            <w:r>
+              <w:rPr>
+                <w:sz w:val="20"/>
+              </w:rPr>
+              <w:t xml:space="preserve">Temperatura −0,623</w:t>
+            </w:r>
+          </w:p>
+        </w:tc>
+      </w:tr>
+      <w:tr>
+        <w:tc>
+          <w:tcPr>
+            <w:tcW w:w="1900" w:type="dxa"/>
+          </w:tcPr>
+          <w:p>
+            <w:pPr>
+              <w:spacing w:line="240" w:lineRule="auto"/>
+              <w:ind w:firstLine="0"/>
+              <w:rPr>
+                <w:sz w:val="20"/>
+              </w:rPr>
+            </w:pPr>
+            <w:r>
+              <w:rPr>
+                <w:sz w:val="20"/>
+              </w:rPr>
+              <w:t xml:space="preserve">CP2</w:t>
+            </w:r>
+          </w:p>
+        </w:tc>
+        <w:tc>
+          <w:tcPr>
+            <w:tcW w:w="1900" w:type="dxa"/>
+          </w:tcPr>
+          <w:p>
+            <w:pPr>
+              <w:spacing w:line="240" w:lineRule="auto"/>
+              <w:ind w:firstLine="0"/>
+              <w:jc w:val="center"/>
+              <w:rPr>
+                <w:sz w:val="20"/>
+              </w:rPr>
+            </w:pPr>
+            <w:r>
+              <w:rPr>
+                <w:sz w:val="20"/>
+              </w:rPr>
+              <w:t xml:space="preserve">29,2 por ciento</w:t>
+            </w:r>
+          </w:p>
+        </w:tc>
+        <w:tc>
+          <w:tcPr>
+            <w:tcW w:w="1800" w:type="dxa"/>
+          </w:tcPr>
+          <w:p>
+            <w:pPr>
+              <w:spacing w:line="240" w:lineRule="auto"/>
+              <w:ind w:firstLine="0"/>
+              <w:jc w:val="center"/>
+              <w:rPr>
+                <w:sz w:val="20"/>
+              </w:rPr>
+            </w:pPr>
+            <w:r>
+              <w:rPr>
+                <w:sz w:val="20"/>
+              </w:rPr>
+              <w:t xml:space="preserve">69,4 por ciento</w:t>
+            </w:r>
+          </w:p>
+        </w:tc>
+        <w:tc>
+          <w:tcPr>
+            <w:tcW w:w="2000" w:type="dxa"/>
+          </w:tcPr>
+          <w:p>
+            <w:pPr>
+              <w:spacing w:line="240" w:lineRule="auto"/>
+              <w:ind w:firstLine="0"/>
+              <w:jc w:val="center"/>
+              <w:rPr>
+                <w:sz w:val="20"/>
+              </w:rPr>
+            </w:pPr>
+            <w:r>
+              <w:rPr>
+                <w:sz w:val="20"/>
+              </w:rPr>
+              <w:t xml:space="preserve">Índice −0,716</w:t>
+            </w:r>
+          </w:p>
+        </w:tc>
+        <w:tc>
+          <w:tcPr>
+            <w:tcW w:w="2000" w:type="dxa"/>
+          </w:tcPr>
+          <w:p>
+            <w:pPr>
+              <w:spacing w:line="240" w:lineRule="auto"/>
+              <w:ind w:firstLine="0"/>
+              <w:jc w:val="center"/>
+              <w:rPr>
+                <w:sz w:val="20"/>
+              </w:rPr>
+            </w:pPr>
+            <w:r>
+              <w:rPr>
+                <w:sz w:val="20"/>
+              </w:rPr>
+              <w:t xml:space="preserve">Turbidez −0,658</w:t>
+            </w:r>
+          </w:p>
+        </w:tc>
+      </w:tr>
+      <w:tr>
+        <w:tc>
+          <w:tcPr>
+            <w:tcW w:w="1900" w:type="dxa"/>
+          </w:tcPr>
+          <w:p>
+            <w:pPr>
+              <w:spacing w:line="240" w:lineRule="auto"/>
+              <w:ind w:firstLine="0"/>
+              <w:rPr>
+                <w:sz w:val="20"/>
+              </w:rPr>
+            </w:pPr>
+            <w:r>
+              <w:rPr>
+                <w:sz w:val="20"/>
+              </w:rPr>
+              <w:t xml:space="preserve">CP3</w:t>
+            </w:r>
+          </w:p>
+        </w:tc>
+        <w:tc>
+          <w:tcPr>
+            <w:tcW w:w="1900" w:type="dxa"/>
+          </w:tcPr>
+          <w:p>
+            <w:pPr>
+              <w:spacing w:line="240" w:lineRule="auto"/>
+              <w:ind w:firstLine="0"/>
+              <w:jc w:val="center"/>
+              <w:rPr>
+                <w:sz w:val="20"/>
+              </w:rPr>
+            </w:pPr>
+            <w:r>
+              <w:rPr>
+                <w:sz w:val="20"/>
+              </w:rPr>
+              <w:t xml:space="preserve">18,6 por ciento</w:t>
+            </w:r>
+          </w:p>
+        </w:tc>
+        <w:tc>
+          <w:tcPr>
+            <w:tcW w:w="1800" w:type="dxa"/>
+          </w:tcPr>
+          <w:p>
+            <w:pPr>
+              <w:spacing w:line="240" w:lineRule="auto"/>
+              <w:ind w:firstLine="0"/>
+              <w:jc w:val="center"/>
+              <w:rPr>
+                <w:sz w:val="20"/>
+              </w:rPr>
+            </w:pPr>
+            <w:r>
+              <w:rPr>
+                <w:sz w:val="20"/>
+              </w:rPr>
+              <w:t xml:space="preserve">87,9 por ciento</w:t>
+            </w:r>
+          </w:p>
+        </w:tc>
+        <w:tc>
+          <w:tcPr>
+            <w:tcW w:w="2000" w:type="dxa"/>
+          </w:tcPr>
+          <w:p>
+            <w:pPr>
+              <w:spacing w:line="240" w:lineRule="auto"/>
+              <w:ind w:firstLine="0"/>
+              <w:jc w:val="center"/>
+              <w:rPr>
+                <w:sz w:val="20"/>
+              </w:rPr>
+            </w:pPr>
+            <w:r>
+              <w:rPr>
+                <w:sz w:val="20"/>
+              </w:rPr>
+              <w:t xml:space="preserve">Temperatura −0,622</w:t>
+            </w:r>
+          </w:p>
+        </w:tc>
+        <w:tc>
+          <w:tcPr>
+            <w:tcW w:w="2000" w:type="dxa"/>
+          </w:tcPr>
+          <w:p>
+            <w:pPr>
+              <w:spacing w:line="240" w:lineRule="auto"/>
+              <w:ind w:firstLine="0"/>
+              <w:jc w:val="center"/>
+              <w:rPr>
+                <w:sz w:val="20"/>
+              </w:rPr>
+            </w:pPr>
+            <w:r>
+              <w:rPr>
+                <w:sz w:val="20"/>
+              </w:rPr>
+              <w:t xml:space="preserve">Índice −0,563</w:t>
+            </w:r>
+          </w:p>
+        </w:tc>
+      </w:tr>
+      <w:tr>
+        <w:tc>
+          <w:tcPr>
+            <w:tcW w:w="1900" w:type="dxa"/>
+          </w:tcPr>
+          <w:p>
+            <w:pPr>
+              <w:spacing w:line="240" w:lineRule="auto"/>
+              <w:ind w:firstLine="0"/>
+              <w:rPr>
+                <w:sz w:val="20"/>
+              </w:rPr>
+            </w:pPr>
+            <w:r>
+              <w:rPr>
+                <w:sz w:val="20"/>
+              </w:rPr>
+              <w:t xml:space="preserve">CP4</w:t>
+            </w:r>
+          </w:p>
+        </w:tc>
+        <w:tc>
+          <w:tcPr>
+            <w:tcW w:w="1900" w:type="dxa"/>
+          </w:tcPr>
+          <w:p>
+            <w:pPr>
+              <w:spacing w:line="240" w:lineRule="auto"/>
+              <w:ind w:firstLine="0"/>
+              <w:jc w:val="center"/>
+              <w:rPr>
+                <w:sz w:val="20"/>
+              </w:rPr>
+            </w:pPr>
+            <w:r>
+              <w:rPr>
+                <w:sz w:val="20"/>
+              </w:rPr>
+              <w:t xml:space="preserve">12,1 por ciento</w:t>
+            </w:r>
+          </w:p>
+        </w:tc>
+        <w:tc>
+          <w:tcPr>
+            <w:tcW w:w="1800" w:type="dxa"/>
+          </w:tcPr>
+          <w:p>
+            <w:pPr>
+              <w:spacing w:line="240" w:lineRule="auto"/>
+              <w:ind w:firstLine="0"/>
+              <w:jc w:val="center"/>
+              <w:rPr>
+                <w:sz w:val="20"/>
+              </w:rPr>
+            </w:pPr>
+            <w:r>
+              <w:rPr>
+                <w:sz w:val="20"/>
+              </w:rPr>
+              <w:t xml:space="preserve">100 por ciento</w:t>
+            </w:r>
+          </w:p>
+        </w:tc>
+        <w:tc>
+          <w:tcPr>
+            <w:tcW w:w="2000" w:type="dxa"/>
+          </w:tcPr>
+          <w:p>
+            <w:pPr>
+              <w:spacing w:line="240" w:lineRule="auto"/>
+              <w:ind w:firstLine="0"/>
+              <w:jc w:val="center"/>
+              <w:rPr>
+                <w:sz w:val="20"/>
+              </w:rPr>
+            </w:pPr>
+            <w:r>
+              <w:rPr>
+                <w:sz w:val="20"/>
+              </w:rPr>
+              <w:t xml:space="preserve"/>
+            </w:r>
+          </w:p>
+        </w:tc>
+        <w:tc>
+          <w:tcPr>
+            <w:tcW w:w="2000" w:type="dxa"/>
+          </w:tcPr>
+          <w:p>
+            <w:pPr>
+              <w:spacing w:line="240" w:lineRule="auto"/>
+              <w:ind w:firstLine="0"/>
+              <w:jc w:val="center"/>
+              <w:rPr>
+                <w:sz w:val="20"/>
+              </w:rPr>
+            </w:pPr>
+            <w:r>
+              <w:rPr>
+                <w:sz w:val="20"/>
+              </w:rPr>
+              <w:t xml:space="preserve"/>
+            </w:r>
+          </w:p>
+        </w:tc>
+      </w:tr>
+    </w:tbl>
+    <w:p>
+      <w:pPr>
+        <w:spacing w:line="240" w:lineRule="auto"/>
+        <w:ind w:firstLine="0"/>
+        <w:jc w:val="center"/>
+      </w:pPr>
+      <w:r>
+        <w:rPr>
+          <w:noProof/>
+        </w:rPr>
+        <w:drawing>
+          <wp:inline distT="0" distB="0" distL="0" distR="0">
+            <wp:extent cx="5943600" cy="2627696"/>
+            <wp:effectExtent l="0" t="0" r="0" b="0"/>
+            <wp:docPr id="103" name="Imagen 103"/>
+            <wp:cNvGraphicFramePr>
+              <a:graphicFrameLocks noChangeAspect="1"/>
+            </wp:cNvGraphicFramePr>
+            <a:graphic>
+              <a:graphicData uri="http://schemas.openxmlformats.org/drawingml/2006/picture">
+                <pic:pic>
+                  <pic:nvPicPr>
+                    <pic:cNvPr id="103" name="Imagen 103"/>
+                    <pic:cNvPicPr/>
+                  </pic:nvPicPr>
+                  <pic:blipFill>
+                    <a:blip r:embed="rId24"/>
+                    <a:stretch>
+                      <a:fillRect/>
+                    </a:stretch>
+                  </pic:blipFill>
+                  <pic:spPr>
+                    <a:xfrm>
+                      <a:off x="0" y="0"/>
                       <a:ext cx="5943600" cy="2627696"/>
                     </a:xfrm>
                     <a:prstGeom prst="rect">
@@ -13564,7 +13671,7 @@
           <w:color w:val="000000" w:themeColor="text1"/>
           <w:noProof/>
         </w:rPr>
-        <w:t>7</w:t>
+        <w:t>8</w:t>
         <w:fldChar w:fldCharType="end"/>
       </w:r>
       <w:r>
@@ -18363,7 +18470,7 @@
         <w:ind w:firstLine="708"/>
       </w:pPr>
       <w:r>
-        <w:t>Se espera que el proyecto proporcione una caracterización detallada de los tamaños dominantes del fitoplancton en la Bahía de Cartagena durante dos periodos climáticos contrastantes, utilizando el índice Blue/Red. Los resultados ofrecerán un análisis comparativo entre las estaciones lluviosa y seca, identificando las variaciones espacio-temporales en la comunidad fitoplanctónica y su relación con las condiciones ambientales locales, como las variaciones de temperatura superficial del mar.</w:t>
+        <w:t>El proyecto entrega una caracterización de los tamaños dominantes del fitoplancton en la Bahía de Cartagena mediante el índice Blue/Red, con el análisis comparativo entre épocas climáticas y entre zonas de influencia del Canal del Dique. Sobre esa base, el trabajo se orienta a la contextualización climática de las campañas mediante las anomalías estandarizadas de la temperatura superficial del mar y a la construcción del modelo descriptivo con el conjunto ampliado de variables ambientales, de modo que el producto final articule la estructura de tamaños observada con la variabilidad climática de la bahía.</w:t>
       </w:r>
     </w:p>
     <w:p>
@@ -20310,7 +20417,6 @@
       <w:r>
         <w:rPr>
           <w:rFonts w:cs="Arial"/>
-          <w:highlight w:val="yellow"/>
           <w:lang w:val="en-US"/>
         </w:rPr>
         <w:t xml:space="preserve">Baird, R., Eaton, A., &amp; Rice, E. (2017). Standard methods for the examination of water and wastewaters. </w:t>
@@ -20320,7 +20426,6 @@
           <w:rFonts w:cs="Arial"/>
           <w:i/>
           <w:iCs/>
-          <w:highlight w:val="yellow"/>
           <w:lang w:val="en-US"/>
         </w:rPr>
         <w:t>Water Environment Federation, Chair Eugene W. Rice, American Public Health Association Andrew D. Eaton, American Water Works Association</w:t>
@@ -20328,7 +20433,6 @@
       <w:r>
         <w:rPr>
           <w:rFonts w:cs="Arial"/>
-          <w:highlight w:val="yellow"/>
           <w:lang w:val="en-US"/>
         </w:rPr>
         <w:t xml:space="preserve">, </w:t>
@@ -20338,7 +20442,6 @@
           <w:rFonts w:cs="Arial"/>
           <w:i/>
           <w:iCs/>
-          <w:highlight w:val="yellow"/>
           <w:lang w:val="en-US"/>
         </w:rPr>
         <w:t>1</w:t>
@@ -20346,7 +20449,6 @@
       <w:r>
         <w:rPr>
           <w:rFonts w:cs="Arial"/>
-          <w:highlight w:val="yellow"/>
           <w:lang w:val="en-US"/>
         </w:rPr>
         <w:t>, 71-90</w:t>
@@ -20382,7 +20484,6 @@
       <w:r>
         <w:rPr>
           <w:rFonts w:cs="Arial"/>
-          <w:highlight w:val="yellow"/>
           <w:lang w:val="en-US"/>
         </w:rPr>
         <w:t xml:space="preserve">Behrenfeld, M. J., &amp; Boss, E. S. (2014). Resurrecting the ecological underpinnings of ocean plankton blooms. </w:t>
@@ -20392,7 +20493,6 @@
           <w:rFonts w:cs="Arial"/>
           <w:i/>
           <w:iCs/>
-          <w:highlight w:val="yellow"/>
           <w:lang w:val="en-US"/>
         </w:rPr>
         <w:t>Annual Review of Marine Science</w:t>
@@ -20400,7 +20500,6 @@
       <w:r>
         <w:rPr>
           <w:rFonts w:cs="Arial"/>
-          <w:highlight w:val="yellow"/>
           <w:lang w:val="en-US"/>
         </w:rPr>
         <w:t>, 164-194. https://doi.org/10.1146/annurev-marine-052913-021325</w:t>
@@ -20416,7 +20515,6 @@
       <w:r>
         <w:rPr>
           <w:rFonts w:cs="Arial"/>
-          <w:highlight w:val="yellow"/>
         </w:rPr>
         <w:t xml:space="preserve">Beltrán-Pérez. (2011). </w:t>
       </w:r>
@@ -20425,14 +20523,12 @@
           <w:rFonts w:cs="Arial"/>
           <w:i/>
           <w:iCs/>
-          <w:highlight w:val="yellow"/>
         </w:rPr>
         <w:t>Relación entre la comunidad fitoplanctónica y el entorno abiótico de la Bahía de Cartagena, para establecer un índice de calidad del agua y su variación espacio-temporal. Tesis de pregrado, Fundación Universitaria de Bogotá Jorge Tadeo Lozano, Repositorio Expeditio</w:t>
       </w:r>
       <w:r>
         <w:rPr>
           <w:rFonts w:cs="Arial"/>
-          <w:highlight w:val="yellow"/>
         </w:rPr>
         <w:t>. http://hdl.handle.net/20.500.12010/1252</w:t>
       </w:r>
@@ -20448,14 +20544,12 @@
       <w:r>
         <w:rPr>
           <w:rFonts w:cs="Arial"/>
-          <w:highlight w:val="yellow"/>
         </w:rPr>
         <w:t xml:space="preserve">Betancur-Turizo, S. P., Mejia-Trejo, A., Santos-Barrera, Y., Marin-Amado, T., Zapata-Valezuela, E. P., Rivero-Hernández, J. P., &amp; del Pilar Adames-Prada, R. (2024). </w:t>
       </w:r>
       <w:r>
         <w:rPr>
           <w:rFonts w:cs="Arial"/>
-          <w:highlight w:val="yellow"/>
           <w:lang w:val="en-US"/>
         </w:rPr>
         <w:t xml:space="preserve">Dataset on the variability of the light field in coastal waters. </w:t>
@@ -20465,7 +20559,6 @@
           <w:rFonts w:cs="Arial"/>
           <w:i/>
           <w:iCs/>
-          <w:highlight w:val="yellow"/>
           <w:lang w:val="en-US"/>
         </w:rPr>
         <w:t>Data in Brief</w:t>
@@ -20473,7 +20566,6 @@
       <w:r>
         <w:rPr>
           <w:rFonts w:cs="Arial"/>
-          <w:highlight w:val="yellow"/>
           <w:lang w:val="en-US"/>
         </w:rPr>
         <w:t xml:space="preserve">, </w:t>
@@ -20483,7 +20575,6 @@
           <w:rFonts w:cs="Arial"/>
           <w:i/>
           <w:iCs/>
-          <w:highlight w:val="yellow"/>
           <w:lang w:val="en-US"/>
         </w:rPr>
         <w:t>57</w:t>
@@ -20491,7 +20582,6 @@
       <w:r>
         <w:rPr>
           <w:rFonts w:cs="Arial"/>
-          <w:highlight w:val="yellow"/>
           <w:lang w:val="en-US"/>
         </w:rPr>
         <w:t>, 110923.</w:t>
@@ -20540,7 +20630,6 @@
       <w:r>
         <w:rPr>
           <w:rFonts w:cs="Arial"/>
-          <w:highlight w:val="yellow"/>
           <w:lang w:val="en-US"/>
         </w:rPr>
         <w:lastRenderedPageBreak/>
@@ -20551,7 +20640,6 @@
           <w:rFonts w:cs="Arial"/>
           <w:i/>
           <w:iCs/>
-          <w:highlight w:val="yellow"/>
           <w:lang w:val="en-US"/>
         </w:rPr>
         <w:t>Limnology and Oceanography: Methods</w:t>
@@ -20559,7 +20647,6 @@
       <w:r>
         <w:rPr>
           <w:rFonts w:cs="Arial"/>
-          <w:highlight w:val="yellow"/>
           <w:lang w:val="en-US"/>
         </w:rPr>
         <w:t xml:space="preserve">, </w:t>
@@ -20569,7 +20656,6 @@
           <w:rFonts w:cs="Arial"/>
           <w:i/>
           <w:iCs/>
-          <w:highlight w:val="yellow"/>
           <w:lang w:val="en-US"/>
         </w:rPr>
         <w:t>4</w:t>
@@ -20577,7 +20663,6 @@
       <w:r>
         <w:rPr>
           <w:rFonts w:cs="Arial"/>
-          <w:highlight w:val="yellow"/>
           <w:lang w:val="en-US"/>
         </w:rPr>
         <w:t>(7), 237-253. https://doi.org/10.4319/lom.2006.4.237</w:t>
@@ -20593,7 +20678,6 @@
       <w:r>
         <w:rPr>
           <w:rFonts w:cs="Arial"/>
-          <w:highlight w:val="yellow"/>
           <w:lang w:val="en-US"/>
         </w:rPr>
         <w:t xml:space="preserve">Cloern, J. E., &amp; Jassby, A. D. (2010). Patterns and Scales of Phytoplankton Variability in Estuarine–Coastal Ecosystems. </w:t>
@@ -20603,14 +20687,12 @@
           <w:rFonts w:cs="Arial"/>
           <w:i/>
           <w:iCs/>
-          <w:highlight w:val="yellow"/>
         </w:rPr>
         <w:t>Estuaries and Coasts</w:t>
       </w:r>
       <w:r>
         <w:rPr>
           <w:rFonts w:cs="Arial"/>
-          <w:highlight w:val="yellow"/>
         </w:rPr>
         <w:t xml:space="preserve">, </w:t>
       </w:r>
@@ -20619,14 +20701,12 @@
           <w:rFonts w:cs="Arial"/>
           <w:i/>
           <w:iCs/>
-          <w:highlight w:val="yellow"/>
         </w:rPr>
         <w:t>33</w:t>
       </w:r>
       <w:r>
         <w:rPr>
           <w:rFonts w:cs="Arial"/>
-          <w:highlight w:val="yellow"/>
         </w:rPr>
         <w:t>(2), 230-241. https://doi.org/10.1007/s12237-009-9195-3</w:t>
       </w:r>
@@ -20673,14 +20753,12 @@
       <w:r>
         <w:rPr>
           <w:rFonts w:cs="Arial"/>
-          <w:highlight w:val="yellow"/>
         </w:rPr>
         <w:t xml:space="preserve">Eljaiek-Urzola, M., Betancur-Turizo, S. P., De Carvalho, L. A. S., &amp; Quiñones-Bolaños, E. (2025). </w:t>
       </w:r>
       <w:r>
         <w:rPr>
           <w:rFonts w:cs="Arial"/>
-          <w:highlight w:val="yellow"/>
           <w:lang w:val="en-US"/>
         </w:rPr>
         <w:t xml:space="preserve">Seasonal and Spatial Variability of Absorption Properties in Cartagena Bay’s Complex Waters. </w:t>
@@ -20690,14 +20768,12 @@
           <w:rFonts w:cs="Arial"/>
           <w:i/>
           <w:iCs/>
-          <w:highlight w:val="yellow"/>
         </w:rPr>
         <w:t>Estuaries and Coasts</w:t>
       </w:r>
       <w:r>
         <w:rPr>
           <w:rFonts w:cs="Arial"/>
-          <w:highlight w:val="yellow"/>
         </w:rPr>
         <w:t xml:space="preserve">, </w:t>
       </w:r>
@@ -20706,14 +20782,12 @@
           <w:rFonts w:cs="Arial"/>
           <w:i/>
           <w:iCs/>
-          <w:highlight w:val="yellow"/>
         </w:rPr>
         <w:t>48</w:t>
       </w:r>
       <w:r>
         <w:rPr>
           <w:rFonts w:cs="Arial"/>
-          <w:highlight w:val="yellow"/>
         </w:rPr>
         <w:t>(1), 10. https://doi.org/10.1007/s12237-024-01447-3</w:t>
       </w:r>
@@ -20729,14 +20803,12 @@
       <w:r>
         <w:rPr>
           <w:rFonts w:cs="Arial"/>
-          <w:highlight w:val="yellow"/>
         </w:rPr>
         <w:t xml:space="preserve">Eljaiek-Urzola, M., Sanderde Carvalho, L., Betancur-Turizo, S., Quiñones-Bolaños, E., &amp; Castrillón-Ortiz, C. (2023). </w:t>
       </w:r>
       <w:r>
         <w:rPr>
           <w:rFonts w:cs="Arial"/>
-          <w:highlight w:val="yellow"/>
           <w:lang w:val="en-US"/>
         </w:rPr>
         <w:t xml:space="preserve">Spatial Patterns of Turbidity in Cartagena Bay, Colombia,Using Sentinel-2 Imagery. </w:t>
@@ -20746,7 +20818,6 @@
           <w:rFonts w:cs="Arial"/>
           <w:i/>
           <w:iCs/>
-          <w:highlight w:val="yellow"/>
           <w:lang w:val="en-US"/>
         </w:rPr>
         <w:t>Remote Sens</w:t>
@@ -20754,7 +20825,6 @@
       <w:r>
         <w:rPr>
           <w:rFonts w:cs="Arial"/>
-          <w:highlight w:val="yellow"/>
           <w:lang w:val="en-US"/>
         </w:rPr>
         <w:t xml:space="preserve">, </w:t>
@@ -20764,7 +20834,6 @@
           <w:rFonts w:cs="Arial"/>
           <w:i/>
           <w:iCs/>
-          <w:highlight w:val="yellow"/>
           <w:lang w:val="en-US"/>
         </w:rPr>
         <w:t>16</w:t>
@@ -20772,7 +20841,6 @@
       <w:r>
         <w:rPr>
           <w:rFonts w:cs="Arial"/>
-          <w:highlight w:val="yellow"/>
           <w:lang w:val="en-US"/>
         </w:rPr>
         <w:t>, 179. https://doi.org/10.3390/rs16010179</w:t>
@@ -20896,7 +20964,6 @@
       <w:r>
         <w:rPr>
           <w:rFonts w:cs="Arial"/>
-          <w:highlight w:val="yellow"/>
           <w:lang w:val="en-US"/>
         </w:rPr>
         <w:t xml:space="preserve">Gökçe, D. (2022). The importance and effectiveness of aquatic biomonitoring. En </w:t>
@@ -20906,7 +20973,6 @@
           <w:rFonts w:cs="Arial"/>
           <w:i/>
           <w:iCs/>
-          <w:highlight w:val="yellow"/>
           <w:lang w:val="en-US"/>
         </w:rPr>
         <w:t>New Paradigms in Environmental Biomonitoring Using Plants</w:t>
@@ -20914,7 +20980,6 @@
       <w:r>
         <w:rPr>
           <w:rFonts w:cs="Arial"/>
-          <w:highlight w:val="yellow"/>
           <w:lang w:val="en-US"/>
         </w:rPr>
         <w:t xml:space="preserve"> (pp. 45-72). Elsevier.</w:t>
@@ -20930,7 +20995,6 @@
       <w:r>
         <w:rPr>
           <w:rFonts w:cs="Arial"/>
-          <w:highlight w:val="yellow"/>
         </w:rPr>
         <w:t xml:space="preserve">Guardo, M. E., Quintana-Saavedra, D. M., &amp; Salón-Barros, J. (2023). Caracterización de la comunidad de fitoplancton en la bahía de Cartagena, Caribe colombiano, durante las épocas seca y lluviosa. </w:t>
       </w:r>
@@ -20939,14 +21003,12 @@
           <w:rFonts w:cs="Arial"/>
           <w:i/>
           <w:iCs/>
-          <w:highlight w:val="yellow"/>
         </w:rPr>
         <w:t>Interdisciplinar de Estudios en Ciencias Básicas e Ingenierías</w:t>
       </w:r>
       <w:r>
         <w:rPr>
           <w:rFonts w:cs="Arial"/>
-          <w:highlight w:val="yellow"/>
         </w:rPr>
         <w:t xml:space="preserve">, </w:t>
       </w:r>
@@ -20955,14 +21017,12 @@
           <w:rFonts w:cs="Arial"/>
           <w:i/>
           <w:iCs/>
-          <w:highlight w:val="yellow"/>
         </w:rPr>
         <w:t>10</w:t>
       </w:r>
       <w:r>
         <w:rPr>
           <w:rFonts w:cs="Arial"/>
-          <w:highlight w:val="yellow"/>
         </w:rPr>
         <w:t>(2).</w:t>
       </w:r>
@@ -21007,21 +21067,18 @@
         <w:pStyle w:val="Bibliografa"/>
         <w:rPr>
           <w:rFonts w:cs="Arial"/>
-          <w:highlight w:val="yellow"/>
           <w:lang w:val="en-US"/>
         </w:rPr>
       </w:pPr>
       <w:r>
         <w:rPr>
           <w:rFonts w:cs="Arial"/>
-          <w:highlight w:val="yellow"/>
         </w:rPr>
         <w:t xml:space="preserve">Kahru, M., Di Lorenzo, E., Manzano-Sarabia, M., &amp; Mitchell, B. G. (2012). </w:t>
       </w:r>
       <w:r>
         <w:rPr>
           <w:rFonts w:cs="Arial"/>
-          <w:highlight w:val="yellow"/>
           <w:lang w:val="en-US"/>
         </w:rPr>
         <w:t xml:space="preserve">Spatial and temporal statistics of sea surface temperature and chlorophyll fronts in the California Current. </w:t>
@@ -21031,7 +21088,6 @@
           <w:rFonts w:cs="Arial"/>
           <w:i/>
           <w:iCs/>
-          <w:highlight w:val="yellow"/>
           <w:lang w:val="en-US"/>
         </w:rPr>
         <w:t>Journal of plankton research</w:t>
@@ -21039,7 +21095,6 @@
       <w:r>
         <w:rPr>
           <w:rFonts w:cs="Arial"/>
-          <w:highlight w:val="yellow"/>
           <w:lang w:val="en-US"/>
         </w:rPr>
         <w:t xml:space="preserve">, </w:t>
@@ -21049,7 +21104,6 @@
           <w:rFonts w:cs="Arial"/>
           <w:i/>
           <w:iCs/>
-          <w:highlight w:val="yellow"/>
           <w:lang w:val="en-US"/>
         </w:rPr>
         <w:t>34</w:t>
@@ -21057,7 +21111,6 @@
       <w:r>
         <w:rPr>
           <w:rFonts w:cs="Arial"/>
-          <w:highlight w:val="yellow"/>
           <w:lang w:val="en-US"/>
         </w:rPr>
         <w:t>(9), 749-760.</w:t>
@@ -21074,7 +21127,6 @@
       <w:r>
         <w:rPr>
           <w:rFonts w:cs="Arial"/>
-          <w:highlight w:val="yellow"/>
           <w:lang w:val="en-US"/>
         </w:rPr>
         <w:t xml:space="preserve">Kahru, M., Kudela, R. M., Anderson, C. R., &amp; Mitchell, B. G. (2015). Optimized merger of ocean chlorophyll algorithms of MODIS-Aqua and VIIRS. </w:t>
@@ -21084,7 +21136,6 @@
           <w:rFonts w:cs="Arial"/>
           <w:i/>
           <w:iCs/>
-          <w:highlight w:val="yellow"/>
           <w:lang w:val="en-US"/>
         </w:rPr>
         <w:t>IEEE Geoscience and Remote Sensing Letters</w:t>
@@ -21092,7 +21143,6 @@
       <w:r>
         <w:rPr>
           <w:rFonts w:cs="Arial"/>
-          <w:highlight w:val="yellow"/>
           <w:lang w:val="en-US"/>
         </w:rPr>
         <w:t xml:space="preserve">, </w:t>
@@ -21102,7 +21152,6 @@
           <w:rFonts w:cs="Arial"/>
           <w:i/>
           <w:iCs/>
-          <w:highlight w:val="yellow"/>
           <w:lang w:val="en-US"/>
         </w:rPr>
         <w:t>12</w:t>
@@ -21110,7 +21159,6 @@
       <w:r>
         <w:rPr>
           <w:rFonts w:cs="Arial"/>
-          <w:highlight w:val="yellow"/>
           <w:lang w:val="en-US"/>
         </w:rPr>
         <w:t>(11), 2282-2285.</w:t>
@@ -21126,7 +21174,6 @@
       <w:r>
         <w:rPr>
           <w:rFonts w:cs="Arial"/>
-          <w:highlight w:val="yellow"/>
           <w:lang w:val="en-US"/>
         </w:rPr>
         <w:lastRenderedPageBreak/>
@@ -21137,7 +21184,6 @@
           <w:rFonts w:cs="Arial"/>
           <w:i/>
           <w:iCs/>
-          <w:highlight w:val="yellow"/>
           <w:lang w:val="en-US"/>
         </w:rPr>
         <w:t>Light and Photosynthesis in Aquatic Ecosystems</w:t>
@@ -21145,7 +21191,6 @@
       <w:r>
         <w:rPr>
           <w:rFonts w:cs="Arial"/>
-          <w:highlight w:val="yellow"/>
           <w:lang w:val="en-US"/>
         </w:rPr>
         <w:t xml:space="preserve">. </w:t>
@@ -21153,7 +21198,6 @@
       <w:r>
         <w:rPr>
           <w:rFonts w:cs="Arial"/>
-          <w:highlight w:val="yellow"/>
         </w:rPr>
         <w:t>Cambridge University Press. https://doi.org/10.1017/CBO9780511623370</w:t>
       </w:r>
@@ -21244,7 +21288,6 @@
       <w:r>
         <w:rPr>
           <w:rFonts w:cs="Arial"/>
-          <w:highlight w:val="yellow"/>
         </w:rPr>
         <w:t xml:space="preserve">Marín-Amado, T., Betancur-Turizo, S. P., Zapata-Valenzuela, E. paola, Pérez-Burgos, M., &amp; Adames-Prada, R. del P. (2022). Un arrecife de coral sobreviviente: Variación del coeficiente de absorción del fitoplancton durante dos épocas climáticas en «El Varadero». En </w:t>
       </w:r>
@@ -21253,14 +21296,12 @@
           <w:rFonts w:cs="Arial"/>
           <w:i/>
           <w:iCs/>
-          <w:highlight w:val="yellow"/>
         </w:rPr>
         <w:t>Colombia. En XIX Congreso Latinoamericano de Ciencias del Mar (COLACMAR</w:t>
       </w:r>
       <w:r>
         <w:rPr>
           <w:rFonts w:cs="Arial"/>
-          <w:highlight w:val="yellow"/>
         </w:rPr>
         <w:t xml:space="preserve"> (p. 15). https://coiba.org.pa/wp-content/uploads/2022/11/Memoria-trabajos-cientificos-COLACMAR-2022-FINAL-ISBN.pdf</w:t>
       </w:r>
@@ -21276,7 +21317,6 @@
       <w:r>
         <w:rPr>
           <w:rFonts w:cs="Arial"/>
-          <w:highlight w:val="yellow"/>
           <w:lang w:val="en-US"/>
         </w:rPr>
         <w:t xml:space="preserve">Maza, M., Voulgaris, G., &amp; Subrahmanyam, B. (2006). Subtidal inner shelf currents off Cartagena de Indias, Caribbean coast of Colombia. </w:t>
@@ -21286,7 +21326,6 @@
           <w:rFonts w:cs="Arial"/>
           <w:i/>
           <w:iCs/>
-          <w:highlight w:val="yellow"/>
           <w:lang w:val="en-US"/>
         </w:rPr>
         <w:t>Geophysical Research Letters</w:t>
@@ -21294,7 +21333,6 @@
       <w:r>
         <w:rPr>
           <w:rFonts w:cs="Arial"/>
-          <w:highlight w:val="yellow"/>
           <w:lang w:val="en-US"/>
         </w:rPr>
         <w:t xml:space="preserve">, </w:t>
@@ -21304,7 +21342,6 @@
           <w:rFonts w:cs="Arial"/>
           <w:i/>
           <w:iCs/>
-          <w:highlight w:val="yellow"/>
           <w:lang w:val="en-US"/>
         </w:rPr>
         <w:t>33</w:t>
@@ -21312,7 +21349,6 @@
       <w:r>
         <w:rPr>
           <w:rFonts w:cs="Arial"/>
-          <w:highlight w:val="yellow"/>
           <w:lang w:val="en-US"/>
         </w:rPr>
         <w:t>(21), 2006GL027324. https://doi.org/10.1029/2006GL027324</w:t>
@@ -21329,7 +21365,6 @@
       <w:r>
         <w:rPr>
           <w:rFonts w:cs="Arial"/>
-          <w:highlight w:val="yellow"/>
           <w:lang w:val="en-US"/>
         </w:rPr>
         <w:t xml:space="preserve">Mitchell, B. G., Kahru, M., Wieland, J., Stramska, M., &amp; Mueller, J. L. (2002). Determination of spectral absorption coefficients of particles, dissolved material and phytoplankton for discrete water samples. </w:t>
@@ -21339,7 +21374,6 @@
           <w:rFonts w:cs="Arial"/>
           <w:i/>
           <w:iCs/>
-          <w:highlight w:val="yellow"/>
           <w:lang w:val="en-US"/>
         </w:rPr>
         <w:t>Ocean optics protocols for satellite ocean color sensor validation, Revision</w:t>
@@ -21347,7 +21381,6 @@
       <w:r>
         <w:rPr>
           <w:rFonts w:cs="Arial"/>
-          <w:highlight w:val="yellow"/>
           <w:lang w:val="en-US"/>
         </w:rPr>
         <w:t xml:space="preserve">, </w:t>
@@ -21357,7 +21390,6 @@
           <w:rFonts w:cs="Arial"/>
           <w:i/>
           <w:iCs/>
-          <w:highlight w:val="yellow"/>
           <w:lang w:val="en-US"/>
         </w:rPr>
         <w:t>3</w:t>
@@ -21365,7 +21397,6 @@
       <w:r>
         <w:rPr>
           <w:rFonts w:cs="Arial"/>
-          <w:highlight w:val="yellow"/>
           <w:lang w:val="en-US"/>
         </w:rPr>
         <w:t>(2), 231-257.</w:t>
@@ -21420,7 +21451,6 @@
       <w:r>
         <w:rPr>
           <w:rFonts w:cs="Arial"/>
-          <w:highlight w:val="yellow"/>
         </w:rPr>
         <w:t xml:space="preserve">Olivero Verbel, J., &amp; León Ledesma, J. de. (2011). Biodiversidad y turismo para un desarrollo sostenible. </w:t>
       </w:r>
@@ -21429,7 +21459,6 @@
           <w:rFonts w:cs="Arial"/>
           <w:i/>
           <w:iCs/>
-          <w:highlight w:val="yellow"/>
         </w:rPr>
         <w:t xml:space="preserve">Organizan el ciclo de conferencias el Centro de Formación de la </w:t>
         <w:lastRenderedPageBreak/>
@@ -21438,7 +21467,6 @@
       <w:r>
         <w:rPr>
           <w:rFonts w:cs="Arial"/>
-          <w:highlight w:val="yellow"/>
         </w:rPr>
         <w:t>. https://accedacris.ulpgc.es/jspui/handle/10553/9899</w:t>
       </w:r>
@@ -21453,7 +21481,6 @@
       <w:r>
         <w:rPr>
           <w:rFonts w:cs="Arial"/>
-          <w:highlight w:val="yellow"/>
         </w:rPr>
         <w:t xml:space="preserve">Osorio-Cardoso, J. S. (2010). </w:t>
       </w:r>
@@ -21462,14 +21489,12 @@
           <w:rFonts w:cs="Arial"/>
           <w:i/>
           <w:iCs/>
-          <w:highlight w:val="yellow"/>
         </w:rPr>
         <w:t>Dinámica espacio-temporal del fitoplancton en la bahía de Cartagena y su relación con parámetros fisicoquímicos en un ciclo climático anual</w:t>
       </w:r>
       <w:r>
         <w:rPr>
           <w:rFonts w:cs="Arial"/>
-          <w:highlight w:val="yellow"/>
         </w:rPr>
         <w:t>. http://expeditiorepositorio.utadeo.edu.co/handle/20.500.12010/1258</w:t>
       </w:r>
@@ -21543,14 +21568,12 @@
       <w:r>
         <w:rPr>
           <w:rFonts w:cs="Arial"/>
-          <w:highlight w:val="yellow"/>
         </w:rPr>
         <w:t xml:space="preserve">Restrepo, J. D., Zapata, P., Díaz, J. M., Garzón-Ferreira, J., &amp; García, C. B. (2006). </w:t>
       </w:r>
       <w:r>
         <w:rPr>
           <w:rFonts w:cs="Arial"/>
-          <w:highlight w:val="yellow"/>
           <w:lang w:val="en-US"/>
         </w:rPr>
         <w:t xml:space="preserve">Fluvial fluxes into the Caribbean Sea and their impact on coastal ecosystems: The Magdalena River, Colombia. </w:t>
@@ -21560,7 +21583,6 @@
           <w:rFonts w:cs="Arial"/>
           <w:i/>
           <w:iCs/>
-          <w:highlight w:val="yellow"/>
           <w:lang w:val="en-US"/>
         </w:rPr>
         <w:t>Global and Planetary Change</w:t>
@@ -21568,7 +21590,6 @@
       <w:r>
         <w:rPr>
           <w:rFonts w:cs="Arial"/>
-          <w:highlight w:val="yellow"/>
           <w:lang w:val="en-US"/>
         </w:rPr>
         <w:t xml:space="preserve">, </w:t>
@@ -21578,7 +21599,6 @@
           <w:rFonts w:cs="Arial"/>
           <w:i/>
           <w:iCs/>
-          <w:highlight w:val="yellow"/>
           <w:lang w:val="en-US"/>
         </w:rPr>
         <w:t>50</w:t>
@@ -21586,7 +21606,6 @@
       <w:r>
         <w:rPr>
           <w:rFonts w:cs="Arial"/>
-          <w:highlight w:val="yellow"/>
           <w:lang w:val="en-US"/>
         </w:rPr>
         <w:t>(1-2), 33-49.</w:t>
@@ -21615,7 +21634,6 @@
       <w:r>
         <w:rPr>
           <w:rFonts w:cs="Arial"/>
-          <w:highlight w:val="yellow"/>
           <w:lang w:val="en-US"/>
         </w:rPr>
         <w:t xml:space="preserve">Roesler, C., Stramski, D., D’Sa, E., Röttgers, R., &amp; Reynolds, R. (2018). «Spectrophotometric measurements of particulate absorption using filter pads», In: Neeley, A.R., Mannino, A. (Eds.), Ocean Optics &amp; Biogeochemistry Protocols for Satellite Ocean Colour Sensor Validation. Volume 1: Inherent Optical Property Measurements and Protocols: Absorption Coefficient (vl.O), IOCCG Protocol Series. En </w:t>
@@ -21625,7 +21643,6 @@
           <w:rFonts w:cs="Arial"/>
           <w:i/>
           <w:iCs/>
-          <w:highlight w:val="yellow"/>
           <w:lang w:val="en-US"/>
         </w:rPr>
         <w:t>Ocean Optics &amp; Biogeochemistry Protocols for Satellite Ocean Colour Sensor Validation: Vol. Inherent Optical Property Measurements and Protocols: Absorption Coefficient (vl.O), IOCCG Protocol Series</w:t>
@@ -21633,7 +21650,6 @@
       <w:r>
         <w:rPr>
           <w:rFonts w:cs="Arial"/>
-          <w:highlight w:val="yellow"/>
           <w:lang w:val="en-US"/>
         </w:rPr>
         <w:t xml:space="preserve"> (pp. 50-78). https://doi.org/10.25607/OBP-119.</w:t>
@@ -21696,7 +21712,6 @@
       <w:r>
         <w:rPr>
           <w:rFonts w:cs="Arial"/>
-          <w:highlight w:val="yellow"/>
         </w:rPr>
         <w:lastRenderedPageBreak/>
         <w:t xml:space="preserve">Santamaría-del-Ángel, E., Cañon-Páez, M.-L., Sebastiá-Frasquet, M.-T., González-Silvera, A., Gutierrez, A.-L., Aguilar-Maldonado, J.-A., López-Calderón, J., Camacho-Ibar, V., Franco-Herrera, A., &amp; Castillo-Ramírez, A. (2021). </w:t>
@@ -21704,7 +21719,6 @@
       <w:r>
         <w:rPr>
           <w:rFonts w:cs="Arial"/>
-          <w:highlight w:val="yellow"/>
           <w:lang w:val="en-US"/>
         </w:rPr>
         <w:t xml:space="preserve">Interannual Climate Variability in the West Antarctic Peninsula under Austral Summer Conditions. </w:t>
@@ -21714,14 +21728,12 @@
           <w:rFonts w:cs="Arial"/>
           <w:i/>
           <w:iCs/>
-          <w:highlight w:val="yellow"/>
         </w:rPr>
         <w:t>Remote Sensing</w:t>
       </w:r>
       <w:r>
         <w:rPr>
           <w:rFonts w:cs="Arial"/>
-          <w:highlight w:val="yellow"/>
         </w:rPr>
         <w:t xml:space="preserve">, </w:t>
       </w:r>
@@ -21730,14 +21742,12 @@
           <w:rFonts w:cs="Arial"/>
           <w:i/>
           <w:iCs/>
-          <w:highlight w:val="yellow"/>
         </w:rPr>
         <w:t>13</w:t>
       </w:r>
       <w:r>
         <w:rPr>
           <w:rFonts w:cs="Arial"/>
-          <w:highlight w:val="yellow"/>
         </w:rPr>
         <w:t>(6), Article 6. https://doi.org/10.3390/rs13061122</w:t>
       </w:r>
@@ -21747,13 +21757,11 @@
         <w:pStyle w:val="Bibliografa"/>
         <w:rPr>
           <w:rFonts w:cs="Arial"/>
-          <w:highlight w:val="yellow"/>
-        </w:rPr>
-      </w:pPr>
-      <w:r>
-        <w:rPr>
-          <w:rFonts w:cs="Arial"/>
-          <w:highlight w:val="yellow"/>
+        </w:rPr>
+      </w:pPr>
+      <w:r>
+        <w:rPr>
+          <w:rFonts w:cs="Arial"/>
         </w:rPr>
         <w:t xml:space="preserve">Santamaría-del-Ángel, E., Sebastia-Frasquet, M.-T., González-Silvera, A., Aguilar-Maldonado, J., Mercado-Santana, A., &amp; Herrera-Carmona, J. C. (2019). Uso potencial de las anomalías estandarizadas en la interpretación de fenómenos oceanográficos globales a escalas locales. Chapter Procesos y ciclos en la costa. </w:t>
       </w:r>
@@ -21762,14 +21770,12 @@
           <w:rFonts w:cs="Arial"/>
           <w:i/>
           <w:iCs/>
-          <w:highlight w:val="yellow"/>
         </w:rPr>
         <w:t>Tópicos de Agenda para la Sostenibilidad de Costas y Mares Mexicanos; Rivera-Arriaga, E., Sánchez-Gil, P., Gutiérrez, J., Eds</w:t>
       </w:r>
       <w:r>
         <w:rPr>
           <w:rFonts w:cs="Arial"/>
-          <w:highlight w:val="yellow"/>
         </w:rPr>
         <w:t>, 193-212.</w:t>
       </w:r>
@@ -21784,7 +21790,6 @@
       <w:r>
         <w:rPr>
           <w:rFonts w:cs="Arial"/>
-          <w:highlight w:val="yellow"/>
         </w:rPr>
         <w:t xml:space="preserve">Santamaría-del-Angel, E., Soto, I., Millan-Nuñez, R., Gonzalez-Silvera, A., Wolny, J., Cerdeira-Estrada, S., Cajal, R., Muller-Karger, F., Cannizzaro, J., Padilla-Rosas, Y., Mercado-Santana, A., Gracia-Escobar, M., Alvarez Torres, P., &amp; Ruiz-de la Torre, M. (2015). </w:t>
       </w:r>
@@ -21793,7 +21798,6 @@
           <w:rFonts w:cs="Arial"/>
           <w:i/>
           <w:iCs/>
-          <w:highlight w:val="yellow"/>
           <w:lang w:val="en-US"/>
         </w:rPr>
         <w:t>Phytoplankton Blooms: New Initiative Using Marine Optics as a Basis for Monitoring Programs.</w:t>
@@ -21801,7 +21805,6 @@
       <w:r>
         <w:rPr>
           <w:rFonts w:cs="Arial"/>
-          <w:highlight w:val="yellow"/>
           <w:lang w:val="en-US"/>
         </w:rPr>
         <w:t xml:space="preserve"> </w:t>
@@ -21809,7 +21812,6 @@
       <w:r>
         <w:rPr>
           <w:rFonts w:cs="Arial"/>
-          <w:highlight w:val="yellow"/>
         </w:rPr>
         <w:t>(p. 32).</w:t>
       </w:r>
@@ -21819,13 +21821,11 @@
         <w:pStyle w:val="Bibliografa"/>
         <w:rPr>
           <w:rFonts w:cs="Arial"/>
-          <w:highlight w:val="yellow"/>
-        </w:rPr>
-      </w:pPr>
-      <w:r>
-        <w:rPr>
-          <w:rFonts w:cs="Arial"/>
-          <w:highlight w:val="yellow"/>
+        </w:rPr>
+      </w:pPr>
+      <w:r>
+        <w:rPr>
+          <w:rFonts w:cs="Arial"/>
         </w:rPr>
         <w:t xml:space="preserve">Sociedad Portuaria Regional de Cartagena. (2024, mayo 28). </w:t>
       </w:r>
@@ -21834,14 +21834,12 @@
           <w:rFonts w:cs="Arial"/>
           <w:i/>
           <w:iCs/>
-          <w:highlight w:val="yellow"/>
         </w:rPr>
         <w:t>Colombia tiene el puerto más conectado de Latinoamérica y el Caribe</w:t>
       </w:r>
       <w:r>
         <w:rPr>
           <w:rFonts w:cs="Arial"/>
-          <w:highlight w:val="yellow"/>
         </w:rPr>
         <w:t>. https://www.puertocartagena.com/es/porticolive/actualidad/articulos/puerto-mas-conectado-de-latinoamerica-y-caribe</w:t>
       </w:r>
@@ -21851,21 +21849,18 @@
         <w:pStyle w:val="Bibliografa"/>
         <w:rPr>
           <w:rFonts w:cs="Arial"/>
-          <w:highlight w:val="yellow"/>
           <w:lang w:val="en-US"/>
         </w:rPr>
       </w:pPr>
       <w:r>
         <w:rPr>
           <w:rFonts w:cs="Arial"/>
-          <w:highlight w:val="yellow"/>
         </w:rPr>
         <w:t xml:space="preserve">Trombetta, T., Vidussi, F., Mas, S., Parin, D., Simier, M., &amp; Mostajir, B. (2019). </w:t>
       </w:r>
       <w:r>
         <w:rPr>
           <w:rFonts w:cs="Arial"/>
-          <w:highlight w:val="yellow"/>
           <w:lang w:val="en-US"/>
         </w:rPr>
         <w:t xml:space="preserve">Water temperature drives phytoplankton blooms in coastal waters. </w:t>
@@ -21875,7 +21870,6 @@
           <w:rFonts w:cs="Arial"/>
           <w:i/>
           <w:iCs/>
-          <w:highlight w:val="yellow"/>
           <w:lang w:val="en-US"/>
         </w:rPr>
         <w:t>PloS one</w:t>
@@ -21883,7 +21877,6 @@
       <w:r>
         <w:rPr>
           <w:rFonts w:cs="Arial"/>
-          <w:highlight w:val="yellow"/>
           <w:lang w:val="en-US"/>
         </w:rPr>
         <w:t xml:space="preserve">, </w:t>
@@ -21893,7 +21886,6 @@
           <w:rFonts w:cs="Arial"/>
           <w:i/>
           <w:iCs/>
-          <w:highlight w:val="yellow"/>
           <w:lang w:val="en-US"/>
         </w:rPr>
         <w:t>14</w:t>
@@ -21901,7 +21893,6 @@
       <w:r>
         <w:rPr>
           <w:rFonts w:cs="Arial"/>
-          <w:highlight w:val="yellow"/>
           <w:lang w:val="en-US"/>
         </w:rPr>
         <w:t>(4), e0214933.</w:t>
@@ -21912,14 +21903,12 @@
         <w:pStyle w:val="Bibliografa"/>
         <w:rPr>
           <w:rFonts w:cs="Arial"/>
-          <w:highlight w:val="yellow"/>
           <w:lang w:val="en-US"/>
         </w:rPr>
       </w:pPr>
       <w:r>
         <w:rPr>
           <w:rFonts w:cs="Arial"/>
-          <w:highlight w:val="yellow"/>
           <w:lang w:val="en-US"/>
         </w:rPr>
         <w:t xml:space="preserve">Verma, N., Lohrenz, S., Chakraborty, S., &amp; Fichot, C. G. (2021). Underway hyperspectral bio-optical assessments of phytoplankton size classes in the river-influenced northern Gulf of Mexico. </w:t>
@@ -21929,7 +21918,6 @@
           <w:rFonts w:cs="Arial"/>
           <w:i/>
           <w:iCs/>
-          <w:highlight w:val="yellow"/>
           <w:lang w:val="en-US"/>
         </w:rPr>
         <w:t>Remote Sensing</w:t>
@@ -21937,7 +21925,6 @@
       <w:r>
         <w:rPr>
           <w:rFonts w:cs="Arial"/>
-          <w:highlight w:val="yellow"/>
           <w:lang w:val="en-US"/>
         </w:rPr>
         <w:t xml:space="preserve">, </w:t>
@@ -21947,7 +21934,6 @@
           <w:rFonts w:cs="Arial"/>
           <w:i/>
           <w:iCs/>
-          <w:highlight w:val="yellow"/>
           <w:lang w:val="en-US"/>
         </w:rPr>
         <w:t>13</w:t>
@@ -21955,7 +21941,6 @@
       <w:r>
         <w:rPr>
           <w:rFonts w:cs="Arial"/>
-          <w:highlight w:val="yellow"/>
           <w:lang w:val="en-US"/>
         </w:rPr>
         <w:t>(17), 3346.</w:t>
@@ -21971,7 +21956,6 @@
       <w:r>
         <w:rPr>
           <w:rFonts w:cs="Arial"/>
-          <w:highlight w:val="yellow"/>
           <w:lang w:val="en-US"/>
         </w:rPr>
         <w:t xml:space="preserve">Wang, Y., Liu, Y., Chen, X., Cui, Z., Qu, K., &amp; Wei, Y. (2022). Exploring the key factors affecting the seasonal variation of phytoplankton in the coastal Yellow Sea. </w:t>
@@ -21981,14 +21965,12 @@
           <w:rFonts w:cs="Arial"/>
           <w:i/>
           <w:iCs/>
-          <w:highlight w:val="yellow"/>
         </w:rPr>
         <w:t>Frontiers in Marine Science</w:t>
       </w:r>
       <w:r>
         <w:rPr>
           <w:rFonts w:cs="Arial"/>
-          <w:highlight w:val="yellow"/>
         </w:rPr>
         <w:t xml:space="preserve">, </w:t>
       </w:r>
@@ -21997,14 +21979,12 @@
           <w:rFonts w:cs="Arial"/>
           <w:i/>
           <w:iCs/>
-          <w:highlight w:val="yellow"/>
         </w:rPr>
         <w:t>9</w:t>
       </w:r>
       <w:r>
         <w:rPr>
           <w:rFonts w:cs="Arial"/>
-          <w:highlight w:val="yellow"/>
         </w:rPr>
         <w:t>, 1076975.</w:t>
       </w:r>

--- a/proyecto_fitoplancton/Anteproyecto_integrado_Omar_Gamboa.docx
+++ b/proyecto_fitoplancton/Anteproyecto_integrado_Omar_Gamboa.docx
@@ -2258,7 +2258,7 @@
             <w:rStyle w:val="Hipervnculo"/>
             <w:noProof/>
           </w:rPr>
-          <w:t>Tabla 12. Cronograma de actividades del proyecto</w:t>
+          <w:t>Tabla 14. Cronograma de actividades del proyecto</w:t>
         </w:r>
         <w:r>
           <w:rPr>
@@ -2296,7 +2296,7 @@
             <w:rStyle w:val="Hipervnculo"/>
             <w:noProof/>
           </w:rPr>
-          <w:t>Tabla 13. Descripción presupuestal</w:t>
+          <w:t>Tabla 15. Descripción presupuestal</w:t>
         </w:r>
         <w:r>
           <w:rPr>
@@ -14406,6 +14406,1605 @@
           <w:rStyle w:val="Textoennegrita"/>
           <w:bCs w:val="0"/>
         </w:rPr>
+        <w:t xml:space="preserve">Contexto climático de las campañas</w:t>
+      </w:r>
+    </w:p>
+    <w:p>
+      <w:pPr>
+        <w:tabs>
+          <w:tab w:val="left" w:pos="426"/>
+          <w:tab w:val="left" w:pos="993"/>
+        </w:tabs>
+      </w:pPr>
+      <w:r>
+        <w:rPr/>
+        <w:t xml:space="preserve">Las anomalías climatológicas estandarizadas se calcularon sobre las compuestas mensuales del análisis de temperatura superficial MUR, versión fv04.1, con resolución de 0,01 grados, extraídas en las ocho posiciones geográficas de la Tabla 4. La serie reúne 267 compuestas entre junio de 2002 y septiembre de 2024, y las ocho posiciones coinciden con celdas de agua del producto, de modo que ninguna requirió desplazamiento. Sobre esa serie se construyó la climatología de cada mes con su desviación típica, y a partir de ellas la anomalía y su transformación en unidades de desviación típica, según los tres pasos descritos en la metodología.</w:t>
+      </w:r>
+    </w:p>
+    <w:p>
+      <w:pPr>
+        <w:pStyle w:val="Descripcin"/>
+        <w:keepNext/>
+        <w:spacing w:line="360" w:lineRule="auto"/>
+      </w:pPr>
+      <w:r>
+        <w:rPr>
+          <w:i w:val="0"/>
+          <w:iCs w:val="0"/>
+          <w:color w:val="000000" w:themeColor="text1"/>
+        </w:rPr>
+        <w:t xml:space="preserve">Tabla </w:t>
+        <w:fldChar w:fldCharType="begin"/>
+        <w:instrText xml:space="preserve"> SEQ Tabla \* ARABIC </w:instrText>
+        <w:fldChar w:fldCharType="separate"/>
+      </w:r>
+      <w:r>
+        <w:rPr>
+          <w:i w:val="0"/>
+          <w:iCs w:val="0"/>
+          <w:color w:val="000000" w:themeColor="text1"/>
+          <w:noProof/>
+        </w:rPr>
+        <w:t>12</w:t>
+        <w:fldChar w:fldCharType="end"/>
+      </w:r>
+      <w:r>
+        <w:rPr>
+          <w:i w:val="0"/>
+          <w:iCs w:val="0"/>
+          <w:color w:val="000000" w:themeColor="text1"/>
+        </w:rPr>
+        <w:t xml:space="preserve">. Climatología mensual de la temperatura superficial del mar en la Bahía de Cartagena, promedio de las ocho posiciones para el periodo 2002 a 2024.</w:t>
+      </w:r>
+    </w:p>
+    <w:tbl>
+      <w:tblPr>
+        <w:tblStyle w:val="Tablaconcuadrcula"/>
+        <w:tblW w:w="9700" w:type="dxa"/>
+        <w:jc w:val="center"/>
+        <w:tblLook w:val="04A0" w:firstRow="1" w:lastRow="0" w:firstColumn="1" w:lastColumn="0" w:noHBand="0" w:noVBand="1"/>
+      </w:tblPr>
+      <w:tblGrid>
+        <w:gridCol w:w="1500"/>
+        <w:gridCol w:w="2200"/>
+        <w:gridCol w:w="2300"/>
+        <w:gridCol w:w="1500"/>
+        <w:gridCol w:w="2200"/>
+      </w:tblGrid>
+      <w:tr>
+        <w:trPr>
+          <w:tblHeader/>
+        </w:trPr>
+        <w:tc>
+          <w:tcPr>
+            <w:tcW w:w="1500" w:type="dxa"/>
+            <w:shd w:val="clear" w:color="auto" w:fill="DCE6F1"/>
+          </w:tcPr>
+          <w:p>
+            <w:pPr>
+              <w:spacing w:line="240" w:lineRule="auto"/>
+              <w:ind w:firstLine="0"/>
+              <w:rPr>
+                <w:b/>
+                <w:bCs/>
+                <w:sz w:val="20"/>
+              </w:rPr>
+            </w:pPr>
+            <w:r>
+              <w:rPr>
+                <w:b/>
+                <w:bCs/>
+                <w:sz w:val="20"/>
+              </w:rPr>
+              <w:t xml:space="preserve">Mes</w:t>
+            </w:r>
+          </w:p>
+        </w:tc>
+        <w:tc>
+          <w:tcPr>
+            <w:tcW w:w="2200" w:type="dxa"/>
+            <w:shd w:val="clear" w:color="auto" w:fill="DCE6F1"/>
+          </w:tcPr>
+          <w:p>
+            <w:pPr>
+              <w:spacing w:line="240" w:lineRule="auto"/>
+              <w:ind w:firstLine="0"/>
+              <w:jc w:val="center"/>
+              <w:rPr>
+                <w:b/>
+                <w:bCs/>
+                <w:sz w:val="20"/>
+              </w:rPr>
+            </w:pPr>
+            <w:r>
+              <w:rPr>
+                <w:b/>
+                <w:bCs/>
+                <w:sz w:val="20"/>
+              </w:rPr>
+              <w:t xml:space="preserve">Climatología</w:t>
+            </w:r>
+          </w:p>
+        </w:tc>
+        <w:tc>
+          <w:tcPr>
+            <w:tcW w:w="2300" w:type="dxa"/>
+            <w:shd w:val="clear" w:color="auto" w:fill="DCE6F1"/>
+          </w:tcPr>
+          <w:p>
+            <w:pPr>
+              <w:spacing w:line="240" w:lineRule="auto"/>
+              <w:ind w:firstLine="0"/>
+              <w:jc w:val="center"/>
+              <w:rPr>
+                <w:b/>
+                <w:bCs/>
+                <w:sz w:val="20"/>
+              </w:rPr>
+            </w:pPr>
+            <w:r>
+              <w:rPr>
+                <w:b/>
+                <w:bCs/>
+                <w:sz w:val="20"/>
+              </w:rPr>
+              <w:t xml:space="preserve">Desviación típica</w:t>
+            </w:r>
+          </w:p>
+        </w:tc>
+        <w:tc>
+          <w:tcPr>
+            <w:tcW w:w="1500" w:type="dxa"/>
+            <w:shd w:val="clear" w:color="auto" w:fill="DCE6F1"/>
+          </w:tcPr>
+          <w:p>
+            <w:pPr>
+              <w:spacing w:line="240" w:lineRule="auto"/>
+              <w:ind w:firstLine="0"/>
+              <w:jc w:val="center"/>
+              <w:rPr>
+                <w:b/>
+                <w:bCs/>
+                <w:sz w:val="20"/>
+              </w:rPr>
+            </w:pPr>
+            <w:r>
+              <w:rPr>
+                <w:b/>
+                <w:bCs/>
+                <w:sz w:val="20"/>
+              </w:rPr>
+              <w:t xml:space="preserve">Mes</w:t>
+            </w:r>
+          </w:p>
+        </w:tc>
+        <w:tc>
+          <w:tcPr>
+            <w:tcW w:w="2200" w:type="dxa"/>
+            <w:shd w:val="clear" w:color="auto" w:fill="DCE6F1"/>
+          </w:tcPr>
+          <w:p>
+            <w:pPr>
+              <w:spacing w:line="240" w:lineRule="auto"/>
+              <w:ind w:firstLine="0"/>
+              <w:jc w:val="center"/>
+              <w:rPr>
+                <w:b/>
+                <w:bCs/>
+                <w:sz w:val="20"/>
+              </w:rPr>
+            </w:pPr>
+            <w:r>
+              <w:rPr>
+                <w:b/>
+                <w:bCs/>
+                <w:sz w:val="20"/>
+              </w:rPr>
+              <w:t xml:space="preserve">Climatología</w:t>
+            </w:r>
+          </w:p>
+        </w:tc>
+      </w:tr>
+      <w:tr>
+        <w:tc>
+          <w:tcPr>
+            <w:tcW w:w="1500" w:type="dxa"/>
+          </w:tcPr>
+          <w:p>
+            <w:pPr>
+              <w:spacing w:line="240" w:lineRule="auto"/>
+              <w:ind w:firstLine="0"/>
+              <w:rPr>
+                <w:sz w:val="20"/>
+              </w:rPr>
+            </w:pPr>
+            <w:r>
+              <w:rPr>
+                <w:sz w:val="20"/>
+              </w:rPr>
+              <w:t xml:space="preserve">Enero</w:t>
+            </w:r>
+          </w:p>
+        </w:tc>
+        <w:tc>
+          <w:tcPr>
+            <w:tcW w:w="2200" w:type="dxa"/>
+          </w:tcPr>
+          <w:p>
+            <w:pPr>
+              <w:spacing w:line="240" w:lineRule="auto"/>
+              <w:ind w:firstLine="0"/>
+              <w:jc w:val="center"/>
+              <w:rPr>
+                <w:sz w:val="20"/>
+              </w:rPr>
+            </w:pPr>
+            <w:r>
+              <w:rPr>
+                <w:sz w:val="20"/>
+              </w:rPr>
+              <w:t xml:space="preserve">27,88</w:t>
+            </w:r>
+          </w:p>
+        </w:tc>
+        <w:tc>
+          <w:tcPr>
+            <w:tcW w:w="2300" w:type="dxa"/>
+          </w:tcPr>
+          <w:p>
+            <w:pPr>
+              <w:spacing w:line="240" w:lineRule="auto"/>
+              <w:ind w:firstLine="0"/>
+              <w:jc w:val="center"/>
+              <w:rPr>
+                <w:sz w:val="20"/>
+              </w:rPr>
+            </w:pPr>
+            <w:r>
+              <w:rPr>
+                <w:sz w:val="20"/>
+              </w:rPr>
+              <w:t xml:space="preserve">0,41</w:t>
+            </w:r>
+          </w:p>
+        </w:tc>
+        <w:tc>
+          <w:tcPr>
+            <w:tcW w:w="1500" w:type="dxa"/>
+          </w:tcPr>
+          <w:p>
+            <w:pPr>
+              <w:spacing w:line="240" w:lineRule="auto"/>
+              <w:ind w:firstLine="0"/>
+              <w:jc w:val="center"/>
+              <w:rPr>
+                <w:sz w:val="20"/>
+              </w:rPr>
+            </w:pPr>
+            <w:r>
+              <w:rPr>
+                <w:sz w:val="20"/>
+              </w:rPr>
+              <w:t xml:space="preserve">Julio</w:t>
+            </w:r>
+          </w:p>
+        </w:tc>
+        <w:tc>
+          <w:tcPr>
+            <w:tcW w:w="2200" w:type="dxa"/>
+          </w:tcPr>
+          <w:p>
+            <w:pPr>
+              <w:spacing w:line="240" w:lineRule="auto"/>
+              <w:ind w:firstLine="0"/>
+              <w:jc w:val="center"/>
+              <w:rPr>
+                <w:sz w:val="20"/>
+              </w:rPr>
+            </w:pPr>
+            <w:r>
+              <w:rPr>
+                <w:sz w:val="20"/>
+              </w:rPr>
+              <w:t xml:space="preserve">29,45</w:t>
+            </w:r>
+          </w:p>
+        </w:tc>
+      </w:tr>
+      <w:tr>
+        <w:tc>
+          <w:tcPr>
+            <w:tcW w:w="1500" w:type="dxa"/>
+          </w:tcPr>
+          <w:p>
+            <w:pPr>
+              <w:spacing w:line="240" w:lineRule="auto"/>
+              <w:ind w:firstLine="0"/>
+              <w:rPr>
+                <w:sz w:val="20"/>
+              </w:rPr>
+            </w:pPr>
+            <w:r>
+              <w:rPr>
+                <w:sz w:val="20"/>
+              </w:rPr>
+              <w:t xml:space="preserve">Febrero</w:t>
+            </w:r>
+          </w:p>
+        </w:tc>
+        <w:tc>
+          <w:tcPr>
+            <w:tcW w:w="2200" w:type="dxa"/>
+          </w:tcPr>
+          <w:p>
+            <w:pPr>
+              <w:spacing w:line="240" w:lineRule="auto"/>
+              <w:ind w:firstLine="0"/>
+              <w:jc w:val="center"/>
+              <w:rPr>
+                <w:sz w:val="20"/>
+              </w:rPr>
+            </w:pPr>
+            <w:r>
+              <w:rPr>
+                <w:sz w:val="20"/>
+              </w:rPr>
+              <w:t xml:space="preserve">27,48</w:t>
+            </w:r>
+          </w:p>
+        </w:tc>
+        <w:tc>
+          <w:tcPr>
+            <w:tcW w:w="2300" w:type="dxa"/>
+          </w:tcPr>
+          <w:p>
+            <w:pPr>
+              <w:spacing w:line="240" w:lineRule="auto"/>
+              <w:ind w:firstLine="0"/>
+              <w:jc w:val="center"/>
+              <w:rPr>
+                <w:sz w:val="20"/>
+              </w:rPr>
+            </w:pPr>
+            <w:r>
+              <w:rPr>
+                <w:sz w:val="20"/>
+              </w:rPr>
+              <w:t xml:space="preserve">0,38</w:t>
+            </w:r>
+          </w:p>
+        </w:tc>
+        <w:tc>
+          <w:tcPr>
+            <w:tcW w:w="1500" w:type="dxa"/>
+          </w:tcPr>
+          <w:p>
+            <w:pPr>
+              <w:spacing w:line="240" w:lineRule="auto"/>
+              <w:ind w:firstLine="0"/>
+              <w:jc w:val="center"/>
+              <w:rPr>
+                <w:sz w:val="20"/>
+              </w:rPr>
+            </w:pPr>
+            <w:r>
+              <w:rPr>
+                <w:sz w:val="20"/>
+              </w:rPr>
+              <w:t xml:space="preserve">Agosto</w:t>
+            </w:r>
+          </w:p>
+        </w:tc>
+        <w:tc>
+          <w:tcPr>
+            <w:tcW w:w="2200" w:type="dxa"/>
+          </w:tcPr>
+          <w:p>
+            <w:pPr>
+              <w:spacing w:line="240" w:lineRule="auto"/>
+              <w:ind w:firstLine="0"/>
+              <w:jc w:val="center"/>
+              <w:rPr>
+                <w:sz w:val="20"/>
+              </w:rPr>
+            </w:pPr>
+            <w:r>
+              <w:rPr>
+                <w:sz w:val="20"/>
+              </w:rPr>
+              <w:t xml:space="preserve">29,47</w:t>
+            </w:r>
+          </w:p>
+        </w:tc>
+      </w:tr>
+      <w:tr>
+        <w:tc>
+          <w:tcPr>
+            <w:tcW w:w="1500" w:type="dxa"/>
+          </w:tcPr>
+          <w:p>
+            <w:pPr>
+              <w:spacing w:line="240" w:lineRule="auto"/>
+              <w:ind w:firstLine="0"/>
+              <w:rPr>
+                <w:sz w:val="20"/>
+              </w:rPr>
+            </w:pPr>
+            <w:r>
+              <w:rPr>
+                <w:sz w:val="20"/>
+              </w:rPr>
+              <w:t xml:space="preserve">Marzo</w:t>
+            </w:r>
+          </w:p>
+        </w:tc>
+        <w:tc>
+          <w:tcPr>
+            <w:tcW w:w="2200" w:type="dxa"/>
+          </w:tcPr>
+          <w:p>
+            <w:pPr>
+              <w:spacing w:line="240" w:lineRule="auto"/>
+              <w:ind w:firstLine="0"/>
+              <w:jc w:val="center"/>
+              <w:rPr>
+                <w:sz w:val="20"/>
+              </w:rPr>
+            </w:pPr>
+            <w:r>
+              <w:rPr>
+                <w:sz w:val="20"/>
+              </w:rPr>
+              <w:t xml:space="preserve">27,27</w:t>
+            </w:r>
+          </w:p>
+        </w:tc>
+        <w:tc>
+          <w:tcPr>
+            <w:tcW w:w="2300" w:type="dxa"/>
+          </w:tcPr>
+          <w:p>
+            <w:pPr>
+              <w:spacing w:line="240" w:lineRule="auto"/>
+              <w:ind w:firstLine="0"/>
+              <w:jc w:val="center"/>
+              <w:rPr>
+                <w:sz w:val="20"/>
+              </w:rPr>
+            </w:pPr>
+            <w:r>
+              <w:rPr>
+                <w:sz w:val="20"/>
+              </w:rPr>
+              <w:t xml:space="preserve">0,56</w:t>
+            </w:r>
+          </w:p>
+        </w:tc>
+        <w:tc>
+          <w:tcPr>
+            <w:tcW w:w="1500" w:type="dxa"/>
+          </w:tcPr>
+          <w:p>
+            <w:pPr>
+              <w:spacing w:line="240" w:lineRule="auto"/>
+              <w:ind w:firstLine="0"/>
+              <w:jc w:val="center"/>
+              <w:rPr>
+                <w:sz w:val="20"/>
+              </w:rPr>
+            </w:pPr>
+            <w:r>
+              <w:rPr>
+                <w:sz w:val="20"/>
+              </w:rPr>
+              <w:t xml:space="preserve">Septiembre</w:t>
+            </w:r>
+          </w:p>
+        </w:tc>
+        <w:tc>
+          <w:tcPr>
+            <w:tcW w:w="2200" w:type="dxa"/>
+          </w:tcPr>
+          <w:p>
+            <w:pPr>
+              <w:spacing w:line="240" w:lineRule="auto"/>
+              <w:ind w:firstLine="0"/>
+              <w:jc w:val="center"/>
+              <w:rPr>
+                <w:sz w:val="20"/>
+              </w:rPr>
+            </w:pPr>
+            <w:r>
+              <w:rPr>
+                <w:sz w:val="20"/>
+              </w:rPr>
+              <w:t xml:space="preserve">29,78</w:t>
+            </w:r>
+          </w:p>
+        </w:tc>
+      </w:tr>
+      <w:tr>
+        <w:tc>
+          <w:tcPr>
+            <w:tcW w:w="1500" w:type="dxa"/>
+          </w:tcPr>
+          <w:p>
+            <w:pPr>
+              <w:spacing w:line="240" w:lineRule="auto"/>
+              <w:ind w:firstLine="0"/>
+              <w:rPr>
+                <w:sz w:val="20"/>
+              </w:rPr>
+            </w:pPr>
+            <w:r>
+              <w:rPr>
+                <w:sz w:val="20"/>
+              </w:rPr>
+              <w:t xml:space="preserve">Abril</w:t>
+            </w:r>
+          </w:p>
+        </w:tc>
+        <w:tc>
+          <w:tcPr>
+            <w:tcW w:w="2200" w:type="dxa"/>
+          </w:tcPr>
+          <w:p>
+            <w:pPr>
+              <w:spacing w:line="240" w:lineRule="auto"/>
+              <w:ind w:firstLine="0"/>
+              <w:jc w:val="center"/>
+              <w:rPr>
+                <w:sz w:val="20"/>
+              </w:rPr>
+            </w:pPr>
+            <w:r>
+              <w:rPr>
+                <w:sz w:val="20"/>
+              </w:rPr>
+              <w:t xml:space="preserve">27,87</w:t>
+            </w:r>
+          </w:p>
+        </w:tc>
+        <w:tc>
+          <w:tcPr>
+            <w:tcW w:w="2300" w:type="dxa"/>
+          </w:tcPr>
+          <w:p>
+            <w:pPr>
+              <w:spacing w:line="240" w:lineRule="auto"/>
+              <w:ind w:firstLine="0"/>
+              <w:jc w:val="center"/>
+              <w:rPr>
+                <w:sz w:val="20"/>
+              </w:rPr>
+            </w:pPr>
+            <w:r>
+              <w:rPr>
+                <w:sz w:val="20"/>
+              </w:rPr>
+              <w:t xml:space="preserve">0,43</w:t>
+            </w:r>
+          </w:p>
+        </w:tc>
+        <w:tc>
+          <w:tcPr>
+            <w:tcW w:w="1500" w:type="dxa"/>
+          </w:tcPr>
+          <w:p>
+            <w:pPr>
+              <w:spacing w:line="240" w:lineRule="auto"/>
+              <w:ind w:firstLine="0"/>
+              <w:jc w:val="center"/>
+              <w:rPr>
+                <w:sz w:val="20"/>
+              </w:rPr>
+            </w:pPr>
+            <w:r>
+              <w:rPr>
+                <w:sz w:val="20"/>
+              </w:rPr>
+              <w:t xml:space="preserve">Octubre</w:t>
+            </w:r>
+          </w:p>
+        </w:tc>
+        <w:tc>
+          <w:tcPr>
+            <w:tcW w:w="2200" w:type="dxa"/>
+          </w:tcPr>
+          <w:p>
+            <w:pPr>
+              <w:spacing w:line="240" w:lineRule="auto"/>
+              <w:ind w:firstLine="0"/>
+              <w:jc w:val="center"/>
+              <w:rPr>
+                <w:sz w:val="20"/>
+              </w:rPr>
+            </w:pPr>
+            <w:r>
+              <w:rPr>
+                <w:sz w:val="20"/>
+              </w:rPr>
+              <w:t xml:space="preserve">29,56</w:t>
+            </w:r>
+          </w:p>
+        </w:tc>
+      </w:tr>
+      <w:tr>
+        <w:tc>
+          <w:tcPr>
+            <w:tcW w:w="1500" w:type="dxa"/>
+          </w:tcPr>
+          <w:p>
+            <w:pPr>
+              <w:spacing w:line="240" w:lineRule="auto"/>
+              <w:ind w:firstLine="0"/>
+              <w:rPr>
+                <w:sz w:val="20"/>
+              </w:rPr>
+            </w:pPr>
+            <w:r>
+              <w:rPr>
+                <w:sz w:val="20"/>
+              </w:rPr>
+              <w:t xml:space="preserve">Mayo</w:t>
+            </w:r>
+          </w:p>
+        </w:tc>
+        <w:tc>
+          <w:tcPr>
+            <w:tcW w:w="2200" w:type="dxa"/>
+          </w:tcPr>
+          <w:p>
+            <w:pPr>
+              <w:spacing w:line="240" w:lineRule="auto"/>
+              <w:ind w:firstLine="0"/>
+              <w:jc w:val="center"/>
+              <w:rPr>
+                <w:sz w:val="20"/>
+              </w:rPr>
+            </w:pPr>
+            <w:r>
+              <w:rPr>
+                <w:sz w:val="20"/>
+              </w:rPr>
+              <w:t xml:space="preserve">28,96</w:t>
+            </w:r>
+          </w:p>
+        </w:tc>
+        <w:tc>
+          <w:tcPr>
+            <w:tcW w:w="2300" w:type="dxa"/>
+          </w:tcPr>
+          <w:p>
+            <w:pPr>
+              <w:spacing w:line="240" w:lineRule="auto"/>
+              <w:ind w:firstLine="0"/>
+              <w:jc w:val="center"/>
+              <w:rPr>
+                <w:sz w:val="20"/>
+              </w:rPr>
+            </w:pPr>
+            <w:r>
+              <w:rPr>
+                <w:sz w:val="20"/>
+              </w:rPr>
+              <w:t xml:space="preserve">0,58</w:t>
+            </w:r>
+          </w:p>
+        </w:tc>
+        <w:tc>
+          <w:tcPr>
+            <w:tcW w:w="1500" w:type="dxa"/>
+          </w:tcPr>
+          <w:p>
+            <w:pPr>
+              <w:spacing w:line="240" w:lineRule="auto"/>
+              <w:ind w:firstLine="0"/>
+              <w:jc w:val="center"/>
+              <w:rPr>
+                <w:sz w:val="20"/>
+              </w:rPr>
+            </w:pPr>
+            <w:r>
+              <w:rPr>
+                <w:sz w:val="20"/>
+              </w:rPr>
+              <w:t xml:space="preserve">Noviembre</w:t>
+            </w:r>
+          </w:p>
+        </w:tc>
+        <w:tc>
+          <w:tcPr>
+            <w:tcW w:w="2200" w:type="dxa"/>
+          </w:tcPr>
+          <w:p>
+            <w:pPr>
+              <w:spacing w:line="240" w:lineRule="auto"/>
+              <w:ind w:firstLine="0"/>
+              <w:jc w:val="center"/>
+              <w:rPr>
+                <w:sz w:val="20"/>
+              </w:rPr>
+            </w:pPr>
+            <w:r>
+              <w:rPr>
+                <w:sz w:val="20"/>
+              </w:rPr>
+              <w:t xml:space="preserve">29,33</w:t>
+            </w:r>
+          </w:p>
+        </w:tc>
+      </w:tr>
+      <w:tr>
+        <w:tc>
+          <w:tcPr>
+            <w:tcW w:w="1500" w:type="dxa"/>
+          </w:tcPr>
+          <w:p>
+            <w:pPr>
+              <w:spacing w:line="240" w:lineRule="auto"/>
+              <w:ind w:firstLine="0"/>
+              <w:rPr>
+                <w:sz w:val="20"/>
+              </w:rPr>
+            </w:pPr>
+            <w:r>
+              <w:rPr>
+                <w:sz w:val="20"/>
+              </w:rPr>
+              <w:t xml:space="preserve">Junio</w:t>
+            </w:r>
+          </w:p>
+        </w:tc>
+        <w:tc>
+          <w:tcPr>
+            <w:tcW w:w="2200" w:type="dxa"/>
+          </w:tcPr>
+          <w:p>
+            <w:pPr>
+              <w:spacing w:line="240" w:lineRule="auto"/>
+              <w:ind w:firstLine="0"/>
+              <w:jc w:val="center"/>
+              <w:rPr>
+                <w:sz w:val="20"/>
+              </w:rPr>
+            </w:pPr>
+            <w:r>
+              <w:rPr>
+                <w:sz w:val="20"/>
+              </w:rPr>
+              <w:t xml:space="preserve">29,54</w:t>
+            </w:r>
+          </w:p>
+        </w:tc>
+        <w:tc>
+          <w:tcPr>
+            <w:tcW w:w="2300" w:type="dxa"/>
+          </w:tcPr>
+          <w:p>
+            <w:pPr>
+              <w:spacing w:line="240" w:lineRule="auto"/>
+              <w:ind w:firstLine="0"/>
+              <w:jc w:val="center"/>
+              <w:rPr>
+                <w:sz w:val="20"/>
+              </w:rPr>
+            </w:pPr>
+            <w:r>
+              <w:rPr>
+                <w:sz w:val="20"/>
+              </w:rPr>
+              <w:t xml:space="preserve">0,49</w:t>
+            </w:r>
+          </w:p>
+        </w:tc>
+        <w:tc>
+          <w:tcPr>
+            <w:tcW w:w="1500" w:type="dxa"/>
+          </w:tcPr>
+          <w:p>
+            <w:pPr>
+              <w:spacing w:line="240" w:lineRule="auto"/>
+              <w:ind w:firstLine="0"/>
+              <w:jc w:val="center"/>
+              <w:rPr>
+                <w:sz w:val="20"/>
+              </w:rPr>
+            </w:pPr>
+            <w:r>
+              <w:rPr>
+                <w:sz w:val="20"/>
+              </w:rPr>
+              <w:t xml:space="preserve">Diciembre</w:t>
+            </w:r>
+          </w:p>
+        </w:tc>
+        <w:tc>
+          <w:tcPr>
+            <w:tcW w:w="2200" w:type="dxa"/>
+          </w:tcPr>
+          <w:p>
+            <w:pPr>
+              <w:spacing w:line="240" w:lineRule="auto"/>
+              <w:ind w:firstLine="0"/>
+              <w:jc w:val="center"/>
+              <w:rPr>
+                <w:sz w:val="20"/>
+              </w:rPr>
+            </w:pPr>
+            <w:r>
+              <w:rPr>
+                <w:sz w:val="20"/>
+              </w:rPr>
+              <w:t xml:space="preserve">28,79</w:t>
+            </w:r>
+          </w:p>
+        </w:tc>
+      </w:tr>
+    </w:tbl>
+    <w:p>
+      <w:pPr>
+        <w:tabs>
+          <w:tab w:val="left" w:pos="426"/>
+          <w:tab w:val="left" w:pos="993"/>
+        </w:tabs>
+      </w:pPr>
+      <w:r>
+        <w:rPr/>
+        <w:t xml:space="preserve">El ciclo anual tiene su mínimo en marzo, con 27,27 grados Celsius, y su máximo en septiembre, con 29,78, lo que representa un recorrido de 2,51 grados. El mínimo coincide con el periodo de vientos alisios intensos de la época seca y el máximo con el final de la temporada lluviosa, patrón coherente con la estacionalidad descrita para la bahía en el planteamiento del problema.</w:t>
+      </w:r>
+    </w:p>
+    <w:p>
+      <w:pPr>
+        <w:spacing w:line="240" w:lineRule="auto"/>
+        <w:ind w:firstLine="0"/>
+        <w:jc w:val="center"/>
+      </w:pPr>
+      <w:r>
+        <w:rPr>
+          <w:noProof/>
+        </w:rPr>
+        <w:drawing>
+          <wp:inline distT="0" distB="0" distL="0" distR="0">
+            <wp:extent cx="5943600" cy="3458094"/>
+            <wp:effectExtent l="0" t="0" r="0" b="0"/>
+            <wp:docPr id="104" name="Imagen 104"/>
+            <wp:cNvGraphicFramePr>
+              <a:graphicFrameLocks noChangeAspect="1"/>
+            </wp:cNvGraphicFramePr>
+            <a:graphic>
+              <a:graphicData uri="http://schemas.openxmlformats.org/drawingml/2006/picture">
+                <pic:pic>
+                  <pic:nvPicPr>
+                    <pic:cNvPr id="104" name="Imagen 104"/>
+                    <pic:cNvPicPr/>
+                  </pic:nvPicPr>
+                  <pic:blipFill>
+                    <a:blip r:embed="rId25"/>
+                    <a:stretch>
+                      <a:fillRect/>
+                    </a:stretch>
+                  </pic:blipFill>
+                  <pic:spPr>
+                    <a:xfrm>
+                      <a:off x="0" y="0"/>
+                      <a:ext cx="5943600" cy="3458094"/>
+                    </a:xfrm>
+                    <a:prstGeom prst="rect">
+                      <a:avLst/>
+                    </a:prstGeom>
+                  </pic:spPr>
+                </pic:pic>
+              </a:graphicData>
+            </a:graphic>
+          </wp:inline>
+        </w:drawing>
+      </w:r>
+    </w:p>
+    <w:p>
+      <w:pPr>
+        <w:pStyle w:val="Descripcin"/>
+        <w:keepNext/>
+        <w:spacing w:line="360" w:lineRule="auto"/>
+      </w:pPr>
+      <w:r>
+        <w:rPr>
+          <w:i w:val="0"/>
+          <w:iCs w:val="0"/>
+          <w:color w:val="000000" w:themeColor="text1"/>
+        </w:rPr>
+        <w:t xml:space="preserve">Figura </w:t>
+        <w:fldChar w:fldCharType="begin"/>
+        <w:instrText xml:space="preserve"> SEQ Figura \* ARABIC </w:instrText>
+        <w:fldChar w:fldCharType="separate"/>
+      </w:r>
+      <w:r>
+        <w:rPr>
+          <w:i w:val="0"/>
+          <w:iCs w:val="0"/>
+          <w:color w:val="000000" w:themeColor="text1"/>
+          <w:noProof/>
+        </w:rPr>
+        <w:t>9</w:t>
+        <w:fldChar w:fldCharType="end"/>
+      </w:r>
+      <w:r>
+        <w:rPr>
+          <w:i w:val="0"/>
+          <w:iCs w:val="0"/>
+          <w:color w:val="000000" w:themeColor="text1"/>
+        </w:rPr>
+        <w:t xml:space="preserve">. a) Climatología mensual de la temperatura superficial con su desviación típica. b) Anomalía estandarizada mensual entre junio de 2002 y septiembre de 2024, con el mes de cada campaña señalado en verde. Fuente propia a partir del análisis MUR fv04.1.</w:t>
+      </w:r>
+    </w:p>
+    <w:p>
+      <w:pPr>
+        <w:tabs>
+          <w:tab w:val="left" w:pos="426"/>
+          <w:tab w:val="left" w:pos="993"/>
+        </w:tabs>
+      </w:pPr>
+      <w:r>
+        <w:rPr/>
+        <w:t xml:space="preserve">La serie muestra dos regímenes contrastados. Entre 2002 y 2010 predominan las anomalías negativas, con los años más fríos en 2002, 2004 y 2008, cuyas medias anuales se sitúan entre 1,0 y 1,3 desviaciones típicas por debajo de la climatología. A partir de 2015 predominan las anomalías positivas, y los dos años más cálidos de todo el registro son 2023 y 2024, con medias anuales de 1,06 y 2,24 desviaciones típicas, esta última calculada sobre los nueve meses disponibles de ese año. Los nueve meses con anomalía superior a dos desviaciones típicas se concentran entre septiembre de 2023 y agosto de 2024, mientras que los tres meses por debajo de menos dos pertenecen al régimen frío, en 2002, 2005 y 2010.</w:t>
+      </w:r>
+    </w:p>
+    <w:p>
+      <w:pPr>
+        <w:tabs>
+          <w:tab w:val="left" w:pos="426"/>
+          <w:tab w:val="left" w:pos="993"/>
+        </w:tabs>
+      </w:pPr>
+      <w:r>
+        <w:rPr>
+          <w:b/>
+          <w:bCs/>
+        </w:rPr>
+        <w:t xml:space="preserve">El periodo de muestreo del proyecto transcurrió en condiciones cálidas frente al registro de referencia. </w:t>
+      </w:r>
+      <w:r>
+        <w:rPr/>
+        <w:t xml:space="preserve">Entre 2021 y 2023 la anomalía estandarizada promedió +0,606, frente a −0,091 en el resto de la serie, diferencia significativa según la prueba de Mann Whitney con una probabilidad de 0,0001. Las cinco campañas no describen, por tanto, un estado climático medio de la bahía, sino una fase cálida de su variabilidad interanual.</w:t>
+      </w:r>
+    </w:p>
+    <w:p>
+      <w:pPr>
+        <w:pStyle w:val="Descripcin"/>
+        <w:keepNext/>
+        <w:spacing w:line="360" w:lineRule="auto"/>
+      </w:pPr>
+      <w:r>
+        <w:rPr>
+          <w:i w:val="0"/>
+          <w:iCs w:val="0"/>
+          <w:color w:val="000000" w:themeColor="text1"/>
+        </w:rPr>
+        <w:t xml:space="preserve">Tabla </w:t>
+        <w:fldChar w:fldCharType="begin"/>
+        <w:instrText xml:space="preserve"> SEQ Tabla \* ARABIC </w:instrText>
+        <w:fldChar w:fldCharType="separate"/>
+      </w:r>
+      <w:r>
+        <w:rPr>
+          <w:i w:val="0"/>
+          <w:iCs w:val="0"/>
+          <w:color w:val="000000" w:themeColor="text1"/>
+          <w:noProof/>
+        </w:rPr>
+        <w:t>13</w:t>
+        <w:fldChar w:fldCharType="end"/>
+      </w:r>
+      <w:r>
+        <w:rPr>
+          <w:i w:val="0"/>
+          <w:iCs w:val="0"/>
+          <w:color w:val="000000" w:themeColor="text1"/>
+        </w:rPr>
+        <w:t xml:space="preserve">. Temperatura superficial y anomalía en el mes de cada campaña. El producto no incluye compuesta mensual para junio de 2023. La asignación de las dos campañas de 2023 a sus fechas se verifica contra el registro de campo, según se indica en la descripción de la base de datos.</w:t>
+      </w:r>
+    </w:p>
+    <w:tbl>
+      <w:tblPr>
+        <w:tblStyle w:val="Tablaconcuadrcula"/>
+        <w:tblW w:w="9600" w:type="dxa"/>
+        <w:jc w:val="center"/>
+        <w:tblLook w:val="04A0" w:firstRow="1" w:lastRow="0" w:firstColumn="1" w:lastColumn="0" w:noHBand="0" w:noVBand="1"/>
+      </w:tblPr>
+      <w:tblGrid>
+        <w:gridCol w:w="2200"/>
+        <w:gridCol w:w="1500"/>
+        <w:gridCol w:w="1900"/>
+        <w:gridCol w:w="1700"/>
+        <w:gridCol w:w="2300"/>
+      </w:tblGrid>
+      <w:tr>
+        <w:trPr>
+          <w:tblHeader/>
+        </w:trPr>
+        <w:tc>
+          <w:tcPr>
+            <w:tcW w:w="2200" w:type="dxa"/>
+            <w:shd w:val="clear" w:color="auto" w:fill="DCE6F1"/>
+          </w:tcPr>
+          <w:p>
+            <w:pPr>
+              <w:spacing w:line="240" w:lineRule="auto"/>
+              <w:ind w:firstLine="0"/>
+              <w:rPr>
+                <w:b/>
+                <w:bCs/>
+                <w:sz w:val="20"/>
+              </w:rPr>
+            </w:pPr>
+            <w:r>
+              <w:rPr>
+                <w:b/>
+                <w:bCs/>
+                <w:sz w:val="20"/>
+              </w:rPr>
+              <w:t xml:space="preserve">Campaña</w:t>
+            </w:r>
+          </w:p>
+        </w:tc>
+        <w:tc>
+          <w:tcPr>
+            <w:tcW w:w="1500" w:type="dxa"/>
+            <w:shd w:val="clear" w:color="auto" w:fill="DCE6F1"/>
+          </w:tcPr>
+          <w:p>
+            <w:pPr>
+              <w:spacing w:line="240" w:lineRule="auto"/>
+              <w:ind w:firstLine="0"/>
+              <w:jc w:val="center"/>
+              <w:rPr>
+                <w:b/>
+                <w:bCs/>
+                <w:sz w:val="20"/>
+              </w:rPr>
+            </w:pPr>
+            <w:r>
+              <w:rPr>
+                <w:b/>
+                <w:bCs/>
+                <w:sz w:val="20"/>
+              </w:rPr>
+              <w:t xml:space="preserve">Mes</w:t>
+            </w:r>
+          </w:p>
+        </w:tc>
+        <w:tc>
+          <w:tcPr>
+            <w:tcW w:w="1900" w:type="dxa"/>
+            <w:shd w:val="clear" w:color="auto" w:fill="DCE6F1"/>
+          </w:tcPr>
+          <w:p>
+            <w:pPr>
+              <w:spacing w:line="240" w:lineRule="auto"/>
+              <w:ind w:firstLine="0"/>
+              <w:jc w:val="center"/>
+              <w:rPr>
+                <w:b/>
+                <w:bCs/>
+                <w:sz w:val="20"/>
+              </w:rPr>
+            </w:pPr>
+            <w:r>
+              <w:rPr>
+                <w:b/>
+                <w:bCs/>
+                <w:sz w:val="20"/>
+              </w:rPr>
+              <w:t xml:space="preserve">Temperatura observada</w:t>
+            </w:r>
+          </w:p>
+        </w:tc>
+        <w:tc>
+          <w:tcPr>
+            <w:tcW w:w="1700" w:type="dxa"/>
+            <w:shd w:val="clear" w:color="auto" w:fill="DCE6F1"/>
+          </w:tcPr>
+          <w:p>
+            <w:pPr>
+              <w:spacing w:line="240" w:lineRule="auto"/>
+              <w:ind w:firstLine="0"/>
+              <w:jc w:val="center"/>
+              <w:rPr>
+                <w:b/>
+                <w:bCs/>
+                <w:sz w:val="20"/>
+              </w:rPr>
+            </w:pPr>
+            <w:r>
+              <w:rPr>
+                <w:b/>
+                <w:bCs/>
+                <w:sz w:val="20"/>
+              </w:rPr>
+              <w:t xml:space="preserve">Anomalía</w:t>
+            </w:r>
+          </w:p>
+        </w:tc>
+        <w:tc>
+          <w:tcPr>
+            <w:tcW w:w="2300" w:type="dxa"/>
+            <w:shd w:val="clear" w:color="auto" w:fill="DCE6F1"/>
+          </w:tcPr>
+          <w:p>
+            <w:pPr>
+              <w:spacing w:line="240" w:lineRule="auto"/>
+              <w:ind w:firstLine="0"/>
+              <w:jc w:val="center"/>
+              <w:rPr>
+                <w:b/>
+                <w:bCs/>
+                <w:sz w:val="20"/>
+              </w:rPr>
+            </w:pPr>
+            <w:r>
+              <w:rPr>
+                <w:b/>
+                <w:bCs/>
+                <w:sz w:val="20"/>
+              </w:rPr>
+              <w:t xml:space="preserve">Anomalía estandarizada</w:t>
+            </w:r>
+          </w:p>
+        </w:tc>
+      </w:tr>
+      <w:tr>
+        <w:tc>
+          <w:tcPr>
+            <w:tcW w:w="2200" w:type="dxa"/>
+          </w:tcPr>
+          <w:p>
+            <w:pPr>
+              <w:spacing w:line="240" w:lineRule="auto"/>
+              <w:ind w:firstLine="0"/>
+              <w:rPr>
+                <w:sz w:val="20"/>
+              </w:rPr>
+            </w:pPr>
+            <w:r>
+              <w:rPr>
+                <w:sz w:val="20"/>
+              </w:rPr>
+              <w:t xml:space="preserve">Época seca 2021</w:t>
+            </w:r>
+          </w:p>
+        </w:tc>
+        <w:tc>
+          <w:tcPr>
+            <w:tcW w:w="1500" w:type="dxa"/>
+          </w:tcPr>
+          <w:p>
+            <w:pPr>
+              <w:spacing w:line="240" w:lineRule="auto"/>
+              <w:ind w:firstLine="0"/>
+              <w:jc w:val="center"/>
+              <w:rPr>
+                <w:sz w:val="20"/>
+              </w:rPr>
+            </w:pPr>
+            <w:r>
+              <w:rPr>
+                <w:sz w:val="20"/>
+              </w:rPr>
+              <w:t xml:space="preserve">abril de 2021</w:t>
+            </w:r>
+          </w:p>
+        </w:tc>
+        <w:tc>
+          <w:tcPr>
+            <w:tcW w:w="1900" w:type="dxa"/>
+          </w:tcPr>
+          <w:p>
+            <w:pPr>
+              <w:spacing w:line="240" w:lineRule="auto"/>
+              <w:ind w:firstLine="0"/>
+              <w:jc w:val="center"/>
+              <w:rPr>
+                <w:sz w:val="20"/>
+              </w:rPr>
+            </w:pPr>
+            <w:r>
+              <w:rPr>
+                <w:sz w:val="20"/>
+              </w:rPr>
+              <w:t xml:space="preserve">28,22</w:t>
+            </w:r>
+          </w:p>
+        </w:tc>
+        <w:tc>
+          <w:tcPr>
+            <w:tcW w:w="1700" w:type="dxa"/>
+          </w:tcPr>
+          <w:p>
+            <w:pPr>
+              <w:spacing w:line="240" w:lineRule="auto"/>
+              <w:ind w:firstLine="0"/>
+              <w:jc w:val="center"/>
+              <w:rPr>
+                <w:sz w:val="20"/>
+              </w:rPr>
+            </w:pPr>
+            <w:r>
+              <w:rPr>
+                <w:sz w:val="20"/>
+              </w:rPr>
+              <w:t xml:space="preserve">+0,35</w:t>
+            </w:r>
+          </w:p>
+        </w:tc>
+        <w:tc>
+          <w:tcPr>
+            <w:tcW w:w="2300" w:type="dxa"/>
+          </w:tcPr>
+          <w:p>
+            <w:pPr>
+              <w:spacing w:line="240" w:lineRule="auto"/>
+              <w:ind w:firstLine="0"/>
+              <w:jc w:val="center"/>
+              <w:rPr>
+                <w:sz w:val="20"/>
+              </w:rPr>
+            </w:pPr>
+            <w:r>
+              <w:rPr>
+                <w:sz w:val="20"/>
+              </w:rPr>
+              <w:t xml:space="preserve">+0,82</w:t>
+            </w:r>
+          </w:p>
+        </w:tc>
+      </w:tr>
+      <w:tr>
+        <w:tc>
+          <w:tcPr>
+            <w:tcW w:w="2200" w:type="dxa"/>
+          </w:tcPr>
+          <w:p>
+            <w:pPr>
+              <w:spacing w:line="240" w:lineRule="auto"/>
+              <w:ind w:firstLine="0"/>
+              <w:rPr>
+                <w:sz w:val="20"/>
+              </w:rPr>
+            </w:pPr>
+            <w:r>
+              <w:rPr>
+                <w:sz w:val="20"/>
+              </w:rPr>
+              <w:t xml:space="preserve">Época seca 2022</w:t>
+            </w:r>
+          </w:p>
+        </w:tc>
+        <w:tc>
+          <w:tcPr>
+            <w:tcW w:w="1500" w:type="dxa"/>
+          </w:tcPr>
+          <w:p>
+            <w:pPr>
+              <w:spacing w:line="240" w:lineRule="auto"/>
+              <w:ind w:firstLine="0"/>
+              <w:jc w:val="center"/>
+              <w:rPr>
+                <w:sz w:val="20"/>
+              </w:rPr>
+            </w:pPr>
+            <w:r>
+              <w:rPr>
+                <w:sz w:val="20"/>
+              </w:rPr>
+              <w:t xml:space="preserve">marzo de 2022</w:t>
+            </w:r>
+          </w:p>
+        </w:tc>
+        <w:tc>
+          <w:tcPr>
+            <w:tcW w:w="1900" w:type="dxa"/>
+          </w:tcPr>
+          <w:p>
+            <w:pPr>
+              <w:spacing w:line="240" w:lineRule="auto"/>
+              <w:ind w:firstLine="0"/>
+              <w:jc w:val="center"/>
+              <w:rPr>
+                <w:sz w:val="20"/>
+              </w:rPr>
+            </w:pPr>
+            <w:r>
+              <w:rPr>
+                <w:sz w:val="20"/>
+              </w:rPr>
+              <w:t xml:space="preserve">27,62</w:t>
+            </w:r>
+          </w:p>
+        </w:tc>
+        <w:tc>
+          <w:tcPr>
+            <w:tcW w:w="1700" w:type="dxa"/>
+          </w:tcPr>
+          <w:p>
+            <w:pPr>
+              <w:spacing w:line="240" w:lineRule="auto"/>
+              <w:ind w:firstLine="0"/>
+              <w:jc w:val="center"/>
+              <w:rPr>
+                <w:sz w:val="20"/>
+              </w:rPr>
+            </w:pPr>
+            <w:r>
+              <w:rPr>
+                <w:sz w:val="20"/>
+              </w:rPr>
+              <w:t xml:space="preserve">+0,35</w:t>
+            </w:r>
+          </w:p>
+        </w:tc>
+        <w:tc>
+          <w:tcPr>
+            <w:tcW w:w="2300" w:type="dxa"/>
+          </w:tcPr>
+          <w:p>
+            <w:pPr>
+              <w:spacing w:line="240" w:lineRule="auto"/>
+              <w:ind w:firstLine="0"/>
+              <w:jc w:val="center"/>
+              <w:rPr>
+                <w:sz w:val="20"/>
+              </w:rPr>
+            </w:pPr>
+            <w:r>
+              <w:rPr>
+                <w:sz w:val="20"/>
+              </w:rPr>
+              <w:t xml:space="preserve">+0,61</w:t>
+            </w:r>
+          </w:p>
+        </w:tc>
+      </w:tr>
+      <w:tr>
+        <w:tc>
+          <w:tcPr>
+            <w:tcW w:w="2200" w:type="dxa"/>
+          </w:tcPr>
+          <w:p>
+            <w:pPr>
+              <w:spacing w:line="240" w:lineRule="auto"/>
+              <w:ind w:firstLine="0"/>
+              <w:rPr>
+                <w:sz w:val="20"/>
+              </w:rPr>
+            </w:pPr>
+            <w:r>
+              <w:rPr>
+                <w:sz w:val="20"/>
+              </w:rPr>
+              <w:t xml:space="preserve">Época lluviosa 2022</w:t>
+            </w:r>
+          </w:p>
+        </w:tc>
+        <w:tc>
+          <w:tcPr>
+            <w:tcW w:w="1500" w:type="dxa"/>
+          </w:tcPr>
+          <w:p>
+            <w:pPr>
+              <w:spacing w:line="240" w:lineRule="auto"/>
+              <w:ind w:firstLine="0"/>
+              <w:jc w:val="center"/>
+              <w:rPr>
+                <w:sz w:val="20"/>
+              </w:rPr>
+            </w:pPr>
+            <w:r>
+              <w:rPr>
+                <w:sz w:val="20"/>
+              </w:rPr>
+              <w:t xml:space="preserve">octubre de 2022</w:t>
+            </w:r>
+          </w:p>
+        </w:tc>
+        <w:tc>
+          <w:tcPr>
+            <w:tcW w:w="1900" w:type="dxa"/>
+          </w:tcPr>
+          <w:p>
+            <w:pPr>
+              <w:spacing w:line="240" w:lineRule="auto"/>
+              <w:ind w:firstLine="0"/>
+              <w:jc w:val="center"/>
+              <w:rPr>
+                <w:sz w:val="20"/>
+              </w:rPr>
+            </w:pPr>
+            <w:r>
+              <w:rPr>
+                <w:sz w:val="20"/>
+              </w:rPr>
+              <w:t xml:space="preserve">29,49</w:t>
+            </w:r>
+          </w:p>
+        </w:tc>
+        <w:tc>
+          <w:tcPr>
+            <w:tcW w:w="1700" w:type="dxa"/>
+          </w:tcPr>
+          <w:p>
+            <w:pPr>
+              <w:spacing w:line="240" w:lineRule="auto"/>
+              <w:ind w:firstLine="0"/>
+              <w:jc w:val="center"/>
+              <w:rPr>
+                <w:sz w:val="20"/>
+              </w:rPr>
+            </w:pPr>
+            <w:r>
+              <w:rPr>
+                <w:sz w:val="20"/>
+              </w:rPr>
+              <w:t xml:space="preserve">−0,08</w:t>
+            </w:r>
+          </w:p>
+        </w:tc>
+        <w:tc>
+          <w:tcPr>
+            <w:tcW w:w="2300" w:type="dxa"/>
+          </w:tcPr>
+          <w:p>
+            <w:pPr>
+              <w:spacing w:line="240" w:lineRule="auto"/>
+              <w:ind w:firstLine="0"/>
+              <w:jc w:val="center"/>
+              <w:rPr>
+                <w:sz w:val="20"/>
+              </w:rPr>
+            </w:pPr>
+            <w:r>
+              <w:rPr>
+                <w:sz w:val="20"/>
+              </w:rPr>
+              <w:t xml:space="preserve">−0,21</w:t>
+            </w:r>
+          </w:p>
+        </w:tc>
+      </w:tr>
+      <w:tr>
+        <w:tc>
+          <w:tcPr>
+            <w:tcW w:w="2200" w:type="dxa"/>
+          </w:tcPr>
+          <w:p>
+            <w:pPr>
+              <w:spacing w:line="240" w:lineRule="auto"/>
+              <w:ind w:firstLine="0"/>
+              <w:rPr>
+                <w:sz w:val="20"/>
+              </w:rPr>
+            </w:pPr>
+            <w:r>
+              <w:rPr>
+                <w:sz w:val="20"/>
+              </w:rPr>
+              <w:t xml:space="preserve">Campaña de 2023</w:t>
+            </w:r>
+          </w:p>
+        </w:tc>
+        <w:tc>
+          <w:tcPr>
+            <w:tcW w:w="1500" w:type="dxa"/>
+          </w:tcPr>
+          <w:p>
+            <w:pPr>
+              <w:spacing w:line="240" w:lineRule="auto"/>
+              <w:ind w:firstLine="0"/>
+              <w:jc w:val="center"/>
+              <w:rPr>
+                <w:sz w:val="20"/>
+              </w:rPr>
+            </w:pPr>
+            <w:r>
+              <w:rPr>
+                <w:sz w:val="20"/>
+              </w:rPr>
+              <w:t xml:space="preserve">diciembre de 2023</w:t>
+            </w:r>
+          </w:p>
+        </w:tc>
+        <w:tc>
+          <w:tcPr>
+            <w:tcW w:w="1900" w:type="dxa"/>
+          </w:tcPr>
+          <w:p>
+            <w:pPr>
+              <w:spacing w:line="240" w:lineRule="auto"/>
+              <w:ind w:firstLine="0"/>
+              <w:jc w:val="center"/>
+              <w:rPr>
+                <w:sz w:val="20"/>
+              </w:rPr>
+            </w:pPr>
+            <w:r>
+              <w:rPr>
+                <w:sz w:val="20"/>
+              </w:rPr>
+              <w:t xml:space="preserve">29,32</w:t>
+            </w:r>
+          </w:p>
+        </w:tc>
+        <w:tc>
+          <w:tcPr>
+            <w:tcW w:w="1700" w:type="dxa"/>
+          </w:tcPr>
+          <w:p>
+            <w:pPr>
+              <w:spacing w:line="240" w:lineRule="auto"/>
+              <w:ind w:firstLine="0"/>
+              <w:jc w:val="center"/>
+              <w:rPr>
+                <w:sz w:val="20"/>
+              </w:rPr>
+            </w:pPr>
+            <w:r>
+              <w:rPr>
+                <w:sz w:val="20"/>
+              </w:rPr>
+              <w:t xml:space="preserve">+0,52</w:t>
+            </w:r>
+          </w:p>
+        </w:tc>
+        <w:tc>
+          <w:tcPr>
+            <w:tcW w:w="2300" w:type="dxa"/>
+          </w:tcPr>
+          <w:p>
+            <w:pPr>
+              <w:spacing w:line="240" w:lineRule="auto"/>
+              <w:ind w:firstLine="0"/>
+              <w:jc w:val="center"/>
+              <w:rPr>
+                <w:sz w:val="20"/>
+              </w:rPr>
+            </w:pPr>
+            <w:r>
+              <w:rPr>
+                <w:sz w:val="20"/>
+              </w:rPr>
+              <w:t xml:space="preserve">+1,17</w:t>
+            </w:r>
+          </w:p>
+        </w:tc>
+      </w:tr>
+    </w:tbl>
+    <w:p>
+      <w:pPr>
+        <w:tabs>
+          <w:tab w:val="left" w:pos="426"/>
+          <w:tab w:val="left" w:pos="993"/>
+        </w:tabs>
+      </w:pPr>
+      <w:r>
+        <w:rPr/>
+        <w:t xml:space="preserve">Las cuatro campañas con compuesta disponible se realizaron en meses de anomalía positiva, salvo la de octubre de 2022, que resultó prácticamente neutra. La de diciembre de 2023 es la que se apartó más de su climatología, con 1,17 desviaciones típicas por encima. Esta lectura conecta con el resultado del análisis bivariado: el índice mantiene una correlación negativa con la temperatura, de modo que un periodo cálido como el muestreado favorece el predominio de células de mayor tamaño, que es precisamente lo observado, con 66 de las 112 estaciones por debajo del umbral del microfitoplancton.</w:t>
+      </w:r>
+    </w:p>
+    <w:p>
+      <w:pPr>
+        <w:tabs>
+          <w:tab w:val="left" w:pos="426"/>
+          <w:tab w:val="left" w:pos="993"/>
+        </w:tabs>
+        <w:rPr>
+          <w:b/>
+          <w:bCs/>
+        </w:rPr>
+      </w:pPr>
+      <w:r>
+        <w:rPr>
+          <w:rStyle w:val="Textoennegrita"/>
+          <w:bCs w:val="0"/>
+        </w:rPr>
         <w:t xml:space="preserve">Modelo descriptivo</w:t>
       </w:r>
     </w:p>
@@ -15237,6 +16836,23 @@
     </w:p>
     <w:p>
       <w:pPr>
+        <w:pStyle w:val="Prrafodelista"/>
+        <w:numPr>
+          <w:ilvl w:val="0"/>
+          <w:numId w:val="25"/>
+        </w:numPr>
+        <w:tabs>
+          <w:tab w:val="left" w:pos="426"/>
+          <w:tab w:val="left" w:pos="993"/>
+        </w:tabs>
+        <w:jc w:val="both"/>
+      </w:pPr>
+      <w:r>
+        <w:t xml:space="preserve">El periodo muestreado corresponde a una fase cálida de la variabilidad interanual de la bahía, con una anomalía estandarizada media de +0,606 entre 2021 y 2023 frente a −0,091 en el resto de la serie de veintidós años.</w:t>
+      </w:r>
+    </w:p>
+    <w:p>
+      <w:pPr>
         <w:pStyle w:val="Ttulo1"/>
         <w:shd w:val="clear" w:color="auto" w:fill="FFFFFF" w:themeFill="background1"/>
       </w:pPr>
@@ -15264,7 +16880,7 @@
         <w:rPr>
           <w:noProof/>
         </w:rPr>
-        <w:t>12</w:t>
+        <w:t>14</w:t>
       </w:r>
       <w:r>
         <w:fldChar w:fldCharType="end"/>
@@ -15622,7 +17238,7 @@
           <w:noProof/>
           <w:color w:val="000000" w:themeColor="text1"/>
         </w:rPr>
-        <w:t>12</w:t>
+        <w:t>14</w:t>
         <w:fldChar w:fldCharType="end"/>
       </w:r>
       <w:bookmarkEnd w:id="32"/>
@@ -18701,7 +20317,7 @@
           <w:noProof/>
           <w:color w:val="000000" w:themeColor="text1"/>
         </w:rPr>
-        <w:t>13</w:t>
+        <w:t>15</w:t>
         <w:fldChar w:fldCharType="end"/>
       </w:r>
       <w:r>

--- a/proyecto_fitoplancton/Anteproyecto_integrado_Omar_Gamboa.docx
+++ b/proyecto_fitoplancton/Anteproyecto_integrado_Omar_Gamboa.docx
@@ -504,7 +504,6 @@
     <w:p>
       <w:pPr>
         <w:pStyle w:val="Sinespaciado"/>
-        <w:spacing w:line="360" w:lineRule="auto"/>
         <w:jc w:val="center"/>
         <w:rPr>
           <w:b/>
@@ -523,193 +522,161 @@
     <w:p>
       <w:pPr>
         <w:pStyle w:val="Sinespaciado"/>
-        <w:spacing w:line="360" w:lineRule="auto"/>
       </w:pPr>
     </w:p>
     <w:p>
       <w:pPr>
         <w:pStyle w:val="Sinespaciado"/>
-        <w:spacing w:line="360" w:lineRule="auto"/>
       </w:pPr>
     </w:p>
     <w:p>
       <w:pPr>
         <w:pStyle w:val="Sinespaciado"/>
-        <w:spacing w:line="360" w:lineRule="auto"/>
       </w:pPr>
     </w:p>
     <w:p>
       <w:pPr>
         <w:pStyle w:val="Sinespaciado"/>
-        <w:spacing w:line="360" w:lineRule="auto"/>
       </w:pPr>
     </w:p>
     <w:p>
       <w:pPr>
         <w:pStyle w:val="Sinespaciado"/>
-        <w:spacing w:line="360" w:lineRule="auto"/>
       </w:pPr>
     </w:p>
     <w:p>
       <w:pPr>
         <w:pStyle w:val="Sinespaciado"/>
-        <w:spacing w:line="360" w:lineRule="auto"/>
       </w:pPr>
     </w:p>
     <w:p>
       <w:pPr>
         <w:pStyle w:val="Sinespaciado"/>
-        <w:spacing w:line="360" w:lineRule="auto"/>
       </w:pPr>
     </w:p>
     <w:p>
       <w:pPr>
         <w:pStyle w:val="Sinespaciado"/>
-        <w:spacing w:line="360" w:lineRule="auto"/>
       </w:pPr>
     </w:p>
     <w:p>
       <w:pPr>
         <w:pStyle w:val="Sinespaciado"/>
-        <w:spacing w:line="360" w:lineRule="auto"/>
       </w:pPr>
     </w:p>
     <w:p>
       <w:pPr>
         <w:pStyle w:val="Sinespaciado"/>
-        <w:spacing w:line="360" w:lineRule="auto"/>
       </w:pPr>
     </w:p>
     <w:p>
       <w:pPr>
         <w:pStyle w:val="Sinespaciado"/>
-        <w:spacing w:line="360" w:lineRule="auto"/>
       </w:pPr>
     </w:p>
     <w:p>
       <w:pPr>
         <w:pStyle w:val="Sinespaciado"/>
-        <w:spacing w:line="360" w:lineRule="auto"/>
       </w:pPr>
     </w:p>
     <w:p>
       <w:pPr>
         <w:pStyle w:val="Sinespaciado"/>
-        <w:spacing w:line="360" w:lineRule="auto"/>
       </w:pPr>
     </w:p>
     <w:p>
       <w:pPr>
         <w:pStyle w:val="Sinespaciado"/>
-        <w:spacing w:line="360" w:lineRule="auto"/>
       </w:pPr>
     </w:p>
     <w:p>
       <w:pPr>
         <w:pStyle w:val="Sinespaciado"/>
-        <w:spacing w:line="360" w:lineRule="auto"/>
       </w:pPr>
     </w:p>
     <w:p>
       <w:pPr>
         <w:pStyle w:val="Sinespaciado"/>
-        <w:spacing w:line="360" w:lineRule="auto"/>
       </w:pPr>
     </w:p>
     <w:p>
       <w:pPr>
         <w:pStyle w:val="Sinespaciado"/>
-        <w:spacing w:line="360" w:lineRule="auto"/>
       </w:pPr>
     </w:p>
     <w:p>
       <w:pPr>
         <w:pStyle w:val="Sinespaciado"/>
-        <w:spacing w:line="360" w:lineRule="auto"/>
       </w:pPr>
     </w:p>
     <w:p>
       <w:pPr>
         <w:pStyle w:val="Sinespaciado"/>
-        <w:spacing w:line="360" w:lineRule="auto"/>
       </w:pPr>
     </w:p>
     <w:p>
       <w:pPr>
         <w:pStyle w:val="Sinespaciado"/>
-        <w:spacing w:line="360" w:lineRule="auto"/>
       </w:pPr>
     </w:p>
     <w:p>
       <w:pPr>
         <w:pStyle w:val="Sinespaciado"/>
-        <w:spacing w:line="360" w:lineRule="auto"/>
       </w:pPr>
     </w:p>
     <w:p>
       <w:pPr>
         <w:pStyle w:val="Sinespaciado"/>
-        <w:spacing w:line="360" w:lineRule="auto"/>
       </w:pPr>
     </w:p>
     <w:p>
       <w:pPr>
         <w:pStyle w:val="Sinespaciado"/>
-        <w:spacing w:line="360" w:lineRule="auto"/>
       </w:pPr>
     </w:p>
     <w:p>
       <w:pPr>
         <w:pStyle w:val="Sinespaciado"/>
-        <w:spacing w:line="360" w:lineRule="auto"/>
       </w:pPr>
     </w:p>
     <w:p>
       <w:pPr>
         <w:pStyle w:val="Sinespaciado"/>
-        <w:spacing w:line="360" w:lineRule="auto"/>
       </w:pPr>
     </w:p>
     <w:p>
       <w:pPr>
         <w:pStyle w:val="Sinespaciado"/>
-        <w:spacing w:line="360" w:lineRule="auto"/>
       </w:pPr>
     </w:p>
     <w:p>
       <w:pPr>
         <w:pStyle w:val="Sinespaciado"/>
-        <w:spacing w:line="360" w:lineRule="auto"/>
       </w:pPr>
     </w:p>
     <w:p>
       <w:pPr>
         <w:pStyle w:val="Sinespaciado"/>
-        <w:spacing w:line="360" w:lineRule="auto"/>
       </w:pPr>
     </w:p>
     <w:p>
       <w:pPr>
         <w:pStyle w:val="Sinespaciado"/>
-        <w:spacing w:line="360" w:lineRule="auto"/>
       </w:pPr>
     </w:p>
     <w:p>
       <w:pPr>
         <w:pStyle w:val="Sinespaciado"/>
-        <w:spacing w:line="360" w:lineRule="auto"/>
       </w:pPr>
     </w:p>
     <w:p>
       <w:pPr>
         <w:pStyle w:val="Sinespaciado"/>
-        <w:spacing w:line="360" w:lineRule="auto"/>
       </w:pPr>
     </w:p>
     <w:p>
       <w:pPr>
         <w:pStyle w:val="Sinespaciado"/>
-        <w:spacing w:line="360" w:lineRule="auto"/>
         <w:jc w:val="center"/>
         <w:rPr>
           <w:b/>
@@ -725,181 +692,151 @@
     <w:p>
       <w:pPr>
         <w:pStyle w:val="Sinespaciado"/>
-        <w:spacing w:line="360" w:lineRule="auto"/>
       </w:pPr>
     </w:p>
     <w:p>
       <w:pPr>
         <w:pStyle w:val="Sinespaciado"/>
-        <w:spacing w:line="360" w:lineRule="auto"/>
       </w:pPr>
     </w:p>
     <w:p>
       <w:pPr>
         <w:pStyle w:val="Sinespaciado"/>
-        <w:spacing w:line="360" w:lineRule="auto"/>
       </w:pPr>
     </w:p>
     <w:p>
       <w:pPr>
         <w:pStyle w:val="Sinespaciado"/>
-        <w:spacing w:line="360" w:lineRule="auto"/>
       </w:pPr>
     </w:p>
     <w:p>
       <w:pPr>
         <w:pStyle w:val="Sinespaciado"/>
-        <w:spacing w:line="360" w:lineRule="auto"/>
       </w:pPr>
     </w:p>
     <w:p>
       <w:pPr>
         <w:pStyle w:val="Sinespaciado"/>
-        <w:spacing w:line="360" w:lineRule="auto"/>
       </w:pPr>
     </w:p>
     <w:p>
       <w:pPr>
         <w:pStyle w:val="Sinespaciado"/>
-        <w:spacing w:line="360" w:lineRule="auto"/>
       </w:pPr>
     </w:p>
     <w:p>
       <w:pPr>
         <w:pStyle w:val="Sinespaciado"/>
-        <w:spacing w:line="360" w:lineRule="auto"/>
       </w:pPr>
     </w:p>
     <w:p>
       <w:pPr>
         <w:pStyle w:val="Sinespaciado"/>
-        <w:spacing w:line="360" w:lineRule="auto"/>
       </w:pPr>
     </w:p>
     <w:p>
       <w:pPr>
         <w:pStyle w:val="Sinespaciado"/>
-        <w:spacing w:line="360" w:lineRule="auto"/>
       </w:pPr>
     </w:p>
     <w:p>
       <w:pPr>
         <w:pStyle w:val="Sinespaciado"/>
-        <w:spacing w:line="360" w:lineRule="auto"/>
       </w:pPr>
     </w:p>
     <w:p>
       <w:pPr>
         <w:pStyle w:val="Sinespaciado"/>
-        <w:spacing w:line="360" w:lineRule="auto"/>
       </w:pPr>
     </w:p>
     <w:p>
       <w:pPr>
         <w:pStyle w:val="Sinespaciado"/>
-        <w:spacing w:line="360" w:lineRule="auto"/>
       </w:pPr>
     </w:p>
     <w:p>
       <w:pPr>
         <w:pStyle w:val="Sinespaciado"/>
-        <w:spacing w:line="360" w:lineRule="auto"/>
       </w:pPr>
     </w:p>
     <w:p>
       <w:pPr>
         <w:pStyle w:val="Sinespaciado"/>
-        <w:spacing w:line="360" w:lineRule="auto"/>
       </w:pPr>
     </w:p>
     <w:p>
       <w:pPr>
         <w:pStyle w:val="Sinespaciado"/>
-        <w:spacing w:line="360" w:lineRule="auto"/>
       </w:pPr>
     </w:p>
     <w:p>
       <w:pPr>
         <w:pStyle w:val="Sinespaciado"/>
-        <w:spacing w:line="360" w:lineRule="auto"/>
       </w:pPr>
     </w:p>
     <w:p>
       <w:pPr>
         <w:pStyle w:val="Sinespaciado"/>
-        <w:spacing w:line="360" w:lineRule="auto"/>
       </w:pPr>
     </w:p>
     <w:p>
       <w:pPr>
         <w:pStyle w:val="Sinespaciado"/>
-        <w:spacing w:line="360" w:lineRule="auto"/>
       </w:pPr>
     </w:p>
     <w:p>
       <w:pPr>
         <w:pStyle w:val="Sinespaciado"/>
-        <w:spacing w:line="360" w:lineRule="auto"/>
       </w:pPr>
     </w:p>
     <w:p>
       <w:pPr>
         <w:pStyle w:val="Sinespaciado"/>
-        <w:spacing w:line="360" w:lineRule="auto"/>
       </w:pPr>
     </w:p>
     <w:p>
       <w:pPr>
         <w:pStyle w:val="Sinespaciado"/>
-        <w:spacing w:line="360" w:lineRule="auto"/>
       </w:pPr>
     </w:p>
     <w:p>
       <w:pPr>
         <w:pStyle w:val="Sinespaciado"/>
-        <w:spacing w:line="360" w:lineRule="auto"/>
       </w:pPr>
     </w:p>
     <w:p>
       <w:pPr>
         <w:pStyle w:val="Sinespaciado"/>
-        <w:spacing w:line="360" w:lineRule="auto"/>
       </w:pPr>
     </w:p>
     <w:p>
       <w:pPr>
         <w:pStyle w:val="Sinespaciado"/>
-        <w:spacing w:line="360" w:lineRule="auto"/>
       </w:pPr>
     </w:p>
     <w:p>
       <w:pPr>
         <w:pStyle w:val="Sinespaciado"/>
-        <w:spacing w:line="360" w:lineRule="auto"/>
       </w:pPr>
     </w:p>
     <w:p>
       <w:pPr>
         <w:pStyle w:val="Sinespaciado"/>
-        <w:spacing w:line="360" w:lineRule="auto"/>
       </w:pPr>
     </w:p>
     <w:p>
       <w:pPr>
         <w:pStyle w:val="Sinespaciado"/>
-        <w:spacing w:line="360" w:lineRule="auto"/>
       </w:pPr>
     </w:p>
     <w:p>
       <w:pPr>
         <w:pStyle w:val="Sinespaciado"/>
-        <w:spacing w:line="360" w:lineRule="auto"/>
       </w:pPr>
     </w:p>
     <w:p>
       <w:pPr>
         <w:pStyle w:val="Sinespaciado"/>
-        <w:spacing w:line="360" w:lineRule="auto"/>
         <w:jc w:val="center"/>
         <w:rPr>
           <w:b/>
@@ -1139,7 +1076,6 @@
     <w:p>
       <w:pPr>
         <w:pStyle w:val="Sinespaciado"/>
-        <w:spacing w:line="360" w:lineRule="auto"/>
         <w:jc w:val="center"/>
         <w:rPr>
           <w:b/>
@@ -1719,7 +1655,6 @@
     <w:p>
       <w:pPr>
         <w:pStyle w:val="Sinespaciado"/>
-        <w:spacing w:line="360" w:lineRule="auto"/>
         <w:jc w:val="center"/>
         <w:rPr>
           <w:b/>
@@ -2073,7 +2008,6 @@
     <w:p>
       <w:pPr>
         <w:pStyle w:val="Sinespaciado"/>
-        <w:spacing w:line="360" w:lineRule="auto"/>
       </w:pPr>
       <w:r>
         <w:fldChar w:fldCharType="end"/>
@@ -2082,103 +2016,86 @@
     <w:p>
       <w:pPr>
         <w:pStyle w:val="Sinespaciado"/>
-        <w:spacing w:line="360" w:lineRule="auto"/>
       </w:pPr>
     </w:p>
     <w:p>
       <w:pPr>
         <w:pStyle w:val="Sinespaciado"/>
-        <w:spacing w:line="360" w:lineRule="auto"/>
       </w:pPr>
     </w:p>
     <w:p>
       <w:pPr>
         <w:pStyle w:val="Sinespaciado"/>
-        <w:spacing w:line="360" w:lineRule="auto"/>
       </w:pPr>
     </w:p>
     <w:p>
       <w:pPr>
         <w:pStyle w:val="Sinespaciado"/>
-        <w:spacing w:line="360" w:lineRule="auto"/>
       </w:pPr>
     </w:p>
     <w:p>
       <w:pPr>
         <w:pStyle w:val="Sinespaciado"/>
-        <w:spacing w:line="360" w:lineRule="auto"/>
       </w:pPr>
     </w:p>
     <w:p>
       <w:pPr>
         <w:pStyle w:val="Sinespaciado"/>
-        <w:spacing w:line="360" w:lineRule="auto"/>
       </w:pPr>
     </w:p>
     <w:p>
       <w:pPr>
         <w:pStyle w:val="Sinespaciado"/>
-        <w:spacing w:line="360" w:lineRule="auto"/>
       </w:pPr>
     </w:p>
     <w:p>
       <w:pPr>
         <w:pStyle w:val="Sinespaciado"/>
-        <w:spacing w:line="360" w:lineRule="auto"/>
       </w:pPr>
     </w:p>
     <w:p>
       <w:pPr>
         <w:pStyle w:val="Sinespaciado"/>
-        <w:spacing w:line="360" w:lineRule="auto"/>
       </w:pPr>
     </w:p>
     <w:p>
       <w:pPr>
         <w:pStyle w:val="Sinespaciado"/>
-        <w:spacing w:line="360" w:lineRule="auto"/>
       </w:pPr>
     </w:p>
     <w:p>
       <w:pPr>
         <w:pStyle w:val="Sinespaciado"/>
-        <w:spacing w:line="360" w:lineRule="auto"/>
       </w:pPr>
     </w:p>
     <w:p>
       <w:pPr>
         <w:pStyle w:val="Sinespaciado"/>
-        <w:spacing w:line="360" w:lineRule="auto"/>
       </w:pPr>
     </w:p>
     <w:p>
       <w:pPr>
         <w:pStyle w:val="Sinespaciado"/>
-        <w:spacing w:line="360" w:lineRule="auto"/>
       </w:pPr>
     </w:p>
     <w:p>
       <w:pPr>
         <w:pStyle w:val="Sinespaciado"/>
-        <w:spacing w:line="360" w:lineRule="auto"/>
       </w:pPr>
     </w:p>
     <w:p>
       <w:pPr>
         <w:pStyle w:val="Sinespaciado"/>
-        <w:spacing w:line="360" w:lineRule="auto"/>
       </w:pPr>
     </w:p>
     <w:p>
       <w:pPr>
         <w:pStyle w:val="Sinespaciado"/>
-        <w:spacing w:line="360" w:lineRule="auto"/>
       </w:pPr>
     </w:p>
     <w:p>
       <w:pPr>
         <w:pStyle w:val="Sinespaciado"/>
-        <w:spacing w:line="360" w:lineRule="auto"/>
         <w:jc w:val="center"/>
         <w:rPr>
           <w:rFonts w:cs="Times New Roman"/>
@@ -2315,7 +2232,6 @@
     <w:p>
       <w:pPr>
         <w:pStyle w:val="Sinespaciado"/>
-        <w:spacing w:line="360" w:lineRule="auto"/>
       </w:pPr>
       <w:r>
         <w:fldChar w:fldCharType="end"/>
@@ -2324,109 +2240,91 @@
     <w:p>
       <w:pPr>
         <w:pStyle w:val="Sinespaciado"/>
-        <w:spacing w:line="360" w:lineRule="auto"/>
       </w:pPr>
     </w:p>
     <w:p>
       <w:pPr>
         <w:pStyle w:val="Sinespaciado"/>
-        <w:spacing w:line="360" w:lineRule="auto"/>
       </w:pPr>
     </w:p>
     <w:p>
       <w:pPr>
         <w:pStyle w:val="Sinespaciado"/>
-        <w:spacing w:line="360" w:lineRule="auto"/>
       </w:pPr>
     </w:p>
     <w:p>
       <w:pPr>
         <w:pStyle w:val="Sinespaciado"/>
-        <w:spacing w:line="360" w:lineRule="auto"/>
       </w:pPr>
     </w:p>
     <w:p>
       <w:pPr>
         <w:pStyle w:val="Sinespaciado"/>
-        <w:spacing w:line="360" w:lineRule="auto"/>
       </w:pPr>
     </w:p>
     <w:p>
       <w:pPr>
         <w:pStyle w:val="Sinespaciado"/>
-        <w:spacing w:line="360" w:lineRule="auto"/>
       </w:pPr>
     </w:p>
     <w:p>
       <w:pPr>
         <w:pStyle w:val="Sinespaciado"/>
-        <w:spacing w:line="360" w:lineRule="auto"/>
       </w:pPr>
     </w:p>
     <w:p>
       <w:pPr>
         <w:pStyle w:val="Sinespaciado"/>
-        <w:spacing w:line="360" w:lineRule="auto"/>
       </w:pPr>
     </w:p>
     <w:p>
       <w:pPr>
         <w:pStyle w:val="Sinespaciado"/>
-        <w:spacing w:line="360" w:lineRule="auto"/>
       </w:pPr>
     </w:p>
     <w:p>
       <w:pPr>
         <w:pStyle w:val="Sinespaciado"/>
-        <w:spacing w:line="360" w:lineRule="auto"/>
       </w:pPr>
     </w:p>
     <w:p>
       <w:pPr>
         <w:pStyle w:val="Sinespaciado"/>
-        <w:spacing w:line="360" w:lineRule="auto"/>
       </w:pPr>
     </w:p>
     <w:p>
       <w:pPr>
         <w:pStyle w:val="Sinespaciado"/>
-        <w:spacing w:line="360" w:lineRule="auto"/>
       </w:pPr>
     </w:p>
     <w:p>
       <w:pPr>
         <w:pStyle w:val="Sinespaciado"/>
-        <w:spacing w:line="360" w:lineRule="auto"/>
       </w:pPr>
     </w:p>
     <w:p>
       <w:pPr>
         <w:pStyle w:val="Sinespaciado"/>
-        <w:spacing w:line="360" w:lineRule="auto"/>
       </w:pPr>
     </w:p>
     <w:p>
       <w:pPr>
         <w:pStyle w:val="Sinespaciado"/>
-        <w:spacing w:line="360" w:lineRule="auto"/>
       </w:pPr>
     </w:p>
     <w:p>
       <w:pPr>
         <w:pStyle w:val="Sinespaciado"/>
-        <w:spacing w:line="360" w:lineRule="auto"/>
       </w:pPr>
     </w:p>
     <w:p>
       <w:pPr>
         <w:pStyle w:val="Sinespaciado"/>
-        <w:spacing w:line="360" w:lineRule="auto"/>
       </w:pPr>
     </w:p>
     <w:p>
       <w:pPr>
         <w:pStyle w:val="Sinespaciado"/>
-        <w:spacing w:line="360" w:lineRule="auto"/>
       </w:pPr>
     </w:p>
     <w:p>
@@ -2551,95 +2449,68 @@
     </w:p>
     <w:p>
       <w:pPr>
+        <w:pStyle w:val="Ttulo2"/>
+      </w:pPr>
+      <w:r>
+        <w:rPr/>
+        <w:t>Marco Referencial</w:t>
+      </w:r>
+    </w:p>
+    <w:p>
+      <w:pPr>
+        <w:pStyle w:val="Ttulo2"/>
+      </w:pPr>
+      <w:r>
+        <w:rPr/>
+        <w:t>Marco Teórico</w:t>
+      </w:r>
+    </w:p>
+    <w:p>
+      <w:pPr>
+        <w:pStyle w:val="Ttulo2"/>
+      </w:pPr>
+      <w:r>
+        <w:rPr/>
+        <w:t>Fitoplancton como Bioindicador Ambiental</w:t>
+      </w:r>
+    </w:p>
+    <w:p>
+      <w:r>
+        <w:t xml:space="preserve">El fitoplancton marino, por su corto ciclo de vida y alta sensibilidad ambiental, es un excelente bioindicador de las condiciones del entorno acuático. Su composición y tamaño celular no solo determinan su eficiencia fotosintética, sino también su capacidad para integrarse en distintos niveles de la red trófica (Wang et al., 2022; Paerl et al., 2014; Reynolds, 2006; Hays et al., 2005). De este modo, su análisis permite evaluar la calidad del agua, la estabilidad de los ecosistemas marinos y la respuesta de estos ante perturbaciones ambientales.</w:t>
+      </w:r>
+    </w:p>
+    <w:p>
+      <w:r>
+        <w:t xml:space="preserve">Asimismo, los pigmentos fotosintéticos, la composición de especies y la biomasa fitoplanctónica actúan como indicadores clave para el monitoreo ambiental. Evaluaciones a largo plazo que integran estos datos con mediciones químicas y físicas permiten establecer el estado trófico de los cuerpos de agua y predecir escenarios de deterioro ecológico (Gökçe, 2022; Cloern &amp; Jassby, 2010; Anderson et al., 2002). Este enfoque integral resulta particularmente valioso en regiones costeras expuestas a descargas fluviales, como es el caso de la Bahía de Cartagena.</w:t>
+      </w:r>
+    </w:p>
+    <w:p>
+      <w:pPr>
+        <w:pStyle w:val="Ttulo2"/>
+      </w:pPr>
+      <w:r>
+        <w:rPr/>
+        <w:t>Propiedades Ópticas del Agua y Clasificación Bio-óptica</w:t>
+      </w:r>
+    </w:p>
+    <w:p>
+      <w:r>
+        <w:t>Complementariamente, la clasificación de los cuerpos de agua mediante las propiedades ópticas aparentes (AOP) e inherentes (IOP) resulta esencial para comprender la interacción entre la luz y los componentes acuáticos. Las AOP dependen de la geometría de la incidencia de luz, mientras que las IOP reflejan las características internas del agua, incluyendo la absorción por fitoplancton, materia orgánica disuelta y detritos, que presentan patrones espectrales únicos (Figura 1), los cuales permiten el estudio de la contribución que cada constituyente puede tener en diversos cuerpos de aguas marinos y costeros (Kirk, 2010).</w:t>
+      </w:r>
+    </w:p>
+    <w:p/>
+    <w:p>
+      <w:pPr>
+        <w:pStyle w:val="Descripcin"/>
+        <w:rPr>
+          <w:noProof/>
+          <w:color w:val="000000" w:themeColor="text1"/>
+        </w:rPr>
+      </w:pPr>
+      <w:r>
         <w:rPr>
           <w:b/>
           <w:bCs/>
-        </w:rPr>
-      </w:pPr>
-      <w:r>
-        <w:rPr>
-          <w:b/>
-          <w:bCs/>
-        </w:rPr>
-        <w:t>MARCO REFERENCIAL</w:t>
-      </w:r>
-    </w:p>
-    <w:p>
-      <w:pPr>
-        <w:rPr>
-          <w:b/>
-          <w:bCs/>
-        </w:rPr>
-      </w:pPr>
-      <w:r>
-        <w:rPr>
-          <w:b/>
-          <w:bCs/>
-        </w:rPr>
-        <w:t>Marco Teórico</w:t>
-      </w:r>
-    </w:p>
-    <w:p>
-      <w:pPr>
-        <w:rPr>
-          <w:b/>
-          <w:bCs/>
-        </w:rPr>
-      </w:pPr>
-      <w:r>
-        <w:rPr>
-          <w:b/>
-          <w:bCs/>
-        </w:rPr>
-        <w:t>Fitoplancton como Bioindicador Ambiental</w:t>
-      </w:r>
-    </w:p>
-    <w:p>
-      <w:r>
-        <w:t xml:space="preserve">El fitoplancton marino, por su corto ciclo de vida y alta sensibilidad ambiental, es un excelente bioindicador de las condiciones del entorno acuático. Su composición y tamaño celular no solo determinan su eficiencia fotosintética, sino también su capacidad para integrarse en distintos niveles de la red trófica (Wang et al., 2022; Paerl et al., 2014; Reynolds, 2006; Hays et al., 2005). De este modo, su análisis permite evaluar la calidad del agua, la estabilidad de los ecosistemas marinos y la respuesta de estos ante perturbaciones ambientales.</w:t>
-      </w:r>
-    </w:p>
-    <w:p>
-      <w:r>
-        <w:t xml:space="preserve">Asimismo, los pigmentos fotosintéticos, la composición de especies y la biomasa fitoplanctónica actúan como indicadores clave para el monitoreo ambiental. Evaluaciones a largo plazo que integran estos datos con mediciones químicas y físicas permiten establecer el estado trófico de los cuerpos de agua y predecir escenarios de deterioro ecológico (Gökçe, 2022; Cloern &amp; Jassby, 2010; Anderson et al., 2002). Este enfoque integral resulta particularmente valioso en regiones costeras expuestas a descargas fluviales, como es el caso de la Bahía de Cartagena.</w:t>
-      </w:r>
-    </w:p>
-    <w:p>
-      <w:pPr>
-        <w:rPr>
-          <w:b/>
-          <w:bCs/>
-        </w:rPr>
-      </w:pPr>
-      <w:r>
-        <w:rPr>
-          <w:b/>
-          <w:bCs/>
-        </w:rPr>
-        <w:t>Propiedades Ópticas del Agua y Clasificación Bio-óptica</w:t>
-      </w:r>
-    </w:p>
-    <w:p>
-      <w:r>
-        <w:t>Complementariamente, la clasificación de los cuerpos de agua mediante las propiedades ópticas aparentes (AOP) e inherentes (IOP) resulta esencial para comprender la interacción entre la luz y los componentes acuáticos. Las AOP dependen de la geometría de la incidencia de luz, mientras que las IOP reflejan las características internas del agua, incluyendo la absorción por fitoplancton, materia orgánica disuelta y detritos, que presentan patrones espectrales únicos (Figura 1), los cuales permiten el estudio de la contribución que cada constituyente puede tener en diversos cuerpos de aguas marinos y costeros (Kirk, 2010).</w:t>
-      </w:r>
-    </w:p>
-    <w:p/>
-    <w:p>
-      <w:pPr>
-        <w:pStyle w:val="Descripcin"/>
-        <w:spacing w:line="360" w:lineRule="auto"/>
-        <w:jc w:val="both"/>
-        <w:rPr>
-          <w:noProof/>
-          <w:color w:val="000000" w:themeColor="text1"/>
-        </w:rPr>
-      </w:pPr>
-      <w:r>
-        <w:rPr>
-          <w:i w:val="0"/>
-          <w:iCs w:val="0"/>
-          <w:color w:val="000000" w:themeColor="text1"/>
         </w:rPr>
         <w:t xml:space="preserve">Figura </w:t>
         <w:fldChar w:fldCharType="begin"/>
@@ -2648,121 +2519,23 @@
       </w:r>
       <w:r>
         <w:rPr>
-          <w:i w:val="0"/>
-          <w:iCs w:val="0"/>
+          <w:b/>
+          <w:bCs/>
           <w:noProof/>
-          <w:color w:val="000000" w:themeColor="text1"/>
         </w:rPr>
         <w:t>1</w:t>
         <w:fldChar w:fldCharType="end"/>
         <w:t>.</w:t>
       </w:r>
       <w:r>
-        <w:rPr>
-          <w:noProof/>
-          <w:color w:val="000000" w:themeColor="text1"/>
-        </w:rPr>
-        <w:t>Espectro de absorción de luz por los diferentes constituyentes del agua, donde (λ) es la longitud de onda, a</w:t>
-      </w:r>
-      <w:r>
-        <w:rPr>
-          <w:noProof/>
-          <w:color w:val="000000" w:themeColor="text1"/>
-          <w:vertAlign w:val="subscript"/>
-        </w:rPr>
-        <w:t xml:space="preserve">w </w:t>
-      </w:r>
-      <w:r>
-        <w:rPr>
-          <w:noProof/>
-          <w:color w:val="000000" w:themeColor="text1"/>
-        </w:rPr>
-        <w:t>es absorción como resultado del agua ópticamente pura, a</w:t>
-      </w:r>
-      <w:r>
-        <w:rPr>
-          <w:noProof/>
-          <w:color w:val="000000" w:themeColor="text1"/>
-          <w:vertAlign w:val="subscript"/>
-        </w:rPr>
-        <w:t>p</w:t>
-      </w:r>
-      <w:r>
-        <w:rPr>
-          <w:noProof/>
-          <w:color w:val="000000" w:themeColor="text1"/>
-        </w:rPr>
-        <w:t xml:space="preserve"> absorción por partículas en suspensión, a</w:t>
-      </w:r>
-      <w:r>
-        <w:rPr>
-          <w:noProof/>
-          <w:color w:val="000000" w:themeColor="text1"/>
-          <w:vertAlign w:val="subscript"/>
-        </w:rPr>
-        <w:t>phy</w:t>
-      </w:r>
-      <w:r>
-        <w:rPr>
-          <w:noProof/>
-          <w:color w:val="000000" w:themeColor="text1"/>
-        </w:rPr>
-        <w:t xml:space="preserve"> absorción de fitoplancton, a</w:t>
-      </w:r>
-      <w:r>
-        <w:rPr>
-          <w:noProof/>
-          <w:color w:val="000000" w:themeColor="text1"/>
-          <w:vertAlign w:val="subscript"/>
-        </w:rPr>
-        <w:t>d</w:t>
-      </w:r>
-      <w:r>
-        <w:rPr>
-          <w:noProof/>
-          <w:color w:val="000000" w:themeColor="text1"/>
-        </w:rPr>
-        <w:t xml:space="preserve"> absorción por el material no algal, comúnmente conocido como detritos, a</w:t>
-      </w:r>
-      <w:r>
-        <w:rPr>
-          <w:noProof/>
-          <w:color w:val="000000" w:themeColor="text1"/>
-          <w:vertAlign w:val="subscript"/>
-        </w:rPr>
-        <w:t>cdom</w:t>
-      </w:r>
-      <w:r>
-        <w:rPr>
-          <w:noProof/>
-          <w:color w:val="000000" w:themeColor="text1"/>
-        </w:rPr>
-        <w:t xml:space="preserve"> absorción de la materia orgánica disuelta cromofórica. Fuente </w:t>
-      </w:r>
-      <w:r>
-        <w:rPr>
-          <w:noProof/>
-          <w:color w:val="000000" w:themeColor="text1"/>
-          <w:lang w:val="es-ES"/>
-        </w:rPr>
-        <w:fldChar w:fldCharType="begin"/>
-        <w:instrText xml:space="preserve"> ADDIN ZOTERO_ITEM CSL_CITATION {"citationID":"jYZh83lZ","properties":{"formattedCitation":"(Santamar\\uc0\\u237{}a-del-Angel et\\uc0\\u160{}al., 2015)","plainCitation":"(Santamaría-del-Angel et al., 2015)","noteIndex":0},"citationItems":[{"id":1132,"uris":["http://zotero.org/users/1588578/items/2JXYVJQ4"],"itemData":{"id":1132,"type":"chapter","abstract":"En este capítulo los autores proponen una nueva aproximación para evaluar florecimientos algales nocivos tomando en cuenta las propiedades ópticas inherentes y aparentes de los cuerpos de agua, en especial del fitoplancton y sus productos de degradación. Los datos que llevan al desarrollo de la aproximación son obtenidos en la Península de Yucatán pero se propone la aproximación para cualquier tipo de agua y de florecimientos.","ISBN":"978-1-63482-151-3","page":"32","source":"ResearchGate","title":"Phytoplankton Blooms: New Initiative Using Marine Optics as a Basis for Monitoring Programs.","title-short":"Phytoplankton Blooms","author":[{"family":"Santamaría-del-Angel","given":"Eduardo"},{"family":"Soto","given":"I."},{"family":"Millan-Nuñez","given":"Roberto"},{"family":"Gonzalez-Silvera","given":"Adriana"},{"family":"Wolny","given":"Jennifer"},{"family":"Cerdeira-Estrada","given":"Sergio"},{"family":"Cajal","given":"Ramon"},{"family":"Muller-Karger","given":"Frank"},{"family":"Cannizzaro","given":"Jennifer"},{"family":"Padilla-Rosas","given":"Yolo"},{"family":"Mercado-Santana","given":"Alfredo"},{"family":"Gracia-Escobar","given":"Maria"},{"family":"Alvarez Torres","given":"Porfirio"},{"family":"Ruiz-de la Torre","given":"Mary"}],"issued":{"date-parts":[["2015",5,1]]}}}],"schema":"https://github.com/citation-style-language/schema/raw/master/csl-citation.json"} </w:instrText>
-        <w:fldChar w:fldCharType="separate"/>
-      </w:r>
-      <w:r>
-        <w:rPr>
-          <w:rFonts w:cs="Arial"/>
-          <w:color w:val="000000" w:themeColor="text1"/>
-        </w:rPr>
-        <w:t>(Santamaría-del-Angel et al., 2015)</w:t>
-      </w:r>
-      <w:r>
-        <w:rPr>
-          <w:noProof/>
-          <w:color w:val="000000" w:themeColor="text1"/>
-          <w:lang w:val="es-ES"/>
-        </w:rPr>
-        <w:fldChar w:fldCharType="end"/>
+        <w:br/>
+      </w:r>
+      <w:r>
+        <w:rPr>
+          <w:i/>
+          <w:iCs/>
+        </w:rPr>
+        <w:t xml:space="preserve">Espectro de absorción de luz por los diferentes constituyentes del agua, donde (λ) es la longitud de onda, aw es absorción como resultado del agua ópticamente pura, ap absorción por partículas en suspensión, aphy absorción de fitoplancton, ad absorción por el material no algal, comúnmente conocido como detritos, acdom absorción de la materia orgánica disuelta cromofórica.</w:t>
       </w:r>
     </w:p>
     <w:p>
@@ -2842,6 +2615,23 @@
     </w:p>
     <w:p>
       <w:pPr>
+        <w:pStyle w:val="Descripcin"/>
+        <w:spacing w:after="240" w:line="480" w:lineRule="auto"/>
+        <w:ind w:firstLine="0"/>
+      </w:pPr>
+      <w:r>
+        <w:rPr>
+          <w:i/>
+          <w:iCs/>
+        </w:rPr>
+        <w:t xml:space="preserve">Nota. </w:t>
+      </w:r>
+      <w:r>
+        <w:t xml:space="preserve">Fuente (Santamaría-del-Angel et al., 2015)</w:t>
+      </w:r>
+    </w:p>
+    <w:p>
+      <w:pPr>
         <w:ind w:firstLine="708"/>
       </w:pPr>
     </w:p>
@@ -2860,31 +2650,19 @@
     <w:p/>
     <w:p>
       <w:pPr>
-        <w:rPr>
-          <w:b/>
-          <w:bCs/>
-        </w:rPr>
-      </w:pPr>
-      <w:r>
-        <w:rPr>
-          <w:b/>
-          <w:bCs/>
-        </w:rPr>
-        <w:t>ESTADO DEL ARTE</w:t>
-      </w:r>
-    </w:p>
-    <w:p>
-      <w:pPr>
-        <w:rPr>
-          <w:b/>
-          <w:bCs/>
-        </w:rPr>
-      </w:pPr>
-      <w:r>
-        <w:rPr>
-          <w:b/>
-          <w:bCs/>
-        </w:rPr>
+        <w:pStyle w:val="Ttulo2"/>
+      </w:pPr>
+      <w:r>
+        <w:rPr/>
+        <w:t>Estado del Arte</w:t>
+      </w:r>
+    </w:p>
+    <w:p>
+      <w:pPr>
+        <w:pStyle w:val="Ttulo2"/>
+      </w:pPr>
+      <w:r>
+        <w:rPr/>
         <w:t>Estudios Globales y Regionales</w:t>
       </w:r>
     </w:p>
@@ -2900,16 +2678,10 @@
     </w:p>
     <w:p>
       <w:pPr>
-        <w:rPr>
-          <w:b/>
-          <w:bCs/>
-        </w:rPr>
-      </w:pPr>
-      <w:r>
-        <w:rPr>
-          <w:b/>
-          <w:bCs/>
-        </w:rPr>
+        <w:pStyle w:val="Ttulo2"/>
+      </w:pPr>
+      <w:r>
+        <w:rPr/>
         <w:t>Estudios en Aguas Costeras Complejas</w:t>
       </w:r>
     </w:p>
@@ -2927,17 +2699,11 @@
     </w:p>
     <w:p>
       <w:pPr>
-        <w:rPr>
-          <w:b/>
-          <w:bCs/>
-        </w:rPr>
+        <w:pStyle w:val="Ttulo2"/>
       </w:pPr>
       <w:bookmarkStart w:id="5" w:name="_Hlk200795017"/>
       <w:r>
-        <w:rPr>
-          <w:b/>
-          <w:bCs/>
-        </w:rPr>
+        <w:rPr/>
         <w:t>Brechas identificadas y aporte del presente estudio:</w:t>
       </w:r>
     </w:p>
@@ -2964,16 +2730,10 @@
     </w:p>
     <w:p>
       <w:pPr>
-        <w:rPr>
-          <w:b/>
-          <w:bCs/>
-        </w:rPr>
-      </w:pPr>
-      <w:r>
-        <w:rPr>
-          <w:b/>
-          <w:bCs/>
-        </w:rPr>
+        <w:pStyle w:val="Ttulo2"/>
+      </w:pPr>
+      <w:r>
+        <w:rPr/>
         <w:t>Contribuciones del Presente Estudio</w:t>
       </w:r>
     </w:p>
@@ -3062,16 +2822,10 @@
     </w:p>
     <w:p>
       <w:pPr>
-        <w:rPr>
-          <w:b/>
-          <w:bCs/>
-        </w:rPr>
-      </w:pPr>
-      <w:r>
-        <w:rPr>
-          <w:b/>
-          <w:bCs/>
-        </w:rPr>
+        <w:pStyle w:val="Ttulo2"/>
+      </w:pPr>
+      <w:r>
+        <w:rPr/>
         <w:t>Área De Estudio</w:t>
       </w:r>
     </w:p>
@@ -3082,16 +2836,10 @@
     </w:p>
     <w:p>
       <w:pPr>
-        <w:rPr>
-          <w:b/>
-          <w:bCs/>
-        </w:rPr>
-      </w:pPr>
-      <w:r>
-        <w:rPr>
-          <w:b/>
-          <w:bCs/>
-        </w:rPr>
+        <w:pStyle w:val="Ttulo2"/>
+      </w:pPr>
+      <w:r>
+        <w:rPr/>
         <w:t>Características Generales</w:t>
       </w:r>
     </w:p>
@@ -3104,16 +2852,10 @@
     <w:p/>
     <w:p>
       <w:pPr>
-        <w:rPr>
-          <w:b/>
-          <w:bCs/>
-        </w:rPr>
-      </w:pPr>
-      <w:r>
-        <w:rPr>
-          <w:b/>
-          <w:bCs/>
-        </w:rPr>
+        <w:pStyle w:val="Ttulo2"/>
+      </w:pPr>
+      <w:r>
+        <w:rPr/>
         <w:lastRenderedPageBreak/>
         <w:t>Valor Ecológico y Biodiversidad</w:t>
       </w:r>
@@ -3125,16 +2867,10 @@
     </w:p>
     <w:p>
       <w:pPr>
-        <w:rPr>
-          <w:b/>
-          <w:bCs/>
-        </w:rPr>
-      </w:pPr>
-      <w:r>
-        <w:rPr>
-          <w:b/>
-          <w:bCs/>
-        </w:rPr>
+        <w:pStyle w:val="Ttulo2"/>
+      </w:pPr>
+      <w:r>
+        <w:rPr/>
         <w:t>Características Climáticas</w:t>
       </w:r>
     </w:p>
@@ -3145,16 +2881,10 @@
     </w:p>
     <w:p>
       <w:pPr>
-        <w:rPr>
-          <w:b/>
-          <w:bCs/>
-        </w:rPr>
-      </w:pPr>
-      <w:r>
-        <w:rPr>
-          <w:b/>
-          <w:bCs/>
-        </w:rPr>
+        <w:pStyle w:val="Ttulo2"/>
+      </w:pPr>
+      <w:r>
+        <w:rPr/>
         <w:t>Hidrodinámica y Conexión Oceánica</w:t>
       </w:r>
     </w:p>
@@ -3173,8 +2903,6 @@
     <w:p>
       <w:pPr>
         <w:pStyle w:val="Descripcin"/>
-        <w:spacing w:line="360" w:lineRule="auto"/>
-        <w:jc w:val="both"/>
         <w:rPr>
           <w:i w:val="0"/>
           <w:iCs w:val="0"/>
@@ -3233,26 +2961,17 @@
         <w:fldChar w:fldCharType="end"/>
       </w:r>
       <w:bookmarkEnd w:id="6"/>
-      <w:r>
-        <w:rPr>
-          <w:rFonts w:cs="Arial"/>
-          <w:sz w:val="18"/>
-          <w:szCs w:val="18"/>
-        </w:rPr>
-        <w:t xml:space="preserve">. </w:t>
-      </w:r>
-      <w:r>
-        <w:rPr>
-          <w:rFonts w:cs="Arial"/>
+      <w:bookmarkEnd w:id="7"/>
+      <w:r>
+        <w:br/>
+      </w:r>
+      <w:r>
+        <w:rPr>
           <w:i/>
           <w:iCs/>
-          <w:noProof/>
-          <w:sz w:val="18"/>
-          <w:szCs w:val="18"/>
-        </w:rPr>
-        <w:t>Zona de estudio en donde se observa la desembocadura del canal del dique en el sector suroccidental de la Bahía de Cartagena. Fuente Google Earth.</w:t>
-      </w:r>
-      <w:bookmarkEnd w:id="7"/>
+        </w:rPr>
+        <w:t xml:space="preserve">Zona de estudio en donde se observa la desembocadura del canal del dique en el sector suroccidental de la Bahía de Cartagena.</w:t>
+      </w:r>
     </w:p>
     <w:p>
       <w:pPr>
@@ -3320,6 +3039,23 @@
     </w:p>
     <w:p>
       <w:pPr>
+        <w:pStyle w:val="Descripcin"/>
+        <w:spacing w:after="240" w:line="480" w:lineRule="auto"/>
+        <w:ind w:firstLine="0"/>
+      </w:pPr>
+      <w:r>
+        <w:rPr>
+          <w:i/>
+          <w:iCs/>
+        </w:rPr>
+        <w:t xml:space="preserve">Nota. </w:t>
+      </w:r>
+      <w:r>
+        <w:t xml:space="preserve">Fuente Google Earth.</w:t>
+      </w:r>
+    </w:p>
+    <w:p>
+      <w:pPr>
         <w:pStyle w:val="Ttulo1"/>
         <w:rPr>
           <w:rFonts w:eastAsia="Times New Roman"/>
@@ -3394,16 +3130,10 @@
     </w:p>
     <w:p>
       <w:pPr>
-        <w:rPr>
-          <w:b/>
-          <w:bCs/>
-        </w:rPr>
-      </w:pPr>
-      <w:r>
-        <w:rPr>
-          <w:b/>
-          <w:bCs/>
-        </w:rPr>
+        <w:pStyle w:val="Ttulo2"/>
+      </w:pPr>
+      <w:r>
+        <w:rPr/>
         <w:t>Hipótesis de investigación</w:t>
       </w:r>
     </w:p>
@@ -3561,16 +3291,10 @@
     </w:p>
     <w:p>
       <w:pPr>
-        <w:rPr>
-          <w:b/>
-          <w:bCs/>
-        </w:rPr>
-      </w:pPr>
-      <w:r>
-        <w:rPr>
-          <w:b/>
-          <w:bCs/>
-        </w:rPr>
+        <w:pStyle w:val="Ttulo2"/>
+      </w:pPr>
+      <w:r>
+        <w:rPr/>
         <w:t>1. Importancia ecológica del fitoplancton</w:t>
       </w:r>
     </w:p>
@@ -3581,16 +3305,10 @@
     </w:p>
     <w:p>
       <w:pPr>
-        <w:rPr>
-          <w:b/>
-          <w:bCs/>
-        </w:rPr>
-      </w:pPr>
-      <w:r>
-        <w:rPr>
-          <w:b/>
-          <w:bCs/>
-        </w:rPr>
+        <w:pStyle w:val="Ttulo2"/>
+      </w:pPr>
+      <w:r>
+        <w:rPr/>
         <w:t>2. Problema específico de la Bahía de Cartagena</w:t>
       </w:r>
     </w:p>
@@ -3608,16 +3326,10 @@
     </w:p>
     <w:p>
       <w:pPr>
-        <w:rPr>
-          <w:b/>
-          <w:bCs/>
-        </w:rPr>
-      </w:pPr>
-      <w:r>
-        <w:rPr>
-          <w:b/>
-          <w:bCs/>
-        </w:rPr>
+        <w:pStyle w:val="Ttulo2"/>
+      </w:pPr>
+      <w:r>
+        <w:rPr/>
         <w:t>3. Aplicabilidad y aporte del estudio</w:t>
       </w:r>
     </w:p>
@@ -3903,16 +3615,10 @@
     </w:p>
     <w:p>
       <w:pPr>
-        <w:rPr>
-          <w:b/>
-          <w:bCs/>
-        </w:rPr>
-      </w:pPr>
-      <w:r>
-        <w:rPr>
-          <w:b/>
-          <w:bCs/>
-        </w:rPr>
+        <w:pStyle w:val="Ttulo2"/>
+      </w:pPr>
+      <w:r>
+        <w:rPr/>
         <w:t>Descripción de la base de datos</w:t>
       </w:r>
     </w:p>
@@ -3943,7 +3649,6 @@
     <w:p>
       <w:pPr>
         <w:pStyle w:val="Descripcin"/>
-        <w:spacing w:line="360" w:lineRule="auto"/>
         <w:rPr>
           <w:b/>
           <w:bCs/>
@@ -3954,9 +3659,8 @@
       <w:bookmarkStart w:id="20" w:name="_Toc200787117"/>
       <w:r>
         <w:rPr>
-          <w:i w:val="0"/>
-          <w:iCs w:val="0"/>
-          <w:color w:val="000000" w:themeColor="text1"/>
+          <w:b/>
+          <w:bCs/>
         </w:rPr>
         <w:t xml:space="preserve">Figura </w:t>
         <w:fldChar w:fldCharType="begin"/>
@@ -3965,43 +3669,35 @@
       </w:r>
       <w:r>
         <w:rPr>
-          <w:i w:val="0"/>
-          <w:iCs w:val="0"/>
+          <w:b/>
+          <w:bCs/>
           <w:noProof/>
-          <w:color w:val="000000" w:themeColor="text1"/>
         </w:rPr>
         <w:t>3</w:t>
       </w:r>
       <w:bookmarkEnd w:id="16"/>
       <w:r>
         <w:rPr>
-          <w:i w:val="0"/>
-          <w:iCs w:val="0"/>
+          <w:b/>
+          <w:bCs/>
           <w:noProof/>
-          <w:color w:val="000000" w:themeColor="text1"/>
         </w:rPr>
         <w:fldChar w:fldCharType="end"/>
       </w:r>
       <w:bookmarkEnd w:id="17"/>
-      <w:r>
-        <w:rPr>
-          <w:i w:val="0"/>
-          <w:iCs w:val="0"/>
-          <w:noProof/>
-          <w:color w:val="000000" w:themeColor="text1"/>
-        </w:rPr>
-        <w:t>.</w:t>
-      </w:r>
-      <w:r>
-        <w:rPr>
-          <w:noProof/>
-          <w:color w:val="000000" w:themeColor="text1"/>
-        </w:rPr>
-        <w:t xml:space="preserve"> a) Distribución espacial de estaciones y b) coordenadas correspondientes a los datos in situ que integran la base de datos de la Bahía de Cartagena. Fuente propia</w:t>
-      </w:r>
       <w:bookmarkEnd w:id="18"/>
       <w:bookmarkEnd w:id="19"/>
       <w:bookmarkEnd w:id="20"/>
+      <w:r>
+        <w:br/>
+      </w:r>
+      <w:r>
+        <w:rPr>
+          <w:i/>
+          <w:iCs/>
+        </w:rPr>
+        <w:t xml:space="preserve">a) Distribución espacial de estaciones y b) coordenadas correspondientes a los datos in situ que integran la base de datos de la Bahía de Cartagena.</w:t>
+      </w:r>
     </w:p>
     <w:p>
       <w:r>
@@ -4106,6 +3802,23 @@
         </w:drawing>
       </w:r>
     </w:p>
+    <w:p>
+      <w:pPr>
+        <w:pStyle w:val="Descripcin"/>
+        <w:spacing w:after="240" w:line="480" w:lineRule="auto"/>
+        <w:ind w:firstLine="0"/>
+      </w:pPr>
+      <w:r>
+        <w:rPr>
+          <w:i/>
+          <w:iCs/>
+        </w:rPr>
+        <w:t xml:space="preserve">Nota. </w:t>
+      </w:r>
+      <w:r>
+        <w:t xml:space="preserve">Fuente propia</w:t>
+      </w:r>
+    </w:p>
     <w:p/>
     <w:p>
       <w:r>
@@ -4194,13 +3907,11 @@
       <w:pPr>
         <w:pStyle w:val="Descripcin"/>
         <w:keepNext/>
-        <w:spacing w:line="360" w:lineRule="auto"/>
-      </w:pPr>
-      <w:r>
-        <w:rPr>
-          <w:i w:val="0"/>
-          <w:iCs w:val="0"/>
-          <w:color w:val="000000" w:themeColor="text1"/>
+      </w:pPr>
+      <w:r>
+        <w:rPr>
+          <w:b/>
+          <w:bCs/>
         </w:rPr>
         <w:t xml:space="preserve">Tabla </w:t>
         <w:fldChar w:fldCharType="begin"/>
@@ -4209,21 +3920,22 @@
       </w:r>
       <w:r>
         <w:rPr>
-          <w:i w:val="0"/>
-          <w:iCs w:val="0"/>
-          <w:color w:val="000000" w:themeColor="text1"/>
+          <w:b/>
+          <w:bCs/>
           <w:noProof/>
         </w:rPr>
         <w:t>1</w:t>
         <w:fldChar w:fldCharType="end"/>
       </w:r>
       <w:r>
-        <w:rPr>
-          <w:i w:val="0"/>
-          <w:iCs w:val="0"/>
-          <w:color w:val="000000" w:themeColor="text1"/>
-        </w:rPr>
-        <w:t xml:space="preserve">. Inventario de la base de datos consolidada por campaña.</w:t>
+        <w:br/>
+      </w:r>
+      <w:r>
+        <w:rPr>
+          <w:i/>
+          <w:iCs/>
+        </w:rPr>
+        <w:t xml:space="preserve">Inventario de la base de datos consolidada por campaña.</w:t>
       </w:r>
     </w:p>
     <w:tbl>
@@ -4231,6 +3943,14 @@
         <w:tblStyle w:val="Tablaconcuadrcula"/>
         <w:tblW w:w="9100" w:type="dxa"/>
         <w:jc w:val="center"/>
+        <w:tblBorders>
+          <w:top w:val="single" w:sz="8" w:space="0" w:color="000000"/>
+          <w:left w:val="none" w:sz="0" w:space="0" w:color="auto"/>
+          <w:bottom w:val="single" w:sz="8" w:space="0" w:color="000000"/>
+          <w:right w:val="none" w:sz="0" w:space="0" w:color="auto"/>
+          <w:insideH w:val="none" w:sz="0" w:space="0" w:color="auto"/>
+          <w:insideV w:val="none" w:sz="0" w:space="0" w:color="auto"/>
+        </w:tblBorders>
         <w:tblLook w:val="04A0" w:firstRow="1" w:lastRow="0" w:firstColumn="1" w:lastColumn="0" w:noHBand="0" w:noVBand="1"/>
       </w:tblPr>
       <w:tblGrid>
@@ -4246,7 +3966,9 @@
         <w:tc>
           <w:tcPr>
             <w:tcW w:w="2400" w:type="dxa"/>
-            <w:shd w:val="clear" w:color="auto" w:fill="DCE6F1"/>
+            <w:tcBorders>
+              <w:bottom w:val="single" w:sz="8" w:space="0" w:color="000000"/>
+            </w:tcBorders>
           </w:tcPr>
           <w:p>
             <w:pPr>
@@ -4271,7 +3993,9 @@
         <w:tc>
           <w:tcPr>
             <w:tcW w:w="1900" w:type="dxa"/>
-            <w:shd w:val="clear" w:color="auto" w:fill="DCE6F1"/>
+            <w:tcBorders>
+              <w:bottom w:val="single" w:sz="8" w:space="0" w:color="000000"/>
+            </w:tcBorders>
           </w:tcPr>
           <w:p>
             <w:pPr>
@@ -4297,7 +4021,9 @@
         <w:tc>
           <w:tcPr>
             <w:tcW w:w="2100" w:type="dxa"/>
-            <w:shd w:val="clear" w:color="auto" w:fill="DCE6F1"/>
+            <w:tcBorders>
+              <w:bottom w:val="single" w:sz="8" w:space="0" w:color="000000"/>
+            </w:tcBorders>
           </w:tcPr>
           <w:p>
             <w:pPr>
@@ -4323,7 +4049,9 @@
         <w:tc>
           <w:tcPr>
             <w:tcW w:w="2700" w:type="dxa"/>
-            <w:shd w:val="clear" w:color="auto" w:fill="DCE6F1"/>
+            <w:tcBorders>
+              <w:bottom w:val="single" w:sz="8" w:space="0" w:color="000000"/>
+            </w:tcBorders>
           </w:tcPr>
           <w:p>
             <w:pPr>
@@ -4872,15 +4600,10 @@
     </w:p>
     <w:p>
       <w:pPr>
-        <w:rPr>
-          <w:bCs/>
-        </w:rPr>
-      </w:pPr>
-      <w:r>
-        <w:rPr>
-          <w:rStyle w:val="Textoennegrita"/>
-          <w:bCs w:val="0"/>
-        </w:rPr>
+        <w:pStyle w:val="Ttulo2"/>
+      </w:pPr>
+      <w:r>
+        <w:rPr/>
         <w:t>Cálculo del índice Blue/Red para la caracterización del fitoplancton</w:t>
       </w:r>
     </w:p>
@@ -5137,7 +4860,6 @@
           <w:numId w:val="26"/>
         </w:numPr>
         <w:ind w:left="993" w:hanging="284"/>
-        <w:jc w:val="both"/>
         <w:rPr>
           <w:rFonts w:cs="Arial"/>
           <w:szCs w:val="24"/>
@@ -5170,7 +4892,6 @@
           <w:numId w:val="26"/>
         </w:numPr>
         <w:ind w:left="993" w:hanging="284"/>
-        <w:jc w:val="both"/>
         <w:rPr>
           <w:rFonts w:cs="Arial"/>
           <w:szCs w:val="24"/>
@@ -5203,7 +4924,6 @@
           <w:numId w:val="26"/>
         </w:numPr>
         <w:ind w:left="993" w:hanging="284"/>
-        <w:jc w:val="both"/>
         <w:rPr>
           <w:rFonts w:cs="Arial"/>
           <w:szCs w:val="24"/>
@@ -5295,7 +5015,6 @@
           <w:numId w:val="26"/>
         </w:numPr>
         <w:ind w:left="993" w:hanging="284"/>
-        <w:jc w:val="both"/>
         <w:rPr>
           <w:rFonts w:cs="Arial"/>
           <w:szCs w:val="24"/>
@@ -5675,7 +5394,6 @@
           <w:tab w:val="left" w:pos="426"/>
           <w:tab w:val="left" w:pos="993"/>
         </w:tabs>
-        <w:jc w:val="both"/>
         <w:rPr>
           <w:noProof/>
           <w:lang w:val="es-ES"/>
@@ -5700,7 +5418,6 @@
           <w:tab w:val="left" w:pos="426"/>
           <w:tab w:val="left" w:pos="993"/>
         </w:tabs>
-        <w:jc w:val="both"/>
         <w:rPr>
           <w:noProof/>
           <w:lang w:val="en-US"/>
@@ -5739,7 +5456,6 @@
           <w:tab w:val="left" w:pos="426"/>
           <w:tab w:val="left" w:pos="993"/>
         </w:tabs>
-        <w:jc w:val="both"/>
         <w:rPr>
           <w:rFonts w:eastAsia="Times New Roman" w:cs="Arial"/>
           <w:szCs w:val="24"/>
@@ -5769,13 +5485,11 @@
       <w:pPr>
         <w:pStyle w:val="Descripcin"/>
         <w:keepNext/>
-        <w:spacing w:line="360" w:lineRule="auto"/>
-      </w:pPr>
-      <w:r>
-        <w:rPr>
-          <w:i w:val="0"/>
-          <w:iCs w:val="0"/>
-          <w:color w:val="000000" w:themeColor="text1"/>
+      </w:pPr>
+      <w:r>
+        <w:rPr>
+          <w:b/>
+          <w:bCs/>
         </w:rPr>
         <w:t xml:space="preserve">Tabla </w:t>
         <w:fldChar w:fldCharType="begin"/>
@@ -5784,21 +5498,22 @@
       </w:r>
       <w:r>
         <w:rPr>
-          <w:i w:val="0"/>
-          <w:iCs w:val="0"/>
-          <w:color w:val="000000" w:themeColor="text1"/>
+          <w:b/>
+          <w:bCs/>
           <w:noProof/>
         </w:rPr>
         <w:t>2</w:t>
         <w:fldChar w:fldCharType="end"/>
       </w:r>
       <w:r>
-        <w:rPr>
-          <w:i w:val="0"/>
-          <w:iCs w:val="0"/>
-          <w:color w:val="000000" w:themeColor="text1"/>
-        </w:rPr>
-        <w:t xml:space="preserve">. Sensibilidad de la clasificación de tamaños frente al par de longitudes de onda utilizado.</w:t>
+        <w:br/>
+      </w:r>
+      <w:r>
+        <w:rPr>
+          <w:i/>
+          <w:iCs/>
+        </w:rPr>
+        <w:t xml:space="preserve">Sensibilidad de la clasificación de tamaños frente al par de longitudes de onda utilizado.</w:t>
       </w:r>
     </w:p>
     <w:tbl>
@@ -5806,6 +5521,14 @@
         <w:tblStyle w:val="Tablaconcuadrcula"/>
         <w:tblW w:w="9000" w:type="dxa"/>
         <w:jc w:val="center"/>
+        <w:tblBorders>
+          <w:top w:val="single" w:sz="8" w:space="0" w:color="000000"/>
+          <w:left w:val="none" w:sz="0" w:space="0" w:color="auto"/>
+          <w:bottom w:val="single" w:sz="8" w:space="0" w:color="000000"/>
+          <w:right w:val="none" w:sz="0" w:space="0" w:color="auto"/>
+          <w:insideH w:val="none" w:sz="0" w:space="0" w:color="auto"/>
+          <w:insideV w:val="none" w:sz="0" w:space="0" w:color="auto"/>
+        </w:tblBorders>
         <w:tblLook w:val="04A0" w:firstRow="1" w:lastRow="0" w:firstColumn="1" w:lastColumn="0" w:noHBand="0" w:noVBand="1"/>
       </w:tblPr>
       <w:tblGrid>
@@ -5822,7 +5545,9 @@
         <w:tc>
           <w:tcPr>
             <w:tcW w:w="2100" w:type="dxa"/>
-            <w:shd w:val="clear" w:color="auto" w:fill="DCE6F1"/>
+            <w:tcBorders>
+              <w:bottom w:val="single" w:sz="8" w:space="0" w:color="000000"/>
+            </w:tcBorders>
           </w:tcPr>
           <w:p>
             <w:pPr>
@@ -5847,7 +5572,9 @@
         <w:tc>
           <w:tcPr>
             <w:tcW w:w="1300" w:type="dxa"/>
-            <w:shd w:val="clear" w:color="auto" w:fill="DCE6F1"/>
+            <w:tcBorders>
+              <w:bottom w:val="single" w:sz="8" w:space="0" w:color="000000"/>
+            </w:tcBorders>
           </w:tcPr>
           <w:p>
             <w:pPr>
@@ -5873,7 +5600,9 @@
         <w:tc>
           <w:tcPr>
             <w:tcW w:w="1400" w:type="dxa"/>
-            <w:shd w:val="clear" w:color="auto" w:fill="DCE6F1"/>
+            <w:tcBorders>
+              <w:bottom w:val="single" w:sz="8" w:space="0" w:color="000000"/>
+            </w:tcBorders>
           </w:tcPr>
           <w:p>
             <w:pPr>
@@ -5899,7 +5628,9 @@
         <w:tc>
           <w:tcPr>
             <w:tcW w:w="2100" w:type="dxa"/>
-            <w:shd w:val="clear" w:color="auto" w:fill="DCE6F1"/>
+            <w:tcBorders>
+              <w:bottom w:val="single" w:sz="8" w:space="0" w:color="000000"/>
+            </w:tcBorders>
           </w:tcPr>
           <w:p>
             <w:pPr>
@@ -5925,7 +5656,9 @@
         <w:tc>
           <w:tcPr>
             <w:tcW w:w="2100" w:type="dxa"/>
-            <w:shd w:val="clear" w:color="auto" w:fill="DCE6F1"/>
+            <w:tcBorders>
+              <w:bottom w:val="single" w:sz="8" w:space="0" w:color="000000"/>
+            </w:tcBorders>
           </w:tcPr>
           <w:p>
             <w:pPr>
@@ -6507,20 +6240,10 @@
     </w:p>
     <w:p>
       <w:pPr>
-        <w:tabs>
-          <w:tab w:val="left" w:pos="426"/>
-          <w:tab w:val="left" w:pos="993"/>
-        </w:tabs>
-        <w:rPr>
-          <w:b/>
-          <w:bCs/>
-        </w:rPr>
-      </w:pPr>
-      <w:r>
-        <w:rPr>
-          <w:rStyle w:val="Textoennegrita"/>
-          <w:bCs w:val="0"/>
-        </w:rPr>
+        <w:pStyle w:val="Ttulo2"/>
+      </w:pPr>
+      <w:r>
+        <w:rPr/>
         <w:t xml:space="preserve">Control de calidad de los datos</w:t>
       </w:r>
     </w:p>
@@ -6547,7 +6270,6 @@
           <w:tab w:val="left" w:pos="426"/>
           <w:tab w:val="left" w:pos="993"/>
         </w:tabs>
-        <w:jc w:val="both"/>
       </w:pPr>
       <w:r>
         <w:t xml:space="preserve">Se descartan las estaciones sin espectro de absorción del fitoplancton.</w:t>
@@ -6564,7 +6286,6 @@
           <w:tab w:val="left" w:pos="426"/>
           <w:tab w:val="left" w:pos="993"/>
         </w:tabs>
-        <w:jc w:val="both"/>
       </w:pPr>
       <w:r>
         <w:t xml:space="preserve">Se descartan los valores del índice inferiores a 1,0 o superiores a 6,0, por hallarse fuera del intervalo físicamente admisible para el marco de Ciotti y Bricaud.</w:t>
@@ -6581,7 +6302,6 @@
           <w:tab w:val="left" w:pos="426"/>
           <w:tab w:val="left" w:pos="993"/>
         </w:tabs>
-        <w:jc w:val="both"/>
       </w:pPr>
       <w:r>
         <w:t xml:space="preserve">Se descartan las estaciones en las que la absorción del material no algal supera el noventa por ciento de la absorción del particulado total a 440 nm, condición en la que la señal del fitoplancton es un residuo numérico.</w:t>
@@ -6598,7 +6318,6 @@
           <w:tab w:val="left" w:pos="426"/>
           <w:tab w:val="left" w:pos="993"/>
         </w:tabs>
-        <w:jc w:val="both"/>
       </w:pPr>
       <w:r>
         <w:t xml:space="preserve">Se verifican la temperatura, la salinidad y la turbidez frente a los rangos esperados en la bahía y se distingue el cero real del cero usado como dato ausente.</w:t>
@@ -6608,13 +6327,11 @@
       <w:pPr>
         <w:pStyle w:val="Descripcin"/>
         <w:keepNext/>
-        <w:spacing w:line="360" w:lineRule="auto"/>
-      </w:pPr>
-      <w:r>
-        <w:rPr>
-          <w:i w:val="0"/>
-          <w:iCs w:val="0"/>
-          <w:color w:val="000000" w:themeColor="text1"/>
+      </w:pPr>
+      <w:r>
+        <w:rPr>
+          <w:b/>
+          <w:bCs/>
         </w:rPr>
         <w:t xml:space="preserve">Tabla </w:t>
         <w:fldChar w:fldCharType="begin"/>
@@ -6623,21 +6340,22 @@
       </w:r>
       <w:r>
         <w:rPr>
-          <w:i w:val="0"/>
-          <w:iCs w:val="0"/>
-          <w:color w:val="000000" w:themeColor="text1"/>
+          <w:b/>
+          <w:bCs/>
           <w:noProof/>
         </w:rPr>
         <w:t>3</w:t>
         <w:fldChar w:fldCharType="end"/>
       </w:r>
       <w:r>
-        <w:rPr>
-          <w:i w:val="0"/>
-          <w:iCs w:val="0"/>
-          <w:color w:val="000000" w:themeColor="text1"/>
-        </w:rPr>
-        <w:t xml:space="preserve">. Resultado de la aplicación del control de calidad sobre la base consolidada.</w:t>
+        <w:br/>
+      </w:r>
+      <w:r>
+        <w:rPr>
+          <w:i/>
+          <w:iCs/>
+        </w:rPr>
+        <w:t xml:space="preserve">Resultado de la aplicación del control de calidad sobre la base consolidada.</w:t>
       </w:r>
     </w:p>
     <w:tbl>
@@ -6645,6 +6363,14 @@
         <w:tblStyle w:val="Tablaconcuadrcula"/>
         <w:tblW w:w="9000" w:type="dxa"/>
         <w:jc w:val="center"/>
+        <w:tblBorders>
+          <w:top w:val="single" w:sz="8" w:space="0" w:color="000000"/>
+          <w:left w:val="none" w:sz="0" w:space="0" w:color="auto"/>
+          <w:bottom w:val="single" w:sz="8" w:space="0" w:color="000000"/>
+          <w:right w:val="none" w:sz="0" w:space="0" w:color="auto"/>
+          <w:insideH w:val="none" w:sz="0" w:space="0" w:color="auto"/>
+          <w:insideV w:val="none" w:sz="0" w:space="0" w:color="auto"/>
+        </w:tblBorders>
         <w:tblLook w:val="04A0" w:firstRow="1" w:lastRow="0" w:firstColumn="1" w:lastColumn="0" w:noHBand="0" w:noVBand="1"/>
       </w:tblPr>
       <w:tblGrid>
@@ -6659,7 +6385,9 @@
         <w:tc>
           <w:tcPr>
             <w:tcW w:w="4400" w:type="dxa"/>
-            <w:shd w:val="clear" w:color="auto" w:fill="DCE6F1"/>
+            <w:tcBorders>
+              <w:bottom w:val="single" w:sz="8" w:space="0" w:color="000000"/>
+            </w:tcBorders>
           </w:tcPr>
           <w:p>
             <w:pPr>
@@ -6684,7 +6412,9 @@
         <w:tc>
           <w:tcPr>
             <w:tcW w:w="1300" w:type="dxa"/>
-            <w:shd w:val="clear" w:color="auto" w:fill="DCE6F1"/>
+            <w:tcBorders>
+              <w:bottom w:val="single" w:sz="8" w:space="0" w:color="000000"/>
+            </w:tcBorders>
           </w:tcPr>
           <w:p>
             <w:pPr>
@@ -6710,7 +6440,9 @@
         <w:tc>
           <w:tcPr>
             <w:tcW w:w="3300" w:type="dxa"/>
-            <w:shd w:val="clear" w:color="auto" w:fill="DCE6F1"/>
+            <w:tcBorders>
+              <w:bottom w:val="single" w:sz="8" w:space="0" w:color="000000"/>
+            </w:tcBorders>
           </w:tcPr>
           <w:p>
             <w:pPr>
@@ -7069,21 +6801,11 @@
     </w:p>
     <w:p>
       <w:pPr>
-        <w:tabs>
-          <w:tab w:val="left" w:pos="426"/>
-          <w:tab w:val="left" w:pos="993"/>
-        </w:tabs>
-        <w:rPr>
-          <w:b/>
-          <w:bCs/>
-        </w:rPr>
+        <w:pStyle w:val="Ttulo2"/>
       </w:pPr>
       <w:bookmarkStart w:id="25" w:name="_Hlk200795780"/>
       <w:r>
-        <w:rPr>
-          <w:b/>
-          <w:bCs/>
-        </w:rPr>
+        <w:rPr/>
         <w:t>Análisis de condiciones abióticas y tratamiento estadístico de datos</w:t>
       </w:r>
     </w:p>
@@ -7242,20 +6964,10 @@
     </w:p>
     <w:p>
       <w:pPr>
-        <w:tabs>
-          <w:tab w:val="left" w:pos="426"/>
-          <w:tab w:val="left" w:pos="993"/>
-        </w:tabs>
-        <w:rPr>
-          <w:b/>
-          <w:bCs/>
-        </w:rPr>
-      </w:pPr>
-      <w:r>
-        <w:rPr>
-          <w:b/>
-          <w:bCs/>
-        </w:rPr>
+        <w:pStyle w:val="Ttulo2"/>
+      </w:pPr>
+      <w:r>
+        <w:rPr/>
         <w:t>Determinación de las Anomalías climatológicas estandarizadas</w:t>
       </w:r>
     </w:p>
@@ -7398,7 +7110,6 @@
     <w:p>
       <w:pPr>
         <w:pStyle w:val="Descripcin"/>
-        <w:spacing w:line="360" w:lineRule="auto"/>
         <w:jc w:val="center"/>
         <w:rPr>
           <w:rFonts w:cs="Arial"/>
@@ -7409,9 +7120,8 @@
       <w:bookmarkStart w:id="27" w:name="_Toc200787118"/>
       <w:r>
         <w:rPr>
-          <w:i w:val="0"/>
-          <w:iCs w:val="0"/>
-          <w:color w:val="000000" w:themeColor="text1"/>
+          <w:b/>
+          <w:bCs/>
         </w:rPr>
         <w:t xml:space="preserve">Figura </w:t>
         <w:fldChar w:fldCharType="begin"/>
@@ -7420,31 +7130,25 @@
       </w:r>
       <w:r>
         <w:rPr>
-          <w:i w:val="0"/>
-          <w:iCs w:val="0"/>
+          <w:b/>
+          <w:bCs/>
           <w:noProof/>
-          <w:color w:val="000000" w:themeColor="text1"/>
         </w:rPr>
         <w:t>4</w:t>
         <w:fldChar w:fldCharType="end"/>
       </w:r>
       <w:bookmarkEnd w:id="26"/>
-      <w:r>
-        <w:rPr>
-          <w:i w:val="0"/>
-          <w:iCs w:val="0"/>
-          <w:color w:val="000000" w:themeColor="text1"/>
-        </w:rPr>
-        <w:t xml:space="preserve">. </w:t>
-      </w:r>
-      <w:r>
-        <w:rPr>
-          <w:rFonts w:cs="Arial"/>
-          <w:color w:val="000000" w:themeColor="text1"/>
-        </w:rPr>
-        <w:t>Posición geográfica de las imágenes mensuales de SST de 1 km de resolución, utilizada para la extracción de las series temporales comprendidas entre junio de 2002 y septiembre del 2024</w:t>
-      </w:r>
       <w:bookmarkEnd w:id="27"/>
+      <w:r>
+        <w:br/>
+      </w:r>
+      <w:r>
+        <w:rPr>
+          <w:i/>
+          <w:iCs/>
+        </w:rPr>
+        <w:t xml:space="preserve">Posición geográfica de las imágenes mensuales de SST de 1 km de resolución, utilizada para la extracción de las series temporales comprendidas entre junio de 2002 y septiembre del 2024</w:t>
+      </w:r>
     </w:p>
     <w:p>
       <w:pPr>
@@ -7581,16 +7285,14 @@
       <w:pPr>
         <w:pStyle w:val="Descripcin"/>
         <w:keepNext/>
-        <w:spacing w:line="360" w:lineRule="auto"/>
         <w:jc w:val="center"/>
       </w:pPr>
       <w:bookmarkStart w:id="28" w:name="_Ref181817556"/>
       <w:bookmarkStart w:id="29" w:name="_Toc200787492"/>
       <w:r>
         <w:rPr>
-          <w:i w:val="0"/>
-          <w:iCs w:val="0"/>
-          <w:color w:val="000000" w:themeColor="text1"/>
+          <w:b/>
+          <w:bCs/>
         </w:rPr>
         <w:t xml:space="preserve">Tabla </w:t>
         <w:fldChar w:fldCharType="begin"/>
@@ -7599,36 +7301,39 @@
       </w:r>
       <w:r>
         <w:rPr>
-          <w:i w:val="0"/>
-          <w:iCs w:val="0"/>
+          <w:b/>
+          <w:bCs/>
           <w:noProof/>
-          <w:color w:val="000000" w:themeColor="text1"/>
         </w:rPr>
         <w:t>4</w:t>
         <w:fldChar w:fldCharType="end"/>
       </w:r>
       <w:bookmarkEnd w:id="28"/>
-      <w:r>
-        <w:rPr>
-          <w:i w:val="0"/>
-          <w:iCs w:val="0"/>
-          <w:color w:val="000000" w:themeColor="text1"/>
-        </w:rPr>
-        <w:t>.</w:t>
-      </w:r>
-      <w:r>
-        <w:rPr>
-          <w:color w:val="000000" w:themeColor="text1"/>
-        </w:rPr>
-        <w:t xml:space="preserve"> Coordenadas geográficas de las series temporales de SST satelitales</w:t>
-      </w:r>
       <w:bookmarkEnd w:id="29"/>
+      <w:r>
+        <w:br/>
+      </w:r>
+      <w:r>
+        <w:rPr>
+          <w:i/>
+          <w:iCs/>
+        </w:rPr>
+        <w:t xml:space="preserve">Coordenadas geográficas de las series temporales de SST satelitales</w:t>
+      </w:r>
     </w:p>
     <w:tbl>
       <w:tblPr>
         <w:tblStyle w:val="Tablaconcuadrcula"/>
         <w:tblW w:w="4151" w:type="dxa"/>
         <w:jc w:val="center"/>
+        <w:tblBorders>
+          <w:top w:val="single" w:sz="8" w:space="0" w:color="000000"/>
+          <w:left w:val="none" w:sz="0" w:space="0" w:color="auto"/>
+          <w:bottom w:val="single" w:sz="8" w:space="0" w:color="000000"/>
+          <w:right w:val="none" w:sz="0" w:space="0" w:color="auto"/>
+          <w:insideH w:val="none" w:sz="0" w:space="0" w:color="auto"/>
+          <w:insideV w:val="none" w:sz="0" w:space="0" w:color="auto"/>
+        </w:tblBorders>
         <w:tblLook w:val="04A0" w:firstRow="1" w:lastRow="0" w:firstColumn="1" w:lastColumn="0" w:noHBand="0" w:noVBand="1"/>
       </w:tblPr>
       <w:tblGrid>
@@ -7644,6 +7349,9 @@
         <w:tc>
           <w:tcPr>
             <w:tcW w:w="1671" w:type="dxa"/>
+            <w:tcBorders>
+              <w:bottom w:val="single" w:sz="8" w:space="0" w:color="000000"/>
+            </w:tcBorders>
             <w:hideMark/>
           </w:tcPr>
           <w:p>
@@ -7675,6 +7383,9 @@
         <w:tc>
           <w:tcPr>
             <w:tcW w:w="1240" w:type="dxa"/>
+            <w:tcBorders>
+              <w:bottom w:val="single" w:sz="8" w:space="0" w:color="000000"/>
+            </w:tcBorders>
             <w:hideMark/>
           </w:tcPr>
           <w:p>
@@ -7707,6 +7418,9 @@
         <w:tc>
           <w:tcPr>
             <w:tcW w:w="1240" w:type="dxa"/>
+            <w:tcBorders>
+              <w:bottom w:val="single" w:sz="8" w:space="0" w:color="000000"/>
+            </w:tcBorders>
             <w:hideMark/>
           </w:tcPr>
           <w:p>
@@ -9352,16 +9066,10 @@
     </w:p>
     <w:p>
       <w:pPr>
-        <w:rPr>
-          <w:b/>
-          <w:bCs/>
-        </w:rPr>
-      </w:pPr>
-      <w:r>
-        <w:rPr>
-          <w:b/>
-          <w:bCs/>
-        </w:rPr>
+        <w:pStyle w:val="Ttulo2"/>
+      </w:pPr>
+      <w:r>
+        <w:rPr/>
         <w:t>Modelado descriptivo y validación</w:t>
       </w:r>
     </w:p>
@@ -9469,46 +9177,34 @@
     </w:p>
     <w:p>
       <w:pPr>
+        <w:pStyle w:val="Ttulo2"/>
+      </w:pPr>
+      <w:r>
+        <w:rPr/>
+        <w:t xml:space="preserve">Comportamiento general del índice y de las variables ambientales</w:t>
+      </w:r>
+    </w:p>
+    <w:p>
+      <w:pPr>
         <w:tabs>
           <w:tab w:val="left" w:pos="426"/>
           <w:tab w:val="left" w:pos="993"/>
         </w:tabs>
+      </w:pPr>
+      <w:r>
+        <w:rPr/>
+        <w:t xml:space="preserve">El índice presenta una mediana general de 2,330 y un recorrido entre 1,18 y 4,84. La turbidez es la variable con mayor asimetría, con una mediana de 5,30 unidades nefelométricas y un máximo de 134,1, razón por la cual se trabajó con su logaritmo decimal en los análisis multivariados. La descripción por campaña se presenta en la tabla siguiente.</w:t>
+      </w:r>
+    </w:p>
+    <w:p>
+      <w:pPr>
+        <w:pStyle w:val="Descripcin"/>
+        <w:keepNext/>
+      </w:pPr>
+      <w:r>
         <w:rPr>
           <w:b/>
           <w:bCs/>
-        </w:rPr>
-      </w:pPr>
-      <w:r>
-        <w:rPr>
-          <w:rStyle w:val="Textoennegrita"/>
-          <w:bCs w:val="0"/>
-        </w:rPr>
-        <w:t xml:space="preserve">Comportamiento general del índice y de las variables ambientales</w:t>
-      </w:r>
-    </w:p>
-    <w:p>
-      <w:pPr>
-        <w:tabs>
-          <w:tab w:val="left" w:pos="426"/>
-          <w:tab w:val="left" w:pos="993"/>
-        </w:tabs>
-      </w:pPr>
-      <w:r>
-        <w:rPr/>
-        <w:t xml:space="preserve">El índice presenta una mediana general de 2,330 y un recorrido entre 1,18 y 4,84. La turbidez es la variable con mayor asimetría, con una mediana de 5,30 unidades nefelométricas y un máximo de 134,1, razón por la cual se trabajó con su logaritmo decimal en los análisis multivariados. La descripción por campaña se presenta en la tabla siguiente.</w:t>
-      </w:r>
-    </w:p>
-    <w:p>
-      <w:pPr>
-        <w:pStyle w:val="Descripcin"/>
-        <w:keepNext/>
-        <w:spacing w:line="360" w:lineRule="auto"/>
-      </w:pPr>
-      <w:r>
-        <w:rPr>
-          <w:i w:val="0"/>
-          <w:iCs w:val="0"/>
-          <w:color w:val="000000" w:themeColor="text1"/>
         </w:rPr>
         <w:t xml:space="preserve">Tabla </w:t>
         <w:fldChar w:fldCharType="begin"/>
@@ -9517,21 +9213,22 @@
       </w:r>
       <w:r>
         <w:rPr>
-          <w:i w:val="0"/>
-          <w:iCs w:val="0"/>
-          <w:color w:val="000000" w:themeColor="text1"/>
+          <w:b/>
+          <w:bCs/>
           <w:noProof/>
         </w:rPr>
         <w:t>5</w:t>
         <w:fldChar w:fldCharType="end"/>
       </w:r>
       <w:r>
-        <w:rPr>
-          <w:i w:val="0"/>
-          <w:iCs w:val="0"/>
-          <w:color w:val="000000" w:themeColor="text1"/>
-        </w:rPr>
-        <w:t xml:space="preserve">. Estadística descriptiva del índice Blue/Red y de las variables ambientales por campaña, sobre los registros que superaron el control de calidad. La temperatura se expresa en grados Celsius y la turbidez en unidades nefelométricas.</w:t>
+        <w:br/>
+      </w:r>
+      <w:r>
+        <w:rPr>
+          <w:i/>
+          <w:iCs/>
+        </w:rPr>
+        <w:t xml:space="preserve">Estadística descriptiva del índice Blue/Red y de las variables ambientales por campaña, sobre los registros que superaron el control de calidad.</w:t>
       </w:r>
     </w:p>
     <w:tbl>
@@ -9539,6 +9236,14 @@
         <w:tblStyle w:val="Tablaconcuadrcula"/>
         <w:tblW w:w="8170" w:type="dxa"/>
         <w:jc w:val="center"/>
+        <w:tblBorders>
+          <w:top w:val="single" w:sz="8" w:space="0" w:color="000000"/>
+          <w:left w:val="none" w:sz="0" w:space="0" w:color="auto"/>
+          <w:bottom w:val="single" w:sz="8" w:space="0" w:color="000000"/>
+          <w:right w:val="none" w:sz="0" w:space="0" w:color="auto"/>
+          <w:insideH w:val="none" w:sz="0" w:space="0" w:color="auto"/>
+          <w:insideV w:val="none" w:sz="0" w:space="0" w:color="auto"/>
+        </w:tblBorders>
         <w:tblLook w:val="04A0" w:firstRow="1" w:lastRow="0" w:firstColumn="1" w:lastColumn="0" w:noHBand="0" w:noVBand="1"/>
       </w:tblPr>
       <w:tblGrid>
@@ -9556,7 +9261,9 @@
         <w:tc>
           <w:tcPr>
             <w:tcW w:w="1750" w:type="dxa"/>
-            <w:shd w:val="clear" w:color="auto" w:fill="DCE6F1"/>
+            <w:tcBorders>
+              <w:bottom w:val="single" w:sz="8" w:space="0" w:color="000000"/>
+            </w:tcBorders>
           </w:tcPr>
           <w:p>
             <w:pPr>
@@ -9581,7 +9288,9 @@
         <w:tc>
           <w:tcPr>
             <w:tcW w:w="620" w:type="dxa"/>
-            <w:shd w:val="clear" w:color="auto" w:fill="DCE6F1"/>
+            <w:tcBorders>
+              <w:bottom w:val="single" w:sz="8" w:space="0" w:color="000000"/>
+            </w:tcBorders>
           </w:tcPr>
           <w:p>
             <w:pPr>
@@ -9607,7 +9316,9 @@
         <w:tc>
           <w:tcPr>
             <w:tcW w:w="1450" w:type="dxa"/>
-            <w:shd w:val="clear" w:color="auto" w:fill="DCE6F1"/>
+            <w:tcBorders>
+              <w:bottom w:val="single" w:sz="8" w:space="0" w:color="000000"/>
+            </w:tcBorders>
           </w:tcPr>
           <w:p>
             <w:pPr>
@@ -9633,7 +9344,9 @@
         <w:tc>
           <w:tcPr>
             <w:tcW w:w="1450" w:type="dxa"/>
-            <w:shd w:val="clear" w:color="auto" w:fill="DCE6F1"/>
+            <w:tcBorders>
+              <w:bottom w:val="single" w:sz="8" w:space="0" w:color="000000"/>
+            </w:tcBorders>
           </w:tcPr>
           <w:p>
             <w:pPr>
@@ -9659,7 +9372,9 @@
         <w:tc>
           <w:tcPr>
             <w:tcW w:w="1450" w:type="dxa"/>
-            <w:shd w:val="clear" w:color="auto" w:fill="DCE6F1"/>
+            <w:tcBorders>
+              <w:bottom w:val="single" w:sz="8" w:space="0" w:color="000000"/>
+            </w:tcBorders>
           </w:tcPr>
           <w:p>
             <w:pPr>
@@ -9685,7 +9400,9 @@
         <w:tc>
           <w:tcPr>
             <w:tcW w:w="1450" w:type="dxa"/>
-            <w:shd w:val="clear" w:color="auto" w:fill="DCE6F1"/>
+            <w:tcBorders>
+              <w:bottom w:val="single" w:sz="8" w:space="0" w:color="000000"/>
+            </w:tcBorders>
           </w:tcPr>
           <w:p>
             <w:pPr>
@@ -10472,6 +10189,58 @@
         </w:tc>
       </w:tr>
     </w:tbl>
+    <w:p>
+      <w:pPr>
+        <w:pStyle w:val="Descripcin"/>
+        <w:spacing w:after="240" w:line="480" w:lineRule="auto"/>
+        <w:ind w:firstLine="0"/>
+      </w:pPr>
+      <w:r>
+        <w:rPr>
+          <w:i/>
+          <w:iCs/>
+        </w:rPr>
+        <w:t xml:space="preserve">Nota. </w:t>
+      </w:r>
+      <w:r>
+        <w:t xml:space="preserve">La temperatura se expresa en grados Celsius y la turbidez en unidades nefelométricas.</w:t>
+      </w:r>
+    </w:p>
+    <w:p>
+      <w:pPr>
+        <w:pStyle w:val="Descripcin"/>
+        <w:keepNext/>
+      </w:pPr>
+      <w:r>
+        <w:rPr>
+          <w:b/>
+          <w:bCs/>
+        </w:rPr>
+        <w:t xml:space="preserve">Figura </w:t>
+        <w:fldChar w:fldCharType="begin"/>
+        <w:instrText xml:space="preserve"> SEQ Figura \* ARABIC </w:instrText>
+        <w:fldChar w:fldCharType="separate"/>
+      </w:r>
+      <w:r>
+        <w:rPr>
+          <w:b/>
+          <w:bCs/>
+          <w:noProof/>
+        </w:rPr>
+        <w:t>5</w:t>
+        <w:fldChar w:fldCharType="end"/>
+      </w:r>
+      <w:r>
+        <w:br/>
+      </w:r>
+      <w:r>
+        <w:rPr>
+          <w:i/>
+          <w:iCs/>
+        </w:rPr>
+        <w:t xml:space="preserve">a) Distribución del índice Blue/Red por campaña, con los umbrales de clasificación de Ciotti y Bricaud. b) Índice frente a la salinidad, con la turbidez en escala logarítmica representada por el color.</w:t>
+      </w:r>
+    </w:p>
     <w:p>
       <w:pPr>
         <w:spacing w:line="240" w:lineRule="auto"/>
@@ -10522,14 +10291,53 @@
     <w:p>
       <w:pPr>
         <w:pStyle w:val="Descripcin"/>
+        <w:spacing w:after="240" w:line="480" w:lineRule="auto"/>
+        <w:ind w:firstLine="0"/>
+      </w:pPr>
+      <w:r>
+        <w:rPr>
+          <w:i/>
+          <w:iCs/>
+        </w:rPr>
+        <w:t xml:space="preserve">Nota. </w:t>
+      </w:r>
+      <w:r>
+        <w:t xml:space="preserve">Fuente propia.</w:t>
+      </w:r>
+    </w:p>
+    <w:p>
+      <w:pPr>
+        <w:tabs>
+          <w:tab w:val="left" w:pos="426"/>
+          <w:tab w:val="left" w:pos="993"/>
+        </w:tabs>
+      </w:pPr>
+      <w:r>
+        <w:rPr/>
+        <w:t xml:space="preserve">El resultado más informativo es que la variabilidad entre campañas de un mismo periodo climático es del mismo orden que la variabilidad entre periodos. Las campañas de época seca de 2022 y 2023 difieren entre sí más de lo que difieren la época seca y la época lluviosa consideradas en bloque, hecho que condiciona toda la lectura posterior.</w:t>
+      </w:r>
+    </w:p>
+    <w:p>
+      <w:pPr>
+        <w:tabs>
+          <w:tab w:val="left" w:pos="426"/>
+          <w:tab w:val="left" w:pos="993"/>
+        </w:tabs>
+      </w:pPr>
+      <w:r>
+        <w:rPr/>
+        <w:t xml:space="preserve">Las distribuciones de las tres variables y del índice, desagregadas por época climática y por zona de influencia del Canal del Dique, se presentan en la figura siguiente.</w:t>
+      </w:r>
+    </w:p>
+    <w:p>
+      <w:pPr>
+        <w:pStyle w:val="Descripcin"/>
         <w:keepNext/>
-        <w:spacing w:line="360" w:lineRule="auto"/>
-      </w:pPr>
-      <w:r>
-        <w:rPr>
-          <w:i w:val="0"/>
-          <w:iCs w:val="0"/>
-          <w:color w:val="000000" w:themeColor="text1"/>
+      </w:pPr>
+      <w:r>
+        <w:rPr>
+          <w:b/>
+          <w:bCs/>
         </w:rPr>
         <w:t xml:space="preserve">Figura </w:t>
         <w:fldChar w:fldCharType="begin"/>
@@ -10538,45 +10346,22 @@
       </w:r>
       <w:r>
         <w:rPr>
-          <w:i w:val="0"/>
-          <w:iCs w:val="0"/>
-          <w:color w:val="000000" w:themeColor="text1"/>
+          <w:b/>
+          <w:bCs/>
           <w:noProof/>
         </w:rPr>
-        <w:t>5</w:t>
+        <w:t>6</w:t>
         <w:fldChar w:fldCharType="end"/>
       </w:r>
       <w:r>
-        <w:rPr>
-          <w:i w:val="0"/>
-          <w:iCs w:val="0"/>
-          <w:color w:val="000000" w:themeColor="text1"/>
-        </w:rPr>
-        <w:t xml:space="preserve">. a) Distribución del índice Blue/Red por campaña, con los umbrales de clasificación de Ciotti y Bricaud. b) Índice frente a la salinidad, con la turbidez en escala logarítmica representada por el color. Fuente propia.</w:t>
-      </w:r>
-    </w:p>
-    <w:p>
-      <w:pPr>
-        <w:tabs>
-          <w:tab w:val="left" w:pos="426"/>
-          <w:tab w:val="left" w:pos="993"/>
-        </w:tabs>
-      </w:pPr>
-      <w:r>
-        <w:rPr/>
-        <w:t xml:space="preserve">El resultado más informativo es que la variabilidad entre campañas de un mismo periodo climático es del mismo orden que la variabilidad entre periodos. Las campañas de época seca de 2022 y 2023 difieren entre sí más de lo que difieren la época seca y la época lluviosa consideradas en bloque, hecho que condiciona toda la lectura posterior.</w:t>
-      </w:r>
-    </w:p>
-    <w:p>
-      <w:pPr>
-        <w:tabs>
-          <w:tab w:val="left" w:pos="426"/>
-          <w:tab w:val="left" w:pos="993"/>
-        </w:tabs>
-      </w:pPr>
-      <w:r>
-        <w:rPr/>
-        <w:t xml:space="preserve">Las distribuciones de las tres variables y del índice, desagregadas por época climática y por zona de influencia del Canal del Dique, se presentan en la figura siguiente.</w:t>
+        <w:br/>
+      </w:r>
+      <w:r>
+        <w:rPr>
+          <w:i/>
+          <w:iCs/>
+        </w:rPr>
+        <w:t xml:space="preserve">Histogramas del índice Blue/Red, la salinidad y el logaritmo decimal de la turbidez.</w:t>
       </w:r>
     </w:p>
     <w:p>
@@ -10629,37 +10414,18 @@
     <w:p>
       <w:pPr>
         <w:pStyle w:val="Descripcin"/>
-        <w:keepNext/>
-        <w:spacing w:line="360" w:lineRule="auto"/>
-      </w:pPr>
-      <w:r>
-        <w:rPr>
-          <w:i w:val="0"/>
-          <w:iCs w:val="0"/>
-          <w:color w:val="000000" w:themeColor="text1"/>
-        </w:rPr>
-        <w:t xml:space="preserve">Figura </w:t>
-        <w:fldChar w:fldCharType="begin"/>
-        <w:instrText xml:space="preserve"> SEQ Figura \* ARABIC </w:instrText>
-        <w:fldChar w:fldCharType="separate"/>
-      </w:r>
-      <w:r>
-        <w:rPr>
-          <w:i w:val="0"/>
-          <w:iCs w:val="0"/>
-          <w:color w:val="000000" w:themeColor="text1"/>
-          <w:noProof/>
-        </w:rPr>
-        <w:t>6</w:t>
-        <w:fldChar w:fldCharType="end"/>
-      </w:r>
-      <w:r>
-        <w:rPr>
-          <w:i w:val="0"/>
-          <w:iCs w:val="0"/>
-          <w:color w:val="000000" w:themeColor="text1"/>
-        </w:rPr>
-        <w:t xml:space="preserve">. Histogramas del índice Blue/Red, la salinidad y el logaritmo decimal de la turbidez. La fila superior separa las estaciones por época climática y la inferior por zona de influencia del Canal del Dique. Las líneas verticales marcan los umbrales de 2,5 y 3,0 del índice. Fuente propia.</w:t>
+        <w:spacing w:after="240" w:line="480" w:lineRule="auto"/>
+        <w:ind w:firstLine="0"/>
+      </w:pPr>
+      <w:r>
+        <w:rPr>
+          <w:i/>
+          <w:iCs/>
+        </w:rPr>
+        <w:t xml:space="preserve">Nota. </w:t>
+      </w:r>
+      <w:r>
+        <w:t xml:space="preserve">La fila superior separa las estaciones por época climática y la inferior por zona de influencia del Canal del Dique. Las líneas verticales marcan los umbrales de 2,5 y 3,0 del índice. Fuente propia.</w:t>
       </w:r>
     </w:p>
     <w:p>
@@ -10676,46 +10442,34 @@
     </w:p>
     <w:p>
       <w:pPr>
+        <w:pStyle w:val="Ttulo2"/>
+      </w:pPr>
+      <w:r>
+        <w:rPr/>
+        <w:t xml:space="preserve">Supuestos estadísticos y correlaciones</w:t>
+      </w:r>
+    </w:p>
+    <w:p>
+      <w:pPr>
         <w:tabs>
           <w:tab w:val="left" w:pos="426"/>
           <w:tab w:val="left" w:pos="993"/>
         </w:tabs>
+      </w:pPr>
+      <w:r>
+        <w:rPr/>
+        <w:t xml:space="preserve">La prueba de Shapiro Wilk rechaza la normalidad en tres de las cuatro variables, de modo que la elección entre Pearson y Spearman queda resuelta a favor de la segunda.</w:t>
+      </w:r>
+    </w:p>
+    <w:p>
+      <w:pPr>
+        <w:pStyle w:val="Descripcin"/>
+        <w:keepNext/>
+      </w:pPr>
+      <w:r>
         <w:rPr>
           <w:b/>
           <w:bCs/>
-        </w:rPr>
-      </w:pPr>
-      <w:r>
-        <w:rPr>
-          <w:rStyle w:val="Textoennegrita"/>
-          <w:bCs w:val="0"/>
-        </w:rPr>
-        <w:t xml:space="preserve">Supuestos estadísticos y correlaciones</w:t>
-      </w:r>
-    </w:p>
-    <w:p>
-      <w:pPr>
-        <w:tabs>
-          <w:tab w:val="left" w:pos="426"/>
-          <w:tab w:val="left" w:pos="993"/>
-        </w:tabs>
-      </w:pPr>
-      <w:r>
-        <w:rPr/>
-        <w:t xml:space="preserve">La prueba de Shapiro Wilk rechaza la normalidad en tres de las cuatro variables, de modo que la elección entre Pearson y Spearman queda resuelta a favor de la segunda.</w:t>
-      </w:r>
-    </w:p>
-    <w:p>
-      <w:pPr>
-        <w:pStyle w:val="Descripcin"/>
-        <w:keepNext/>
-        <w:spacing w:line="360" w:lineRule="auto"/>
-      </w:pPr>
-      <w:r>
-        <w:rPr>
-          <w:i w:val="0"/>
-          <w:iCs w:val="0"/>
-          <w:color w:val="000000" w:themeColor="text1"/>
         </w:rPr>
         <w:t xml:space="preserve">Tabla </w:t>
         <w:fldChar w:fldCharType="begin"/>
@@ -10724,21 +10478,22 @@
       </w:r>
       <w:r>
         <w:rPr>
-          <w:i w:val="0"/>
-          <w:iCs w:val="0"/>
-          <w:color w:val="000000" w:themeColor="text1"/>
+          <w:b/>
+          <w:bCs/>
           <w:noProof/>
         </w:rPr>
         <w:t>6</w:t>
         <w:fldChar w:fldCharType="end"/>
       </w:r>
       <w:r>
-        <w:rPr>
-          <w:i w:val="0"/>
-          <w:iCs w:val="0"/>
-          <w:color w:val="000000" w:themeColor="text1"/>
-        </w:rPr>
-        <w:t xml:space="preserve">. Prueba de normalidad de Shapiro Wilk sobre los registros válidos.</w:t>
+        <w:br/>
+      </w:r>
+      <w:r>
+        <w:rPr>
+          <w:i/>
+          <w:iCs/>
+        </w:rPr>
+        <w:t xml:space="preserve">Prueba de normalidad de Shapiro Wilk sobre los registros válidos.</w:t>
       </w:r>
     </w:p>
     <w:tbl>
@@ -10746,6 +10501,14 @@
         <w:tblStyle w:val="Tablaconcuadrcula"/>
         <w:tblW w:w="9200" w:type="dxa"/>
         <w:jc w:val="center"/>
+        <w:tblBorders>
+          <w:top w:val="single" w:sz="8" w:space="0" w:color="000000"/>
+          <w:left w:val="none" w:sz="0" w:space="0" w:color="auto"/>
+          <w:bottom w:val="single" w:sz="8" w:space="0" w:color="000000"/>
+          <w:right w:val="none" w:sz="0" w:space="0" w:color="auto"/>
+          <w:insideH w:val="none" w:sz="0" w:space="0" w:color="auto"/>
+          <w:insideV w:val="none" w:sz="0" w:space="0" w:color="auto"/>
+        </w:tblBorders>
         <w:tblLook w:val="04A0" w:firstRow="1" w:lastRow="0" w:firstColumn="1" w:lastColumn="0" w:noHBand="0" w:noVBand="1"/>
       </w:tblPr>
       <w:tblGrid>
@@ -10762,7 +10525,9 @@
         <w:tc>
           <w:tcPr>
             <w:tcW w:w="2300" w:type="dxa"/>
-            <w:shd w:val="clear" w:color="auto" w:fill="DCE6F1"/>
+            <w:tcBorders>
+              <w:bottom w:val="single" w:sz="8" w:space="0" w:color="000000"/>
+            </w:tcBorders>
           </w:tcPr>
           <w:p>
             <w:pPr>
@@ -10787,7 +10552,9 @@
         <w:tc>
           <w:tcPr>
             <w:tcW w:w="900" w:type="dxa"/>
-            <w:shd w:val="clear" w:color="auto" w:fill="DCE6F1"/>
+            <w:tcBorders>
+              <w:bottom w:val="single" w:sz="8" w:space="0" w:color="000000"/>
+            </w:tcBorders>
           </w:tcPr>
           <w:p>
             <w:pPr>
@@ -10813,7 +10580,9 @@
         <w:tc>
           <w:tcPr>
             <w:tcW w:w="1500" w:type="dxa"/>
-            <w:shd w:val="clear" w:color="auto" w:fill="DCE6F1"/>
+            <w:tcBorders>
+              <w:bottom w:val="single" w:sz="8" w:space="0" w:color="000000"/>
+            </w:tcBorders>
           </w:tcPr>
           <w:p>
             <w:pPr>
@@ -10839,7 +10608,9 @@
         <w:tc>
           <w:tcPr>
             <w:tcW w:w="1600" w:type="dxa"/>
-            <w:shd w:val="clear" w:color="auto" w:fill="DCE6F1"/>
+            <w:tcBorders>
+              <w:bottom w:val="single" w:sz="8" w:space="0" w:color="000000"/>
+            </w:tcBorders>
           </w:tcPr>
           <w:p>
             <w:pPr>
@@ -10865,7 +10636,9 @@
         <w:tc>
           <w:tcPr>
             <w:tcW w:w="2900" w:type="dxa"/>
-            <w:shd w:val="clear" w:color="auto" w:fill="DCE6F1"/>
+            <w:tcBorders>
+              <w:bottom w:val="single" w:sz="8" w:space="0" w:color="000000"/>
+            </w:tcBorders>
           </w:tcPr>
           <w:p>
             <w:pPr>
@@ -11330,13 +11103,11 @@
       <w:pPr>
         <w:pStyle w:val="Descripcin"/>
         <w:keepNext/>
-        <w:spacing w:line="360" w:lineRule="auto"/>
-      </w:pPr>
-      <w:r>
-        <w:rPr>
-          <w:i w:val="0"/>
-          <w:iCs w:val="0"/>
-          <w:color w:val="000000" w:themeColor="text1"/>
+      </w:pPr>
+      <w:r>
+        <w:rPr>
+          <w:b/>
+          <w:bCs/>
         </w:rPr>
         <w:t xml:space="preserve">Tabla </w:t>
         <w:fldChar w:fldCharType="begin"/>
@@ -11345,21 +11116,22 @@
       </w:r>
       <w:r>
         <w:rPr>
-          <w:i w:val="0"/>
-          <w:iCs w:val="0"/>
-          <w:color w:val="000000" w:themeColor="text1"/>
+          <w:b/>
+          <w:bCs/>
           <w:noProof/>
         </w:rPr>
         <w:t>7</w:t>
         <w:fldChar w:fldCharType="end"/>
       </w:r>
       <w:r>
-        <w:rPr>
-          <w:i w:val="0"/>
-          <w:iCs w:val="0"/>
-          <w:color w:val="000000" w:themeColor="text1"/>
-        </w:rPr>
-        <w:t xml:space="preserve">. Correlaciones de Spearman entre las variables ambientales y el índice Blue/Red. El signo negativo se indica con el símbolo matemático de resta.</w:t>
+        <w:br/>
+      </w:r>
+      <w:r>
+        <w:rPr>
+          <w:i/>
+          <w:iCs/>
+        </w:rPr>
+        <w:t xml:space="preserve">Correlaciones de Spearman entre las variables ambientales y el índice Blue/Red.</w:t>
       </w:r>
     </w:p>
     <w:tbl>
@@ -11367,6 +11139,14 @@
         <w:tblStyle w:val="Tablaconcuadrcula"/>
         <w:tblW w:w="9200" w:type="dxa"/>
         <w:jc w:val="center"/>
+        <w:tblBorders>
+          <w:top w:val="single" w:sz="8" w:space="0" w:color="000000"/>
+          <w:left w:val="none" w:sz="0" w:space="0" w:color="auto"/>
+          <w:bottom w:val="single" w:sz="8" w:space="0" w:color="000000"/>
+          <w:right w:val="none" w:sz="0" w:space="0" w:color="auto"/>
+          <w:insideH w:val="none" w:sz="0" w:space="0" w:color="auto"/>
+          <w:insideV w:val="none" w:sz="0" w:space="0" w:color="auto"/>
+        </w:tblBorders>
         <w:tblLook w:val="04A0" w:firstRow="1" w:lastRow="0" w:firstColumn="1" w:lastColumn="0" w:noHBand="0" w:noVBand="1"/>
       </w:tblPr>
       <w:tblGrid>
@@ -11383,7 +11163,9 @@
         <w:tc>
           <w:tcPr>
             <w:tcW w:w="2600" w:type="dxa"/>
-            <w:shd w:val="clear" w:color="auto" w:fill="DCE6F1"/>
+            <w:tcBorders>
+              <w:bottom w:val="single" w:sz="8" w:space="0" w:color="000000"/>
+            </w:tcBorders>
           </w:tcPr>
           <w:p>
             <w:pPr>
@@ -11408,7 +11190,9 @@
         <w:tc>
           <w:tcPr>
             <w:tcW w:w="900" w:type="dxa"/>
-            <w:shd w:val="clear" w:color="auto" w:fill="DCE6F1"/>
+            <w:tcBorders>
+              <w:bottom w:val="single" w:sz="8" w:space="0" w:color="000000"/>
+            </w:tcBorders>
           </w:tcPr>
           <w:p>
             <w:pPr>
@@ -11434,7 +11218,9 @@
         <w:tc>
           <w:tcPr>
             <w:tcW w:w="1100" w:type="dxa"/>
-            <w:shd w:val="clear" w:color="auto" w:fill="DCE6F1"/>
+            <w:tcBorders>
+              <w:bottom w:val="single" w:sz="8" w:space="0" w:color="000000"/>
+            </w:tcBorders>
           </w:tcPr>
           <w:p>
             <w:pPr>
@@ -11460,7 +11246,9 @@
         <w:tc>
           <w:tcPr>
             <w:tcW w:w="1400" w:type="dxa"/>
-            <w:shd w:val="clear" w:color="auto" w:fill="DCE6F1"/>
+            <w:tcBorders>
+              <w:bottom w:val="single" w:sz="8" w:space="0" w:color="000000"/>
+            </w:tcBorders>
           </w:tcPr>
           <w:p>
             <w:pPr>
@@ -11486,7 +11274,9 @@
         <w:tc>
           <w:tcPr>
             <w:tcW w:w="3200" w:type="dxa"/>
-            <w:shd w:val="clear" w:color="auto" w:fill="DCE6F1"/>
+            <w:tcBorders>
+              <w:bottom w:val="single" w:sz="8" w:space="0" w:color="000000"/>
+            </w:tcBorders>
           </w:tcPr>
           <w:p>
             <w:pPr>
@@ -12147,6 +11937,23 @@
         </w:tc>
       </w:tr>
     </w:tbl>
+    <w:p>
+      <w:pPr>
+        <w:pStyle w:val="Descripcin"/>
+        <w:spacing w:after="240" w:line="480" w:lineRule="auto"/>
+        <w:ind w:firstLine="0"/>
+      </w:pPr>
+      <w:r>
+        <w:rPr>
+          <w:i/>
+          <w:iCs/>
+        </w:rPr>
+        <w:t xml:space="preserve">Nota. </w:t>
+      </w:r>
+      <w:r>
+        <w:t xml:space="preserve">El signo negativo se indica con el símbolo matemático de resta.</w:t>
+      </w:r>
+    </w:p>
     <w:p>
       <w:pPr>
         <w:tabs>
@@ -12161,34 +11968,22 @@
     </w:p>
     <w:p>
       <w:pPr>
-        <w:tabs>
-          <w:tab w:val="left" w:pos="426"/>
-          <w:tab w:val="left" w:pos="993"/>
-        </w:tabs>
+        <w:pStyle w:val="Ttulo2"/>
+      </w:pPr>
+      <w:r>
+        <w:rPr/>
+        <w:t xml:space="preserve">Diferencias entre épocas, campañas y zonas</w:t>
+      </w:r>
+    </w:p>
+    <w:p>
+      <w:pPr>
+        <w:pStyle w:val="Descripcin"/>
+        <w:keepNext/>
+      </w:pPr>
+      <w:r>
         <w:rPr>
           <w:b/>
           <w:bCs/>
-        </w:rPr>
-      </w:pPr>
-      <w:r>
-        <w:rPr>
-          <w:rStyle w:val="Textoennegrita"/>
-          <w:bCs w:val="0"/>
-        </w:rPr>
-        <w:t xml:space="preserve">Diferencias entre épocas, campañas y zonas</w:t>
-      </w:r>
-    </w:p>
-    <w:p>
-      <w:pPr>
-        <w:pStyle w:val="Descripcin"/>
-        <w:keepNext/>
-        <w:spacing w:line="360" w:lineRule="auto"/>
-      </w:pPr>
-      <w:r>
-        <w:rPr>
-          <w:i w:val="0"/>
-          <w:iCs w:val="0"/>
-          <w:color w:val="000000" w:themeColor="text1"/>
         </w:rPr>
         <w:t xml:space="preserve">Tabla </w:t>
         <w:fldChar w:fldCharType="begin"/>
@@ -12197,21 +11992,22 @@
       </w:r>
       <w:r>
         <w:rPr>
-          <w:i w:val="0"/>
-          <w:iCs w:val="0"/>
-          <w:color w:val="000000" w:themeColor="text1"/>
+          <w:b/>
+          <w:bCs/>
           <w:noProof/>
         </w:rPr>
         <w:t>8</w:t>
         <w:fldChar w:fldCharType="end"/>
       </w:r>
       <w:r>
-        <w:rPr>
-          <w:i w:val="0"/>
-          <w:iCs w:val="0"/>
-          <w:color w:val="000000" w:themeColor="text1"/>
-        </w:rPr>
-        <w:t xml:space="preserve">. Resultados de las pruebas de hipótesis sobre los registros válidos.</w:t>
+        <w:br/>
+      </w:r>
+      <w:r>
+        <w:rPr>
+          <w:i/>
+          <w:iCs/>
+        </w:rPr>
+        <w:t xml:space="preserve">Resultados de las pruebas de hipótesis sobre los registros válidos.</w:t>
       </w:r>
     </w:p>
     <w:tbl>
@@ -12219,6 +12015,14 @@
         <w:tblStyle w:val="Tablaconcuadrcula"/>
         <w:tblW w:w="9200" w:type="dxa"/>
         <w:jc w:val="center"/>
+        <w:tblBorders>
+          <w:top w:val="single" w:sz="8" w:space="0" w:color="000000"/>
+          <w:left w:val="none" w:sz="0" w:space="0" w:color="auto"/>
+          <w:bottom w:val="single" w:sz="8" w:space="0" w:color="000000"/>
+          <w:right w:val="none" w:sz="0" w:space="0" w:color="auto"/>
+          <w:insideH w:val="none" w:sz="0" w:space="0" w:color="auto"/>
+          <w:insideV w:val="none" w:sz="0" w:space="0" w:color="auto"/>
+        </w:tblBorders>
         <w:tblLook w:val="04A0" w:firstRow="1" w:lastRow="0" w:firstColumn="1" w:lastColumn="0" w:noHBand="0" w:noVBand="1"/>
       </w:tblPr>
       <w:tblGrid>
@@ -12234,7 +12038,9 @@
         <w:tc>
           <w:tcPr>
             <w:tcW w:w="2900" w:type="dxa"/>
-            <w:shd w:val="clear" w:color="auto" w:fill="DCE6F1"/>
+            <w:tcBorders>
+              <w:bottom w:val="single" w:sz="8" w:space="0" w:color="000000"/>
+            </w:tcBorders>
           </w:tcPr>
           <w:p>
             <w:pPr>
@@ -12259,7 +12065,9 @@
         <w:tc>
           <w:tcPr>
             <w:tcW w:w="3000" w:type="dxa"/>
-            <w:shd w:val="clear" w:color="auto" w:fill="DCE6F1"/>
+            <w:tcBorders>
+              <w:bottom w:val="single" w:sz="8" w:space="0" w:color="000000"/>
+            </w:tcBorders>
           </w:tcPr>
           <w:p>
             <w:pPr>
@@ -12285,7 +12093,9 @@
         <w:tc>
           <w:tcPr>
             <w:tcW w:w="1300" w:type="dxa"/>
-            <w:shd w:val="clear" w:color="auto" w:fill="DCE6F1"/>
+            <w:tcBorders>
+              <w:bottom w:val="single" w:sz="8" w:space="0" w:color="000000"/>
+            </w:tcBorders>
           </w:tcPr>
           <w:p>
             <w:pPr>
@@ -12311,7 +12121,9 @@
         <w:tc>
           <w:tcPr>
             <w:tcW w:w="2000" w:type="dxa"/>
-            <w:shd w:val="clear" w:color="auto" w:fill="DCE6F1"/>
+            <w:tcBorders>
+              <w:bottom w:val="single" w:sz="8" w:space="0" w:color="000000"/>
+            </w:tcBorders>
           </w:tcPr>
           <w:p>
             <w:pPr>
@@ -12846,6 +12658,41 @@
         </w:tc>
       </w:tr>
     </w:tbl>
+    <w:p>
+      <w:pPr>
+        <w:pStyle w:val="Descripcin"/>
+        <w:keepNext/>
+      </w:pPr>
+      <w:r>
+        <w:rPr>
+          <w:b/>
+          <w:bCs/>
+        </w:rPr>
+        <w:t xml:space="preserve">Figura </w:t>
+        <w:fldChar w:fldCharType="begin"/>
+        <w:instrText xml:space="preserve"> SEQ Figura \* ARABIC </w:instrText>
+        <w:fldChar w:fldCharType="separate"/>
+      </w:r>
+      <w:r>
+        <w:rPr>
+          <w:b/>
+          <w:bCs/>
+          <w:noProof/>
+        </w:rPr>
+        <w:t>7</w:t>
+        <w:fldChar w:fldCharType="end"/>
+      </w:r>
+      <w:r>
+        <w:br/>
+      </w:r>
+      <w:r>
+        <w:rPr>
+          <w:i/>
+          <w:iCs/>
+        </w:rPr>
+        <w:t xml:space="preserve">a) Composición porcentual de clases de tamaño por campaña. b) Índice según la zona de influencia del Canal del Dique. c) Relación entre el índice y la temperatura superficial.</w:t>
+      </w:r>
+    </w:p>
     <w:p>
       <w:pPr>
         <w:spacing w:line="240" w:lineRule="auto"/>
@@ -12896,37 +12743,18 @@
     <w:p>
       <w:pPr>
         <w:pStyle w:val="Descripcin"/>
-        <w:keepNext/>
-        <w:spacing w:line="360" w:lineRule="auto"/>
-      </w:pPr>
-      <w:r>
-        <w:rPr>
-          <w:i w:val="0"/>
-          <w:iCs w:val="0"/>
-          <w:color w:val="000000" w:themeColor="text1"/>
-        </w:rPr>
-        <w:t xml:space="preserve">Figura </w:t>
-        <w:fldChar w:fldCharType="begin"/>
-        <w:instrText xml:space="preserve"> SEQ Figura \* ARABIC </w:instrText>
-        <w:fldChar w:fldCharType="separate"/>
-      </w:r>
-      <w:r>
-        <w:rPr>
-          <w:i w:val="0"/>
-          <w:iCs w:val="0"/>
-          <w:color w:val="000000" w:themeColor="text1"/>
-          <w:noProof/>
-        </w:rPr>
-        <w:t>7</w:t>
-        <w:fldChar w:fldCharType="end"/>
-      </w:r>
-      <w:r>
-        <w:rPr>
-          <w:i w:val="0"/>
-          <w:iCs w:val="0"/>
-          <w:color w:val="000000" w:themeColor="text1"/>
-        </w:rPr>
-        <w:t xml:space="preserve">. a) Composición porcentual de clases de tamaño por campaña. b) Índice según la zona de influencia del Canal del Dique. c) Relación entre el índice y la temperatura superficial. Fuente propia.</w:t>
+        <w:spacing w:after="240" w:line="480" w:lineRule="auto"/>
+        <w:ind w:firstLine="0"/>
+      </w:pPr>
+      <w:r>
+        <w:rPr>
+          <w:i/>
+          <w:iCs/>
+        </w:rPr>
+        <w:t xml:space="preserve">Nota. </w:t>
+      </w:r>
+      <w:r>
+        <w:t xml:space="preserve">Fuente propia.</w:t>
       </w:r>
     </w:p>
     <w:p>
@@ -12962,46 +12790,34 @@
     </w:p>
     <w:p>
       <w:pPr>
+        <w:pStyle w:val="Ttulo2"/>
+      </w:pPr>
+      <w:r>
+        <w:rPr/>
+        <w:t xml:space="preserve">Estructura multivariada</w:t>
+      </w:r>
+    </w:p>
+    <w:p>
+      <w:pPr>
         <w:tabs>
           <w:tab w:val="left" w:pos="426"/>
           <w:tab w:val="left" w:pos="993"/>
         </w:tabs>
+      </w:pPr>
+      <w:r>
+        <w:rPr/>
+        <w:t xml:space="preserve">El análisis de componentes principales se realizó sobre las cuatro variables estandarizadas, con la turbidez transformada a logaritmo decimal, para las 109 estaciones con información completa. Los dos primeros componentes reúnen el 69,4 por ciento de la varianza.</w:t>
+      </w:r>
+    </w:p>
+    <w:p>
+      <w:pPr>
+        <w:pStyle w:val="Descripcin"/>
+        <w:keepNext/>
+      </w:pPr>
+      <w:r>
         <w:rPr>
           <w:b/>
           <w:bCs/>
-        </w:rPr>
-      </w:pPr>
-      <w:r>
-        <w:rPr>
-          <w:rStyle w:val="Textoennegrita"/>
-          <w:bCs w:val="0"/>
-        </w:rPr>
-        <w:t xml:space="preserve">Estructura multivariada</w:t>
-      </w:r>
-    </w:p>
-    <w:p>
-      <w:pPr>
-        <w:tabs>
-          <w:tab w:val="left" w:pos="426"/>
-          <w:tab w:val="left" w:pos="993"/>
-        </w:tabs>
-      </w:pPr>
-      <w:r>
-        <w:rPr/>
-        <w:t xml:space="preserve">El análisis de componentes principales se realizó sobre las cuatro variables estandarizadas, con la turbidez transformada a logaritmo decimal, para las 109 estaciones con información completa. Los dos primeros componentes reúnen el 69,4 por ciento de la varianza.</w:t>
-      </w:r>
-    </w:p>
-    <w:p>
-      <w:pPr>
-        <w:pStyle w:val="Descripcin"/>
-        <w:keepNext/>
-        <w:spacing w:line="360" w:lineRule="auto"/>
-      </w:pPr>
-      <w:r>
-        <w:rPr>
-          <w:i w:val="0"/>
-          <w:iCs w:val="0"/>
-          <w:color w:val="000000" w:themeColor="text1"/>
         </w:rPr>
         <w:t xml:space="preserve">Tabla </w:t>
         <w:fldChar w:fldCharType="begin"/>
@@ -13010,21 +12826,22 @@
       </w:r>
       <w:r>
         <w:rPr>
-          <w:i w:val="0"/>
-          <w:iCs w:val="0"/>
-          <w:color w:val="000000" w:themeColor="text1"/>
+          <w:b/>
+          <w:bCs/>
           <w:noProof/>
         </w:rPr>
         <w:t>9</w:t>
         <w:fldChar w:fldCharType="end"/>
       </w:r>
       <w:r>
-        <w:rPr>
-          <w:i w:val="0"/>
-          <w:iCs w:val="0"/>
-          <w:color w:val="000000" w:themeColor="text1"/>
-        </w:rPr>
-        <w:t xml:space="preserve">. Varianza explicada y cargas principales del análisis de componentes.</w:t>
+        <w:br/>
+      </w:r>
+      <w:r>
+        <w:rPr>
+          <w:i/>
+          <w:iCs/>
+        </w:rPr>
+        <w:t xml:space="preserve">Varianza explicada y cargas principales del análisis de componentes.</w:t>
       </w:r>
     </w:p>
     <w:tbl>
@@ -13032,6 +12849,14 @@
         <w:tblStyle w:val="Tablaconcuadrcula"/>
         <w:tblW w:w="9600" w:type="dxa"/>
         <w:jc w:val="center"/>
+        <w:tblBorders>
+          <w:top w:val="single" w:sz="8" w:space="0" w:color="000000"/>
+          <w:left w:val="none" w:sz="0" w:space="0" w:color="auto"/>
+          <w:bottom w:val="single" w:sz="8" w:space="0" w:color="000000"/>
+          <w:right w:val="none" w:sz="0" w:space="0" w:color="auto"/>
+          <w:insideH w:val="none" w:sz="0" w:space="0" w:color="auto"/>
+          <w:insideV w:val="none" w:sz="0" w:space="0" w:color="auto"/>
+        </w:tblBorders>
         <w:tblLook w:val="04A0" w:firstRow="1" w:lastRow="0" w:firstColumn="1" w:lastColumn="0" w:noHBand="0" w:noVBand="1"/>
       </w:tblPr>
       <w:tblGrid>
@@ -13048,7 +12873,9 @@
         <w:tc>
           <w:tcPr>
             <w:tcW w:w="1900" w:type="dxa"/>
-            <w:shd w:val="clear" w:color="auto" w:fill="DCE6F1"/>
+            <w:tcBorders>
+              <w:bottom w:val="single" w:sz="8" w:space="0" w:color="000000"/>
+            </w:tcBorders>
           </w:tcPr>
           <w:p>
             <w:pPr>
@@ -13073,7 +12900,9 @@
         <w:tc>
           <w:tcPr>
             <w:tcW w:w="1900" w:type="dxa"/>
-            <w:shd w:val="clear" w:color="auto" w:fill="DCE6F1"/>
+            <w:tcBorders>
+              <w:bottom w:val="single" w:sz="8" w:space="0" w:color="000000"/>
+            </w:tcBorders>
           </w:tcPr>
           <w:p>
             <w:pPr>
@@ -13099,7 +12928,9 @@
         <w:tc>
           <w:tcPr>
             <w:tcW w:w="1800" w:type="dxa"/>
-            <w:shd w:val="clear" w:color="auto" w:fill="DCE6F1"/>
+            <w:tcBorders>
+              <w:bottom w:val="single" w:sz="8" w:space="0" w:color="000000"/>
+            </w:tcBorders>
           </w:tcPr>
           <w:p>
             <w:pPr>
@@ -13125,7 +12956,9 @@
         <w:tc>
           <w:tcPr>
             <w:tcW w:w="2000" w:type="dxa"/>
-            <w:shd w:val="clear" w:color="auto" w:fill="DCE6F1"/>
+            <w:tcBorders>
+              <w:bottom w:val="single" w:sz="8" w:space="0" w:color="000000"/>
+            </w:tcBorders>
           </w:tcPr>
           <w:p>
             <w:pPr>
@@ -13151,7 +12984,9 @@
         <w:tc>
           <w:tcPr>
             <w:tcW w:w="2000" w:type="dxa"/>
-            <w:shd w:val="clear" w:color="auto" w:fill="DCE6F1"/>
+            <w:tcBorders>
+              <w:bottom w:val="single" w:sz="8" w:space="0" w:color="000000"/>
+            </w:tcBorders>
           </w:tcPr>
           <w:p>
             <w:pPr>
@@ -13600,6 +13435,41 @@
         </w:tc>
       </w:tr>
     </w:tbl>
+    <w:p>
+      <w:pPr>
+        <w:pStyle w:val="Descripcin"/>
+        <w:keepNext/>
+      </w:pPr>
+      <w:r>
+        <w:rPr>
+          <w:b/>
+          <w:bCs/>
+        </w:rPr>
+        <w:t xml:space="preserve">Figura </w:t>
+        <w:fldChar w:fldCharType="begin"/>
+        <w:instrText xml:space="preserve"> SEQ Figura \* ARABIC </w:instrText>
+        <w:fldChar w:fldCharType="separate"/>
+      </w:r>
+      <w:r>
+        <w:rPr>
+          <w:b/>
+          <w:bCs/>
+          <w:noProof/>
+        </w:rPr>
+        <w:t>8</w:t>
+        <w:fldChar w:fldCharType="end"/>
+      </w:r>
+      <w:r>
+        <w:br/>
+      </w:r>
+      <w:r>
+        <w:rPr>
+          <w:i/>
+          <w:iCs/>
+        </w:rPr>
+        <w:t xml:space="preserve">a) Plano de los dos primeros componentes principales, con las estaciones diferenciadas por época climática. b) Dendrograma de conglomerados por el método de Ward.</w:t>
+      </w:r>
+    </w:p>
     <w:p>
       <w:pPr>
         <w:spacing w:line="240" w:lineRule="auto"/>
@@ -13650,37 +13520,18 @@
     <w:p>
       <w:pPr>
         <w:pStyle w:val="Descripcin"/>
-        <w:keepNext/>
-        <w:spacing w:line="360" w:lineRule="auto"/>
-      </w:pPr>
-      <w:r>
-        <w:rPr>
-          <w:i w:val="0"/>
-          <w:iCs w:val="0"/>
-          <w:color w:val="000000" w:themeColor="text1"/>
-        </w:rPr>
-        <w:t xml:space="preserve">Figura </w:t>
-        <w:fldChar w:fldCharType="begin"/>
-        <w:instrText xml:space="preserve"> SEQ Figura \* ARABIC </w:instrText>
-        <w:fldChar w:fldCharType="separate"/>
-      </w:r>
-      <w:r>
-        <w:rPr>
-          <w:i w:val="0"/>
-          <w:iCs w:val="0"/>
-          <w:color w:val="000000" w:themeColor="text1"/>
-          <w:noProof/>
-        </w:rPr>
-        <w:t>8</w:t>
-        <w:fldChar w:fldCharType="end"/>
-      </w:r>
-      <w:r>
-        <w:rPr>
-          <w:i w:val="0"/>
-          <w:iCs w:val="0"/>
-          <w:color w:val="000000" w:themeColor="text1"/>
-        </w:rPr>
-        <w:t xml:space="preserve">. a) Plano de los dos primeros componentes principales, con las estaciones diferenciadas por época climática. b) Dendrograma de conglomerados por el método de Ward. Fuente propia.</w:t>
+        <w:spacing w:after="240" w:line="480" w:lineRule="auto"/>
+        <w:ind w:firstLine="0"/>
+      </w:pPr>
+      <w:r>
+        <w:rPr>
+          <w:i/>
+          <w:iCs/>
+        </w:rPr>
+        <w:t xml:space="preserve">Nota. </w:t>
+      </w:r>
+      <w:r>
+        <w:t xml:space="preserve">Fuente propia.</w:t>
       </w:r>
     </w:p>
     <w:p>
@@ -13699,13 +13550,11 @@
       <w:pPr>
         <w:pStyle w:val="Descripcin"/>
         <w:keepNext/>
-        <w:spacing w:line="360" w:lineRule="auto"/>
-      </w:pPr>
-      <w:r>
-        <w:rPr>
-          <w:i w:val="0"/>
-          <w:iCs w:val="0"/>
-          <w:color w:val="000000" w:themeColor="text1"/>
+      </w:pPr>
+      <w:r>
+        <w:rPr>
+          <w:b/>
+          <w:bCs/>
         </w:rPr>
         <w:t xml:space="preserve">Tabla </w:t>
         <w:fldChar w:fldCharType="begin"/>
@@ -13714,21 +13563,22 @@
       </w:r>
       <w:r>
         <w:rPr>
-          <w:i w:val="0"/>
-          <w:iCs w:val="0"/>
-          <w:color w:val="000000" w:themeColor="text1"/>
+          <w:b/>
+          <w:bCs/>
           <w:noProof/>
         </w:rPr>
         <w:t>10</w:t>
         <w:fldChar w:fldCharType="end"/>
       </w:r>
       <w:r>
-        <w:rPr>
-          <w:i w:val="0"/>
-          <w:iCs w:val="0"/>
-          <w:color w:val="000000" w:themeColor="text1"/>
-        </w:rPr>
-        <w:t xml:space="preserve">. Caracterización de los tres conglomerados obtenidos por el método de Ward.</w:t>
+        <w:br/>
+      </w:r>
+      <w:r>
+        <w:rPr>
+          <w:i/>
+          <w:iCs/>
+        </w:rPr>
+        <w:t xml:space="preserve">Caracterización de los tres conglomerados obtenidos por el método de Ward.</w:t>
       </w:r>
     </w:p>
     <w:tbl>
@@ -13736,6 +13586,14 @@
         <w:tblStyle w:val="Tablaconcuadrcula"/>
         <w:tblW w:w="9600" w:type="dxa"/>
         <w:jc w:val="center"/>
+        <w:tblBorders>
+          <w:top w:val="single" w:sz="8" w:space="0" w:color="000000"/>
+          <w:left w:val="none" w:sz="0" w:space="0" w:color="auto"/>
+          <w:bottom w:val="single" w:sz="8" w:space="0" w:color="000000"/>
+          <w:right w:val="none" w:sz="0" w:space="0" w:color="auto"/>
+          <w:insideH w:val="none" w:sz="0" w:space="0" w:color="auto"/>
+          <w:insideV w:val="none" w:sz="0" w:space="0" w:color="auto"/>
+        </w:tblBorders>
         <w:tblLook w:val="04A0" w:firstRow="1" w:lastRow="0" w:firstColumn="1" w:lastColumn="0" w:noHBand="0" w:noVBand="1"/>
       </w:tblPr>
       <w:tblGrid>
@@ -13754,7 +13612,9 @@
         <w:tc>
           <w:tcPr>
             <w:tcW w:w="1100" w:type="dxa"/>
-            <w:shd w:val="clear" w:color="auto" w:fill="DCE6F1"/>
+            <w:tcBorders>
+              <w:bottom w:val="single" w:sz="8" w:space="0" w:color="000000"/>
+            </w:tcBorders>
           </w:tcPr>
           <w:p>
             <w:pPr>
@@ -13779,7 +13639,9 @@
         <w:tc>
           <w:tcPr>
             <w:tcW w:w="800" w:type="dxa"/>
-            <w:shd w:val="clear" w:color="auto" w:fill="DCE6F1"/>
+            <w:tcBorders>
+              <w:bottom w:val="single" w:sz="8" w:space="0" w:color="000000"/>
+            </w:tcBorders>
           </w:tcPr>
           <w:p>
             <w:pPr>
@@ -13805,7 +13667,9 @@
         <w:tc>
           <w:tcPr>
             <w:tcW w:w="1600" w:type="dxa"/>
-            <w:shd w:val="clear" w:color="auto" w:fill="DCE6F1"/>
+            <w:tcBorders>
+              <w:bottom w:val="single" w:sz="8" w:space="0" w:color="000000"/>
+            </w:tcBorders>
           </w:tcPr>
           <w:p>
             <w:pPr>
@@ -13831,7 +13695,9 @@
         <w:tc>
           <w:tcPr>
             <w:tcW w:w="1400" w:type="dxa"/>
-            <w:shd w:val="clear" w:color="auto" w:fill="DCE6F1"/>
+            <w:tcBorders>
+              <w:bottom w:val="single" w:sz="8" w:space="0" w:color="000000"/>
+            </w:tcBorders>
           </w:tcPr>
           <w:p>
             <w:pPr>
@@ -13857,7 +13723,9 @@
         <w:tc>
           <w:tcPr>
             <w:tcW w:w="1400" w:type="dxa"/>
-            <w:shd w:val="clear" w:color="auto" w:fill="DCE6F1"/>
+            <w:tcBorders>
+              <w:bottom w:val="single" w:sz="8" w:space="0" w:color="000000"/>
+            </w:tcBorders>
           </w:tcPr>
           <w:p>
             <w:pPr>
@@ -13883,7 +13751,9 @@
         <w:tc>
           <w:tcPr>
             <w:tcW w:w="1200" w:type="dxa"/>
-            <w:shd w:val="clear" w:color="auto" w:fill="DCE6F1"/>
+            <w:tcBorders>
+              <w:bottom w:val="single" w:sz="8" w:space="0" w:color="000000"/>
+            </w:tcBorders>
           </w:tcPr>
           <w:p>
             <w:pPr>
@@ -13909,7 +13779,9 @@
         <w:tc>
           <w:tcPr>
             <w:tcW w:w="2100" w:type="dxa"/>
-            <w:shd w:val="clear" w:color="auto" w:fill="DCE6F1"/>
+            <w:tcBorders>
+              <w:bottom w:val="single" w:sz="8" w:space="0" w:color="000000"/>
+            </w:tcBorders>
           </w:tcPr>
           <w:p>
             <w:pPr>
@@ -14392,46 +14264,34 @@
     </w:p>
     <w:p>
       <w:pPr>
+        <w:pStyle w:val="Ttulo2"/>
+      </w:pPr>
+      <w:r>
+        <w:rPr/>
+        <w:t xml:space="preserve">Contexto climático de las campañas</w:t>
+      </w:r>
+    </w:p>
+    <w:p>
+      <w:pPr>
         <w:tabs>
           <w:tab w:val="left" w:pos="426"/>
           <w:tab w:val="left" w:pos="993"/>
         </w:tabs>
+      </w:pPr>
+      <w:r>
+        <w:rPr/>
+        <w:t xml:space="preserve">Las anomalías climatológicas estandarizadas se calcularon sobre las compuestas mensuales del análisis de temperatura superficial MUR, versión fv04.1, con resolución de 0,01 grados, extraídas en las ocho posiciones geográficas de la Tabla 4. La serie reúne 267 compuestas entre junio de 2002 y septiembre de 2024, y las ocho posiciones coinciden con celdas de agua del producto, de modo que ninguna requirió desplazamiento. Sobre esa serie se construyó la climatología de cada mes con su desviación típica, y a partir de ellas la anomalía y su transformación en unidades de desviación típica, según los tres pasos descritos en la metodología.</w:t>
+      </w:r>
+    </w:p>
+    <w:p>
+      <w:pPr>
+        <w:pStyle w:val="Descripcin"/>
+        <w:keepNext/>
+      </w:pPr>
+      <w:r>
         <w:rPr>
           <w:b/>
           <w:bCs/>
-        </w:rPr>
-      </w:pPr>
-      <w:r>
-        <w:rPr>
-          <w:rStyle w:val="Textoennegrita"/>
-          <w:bCs w:val="0"/>
-        </w:rPr>
-        <w:t xml:space="preserve">Contexto climático de las campañas</w:t>
-      </w:r>
-    </w:p>
-    <w:p>
-      <w:pPr>
-        <w:tabs>
-          <w:tab w:val="left" w:pos="426"/>
-          <w:tab w:val="left" w:pos="993"/>
-        </w:tabs>
-      </w:pPr>
-      <w:r>
-        <w:rPr/>
-        <w:t xml:space="preserve">Las anomalías climatológicas estandarizadas se calcularon sobre las compuestas mensuales del análisis de temperatura superficial MUR, versión fv04.1, con resolución de 0,01 grados, extraídas en las ocho posiciones geográficas de la Tabla 4. La serie reúne 267 compuestas entre junio de 2002 y septiembre de 2024, y las ocho posiciones coinciden con celdas de agua del producto, de modo que ninguna requirió desplazamiento. Sobre esa serie se construyó la climatología de cada mes con su desviación típica, y a partir de ellas la anomalía y su transformación en unidades de desviación típica, según los tres pasos descritos en la metodología.</w:t>
-      </w:r>
-    </w:p>
-    <w:p>
-      <w:pPr>
-        <w:pStyle w:val="Descripcin"/>
-        <w:keepNext/>
-        <w:spacing w:line="360" w:lineRule="auto"/>
-      </w:pPr>
-      <w:r>
-        <w:rPr>
-          <w:i w:val="0"/>
-          <w:iCs w:val="0"/>
-          <w:color w:val="000000" w:themeColor="text1"/>
         </w:rPr>
         <w:t xml:space="preserve">Tabla </w:t>
         <w:fldChar w:fldCharType="begin"/>
@@ -14440,21 +14300,22 @@
       </w:r>
       <w:r>
         <w:rPr>
-          <w:i w:val="0"/>
-          <w:iCs w:val="0"/>
-          <w:color w:val="000000" w:themeColor="text1"/>
+          <w:b/>
+          <w:bCs/>
           <w:noProof/>
         </w:rPr>
         <w:t>12</w:t>
         <w:fldChar w:fldCharType="end"/>
       </w:r>
       <w:r>
-        <w:rPr>
-          <w:i w:val="0"/>
-          <w:iCs w:val="0"/>
-          <w:color w:val="000000" w:themeColor="text1"/>
-        </w:rPr>
-        <w:t xml:space="preserve">. Climatología mensual de la temperatura superficial del mar en la Bahía de Cartagena, promedio de las ocho posiciones para el periodo 2002 a 2024.</w:t>
+        <w:br/>
+      </w:r>
+      <w:r>
+        <w:rPr>
+          <w:i/>
+          <w:iCs/>
+        </w:rPr>
+        <w:t xml:space="preserve">Climatología mensual de la temperatura superficial del mar en la Bahía de Cartagena, promedio de las ocho posiciones para el periodo 2002 a 2024.</w:t>
       </w:r>
     </w:p>
     <w:tbl>
@@ -14462,6 +14323,14 @@
         <w:tblStyle w:val="Tablaconcuadrcula"/>
         <w:tblW w:w="9700" w:type="dxa"/>
         <w:jc w:val="center"/>
+        <w:tblBorders>
+          <w:top w:val="single" w:sz="8" w:space="0" w:color="000000"/>
+          <w:left w:val="none" w:sz="0" w:space="0" w:color="auto"/>
+          <w:bottom w:val="single" w:sz="8" w:space="0" w:color="000000"/>
+          <w:right w:val="none" w:sz="0" w:space="0" w:color="auto"/>
+          <w:insideH w:val="none" w:sz="0" w:space="0" w:color="auto"/>
+          <w:insideV w:val="none" w:sz="0" w:space="0" w:color="auto"/>
+        </w:tblBorders>
         <w:tblLook w:val="04A0" w:firstRow="1" w:lastRow="0" w:firstColumn="1" w:lastColumn="0" w:noHBand="0" w:noVBand="1"/>
       </w:tblPr>
       <w:tblGrid>
@@ -14478,7 +14347,9 @@
         <w:tc>
           <w:tcPr>
             <w:tcW w:w="1500" w:type="dxa"/>
-            <w:shd w:val="clear" w:color="auto" w:fill="DCE6F1"/>
+            <w:tcBorders>
+              <w:bottom w:val="single" w:sz="8" w:space="0" w:color="000000"/>
+            </w:tcBorders>
           </w:tcPr>
           <w:p>
             <w:pPr>
@@ -14503,7 +14374,9 @@
         <w:tc>
           <w:tcPr>
             <w:tcW w:w="2200" w:type="dxa"/>
-            <w:shd w:val="clear" w:color="auto" w:fill="DCE6F1"/>
+            <w:tcBorders>
+              <w:bottom w:val="single" w:sz="8" w:space="0" w:color="000000"/>
+            </w:tcBorders>
           </w:tcPr>
           <w:p>
             <w:pPr>
@@ -14529,7 +14402,9 @@
         <w:tc>
           <w:tcPr>
             <w:tcW w:w="2300" w:type="dxa"/>
-            <w:shd w:val="clear" w:color="auto" w:fill="DCE6F1"/>
+            <w:tcBorders>
+              <w:bottom w:val="single" w:sz="8" w:space="0" w:color="000000"/>
+            </w:tcBorders>
           </w:tcPr>
           <w:p>
             <w:pPr>
@@ -14555,7 +14430,9 @@
         <w:tc>
           <w:tcPr>
             <w:tcW w:w="1500" w:type="dxa"/>
-            <w:shd w:val="clear" w:color="auto" w:fill="DCE6F1"/>
+            <w:tcBorders>
+              <w:bottom w:val="single" w:sz="8" w:space="0" w:color="000000"/>
+            </w:tcBorders>
           </w:tcPr>
           <w:p>
             <w:pPr>
@@ -14581,7 +14458,9 @@
         <w:tc>
           <w:tcPr>
             <w:tcW w:w="2200" w:type="dxa"/>
-            <w:shd w:val="clear" w:color="auto" w:fill="DCE6F1"/>
+            <w:tcBorders>
+              <w:bottom w:val="single" w:sz="8" w:space="0" w:color="000000"/>
+            </w:tcBorders>
           </w:tcPr>
           <w:p>
             <w:pPr>
@@ -15252,6 +15131,41 @@
       <w:r>
         <w:rPr/>
         <w:t xml:space="preserve">El ciclo anual tiene su mínimo en marzo, con 27,27 grados Celsius, y su máximo en septiembre, con 29,78, lo que representa un recorrido de 2,51 grados. El mínimo coincide con el periodo de vientos alisios intensos de la época seca y el máximo con el final de la temporada lluviosa, patrón coherente con la estacionalidad descrita para la bahía en el planteamiento del problema.</w:t>
+      </w:r>
+    </w:p>
+    <w:p>
+      <w:pPr>
+        <w:pStyle w:val="Descripcin"/>
+        <w:keepNext/>
+      </w:pPr>
+      <w:r>
+        <w:rPr>
+          <w:b/>
+          <w:bCs/>
+        </w:rPr>
+        <w:t xml:space="preserve">Figura </w:t>
+        <w:fldChar w:fldCharType="begin"/>
+        <w:instrText xml:space="preserve"> SEQ Figura \* ARABIC </w:instrText>
+        <w:fldChar w:fldCharType="separate"/>
+      </w:r>
+      <w:r>
+        <w:rPr>
+          <w:b/>
+          <w:bCs/>
+          <w:noProof/>
+        </w:rPr>
+        <w:t>9</w:t>
+        <w:fldChar w:fldCharType="end"/>
+      </w:r>
+      <w:r>
+        <w:br/>
+      </w:r>
+      <w:r>
+        <w:rPr>
+          <w:i/>
+          <w:iCs/>
+        </w:rPr>
+        <w:t xml:space="preserve">a) Climatología mensual de la temperatura superficial con su desviación típica. b) Anomalía estandarizada mensual entre junio de 2002 y septiembre de 2024, con el mes de cada campaña señalado en verde.</w:t>
       </w:r>
     </w:p>
     <w:p>
@@ -15304,37 +15218,18 @@
     <w:p>
       <w:pPr>
         <w:pStyle w:val="Descripcin"/>
-        <w:keepNext/>
-        <w:spacing w:line="360" w:lineRule="auto"/>
-      </w:pPr>
-      <w:r>
-        <w:rPr>
-          <w:i w:val="0"/>
-          <w:iCs w:val="0"/>
-          <w:color w:val="000000" w:themeColor="text1"/>
-        </w:rPr>
-        <w:t xml:space="preserve">Figura </w:t>
-        <w:fldChar w:fldCharType="begin"/>
-        <w:instrText xml:space="preserve"> SEQ Figura \* ARABIC </w:instrText>
-        <w:fldChar w:fldCharType="separate"/>
-      </w:r>
-      <w:r>
-        <w:rPr>
-          <w:i w:val="0"/>
-          <w:iCs w:val="0"/>
-          <w:color w:val="000000" w:themeColor="text1"/>
-          <w:noProof/>
-        </w:rPr>
-        <w:t>9</w:t>
-        <w:fldChar w:fldCharType="end"/>
-      </w:r>
-      <w:r>
-        <w:rPr>
-          <w:i w:val="0"/>
-          <w:iCs w:val="0"/>
-          <w:color w:val="000000" w:themeColor="text1"/>
-        </w:rPr>
-        <w:t xml:space="preserve">. a) Climatología mensual de la temperatura superficial con su desviación típica. b) Anomalía estandarizada mensual entre junio de 2002 y septiembre de 2024, con el mes de cada campaña señalado en verde. Fuente propia a partir del análisis MUR fv04.1.</w:t>
+        <w:spacing w:after="240" w:line="480" w:lineRule="auto"/>
+        <w:ind w:firstLine="0"/>
+      </w:pPr>
+      <w:r>
+        <w:rPr>
+          <w:i/>
+          <w:iCs/>
+        </w:rPr>
+        <w:t xml:space="preserve">Nota. </w:t>
+      </w:r>
+      <w:r>
+        <w:t xml:space="preserve">Fuente propia a partir del análisis MUR fv04.1.</w:t>
       </w:r>
     </w:p>
     <w:p>
@@ -15372,13 +15267,11 @@
       <w:pPr>
         <w:pStyle w:val="Descripcin"/>
         <w:keepNext/>
-        <w:spacing w:line="360" w:lineRule="auto"/>
-      </w:pPr>
-      <w:r>
-        <w:rPr>
-          <w:i w:val="0"/>
-          <w:iCs w:val="0"/>
-          <w:color w:val="000000" w:themeColor="text1"/>
+      </w:pPr>
+      <w:r>
+        <w:rPr>
+          <w:b/>
+          <w:bCs/>
         </w:rPr>
         <w:t xml:space="preserve">Tabla </w:t>
         <w:fldChar w:fldCharType="begin"/>
@@ -15387,21 +15280,22 @@
       </w:r>
       <w:r>
         <w:rPr>
-          <w:i w:val="0"/>
-          <w:iCs w:val="0"/>
-          <w:color w:val="000000" w:themeColor="text1"/>
+          <w:b/>
+          <w:bCs/>
           <w:noProof/>
         </w:rPr>
         <w:t>13</w:t>
         <w:fldChar w:fldCharType="end"/>
       </w:r>
       <w:r>
-        <w:rPr>
-          <w:i w:val="0"/>
-          <w:iCs w:val="0"/>
-          <w:color w:val="000000" w:themeColor="text1"/>
-        </w:rPr>
-        <w:t xml:space="preserve">. Temperatura superficial y anomalía en el mes de cada campaña. El producto no incluye compuesta mensual para junio de 2023. La asignación de las dos campañas de 2023 a sus fechas se verifica contra el registro de campo, según se indica en la descripción de la base de datos.</w:t>
+        <w:br/>
+      </w:r>
+      <w:r>
+        <w:rPr>
+          <w:i/>
+          <w:iCs/>
+        </w:rPr>
+        <w:t xml:space="preserve">Temperatura superficial y anomalía en el mes de cada campaña.</w:t>
       </w:r>
     </w:p>
     <w:tbl>
@@ -15409,6 +15303,14 @@
         <w:tblStyle w:val="Tablaconcuadrcula"/>
         <w:tblW w:w="9600" w:type="dxa"/>
         <w:jc w:val="center"/>
+        <w:tblBorders>
+          <w:top w:val="single" w:sz="8" w:space="0" w:color="000000"/>
+          <w:left w:val="none" w:sz="0" w:space="0" w:color="auto"/>
+          <w:bottom w:val="single" w:sz="8" w:space="0" w:color="000000"/>
+          <w:right w:val="none" w:sz="0" w:space="0" w:color="auto"/>
+          <w:insideH w:val="none" w:sz="0" w:space="0" w:color="auto"/>
+          <w:insideV w:val="none" w:sz="0" w:space="0" w:color="auto"/>
+        </w:tblBorders>
         <w:tblLook w:val="04A0" w:firstRow="1" w:lastRow="0" w:firstColumn="1" w:lastColumn="0" w:noHBand="0" w:noVBand="1"/>
       </w:tblPr>
       <w:tblGrid>
@@ -15425,7 +15327,9 @@
         <w:tc>
           <w:tcPr>
             <w:tcW w:w="2200" w:type="dxa"/>
-            <w:shd w:val="clear" w:color="auto" w:fill="DCE6F1"/>
+            <w:tcBorders>
+              <w:bottom w:val="single" w:sz="8" w:space="0" w:color="000000"/>
+            </w:tcBorders>
           </w:tcPr>
           <w:p>
             <w:pPr>
@@ -15450,7 +15354,9 @@
         <w:tc>
           <w:tcPr>
             <w:tcW w:w="1500" w:type="dxa"/>
-            <w:shd w:val="clear" w:color="auto" w:fill="DCE6F1"/>
+            <w:tcBorders>
+              <w:bottom w:val="single" w:sz="8" w:space="0" w:color="000000"/>
+            </w:tcBorders>
           </w:tcPr>
           <w:p>
             <w:pPr>
@@ -15476,7 +15382,9 @@
         <w:tc>
           <w:tcPr>
             <w:tcW w:w="1900" w:type="dxa"/>
-            <w:shd w:val="clear" w:color="auto" w:fill="DCE6F1"/>
+            <w:tcBorders>
+              <w:bottom w:val="single" w:sz="8" w:space="0" w:color="000000"/>
+            </w:tcBorders>
           </w:tcPr>
           <w:p>
             <w:pPr>
@@ -15502,7 +15410,9 @@
         <w:tc>
           <w:tcPr>
             <w:tcW w:w="1700" w:type="dxa"/>
-            <w:shd w:val="clear" w:color="auto" w:fill="DCE6F1"/>
+            <w:tcBorders>
+              <w:bottom w:val="single" w:sz="8" w:space="0" w:color="000000"/>
+            </w:tcBorders>
           </w:tcPr>
           <w:p>
             <w:pPr>
@@ -15528,7 +15438,9 @@
         <w:tc>
           <w:tcPr>
             <w:tcW w:w="2300" w:type="dxa"/>
-            <w:shd w:val="clear" w:color="auto" w:fill="DCE6F1"/>
+            <w:tcBorders>
+              <w:bottom w:val="single" w:sz="8" w:space="0" w:color="000000"/>
+            </w:tcBorders>
           </w:tcPr>
           <w:p>
             <w:pPr>
@@ -15977,6 +15889,23 @@
         </w:tc>
       </w:tr>
     </w:tbl>
+    <w:p>
+      <w:pPr>
+        <w:pStyle w:val="Descripcin"/>
+        <w:spacing w:after="240" w:line="480" w:lineRule="auto"/>
+        <w:ind w:firstLine="0"/>
+      </w:pPr>
+      <w:r>
+        <w:rPr>
+          <w:i/>
+          <w:iCs/>
+        </w:rPr>
+        <w:t xml:space="preserve">Nota. </w:t>
+      </w:r>
+      <w:r>
+        <w:t xml:space="preserve">El producto no incluye compuesta mensual para junio de 2023. La asignación de las dos campañas de 2023 a sus fechas se verifica contra el registro de campo, según se indica en la descripción de la base de datos.</w:t>
+      </w:r>
+    </w:p>
     <w:p>
       <w:pPr>
         <w:tabs>
@@ -15991,46 +15920,34 @@
     </w:p>
     <w:p>
       <w:pPr>
+        <w:pStyle w:val="Ttulo2"/>
+      </w:pPr>
+      <w:r>
+        <w:rPr/>
+        <w:t xml:space="preserve">Modelo descriptivo</w:t>
+      </w:r>
+    </w:p>
+    <w:p>
+      <w:pPr>
         <w:tabs>
           <w:tab w:val="left" w:pos="426"/>
           <w:tab w:val="left" w:pos="993"/>
         </w:tabs>
+      </w:pPr>
+      <w:r>
+        <w:rPr/>
+        <w:t xml:space="preserve">Se ajustó una regresión múltiple del logaritmo decimal del índice sobre la temperatura, la salinidad y el logaritmo de la turbidez, para las 109 estaciones completas.</w:t>
+      </w:r>
+    </w:p>
+    <w:p>
+      <w:pPr>
+        <w:pStyle w:val="Descripcin"/>
+        <w:keepNext/>
+      </w:pPr>
+      <w:r>
         <w:rPr>
           <w:b/>
           <w:bCs/>
-        </w:rPr>
-      </w:pPr>
-      <w:r>
-        <w:rPr>
-          <w:rStyle w:val="Textoennegrita"/>
-          <w:bCs w:val="0"/>
-        </w:rPr>
-        <w:t xml:space="preserve">Modelo descriptivo</w:t>
-      </w:r>
-    </w:p>
-    <w:p>
-      <w:pPr>
-        <w:tabs>
-          <w:tab w:val="left" w:pos="426"/>
-          <w:tab w:val="left" w:pos="993"/>
-        </w:tabs>
-      </w:pPr>
-      <w:r>
-        <w:rPr/>
-        <w:t xml:space="preserve">Se ajustó una regresión múltiple del logaritmo decimal del índice sobre la temperatura, la salinidad y el logaritmo de la turbidez, para las 109 estaciones completas.</w:t>
-      </w:r>
-    </w:p>
-    <w:p>
-      <w:pPr>
-        <w:pStyle w:val="Descripcin"/>
-        <w:keepNext/>
-        <w:spacing w:line="360" w:lineRule="auto"/>
-      </w:pPr>
-      <w:r>
-        <w:rPr>
-          <w:i w:val="0"/>
-          <w:iCs w:val="0"/>
-          <w:color w:val="000000" w:themeColor="text1"/>
         </w:rPr>
         <w:t xml:space="preserve">Tabla </w:t>
         <w:fldChar w:fldCharType="begin"/>
@@ -16039,21 +15956,22 @@
       </w:r>
       <w:r>
         <w:rPr>
-          <w:i w:val="0"/>
-          <w:iCs w:val="0"/>
-          <w:color w:val="000000" w:themeColor="text1"/>
+          <w:b/>
+          <w:bCs/>
           <w:noProof/>
         </w:rPr>
         <w:t>11</w:t>
         <w:fldChar w:fldCharType="end"/>
       </w:r>
       <w:r>
-        <w:rPr>
-          <w:i w:val="0"/>
-          <w:iCs w:val="0"/>
-          <w:color w:val="000000" w:themeColor="text1"/>
-        </w:rPr>
-        <w:t xml:space="preserve">. Modelo de regresión múltiple sobre el logaritmo del índice.</w:t>
+        <w:br/>
+      </w:r>
+      <w:r>
+        <w:rPr>
+          <w:i/>
+          <w:iCs/>
+        </w:rPr>
+        <w:t xml:space="preserve">Modelo de regresión múltiple sobre el logaritmo del índice.</w:t>
       </w:r>
     </w:p>
     <w:tbl>
@@ -16061,6 +15979,14 @@
         <w:tblStyle w:val="Tablaconcuadrcula"/>
         <w:tblW w:w="10000" w:type="dxa"/>
         <w:jc w:val="center"/>
+        <w:tblBorders>
+          <w:top w:val="single" w:sz="8" w:space="0" w:color="000000"/>
+          <w:left w:val="none" w:sz="0" w:space="0" w:color="auto"/>
+          <w:bottom w:val="single" w:sz="8" w:space="0" w:color="000000"/>
+          <w:right w:val="none" w:sz="0" w:space="0" w:color="auto"/>
+          <w:insideH w:val="none" w:sz="0" w:space="0" w:color="auto"/>
+          <w:insideV w:val="none" w:sz="0" w:space="0" w:color="auto"/>
+        </w:tblBorders>
         <w:tblLook w:val="04A0" w:firstRow="1" w:lastRow="0" w:firstColumn="1" w:lastColumn="0" w:noHBand="0" w:noVBand="1"/>
       </w:tblPr>
       <w:tblGrid>
@@ -16077,7 +16003,9 @@
         <w:tc>
           <w:tcPr>
             <w:tcW w:w="2500" w:type="dxa"/>
-            <w:shd w:val="clear" w:color="auto" w:fill="DCE6F1"/>
+            <w:tcBorders>
+              <w:bottom w:val="single" w:sz="8" w:space="0" w:color="000000"/>
+            </w:tcBorders>
           </w:tcPr>
           <w:p>
             <w:pPr>
@@ -16102,7 +16030,9 @@
         <w:tc>
           <w:tcPr>
             <w:tcW w:w="1600" w:type="dxa"/>
-            <w:shd w:val="clear" w:color="auto" w:fill="DCE6F1"/>
+            <w:tcBorders>
+              <w:bottom w:val="single" w:sz="8" w:space="0" w:color="000000"/>
+            </w:tcBorders>
           </w:tcPr>
           <w:p>
             <w:pPr>
@@ -16128,7 +16058,9 @@
         <w:tc>
           <w:tcPr>
             <w:tcW w:w="1500" w:type="dxa"/>
-            <w:shd w:val="clear" w:color="auto" w:fill="DCE6F1"/>
+            <w:tcBorders>
+              <w:bottom w:val="single" w:sz="8" w:space="0" w:color="000000"/>
+            </w:tcBorders>
           </w:tcPr>
           <w:p>
             <w:pPr>
@@ -16154,7 +16086,9 @@
         <w:tc>
           <w:tcPr>
             <w:tcW w:w="1500" w:type="dxa"/>
-            <w:shd w:val="clear" w:color="auto" w:fill="DCE6F1"/>
+            <w:tcBorders>
+              <w:bottom w:val="single" w:sz="8" w:space="0" w:color="000000"/>
+            </w:tcBorders>
           </w:tcPr>
           <w:p>
             <w:pPr>
@@ -16180,7 +16114,9 @@
         <w:tc>
           <w:tcPr>
             <w:tcW w:w="2900" w:type="dxa"/>
-            <w:shd w:val="clear" w:color="auto" w:fill="DCE6F1"/>
+            <w:tcBorders>
+              <w:bottom w:val="single" w:sz="8" w:space="0" w:color="000000"/>
+            </w:tcBorders>
           </w:tcPr>
           <w:p>
             <w:pPr>
@@ -16749,20 +16685,10 @@
     </w:p>
     <w:p>
       <w:pPr>
-        <w:tabs>
-          <w:tab w:val="left" w:pos="426"/>
-          <w:tab w:val="left" w:pos="993"/>
-        </w:tabs>
-        <w:rPr>
-          <w:b/>
-          <w:bCs/>
-        </w:rPr>
-      </w:pPr>
-      <w:r>
-        <w:rPr>
-          <w:rStyle w:val="Textoennegrita"/>
-          <w:bCs w:val="0"/>
-        </w:rPr>
+        <w:pStyle w:val="Ttulo2"/>
+      </w:pPr>
+      <w:r>
+        <w:rPr/>
         <w:t xml:space="preserve">Síntesis de los resultados</w:t>
       </w:r>
     </w:p>
@@ -16777,7 +16703,6 @@
           <w:tab w:val="left" w:pos="426"/>
           <w:tab w:val="left" w:pos="993"/>
         </w:tabs>
-        <w:jc w:val="both"/>
       </w:pPr>
       <w:r>
         <w:t xml:space="preserve">El control de calidad excluye 19 de los 131 registros, es decir el 14,5 por ciento, casi todos asociados a estaciones de turbidez elevada.</w:t>
@@ -16794,7 +16719,6 @@
           <w:tab w:val="left" w:pos="426"/>
           <w:tab w:val="left" w:pos="993"/>
         </w:tabs>
-        <w:jc w:val="both"/>
       </w:pPr>
       <w:r>
         <w:t xml:space="preserve">La elección del par de longitudes de onda cambia la clase de tamaño de hasta el 16,9 por ciento de las estaciones, por lo que fijarlo es una condición previa a cualquier resultado.</w:t>
@@ -16811,7 +16735,6 @@
           <w:tab w:val="left" w:pos="426"/>
           <w:tab w:val="left" w:pos="993"/>
         </w:tabs>
-        <w:jc w:val="both"/>
       </w:pPr>
       <w:r>
         <w:t xml:space="preserve">No hay diferencia del índice entre época seca y época lluviosa, pero sí entre campañas y entre zonas de influencia del Canal del Dique.</w:t>
@@ -16828,7 +16751,6 @@
           <w:tab w:val="left" w:pos="426"/>
           <w:tab w:val="left" w:pos="993"/>
         </w:tabs>
-        <w:jc w:val="both"/>
       </w:pPr>
       <w:r>
         <w:t xml:space="preserve">El conglomerado más numeroso corresponde a la bahía interior y concentra el predominio del microfitoplancton, con 44 de sus 52 estaciones.</w:t>
@@ -16845,7 +16767,6 @@
           <w:tab w:val="left" w:pos="426"/>
           <w:tab w:val="left" w:pos="993"/>
         </w:tabs>
-        <w:jc w:val="both"/>
       </w:pPr>
       <w:r>
         <w:t xml:space="preserve">El periodo muestreado corresponde a una fase cálida de la variabilidad interanual de la bahía, con una anomalía estandarizada media de +0,606 entre 2021 y 2023 frente a −0,091 en el resto de la serie de veintidós años.</w:t>
@@ -16898,7 +16819,6 @@
           <w:tab w:val="left" w:pos="851"/>
         </w:tabs>
         <w:ind w:left="567" w:firstLine="0"/>
-        <w:jc w:val="both"/>
         <w:rPr>
           <w:b/>
           <w:bCs/>
@@ -16922,7 +16842,6 @@
         <w:tabs>
           <w:tab w:val="left" w:pos="851"/>
         </w:tabs>
-        <w:jc w:val="both"/>
       </w:pPr>
       <w:r>
         <w:t>Buscar y revisar artículos científicos actualizados sobre la dinámica del fitoplancton, el uso del índice Blue/Red y las condiciones estacionales.</w:t>
@@ -16938,7 +16857,6 @@
         <w:tabs>
           <w:tab w:val="left" w:pos="851"/>
         </w:tabs>
-        <w:jc w:val="both"/>
       </w:pPr>
       <w:r>
         <w:t>Refinar la revisión bibliográfica existente para consolidar el marco conceptual.</w:t>
@@ -16955,7 +16873,6 @@
           <w:tab w:val="left" w:pos="851"/>
         </w:tabs>
         <w:ind w:left="567" w:firstLine="0"/>
-        <w:jc w:val="both"/>
         <w:rPr>
           <w:b/>
           <w:bCs/>
@@ -16979,7 +16896,6 @@
         <w:tabs>
           <w:tab w:val="left" w:pos="851"/>
         </w:tabs>
-        <w:jc w:val="both"/>
       </w:pPr>
       <w:r>
         <w:t xml:space="preserve">Organización de las bases de datos </w:t>
@@ -17005,7 +16921,6 @@
         <w:tabs>
           <w:tab w:val="left" w:pos="851"/>
         </w:tabs>
-        <w:jc w:val="both"/>
       </w:pPr>
       <w:r>
         <w:t xml:space="preserve">Establecer los criterios de análisis y herramientas a utilizar para obtener datos del fitoplancton, el índice Blue/Red y los datos satelitales de TSM.</w:t>
@@ -17022,7 +16937,6 @@
           <w:tab w:val="left" w:pos="851"/>
         </w:tabs>
         <w:ind w:left="567" w:firstLine="0"/>
-        <w:jc w:val="both"/>
         <w:rPr>
           <w:b/>
           <w:bCs/>
@@ -17046,7 +16960,6 @@
         <w:tabs>
           <w:tab w:val="left" w:pos="851"/>
         </w:tabs>
-        <w:jc w:val="both"/>
       </w:pPr>
       <w:r>
         <w:t xml:space="preserve">Analizar las bases de datos procesadas por el CIOH asociadas a las muestras de fitoplancton.</w:t>
@@ -17062,7 +16975,6 @@
         <w:tabs>
           <w:tab w:val="left" w:pos="851"/>
         </w:tabs>
-        <w:jc w:val="both"/>
       </w:pPr>
       <w:r>
         <w:t xml:space="preserve">Identificar patrones y correlaciones estacionales a partir de las anomalías climatológicas estandarizadas.</w:t>
@@ -17079,7 +16991,6 @@
           <w:tab w:val="left" w:pos="851"/>
         </w:tabs>
         <w:ind w:left="567" w:firstLine="0"/>
-        <w:jc w:val="both"/>
         <w:rPr>
           <w:b/>
           <w:bCs/>
@@ -17103,7 +17014,6 @@
         <w:tabs>
           <w:tab w:val="left" w:pos="851"/>
         </w:tabs>
-        <w:jc w:val="both"/>
       </w:pPr>
       <w:r>
         <w:t>Desarrollar los informes parciales y discutir los resultados preliminares con el director del proyecto.</w:t>
@@ -17120,7 +17030,6 @@
           <w:tab w:val="left" w:pos="851"/>
         </w:tabs>
         <w:ind w:left="567" w:firstLine="0"/>
-        <w:jc w:val="both"/>
         <w:rPr>
           <w:b/>
           <w:bCs/>
@@ -17144,7 +17053,6 @@
         <w:tabs>
           <w:tab w:val="left" w:pos="851"/>
         </w:tabs>
-        <w:jc w:val="both"/>
       </w:pPr>
       <w:r>
         <w:t>Incorporar los comentarios del director y realizar los ajustes necesarios en la redacción.</w:t>
@@ -17161,7 +17069,6 @@
           <w:tab w:val="left" w:pos="851"/>
         </w:tabs>
         <w:ind w:left="567" w:firstLine="0"/>
-        <w:jc w:val="both"/>
         <w:rPr>
           <w:b/>
           <w:bCs/>
@@ -17185,7 +17092,6 @@
         <w:tabs>
           <w:tab w:val="left" w:pos="851"/>
         </w:tabs>
-        <w:jc w:val="both"/>
       </w:pPr>
       <w:r>
         <w:t>Preparar la presentación final y ensayar la defensa.</w:t>
@@ -17216,7 +17122,6 @@
       <w:pPr>
         <w:pStyle w:val="Descripcin"/>
         <w:keepNext/>
-        <w:spacing w:line="360" w:lineRule="auto"/>
         <w:rPr>
           <w:color w:val="000000" w:themeColor="text1"/>
         </w:rPr>
@@ -17225,7 +17130,8 @@
       <w:bookmarkStart w:id="33" w:name="_Toc200787493"/>
       <w:r>
         <w:rPr>
-          <w:color w:val="000000" w:themeColor="text1"/>
+          <w:b/>
+          <w:bCs/>
         </w:rPr>
         <w:lastRenderedPageBreak/>
         <w:t xml:space="preserve">Tabla </w:t>
@@ -17235,20 +17141,25 @@
       </w:r>
       <w:r>
         <w:rPr>
+          <w:b/>
+          <w:bCs/>
           <w:noProof/>
-          <w:color w:val="000000" w:themeColor="text1"/>
         </w:rPr>
         <w:t>14</w:t>
         <w:fldChar w:fldCharType="end"/>
       </w:r>
       <w:bookmarkEnd w:id="32"/>
-      <w:r>
-        <w:rPr>
-          <w:color w:val="000000" w:themeColor="text1"/>
-        </w:rPr>
-        <w:t>. Cronograma de actividades del proyecto</w:t>
-      </w:r>
       <w:bookmarkEnd w:id="33"/>
+      <w:r>
+        <w:br/>
+      </w:r>
+      <w:r>
+        <w:rPr>
+          <w:i/>
+          <w:iCs/>
+        </w:rPr>
+        <w:t xml:space="preserve">Cronograma de actividades del proyecto</w:t>
+      </w:r>
     </w:p>
     <w:tbl>
       <w:tblPr>
@@ -17256,12 +17167,12 @@
         <w:tblW w:w="9356" w:type="dxa"/>
         <w:tblInd w:w="-147" w:type="dxa"/>
         <w:tblBorders>
-          <w:top w:val="single" w:sz="18" w:space="0" w:color="auto"/>
-          <w:left w:val="single" w:sz="18" w:space="0" w:color="auto"/>
-          <w:bottom w:val="single" w:sz="18" w:space="0" w:color="auto"/>
-          <w:right w:val="single" w:sz="18" w:space="0" w:color="auto"/>
-          <w:insideH w:val="single" w:sz="6" w:space="0" w:color="auto"/>
-          <w:insideV w:val="single" w:sz="6" w:space="0" w:color="auto"/>
+          <w:top w:val="single" w:sz="8" w:space="0" w:color="000000"/>
+          <w:left w:val="none" w:sz="0" w:space="0" w:color="auto"/>
+          <w:bottom w:val="single" w:sz="8" w:space="0" w:color="000000"/>
+          <w:right w:val="none" w:sz="0" w:space="0" w:color="auto"/>
+          <w:insideH w:val="none" w:sz="0" w:space="0" w:color="auto"/>
+          <w:insideV w:val="none" w:sz="0" w:space="0" w:color="auto"/>
         </w:tblBorders>
         <w:tblLayout w:type="fixed"/>
         <w:tblLook w:val="04A0" w:firstRow="1" w:lastRow="0" w:firstColumn="1" w:lastColumn="0" w:noHBand="0" w:noVBand="1"/>
@@ -17297,6 +17208,9 @@
         <w:tc>
           <w:tcPr>
             <w:tcW w:w="1702" w:type="dxa"/>
+            <w:tcBorders>
+              <w:bottom w:val="single" w:sz="8" w:space="0" w:color="000000"/>
+            </w:tcBorders>
           </w:tcPr>
           <w:p>
             <w:pPr>
@@ -17321,6 +17235,9 @@
           <w:tcPr>
             <w:tcW w:w="1134" w:type="dxa"/>
             <w:gridSpan w:val="4"/>
+            <w:tcBorders>
+              <w:bottom w:val="single" w:sz="8" w:space="0" w:color="000000"/>
+            </w:tcBorders>
           </w:tcPr>
           <w:p>
             <w:pPr>
@@ -17345,6 +17262,9 @@
           <w:tcPr>
             <w:tcW w:w="1275" w:type="dxa"/>
             <w:gridSpan w:val="4"/>
+            <w:tcBorders>
+              <w:bottom w:val="single" w:sz="8" w:space="0" w:color="000000"/>
+            </w:tcBorders>
           </w:tcPr>
           <w:p>
             <w:pPr>
@@ -17369,6 +17289,9 @@
           <w:tcPr>
             <w:tcW w:w="1400" w:type="dxa"/>
             <w:gridSpan w:val="4"/>
+            <w:tcBorders>
+              <w:bottom w:val="single" w:sz="8" w:space="0" w:color="000000"/>
+            </w:tcBorders>
           </w:tcPr>
           <w:p>
             <w:pPr>
@@ -17393,6 +17316,9 @@
           <w:tcPr>
             <w:tcW w:w="1294" w:type="dxa"/>
             <w:gridSpan w:val="4"/>
+            <w:tcBorders>
+              <w:bottom w:val="single" w:sz="8" w:space="0" w:color="000000"/>
+            </w:tcBorders>
           </w:tcPr>
           <w:p>
             <w:pPr>
@@ -17417,6 +17343,9 @@
           <w:tcPr>
             <w:tcW w:w="1275" w:type="dxa"/>
             <w:gridSpan w:val="4"/>
+            <w:tcBorders>
+              <w:bottom w:val="single" w:sz="8" w:space="0" w:color="000000"/>
+            </w:tcBorders>
           </w:tcPr>
           <w:p>
             <w:pPr>
@@ -17441,6 +17370,9 @@
           <w:tcPr>
             <w:tcW w:w="1276" w:type="dxa"/>
             <w:gridSpan w:val="4"/>
+            <w:tcBorders>
+              <w:bottom w:val="single" w:sz="8" w:space="0" w:color="000000"/>
+            </w:tcBorders>
           </w:tcPr>
           <w:p>
             <w:pPr>
@@ -17904,7 +17836,6 @@
         <w:tc>
           <w:tcPr>
             <w:tcW w:w="265" w:type="dxa"/>
-            <w:shd w:val="clear" w:color="auto" w:fill="D9D9D9" w:themeFill="background1" w:themeFillShade="D9"/>
           </w:tcPr>
           <w:p>
             <w:pPr>
@@ -17915,7 +17846,6 @@
         <w:tc>
           <w:tcPr>
             <w:tcW w:w="252" w:type="dxa"/>
-            <w:shd w:val="clear" w:color="auto" w:fill="D9D9D9" w:themeFill="background1" w:themeFillShade="D9"/>
           </w:tcPr>
           <w:p>
             <w:pPr>
@@ -17926,7 +17856,6 @@
         <w:tc>
           <w:tcPr>
             <w:tcW w:w="325" w:type="dxa"/>
-            <w:shd w:val="clear" w:color="auto" w:fill="D9D9D9" w:themeFill="background1" w:themeFillShade="D9"/>
           </w:tcPr>
           <w:p>
             <w:pPr>
@@ -17937,7 +17866,6 @@
         <w:tc>
           <w:tcPr>
             <w:tcW w:w="292" w:type="dxa"/>
-            <w:shd w:val="clear" w:color="auto" w:fill="D9D9D9" w:themeFill="background1" w:themeFillShade="D9"/>
           </w:tcPr>
           <w:p>
             <w:pPr>
@@ -18254,7 +18182,6 @@
         <w:tc>
           <w:tcPr>
             <w:tcW w:w="265" w:type="dxa"/>
-            <w:shd w:val="clear" w:color="auto" w:fill="D9D9D9" w:themeFill="background1" w:themeFillShade="D9"/>
           </w:tcPr>
           <w:p>
             <w:pPr>
@@ -18265,7 +18192,6 @@
         <w:tc>
           <w:tcPr>
             <w:tcW w:w="252" w:type="dxa"/>
-            <w:shd w:val="clear" w:color="auto" w:fill="D9D9D9" w:themeFill="background1" w:themeFillShade="D9"/>
           </w:tcPr>
           <w:p>
             <w:pPr>
@@ -18276,7 +18202,6 @@
         <w:tc>
           <w:tcPr>
             <w:tcW w:w="325" w:type="dxa"/>
-            <w:shd w:val="clear" w:color="auto" w:fill="D9D9D9" w:themeFill="background1" w:themeFillShade="D9"/>
           </w:tcPr>
           <w:p>
             <w:pPr>
@@ -18287,7 +18212,6 @@
         <w:tc>
           <w:tcPr>
             <w:tcW w:w="292" w:type="dxa"/>
-            <w:shd w:val="clear" w:color="auto" w:fill="D9D9D9" w:themeFill="background1" w:themeFillShade="D9"/>
           </w:tcPr>
           <w:p>
             <w:pPr>
@@ -18599,7 +18523,6 @@
         <w:tc>
           <w:tcPr>
             <w:tcW w:w="265" w:type="dxa"/>
-            <w:shd w:val="clear" w:color="auto" w:fill="D9D9D9" w:themeFill="background1" w:themeFillShade="D9"/>
           </w:tcPr>
           <w:p>
             <w:pPr>
@@ -18610,7 +18533,6 @@
         <w:tc>
           <w:tcPr>
             <w:tcW w:w="252" w:type="dxa"/>
-            <w:shd w:val="clear" w:color="auto" w:fill="D9D9D9" w:themeFill="background1" w:themeFillShade="D9"/>
           </w:tcPr>
           <w:p>
             <w:pPr>
@@ -18621,7 +18543,6 @@
         <w:tc>
           <w:tcPr>
             <w:tcW w:w="325" w:type="dxa"/>
-            <w:shd w:val="clear" w:color="auto" w:fill="D9D9D9" w:themeFill="background1" w:themeFillShade="D9"/>
           </w:tcPr>
           <w:p>
             <w:pPr>
@@ -18632,7 +18553,6 @@
         <w:tc>
           <w:tcPr>
             <w:tcW w:w="292" w:type="dxa"/>
-            <w:shd w:val="clear" w:color="auto" w:fill="D9D9D9" w:themeFill="background1" w:themeFillShade="D9"/>
           </w:tcPr>
           <w:p>
             <w:pPr>
@@ -18643,7 +18563,6 @@
         <w:tc>
           <w:tcPr>
             <w:tcW w:w="358" w:type="dxa"/>
-            <w:shd w:val="clear" w:color="auto" w:fill="D9D9D9" w:themeFill="background1" w:themeFillShade="D9"/>
           </w:tcPr>
           <w:p>
             <w:pPr>
@@ -18654,7 +18573,6 @@
         <w:tc>
           <w:tcPr>
             <w:tcW w:w="325" w:type="dxa"/>
-            <w:shd w:val="clear" w:color="auto" w:fill="D9D9D9" w:themeFill="background1" w:themeFillShade="D9"/>
           </w:tcPr>
           <w:p>
             <w:pPr>
@@ -18665,7 +18583,6 @@
         <w:tc>
           <w:tcPr>
             <w:tcW w:w="325" w:type="dxa"/>
-            <w:shd w:val="clear" w:color="auto" w:fill="D9D9D9" w:themeFill="background1" w:themeFillShade="D9"/>
           </w:tcPr>
           <w:p>
             <w:pPr>
@@ -18676,7 +18593,6 @@
         <w:tc>
           <w:tcPr>
             <w:tcW w:w="267" w:type="dxa"/>
-            <w:shd w:val="clear" w:color="auto" w:fill="D9D9D9" w:themeFill="background1" w:themeFillShade="D9"/>
           </w:tcPr>
           <w:p>
             <w:pPr>
@@ -18692,7 +18608,6 @@
         <w:tc>
           <w:tcPr>
             <w:tcW w:w="382" w:type="dxa"/>
-            <w:shd w:val="clear" w:color="auto" w:fill="D9D9D9" w:themeFill="background1" w:themeFillShade="D9"/>
           </w:tcPr>
           <w:p>
             <w:pPr>
@@ -18708,7 +18623,6 @@
         <w:tc>
           <w:tcPr>
             <w:tcW w:w="324" w:type="dxa"/>
-            <w:shd w:val="clear" w:color="auto" w:fill="D9D9D9" w:themeFill="background1" w:themeFillShade="D9"/>
           </w:tcPr>
           <w:p>
             <w:pPr>
@@ -18724,7 +18638,6 @@
         <w:tc>
           <w:tcPr>
             <w:tcW w:w="324" w:type="dxa"/>
-            <w:shd w:val="clear" w:color="auto" w:fill="D9D9D9" w:themeFill="background1" w:themeFillShade="D9"/>
           </w:tcPr>
           <w:p>
             <w:pPr>
@@ -18740,7 +18653,6 @@
         <w:tc>
           <w:tcPr>
             <w:tcW w:w="370" w:type="dxa"/>
-            <w:shd w:val="clear" w:color="auto" w:fill="D9D9D9" w:themeFill="background1" w:themeFillShade="D9"/>
           </w:tcPr>
           <w:p>
             <w:pPr>
@@ -19097,7 +19009,6 @@
         <w:tc>
           <w:tcPr>
             <w:tcW w:w="278" w:type="dxa"/>
-            <w:shd w:val="clear" w:color="auto" w:fill="D9D9D9" w:themeFill="background1" w:themeFillShade="D9"/>
           </w:tcPr>
           <w:p>
             <w:pPr>
@@ -19113,7 +19024,6 @@
         <w:tc>
           <w:tcPr>
             <w:tcW w:w="324" w:type="dxa"/>
-            <w:shd w:val="clear" w:color="auto" w:fill="D9D9D9" w:themeFill="background1" w:themeFillShade="D9"/>
           </w:tcPr>
           <w:p>
             <w:pPr>
@@ -19129,7 +19039,6 @@
         <w:tc>
           <w:tcPr>
             <w:tcW w:w="324" w:type="dxa"/>
-            <w:shd w:val="clear" w:color="auto" w:fill="D9D9D9" w:themeFill="background1" w:themeFillShade="D9"/>
           </w:tcPr>
           <w:p>
             <w:pPr>
@@ -19145,7 +19054,6 @@
         <w:tc>
           <w:tcPr>
             <w:tcW w:w="368" w:type="dxa"/>
-            <w:shd w:val="clear" w:color="auto" w:fill="D9D9D9" w:themeFill="background1" w:themeFillShade="D9"/>
           </w:tcPr>
           <w:p>
             <w:pPr>
@@ -19161,7 +19069,6 @@
         <w:tc>
           <w:tcPr>
             <w:tcW w:w="280" w:type="dxa"/>
-            <w:shd w:val="clear" w:color="auto" w:fill="D9D9D9" w:themeFill="background1" w:themeFillShade="D9"/>
           </w:tcPr>
           <w:p>
             <w:pPr>
@@ -19177,7 +19084,6 @@
         <w:tc>
           <w:tcPr>
             <w:tcW w:w="324" w:type="dxa"/>
-            <w:shd w:val="clear" w:color="auto" w:fill="D9D9D9" w:themeFill="background1" w:themeFillShade="D9"/>
           </w:tcPr>
           <w:p>
             <w:pPr>
@@ -19193,7 +19099,6 @@
         <w:tc>
           <w:tcPr>
             <w:tcW w:w="324" w:type="dxa"/>
-            <w:shd w:val="clear" w:color="auto" w:fill="D9D9D9" w:themeFill="background1" w:themeFillShade="D9"/>
           </w:tcPr>
           <w:p>
             <w:pPr>
@@ -19209,7 +19114,6 @@
         <w:tc>
           <w:tcPr>
             <w:tcW w:w="347" w:type="dxa"/>
-            <w:shd w:val="clear" w:color="auto" w:fill="D9D9D9" w:themeFill="background1" w:themeFillShade="D9"/>
           </w:tcPr>
           <w:p>
             <w:pPr>
@@ -19582,7 +19486,6 @@
               <w:top w:val="single" w:sz="6" w:space="0" w:color="auto"/>
               <w:bottom w:val="single" w:sz="6" w:space="0" w:color="auto"/>
             </w:tcBorders>
-            <w:shd w:val="clear" w:color="auto" w:fill="D9D9D9" w:themeFill="background1" w:themeFillShade="D9"/>
           </w:tcPr>
           <w:p>
             <w:pPr>
@@ -19602,7 +19505,6 @@
               <w:top w:val="single" w:sz="6" w:space="0" w:color="auto"/>
               <w:bottom w:val="single" w:sz="6" w:space="0" w:color="auto"/>
             </w:tcBorders>
-            <w:shd w:val="clear" w:color="auto" w:fill="D9D9D9" w:themeFill="background1" w:themeFillShade="D9"/>
           </w:tcPr>
           <w:p>
             <w:pPr>
@@ -19622,7 +19524,6 @@
               <w:top w:val="single" w:sz="6" w:space="0" w:color="auto"/>
               <w:bottom w:val="single" w:sz="6" w:space="0" w:color="auto"/>
             </w:tcBorders>
-            <w:shd w:val="clear" w:color="auto" w:fill="D9D9D9" w:themeFill="background1" w:themeFillShade="D9"/>
           </w:tcPr>
           <w:p>
             <w:pPr>
@@ -19642,7 +19543,6 @@
               <w:top w:val="single" w:sz="6" w:space="0" w:color="auto"/>
               <w:bottom w:val="single" w:sz="6" w:space="0" w:color="auto"/>
             </w:tcBorders>
-            <w:shd w:val="clear" w:color="auto" w:fill="D9D9D9" w:themeFill="background1" w:themeFillShade="D9"/>
           </w:tcPr>
           <w:p>
             <w:pPr>
@@ -19943,7 +19843,6 @@
               <w:top w:val="single" w:sz="6" w:space="0" w:color="auto"/>
               <w:bottom w:val="single" w:sz="18" w:space="0" w:color="auto"/>
             </w:tcBorders>
-            <w:shd w:val="clear" w:color="auto" w:fill="D9D9D9" w:themeFill="background1" w:themeFillShade="D9"/>
           </w:tcPr>
           <w:p>
             <w:pPr>
@@ -19963,7 +19862,6 @@
               <w:top w:val="single" w:sz="6" w:space="0" w:color="auto"/>
               <w:bottom w:val="single" w:sz="18" w:space="0" w:color="auto"/>
             </w:tcBorders>
-            <w:shd w:val="clear" w:color="auto" w:fill="D9D9D9" w:themeFill="background1" w:themeFillShade="D9"/>
           </w:tcPr>
           <w:p>
             <w:pPr>
@@ -19983,7 +19881,6 @@
               <w:top w:val="single" w:sz="6" w:space="0" w:color="auto"/>
               <w:bottom w:val="single" w:sz="18" w:space="0" w:color="auto"/>
             </w:tcBorders>
-            <w:shd w:val="clear" w:color="auto" w:fill="D9D9D9" w:themeFill="background1" w:themeFillShade="D9"/>
           </w:tcPr>
           <w:p>
             <w:pPr>
@@ -20003,7 +19900,6 @@
               <w:top w:val="single" w:sz="6" w:space="0" w:color="auto"/>
               <w:bottom w:val="single" w:sz="18" w:space="0" w:color="auto"/>
             </w:tcBorders>
-            <w:shd w:val="clear" w:color="auto" w:fill="D9D9D9" w:themeFill="background1" w:themeFillShade="D9"/>
           </w:tcPr>
           <w:p>
             <w:pPr>
@@ -20025,16 +19921,10 @@
     </w:p>
     <w:p>
       <w:pPr>
-        <w:rPr>
-          <w:b/>
-          <w:bCs/>
-        </w:rPr>
-      </w:pPr>
-      <w:r>
-        <w:rPr>
-          <w:b/>
-          <w:bCs/>
-        </w:rPr>
+        <w:pStyle w:val="Ttulo2"/>
+      </w:pPr>
+      <w:r>
+        <w:rPr/>
         <w:t>Plan de contingencia</w:t>
       </w:r>
     </w:p>
@@ -20104,7 +19994,6 @@
           <w:ilvl w:val="0"/>
           <w:numId w:val="33"/>
         </w:numPr>
-        <w:jc w:val="both"/>
       </w:pPr>
       <w:r>
         <w:t>Identificar los grupos de fitoplancton que predominan en diferentes estaciones y cómo responden a las fluctuaciones climáticas.</w:t>
@@ -20117,7 +20006,6 @@
           <w:ilvl w:val="0"/>
           <w:numId w:val="33"/>
         </w:numPr>
-        <w:jc w:val="both"/>
       </w:pPr>
       <w:r>
         <w:t>Generar una base de datos clave para futuros estudios de monitoreo y gestión ambiental en la Bahía de Cartagena.</w:t>
@@ -20130,7 +20018,6 @@
           <w:ilvl w:val="0"/>
           <w:numId w:val="33"/>
         </w:numPr>
-        <w:jc w:val="both"/>
       </w:pPr>
       <w:r>
         <w:t>Contribuir al entendimiento de los efectos del cambio climático en ecosistemas costeros, mejorando la capacidad de predicción de escenarios futuros para la gestión y conservación de los recursos marinos.</w:t>
@@ -20287,7 +20174,6 @@
     <w:p>
       <w:pPr>
         <w:pStyle w:val="Descripcin"/>
-        <w:spacing w:line="360" w:lineRule="auto"/>
         <w:jc w:val="center"/>
         <w:rPr>
           <w:rFonts w:cs="Arial"/>
@@ -20301,9 +20187,8 @@
       <w:bookmarkStart w:id="38" w:name="_Toc200787494"/>
       <w:r>
         <w:rPr>
-          <w:i w:val="0"/>
-          <w:iCs w:val="0"/>
-          <w:color w:val="000000" w:themeColor="text1"/>
+          <w:b/>
+          <w:bCs/>
         </w:rPr>
         <w:t xml:space="preserve">Tabla </w:t>
         <w:fldChar w:fldCharType="begin"/>
@@ -20312,35 +20197,38 @@
       </w:r>
       <w:r>
         <w:rPr>
-          <w:i w:val="0"/>
-          <w:iCs w:val="0"/>
+          <w:b/>
+          <w:bCs/>
           <w:noProof/>
-          <w:color w:val="000000" w:themeColor="text1"/>
         </w:rPr>
         <w:t>15</w:t>
         <w:fldChar w:fldCharType="end"/>
       </w:r>
-      <w:r>
-        <w:rPr>
-          <w:i w:val="0"/>
-          <w:iCs w:val="0"/>
-          <w:color w:val="000000" w:themeColor="text1"/>
-        </w:rPr>
-        <w:t xml:space="preserve">. </w:t>
-      </w:r>
-      <w:r>
-        <w:rPr>
-          <w:color w:val="000000" w:themeColor="text1"/>
-        </w:rPr>
-        <w:t>Descripción presupuestal</w:t>
-      </w:r>
       <w:bookmarkEnd w:id="37"/>
       <w:bookmarkEnd w:id="38"/>
+      <w:r>
+        <w:br/>
+      </w:r>
+      <w:r>
+        <w:rPr>
+          <w:i/>
+          <w:iCs/>
+        </w:rPr>
+        <w:t xml:space="preserve">Descripción presupuestal</w:t>
+      </w:r>
     </w:p>
     <w:tbl>
       <w:tblPr>
         <w:tblStyle w:val="Tablaconcuadrcula"/>
         <w:tblW w:w="5000" w:type="pct"/>
+        <w:tblBorders>
+          <w:top w:val="single" w:sz="8" w:space="0" w:color="000000"/>
+          <w:left w:val="none" w:sz="0" w:space="0" w:color="auto"/>
+          <w:bottom w:val="single" w:sz="8" w:space="0" w:color="000000"/>
+          <w:right w:val="none" w:sz="0" w:space="0" w:color="auto"/>
+          <w:insideH w:val="none" w:sz="0" w:space="0" w:color="auto"/>
+          <w:insideV w:val="none" w:sz="0" w:space="0" w:color="auto"/>
+        </w:tblBorders>
         <w:tblLayout w:type="fixed"/>
         <w:tblLook w:val="04A0" w:firstRow="1" w:lastRow="0" w:firstColumn="1" w:lastColumn="0" w:noHBand="0" w:noVBand="1"/>
       </w:tblPr>
@@ -20359,6 +20247,9 @@
         <w:tc>
           <w:tcPr>
             <w:tcW w:w="961" w:type="pct"/>
+            <w:tcBorders>
+              <w:bottom w:val="single" w:sz="8" w:space="0" w:color="000000"/>
+            </w:tcBorders>
             <w:hideMark/>
           </w:tcPr>
           <w:p>
@@ -20389,6 +20280,9 @@
         <w:tc>
           <w:tcPr>
             <w:tcW w:w="402" w:type="pct"/>
+            <w:tcBorders>
+              <w:bottom w:val="single" w:sz="8" w:space="0" w:color="000000"/>
+            </w:tcBorders>
             <w:hideMark/>
           </w:tcPr>
           <w:p>
@@ -20419,6 +20313,9 @@
         <w:tc>
           <w:tcPr>
             <w:tcW w:w="962" w:type="pct"/>
+            <w:tcBorders>
+              <w:bottom w:val="single" w:sz="8" w:space="0" w:color="000000"/>
+            </w:tcBorders>
             <w:hideMark/>
           </w:tcPr>
           <w:p>
@@ -20449,6 +20346,9 @@
         <w:tc>
           <w:tcPr>
             <w:tcW w:w="1124" w:type="pct"/>
+            <w:tcBorders>
+              <w:bottom w:val="single" w:sz="8" w:space="0" w:color="000000"/>
+            </w:tcBorders>
             <w:hideMark/>
           </w:tcPr>
           <w:p>
@@ -20479,6 +20379,9 @@
         <w:tc>
           <w:tcPr>
             <w:tcW w:w="723" w:type="pct"/>
+            <w:tcBorders>
+              <w:bottom w:val="single" w:sz="8" w:space="0" w:color="000000"/>
+            </w:tcBorders>
             <w:hideMark/>
           </w:tcPr>
           <w:p>
@@ -20509,6 +20412,9 @@
         <w:tc>
           <w:tcPr>
             <w:tcW w:w="828" w:type="pct"/>
+            <w:tcBorders>
+              <w:bottom w:val="single" w:sz="8" w:space="0" w:color="000000"/>
+            </w:tcBorders>
             <w:hideMark/>
           </w:tcPr>
           <w:p>
@@ -27526,7 +27432,7 @@
     <w:qFormat/>
     <w:rsid w:val="008D0435"/>
     <w:pPr>
-      <w:spacing w:after="0" w:line="360" w:lineRule="auto"/>
+      <w:spacing w:after="0" w:line="480" w:lineRule="auto"/>
       <w:ind w:firstLine="720"/>
     </w:pPr>
     <w:rPr>
@@ -27816,7 +27722,7 @@
       <w:numPr>
         <w:ilvl w:val="12"/>
       </w:numPr>
-      <w:ind w:firstLine="720"/>
+      <w:ind w:firstLine="0"/>
       <w:jc w:val="center"/>
     </w:pPr>
     <w:rPr>
@@ -28014,14 +27920,14 @@
     <w:qFormat/>
     <w:rsid w:val="00411D84"/>
     <w:pPr>
-      <w:spacing w:after="200" w:line="240" w:lineRule="auto"/>
+      <w:spacing w:after="0" w:line="480" w:lineRule="auto"/>
+      <w:ind w:firstLine="0"/>
     </w:pPr>
     <w:rPr>
-      <w:i/>
-      <w:iCs/>
-      <w:color w:val="44546A" w:themeColor="text2"/>
-      <w:sz w:val="18"/>
-      <w:szCs w:val="18"/>
+      <w:rFonts w:ascii="Times New Roman" w:hAnsi="Times New Roman"/>
+      <w:color w:val="000000"/>
+      <w:sz w:val="24"/>
+      <w:szCs w:val="24"/>
     </w:rPr>
   </w:style>
   <w:style w:type="character" w:customStyle="1" w:styleId="Ttulo3Car">

--- a/proyecto_fitoplancton/Anteproyecto_integrado_Omar_Gamboa.docx
+++ b/proyecto_fitoplancton/Anteproyecto_integrado_Omar_Gamboa.docx
@@ -2175,7 +2175,7 @@
             <w:rStyle w:val="Hipervnculo"/>
             <w:noProof/>
           </w:rPr>
-          <w:t>Tabla 14. Cronograma de actividades del proyecto</w:t>
+          <w:t>Tabla 16. Cronograma de actividades del proyecto</w:t>
         </w:r>
         <w:r>
           <w:rPr>
@@ -2213,7 +2213,7 @@
             <w:rStyle w:val="Hipervnculo"/>
             <w:noProof/>
           </w:rPr>
-          <w:t>Tabla 15. Descripción presupuestal</w:t>
+          <w:t>Tabla 17. Descripción presupuestal</w:t>
         </w:r>
         <w:r>
           <w:rPr>
@@ -9172,7 +9172,7 @@
       </w:pPr>
       <w:r>
         <w:rPr/>
-        <w:t xml:space="preserve">Este capítulo presenta los resultados obtenidos sobre la base de datos del Centro de Investigaciones Oceanográficas e Hidrográficas del Caribe, correspondiente a las cinco campañas realizadas entre 2021 y 2023 en la Bahía de Cartagena. Todos los contrastes se realizaron sobre los 112 registros que superaron el control de calidad descrito en la metodología, con el índice calculado como el cociente entre la absorción del fitoplancton a 440 y a 676 nm.</w:t>
+        <w:t xml:space="preserve">Este capítulo presenta los resultados obtenidos sobre la base de datos del Centro de Investigaciones Oceanográficas e Hidrográficas del Caribe, correspondiente a las cinco campañas realizadas entre 2021 y 2023 en la Bahía de Cartagena. Todos los contrastes se realizaron sobre los 112 registros que superaron el control de calidad descrito en la metodología, con el índice calculado como el cociente entre la absorción del fitoplancton a 440 y a 676 nm. La campaña de época seca de 2021 dispone además de clorofila a, que permite validar el índice contra el coeficiente de absorción específico.</w:t>
       </w:r>
     </w:p>
     <w:p>
@@ -14268,7 +14268,7 @@
       </w:pPr>
       <w:r>
         <w:rPr/>
-        <w:t xml:space="preserve">Contexto climático de las campañas</w:t>
+        <w:t xml:space="preserve">Composición de la absorción y validación del índice</w:t>
       </w:r>
     </w:p>
     <w:p>
@@ -14280,7 +14280,19 @@
       </w:pPr>
       <w:r>
         <w:rPr/>
-        <w:t xml:space="preserve">Las anomalías climatológicas estandarizadas se calcularon sobre las compuestas mensuales del análisis de temperatura superficial MUR, versión fv04.1, con resolución de 0,01 grados, extraídas en las ocho posiciones geográficas de la Tabla 4. La serie reúne 267 compuestas entre junio de 2002 y septiembre de 2024, y las ocho posiciones coinciden con celdas de agua del producto, de modo que ninguna requirió desplazamiento. Sobre esa serie se construyó la climatología de cada mes con su desviación típica, y a partir de ellas la anomalía y su transformación en unidades de desviación típica, según los tres pasos descritos en la metodología.</w:t>
+        <w:t xml:space="preserve">Los libros de espectros incluyen, además de las curvas de absorción, la concentración de clorofila a de la campaña de época seca de 2021 y el reparto de la absorción a 443 nm entre sus tres componentes. Con esa información es posible comprobar si el índice mide realmente lo que se le atribuye.</w:t>
+      </w:r>
+    </w:p>
+    <w:p>
+      <w:pPr>
+        <w:tabs>
+          <w:tab w:val="left" w:pos="426"/>
+          <w:tab w:val="left" w:pos="993"/>
+        </w:tabs>
+      </w:pPr>
+      <w:r>
+        <w:rPr/>
+        <w:t xml:space="preserve">El primer resultado es la composición de la absorción. En las campañas de época seca el material no algal y el fitoplancton aportan la mayor parte de la señal, mientras que en la campaña de época lluviosa de 2023 la materia orgánica disuelta pasa a ser el componente dominante, con casi la mitad del total. El reparto confirma que la bahía se comporta como un sistema ópticamente complejo, en el que el fitoplancton nunca supera el cuarenta por ciento de la absorción.</w:t>
       </w:r>
     </w:p>
     <w:p>
@@ -14305,6 +14317,1146 @@
           <w:noProof/>
         </w:rPr>
         <w:t>12</w:t>
+        <w:fldChar w:fldCharType="end"/>
+      </w:r>
+      <w:r>
+        <w:br/>
+      </w:r>
+      <w:r>
+        <w:rPr>
+          <w:i/>
+          <w:iCs/>
+        </w:rPr>
+        <w:t xml:space="preserve">Aporte medio de cada componente a la absorción a 443 nm, en porcentaje.</w:t>
+      </w:r>
+    </w:p>
+    <w:tbl>
+      <w:tblPr>
+        <w:tblStyle w:val="Tablaconcuadrcula"/>
+        <w:tblW w:w="9600" w:type="dxa"/>
+        <w:jc w:val="center"/>
+        <w:tblBorders>
+          <w:top w:val="single" w:sz="8" w:space="0" w:color="000000"/>
+          <w:left w:val="none" w:sz="0" w:space="0" w:color="auto"/>
+          <w:bottom w:val="single" w:sz="8" w:space="0" w:color="000000"/>
+          <w:right w:val="none" w:sz="0" w:space="0" w:color="auto"/>
+          <w:insideH w:val="none" w:sz="0" w:space="0" w:color="auto"/>
+          <w:insideV w:val="none" w:sz="0" w:space="0" w:color="auto"/>
+        </w:tblBorders>
+        <w:tblLook w:val="04A0" w:firstRow="1" w:lastRow="0" w:firstColumn="1" w:lastColumn="0" w:noHBand="0" w:noVBand="1"/>
+      </w:tblPr>
+      <w:tblGrid>
+        <w:gridCol w:w="2400"/>
+        <w:gridCol w:w="1300"/>
+        <w:gridCol w:w="1900"/>
+        <w:gridCol w:w="2100"/>
+        <w:gridCol w:w="1900"/>
+      </w:tblGrid>
+      <w:tr>
+        <w:trPr>
+          <w:tblHeader/>
+        </w:trPr>
+        <w:tc>
+          <w:tcPr>
+            <w:tcW w:w="2400" w:type="dxa"/>
+            <w:tcBorders>
+              <w:bottom w:val="single" w:sz="8" w:space="0" w:color="000000"/>
+            </w:tcBorders>
+          </w:tcPr>
+          <w:p>
+            <w:pPr>
+              <w:spacing w:line="240" w:lineRule="auto"/>
+              <w:ind w:firstLine="0"/>
+              <w:rPr>
+                <w:b/>
+                <w:bCs/>
+                <w:sz w:val="20"/>
+              </w:rPr>
+            </w:pPr>
+            <w:r>
+              <w:rPr>
+                <w:b/>
+                <w:bCs/>
+                <w:sz w:val="20"/>
+              </w:rPr>
+              <w:t xml:space="preserve">Campaña</w:t>
+            </w:r>
+          </w:p>
+        </w:tc>
+        <w:tc>
+          <w:tcPr>
+            <w:tcW w:w="1300" w:type="dxa"/>
+            <w:tcBorders>
+              <w:bottom w:val="single" w:sz="8" w:space="0" w:color="000000"/>
+            </w:tcBorders>
+          </w:tcPr>
+          <w:p>
+            <w:pPr>
+              <w:spacing w:line="240" w:lineRule="auto"/>
+              <w:ind w:firstLine="0"/>
+              <w:jc w:val="center"/>
+              <w:rPr>
+                <w:b/>
+                <w:bCs/>
+                <w:sz w:val="20"/>
+              </w:rPr>
+            </w:pPr>
+            <w:r>
+              <w:rPr>
+                <w:b/>
+                <w:bCs/>
+                <w:sz w:val="20"/>
+              </w:rPr>
+              <w:t xml:space="preserve">n</w:t>
+            </w:r>
+          </w:p>
+        </w:tc>
+        <w:tc>
+          <w:tcPr>
+            <w:tcW w:w="1900" w:type="dxa"/>
+            <w:tcBorders>
+              <w:bottom w:val="single" w:sz="8" w:space="0" w:color="000000"/>
+            </w:tcBorders>
+          </w:tcPr>
+          <w:p>
+            <w:pPr>
+              <w:spacing w:line="240" w:lineRule="auto"/>
+              <w:ind w:firstLine="0"/>
+              <w:jc w:val="center"/>
+              <w:rPr>
+                <w:b/>
+                <w:bCs/>
+                <w:sz w:val="20"/>
+              </w:rPr>
+            </w:pPr>
+            <w:r>
+              <w:rPr>
+                <w:b/>
+                <w:bCs/>
+                <w:sz w:val="20"/>
+              </w:rPr>
+              <w:t xml:space="preserve">Detritus</w:t>
+            </w:r>
+          </w:p>
+        </w:tc>
+        <w:tc>
+          <w:tcPr>
+            <w:tcW w:w="2100" w:type="dxa"/>
+            <w:tcBorders>
+              <w:bottom w:val="single" w:sz="8" w:space="0" w:color="000000"/>
+            </w:tcBorders>
+          </w:tcPr>
+          <w:p>
+            <w:pPr>
+              <w:spacing w:line="240" w:lineRule="auto"/>
+              <w:ind w:firstLine="0"/>
+              <w:jc w:val="center"/>
+              <w:rPr>
+                <w:b/>
+                <w:bCs/>
+                <w:sz w:val="20"/>
+              </w:rPr>
+            </w:pPr>
+            <w:r>
+              <w:rPr>
+                <w:b/>
+                <w:bCs/>
+                <w:sz w:val="20"/>
+              </w:rPr>
+              <w:t xml:space="preserve">Fitoplancton</w:t>
+            </w:r>
+          </w:p>
+        </w:tc>
+        <w:tc>
+          <w:tcPr>
+            <w:tcW w:w="1900" w:type="dxa"/>
+            <w:tcBorders>
+              <w:bottom w:val="single" w:sz="8" w:space="0" w:color="000000"/>
+            </w:tcBorders>
+          </w:tcPr>
+          <w:p>
+            <w:pPr>
+              <w:spacing w:line="240" w:lineRule="auto"/>
+              <w:ind w:firstLine="0"/>
+              <w:jc w:val="center"/>
+              <w:rPr>
+                <w:b/>
+                <w:bCs/>
+                <w:sz w:val="20"/>
+              </w:rPr>
+            </w:pPr>
+            <w:r>
+              <w:rPr>
+                <w:b/>
+                <w:bCs/>
+                <w:sz w:val="20"/>
+              </w:rPr>
+              <w:t xml:space="preserve">CDOM</w:t>
+            </w:r>
+          </w:p>
+        </w:tc>
+      </w:tr>
+      <w:tr>
+        <w:tc>
+          <w:tcPr>
+            <w:tcW w:w="2400" w:type="dxa"/>
+          </w:tcPr>
+          <w:p>
+            <w:pPr>
+              <w:spacing w:line="240" w:lineRule="auto"/>
+              <w:ind w:firstLine="0"/>
+              <w:rPr>
+                <w:sz w:val="20"/>
+              </w:rPr>
+            </w:pPr>
+            <w:r>
+              <w:rPr>
+                <w:sz w:val="20"/>
+              </w:rPr>
+              <w:t xml:space="preserve">Época seca 2021</w:t>
+            </w:r>
+          </w:p>
+        </w:tc>
+        <w:tc>
+          <w:tcPr>
+            <w:tcW w:w="1300" w:type="dxa"/>
+          </w:tcPr>
+          <w:p>
+            <w:pPr>
+              <w:spacing w:line="240" w:lineRule="auto"/>
+              <w:ind w:firstLine="0"/>
+              <w:jc w:val="center"/>
+              <w:rPr>
+                <w:sz w:val="20"/>
+              </w:rPr>
+            </w:pPr>
+            <w:r>
+              <w:rPr>
+                <w:sz w:val="20"/>
+              </w:rPr>
+              <w:t xml:space="preserve">24</w:t>
+            </w:r>
+          </w:p>
+        </w:tc>
+        <w:tc>
+          <w:tcPr>
+            <w:tcW w:w="1900" w:type="dxa"/>
+          </w:tcPr>
+          <w:p>
+            <w:pPr>
+              <w:spacing w:line="240" w:lineRule="auto"/>
+              <w:ind w:firstLine="0"/>
+              <w:jc w:val="center"/>
+              <w:rPr>
+                <w:sz w:val="20"/>
+              </w:rPr>
+            </w:pPr>
+            <w:r>
+              <w:rPr>
+                <w:sz w:val="20"/>
+              </w:rPr>
+              <w:t xml:space="preserve">35,6</w:t>
+            </w:r>
+          </w:p>
+        </w:tc>
+        <w:tc>
+          <w:tcPr>
+            <w:tcW w:w="2100" w:type="dxa"/>
+          </w:tcPr>
+          <w:p>
+            <w:pPr>
+              <w:spacing w:line="240" w:lineRule="auto"/>
+              <w:ind w:firstLine="0"/>
+              <w:jc w:val="center"/>
+              <w:rPr>
+                <w:sz w:val="20"/>
+              </w:rPr>
+            </w:pPr>
+            <w:r>
+              <w:rPr>
+                <w:sz w:val="20"/>
+              </w:rPr>
+              <w:t xml:space="preserve">38,7</w:t>
+            </w:r>
+          </w:p>
+        </w:tc>
+        <w:tc>
+          <w:tcPr>
+            <w:tcW w:w="1900" w:type="dxa"/>
+          </w:tcPr>
+          <w:p>
+            <w:pPr>
+              <w:spacing w:line="240" w:lineRule="auto"/>
+              <w:ind w:firstLine="0"/>
+              <w:jc w:val="center"/>
+              <w:rPr>
+                <w:sz w:val="20"/>
+              </w:rPr>
+            </w:pPr>
+            <w:r>
+              <w:rPr>
+                <w:sz w:val="20"/>
+              </w:rPr>
+              <w:t xml:space="preserve">25,7</w:t>
+            </w:r>
+          </w:p>
+        </w:tc>
+      </w:tr>
+      <w:tr>
+        <w:tc>
+          <w:tcPr>
+            <w:tcW w:w="2400" w:type="dxa"/>
+          </w:tcPr>
+          <w:p>
+            <w:pPr>
+              <w:spacing w:line="240" w:lineRule="auto"/>
+              <w:ind w:firstLine="0"/>
+              <w:rPr>
+                <w:sz w:val="20"/>
+              </w:rPr>
+            </w:pPr>
+            <w:r>
+              <w:rPr>
+                <w:sz w:val="20"/>
+              </w:rPr>
+              <w:t xml:space="preserve">Época seca 2022</w:t>
+            </w:r>
+          </w:p>
+        </w:tc>
+        <w:tc>
+          <w:tcPr>
+            <w:tcW w:w="1300" w:type="dxa"/>
+          </w:tcPr>
+          <w:p>
+            <w:pPr>
+              <w:spacing w:line="240" w:lineRule="auto"/>
+              <w:ind w:firstLine="0"/>
+              <w:jc w:val="center"/>
+              <w:rPr>
+                <w:sz w:val="20"/>
+              </w:rPr>
+            </w:pPr>
+            <w:r>
+              <w:rPr>
+                <w:sz w:val="20"/>
+              </w:rPr>
+              <w:t xml:space="preserve">22</w:t>
+            </w:r>
+          </w:p>
+        </w:tc>
+        <w:tc>
+          <w:tcPr>
+            <w:tcW w:w="1900" w:type="dxa"/>
+          </w:tcPr>
+          <w:p>
+            <w:pPr>
+              <w:spacing w:line="240" w:lineRule="auto"/>
+              <w:ind w:firstLine="0"/>
+              <w:jc w:val="center"/>
+              <w:rPr>
+                <w:sz w:val="20"/>
+              </w:rPr>
+            </w:pPr>
+            <w:r>
+              <w:rPr>
+                <w:sz w:val="20"/>
+              </w:rPr>
+              <w:t xml:space="preserve">39,6</w:t>
+            </w:r>
+          </w:p>
+        </w:tc>
+        <w:tc>
+          <w:tcPr>
+            <w:tcW w:w="2100" w:type="dxa"/>
+          </w:tcPr>
+          <w:p>
+            <w:pPr>
+              <w:spacing w:line="240" w:lineRule="auto"/>
+              <w:ind w:firstLine="0"/>
+              <w:jc w:val="center"/>
+              <w:rPr>
+                <w:sz w:val="20"/>
+              </w:rPr>
+            </w:pPr>
+            <w:r>
+              <w:rPr>
+                <w:sz w:val="20"/>
+              </w:rPr>
+              <w:t xml:space="preserve">30,4</w:t>
+            </w:r>
+          </w:p>
+        </w:tc>
+        <w:tc>
+          <w:tcPr>
+            <w:tcW w:w="1900" w:type="dxa"/>
+          </w:tcPr>
+          <w:p>
+            <w:pPr>
+              <w:spacing w:line="240" w:lineRule="auto"/>
+              <w:ind w:firstLine="0"/>
+              <w:jc w:val="center"/>
+              <w:rPr>
+                <w:sz w:val="20"/>
+              </w:rPr>
+            </w:pPr>
+            <w:r>
+              <w:rPr>
+                <w:sz w:val="20"/>
+              </w:rPr>
+              <w:t xml:space="preserve">29,9</w:t>
+            </w:r>
+          </w:p>
+        </w:tc>
+      </w:tr>
+      <w:tr>
+        <w:tc>
+          <w:tcPr>
+            <w:tcW w:w="2400" w:type="dxa"/>
+          </w:tcPr>
+          <w:p>
+            <w:pPr>
+              <w:spacing w:line="240" w:lineRule="auto"/>
+              <w:ind w:firstLine="0"/>
+              <w:rPr>
+                <w:sz w:val="20"/>
+              </w:rPr>
+            </w:pPr>
+            <w:r>
+              <w:rPr>
+                <w:sz w:val="20"/>
+              </w:rPr>
+              <w:t xml:space="preserve">Época lluviosa 2023</w:t>
+            </w:r>
+          </w:p>
+        </w:tc>
+        <w:tc>
+          <w:tcPr>
+            <w:tcW w:w="1300" w:type="dxa"/>
+          </w:tcPr>
+          <w:p>
+            <w:pPr>
+              <w:spacing w:line="240" w:lineRule="auto"/>
+              <w:ind w:firstLine="0"/>
+              <w:jc w:val="center"/>
+              <w:rPr>
+                <w:sz w:val="20"/>
+              </w:rPr>
+            </w:pPr>
+            <w:r>
+              <w:rPr>
+                <w:sz w:val="20"/>
+              </w:rPr>
+              <w:t xml:space="preserve">15</w:t>
+            </w:r>
+          </w:p>
+        </w:tc>
+        <w:tc>
+          <w:tcPr>
+            <w:tcW w:w="1900" w:type="dxa"/>
+          </w:tcPr>
+          <w:p>
+            <w:pPr>
+              <w:spacing w:line="240" w:lineRule="auto"/>
+              <w:ind w:firstLine="0"/>
+              <w:jc w:val="center"/>
+              <w:rPr>
+                <w:sz w:val="20"/>
+              </w:rPr>
+            </w:pPr>
+            <w:r>
+              <w:rPr>
+                <w:sz w:val="20"/>
+              </w:rPr>
+              <w:t xml:space="preserve">26,1</w:t>
+            </w:r>
+          </w:p>
+        </w:tc>
+        <w:tc>
+          <w:tcPr>
+            <w:tcW w:w="2100" w:type="dxa"/>
+          </w:tcPr>
+          <w:p>
+            <w:pPr>
+              <w:spacing w:line="240" w:lineRule="auto"/>
+              <w:ind w:firstLine="0"/>
+              <w:jc w:val="center"/>
+              <w:rPr>
+                <w:sz w:val="20"/>
+              </w:rPr>
+            </w:pPr>
+            <w:r>
+              <w:rPr>
+                <w:sz w:val="20"/>
+              </w:rPr>
+              <w:t xml:space="preserve">26,5</w:t>
+            </w:r>
+          </w:p>
+        </w:tc>
+        <w:tc>
+          <w:tcPr>
+            <w:tcW w:w="1900" w:type="dxa"/>
+          </w:tcPr>
+          <w:p>
+            <w:pPr>
+              <w:spacing w:line="240" w:lineRule="auto"/>
+              <w:ind w:firstLine="0"/>
+              <w:jc w:val="center"/>
+              <w:rPr>
+                <w:sz w:val="20"/>
+              </w:rPr>
+            </w:pPr>
+            <w:r>
+              <w:rPr>
+                <w:sz w:val="20"/>
+              </w:rPr>
+              <w:t xml:space="preserve">47,4</w:t>
+            </w:r>
+          </w:p>
+        </w:tc>
+      </w:tr>
+    </w:tbl>
+    <w:p>
+      <w:pPr>
+        <w:pStyle w:val="Descripcin"/>
+        <w:spacing w:after="240" w:line="480" w:lineRule="auto"/>
+        <w:ind w:firstLine="0"/>
+      </w:pPr>
+      <w:r>
+        <w:rPr>
+          <w:i/>
+          <w:iCs/>
+        </w:rPr>
+        <w:t xml:space="preserve">Nota. </w:t>
+      </w:r>
+      <w:r>
+        <w:t xml:space="preserve">Los valores corresponden a las estaciones con los tres componentes disponibles.</w:t>
+      </w:r>
+    </w:p>
+    <w:p>
+      <w:pPr>
+        <w:tabs>
+          <w:tab w:val="left" w:pos="426"/>
+          <w:tab w:val="left" w:pos="993"/>
+        </w:tabs>
+      </w:pPr>
+      <w:r>
+        <w:rPr/>
+        <w:t xml:space="preserve">La campaña de época lluviosa de 2022 quedó fuera de esta tabla porque en su libro de espectros la fila del aCDOM a 443 nm reproduce los valores del aphy en las 29 estaciones, lo que indica un error de fórmula en el archivo de origen que debe corregirse antes de usar ese reparto.</w:t>
+      </w:r>
+    </w:p>
+    <w:p>
+      <w:pPr>
+        <w:tabs>
+          <w:tab w:val="left" w:pos="426"/>
+          <w:tab w:val="left" w:pos="993"/>
+        </w:tabs>
+      </w:pPr>
+      <w:r>
+        <w:rPr/>
+        <w:t xml:space="preserve">El segundo resultado es la validación propiamente dicha. Con la clorofila a de la campaña de 2021 se calculó el coeficiente de absorción específico del fitoplancton a 440 nm, que es la medida clásica del efecto de empaquetamiento celular y que se obtiene por una vía independiente del índice. Sobre las 19 estaciones que disponen de clorofila y superan el control de calidad, la concentración presenta una mediana de 3,78 miligramos por metro cúbico y el coeficiente específico una mediana de 0,0896 metros cuadrados por miligramo.</w:t>
+      </w:r>
+    </w:p>
+    <w:p>
+      <w:pPr>
+        <w:pStyle w:val="Descripcin"/>
+        <w:keepNext/>
+      </w:pPr>
+      <w:r>
+        <w:rPr>
+          <w:b/>
+          <w:bCs/>
+        </w:rPr>
+        <w:t xml:space="preserve">Figura </w:t>
+        <w:fldChar w:fldCharType="begin"/>
+        <w:instrText xml:space="preserve"> SEQ Figura \* ARABIC </w:instrText>
+        <w:fldChar w:fldCharType="separate"/>
+      </w:r>
+      <w:r>
+        <w:rPr>
+          <w:b/>
+          <w:bCs/>
+          <w:noProof/>
+        </w:rPr>
+        <w:t>9</w:t>
+        <w:fldChar w:fldCharType="end"/>
+      </w:r>
+      <w:r>
+        <w:br/>
+      </w:r>
+      <w:r>
+        <w:rPr>
+          <w:i/>
+          <w:iCs/>
+        </w:rPr>
+        <w:t xml:space="preserve">a) Coeficiente de absorción específico del fitoplancton a 440 nm frente al índice Blue/Red. b) El mismo coeficiente separado por clase de tamaño. c) Composición media de la absorción a 443 nm por campaña.</w:t>
+      </w:r>
+    </w:p>
+    <w:p>
+      <w:pPr>
+        <w:spacing w:line="240" w:lineRule="auto"/>
+        <w:ind w:firstLine="0"/>
+        <w:jc w:val="center"/>
+      </w:pPr>
+      <w:r>
+        <w:rPr>
+          <w:noProof/>
+        </w:rPr>
+        <w:drawing>
+          <wp:inline distT="0" distB="0" distL="0" distR="0">
+            <wp:extent cx="5943600" cy="1999210"/>
+            <wp:effectExtent l="0" t="0" r="0" b="0"/>
+            <wp:docPr id="105" name="Imagen 105"/>
+            <wp:cNvGraphicFramePr>
+              <a:graphicFrameLocks noChangeAspect="1"/>
+            </wp:cNvGraphicFramePr>
+            <a:graphic>
+              <a:graphicData uri="http://schemas.openxmlformats.org/drawingml/2006/picture">
+                <pic:pic>
+                  <pic:nvPicPr>
+                    <pic:cNvPr id="105" name="Imagen 105"/>
+                    <pic:cNvPicPr/>
+                  </pic:nvPicPr>
+                  <pic:blipFill>
+                    <a:blip r:embed="rId26"/>
+                    <a:stretch>
+                      <a:fillRect/>
+                    </a:stretch>
+                  </pic:blipFill>
+                  <pic:spPr>
+                    <a:xfrm>
+                      <a:off x="0" y="0"/>
+                      <a:ext cx="5943600" cy="1999210"/>
+                    </a:xfrm>
+                    <a:prstGeom prst="rect">
+                      <a:avLst/>
+                    </a:prstGeom>
+                  </pic:spPr>
+                </pic:pic>
+              </a:graphicData>
+            </a:graphic>
+          </wp:inline>
+        </w:drawing>
+      </w:r>
+    </w:p>
+    <w:p>
+      <w:pPr>
+        <w:pStyle w:val="Descripcin"/>
+        <w:spacing w:after="240" w:line="480" w:lineRule="auto"/>
+        <w:ind w:firstLine="0"/>
+      </w:pPr>
+      <w:r>
+        <w:rPr>
+          <w:i/>
+          <w:iCs/>
+        </w:rPr>
+        <w:t xml:space="preserve">Nota. </w:t>
+      </w:r>
+      <w:r>
+        <w:t xml:space="preserve">Fuente propia.</w:t>
+      </w:r>
+    </w:p>
+    <w:p>
+      <w:pPr>
+        <w:pStyle w:val="Descripcin"/>
+        <w:keepNext/>
+      </w:pPr>
+      <w:r>
+        <w:rPr>
+          <w:b/>
+          <w:bCs/>
+        </w:rPr>
+        <w:t xml:space="preserve">Tabla </w:t>
+        <w:fldChar w:fldCharType="begin"/>
+        <w:instrText xml:space="preserve"> SEQ Tabla \* ARABIC </w:instrText>
+        <w:fldChar w:fldCharType="separate"/>
+      </w:r>
+      <w:r>
+        <w:rPr>
+          <w:b/>
+          <w:bCs/>
+          <w:noProof/>
+        </w:rPr>
+        <w:t>13</w:t>
+        <w:fldChar w:fldCharType="end"/>
+      </w:r>
+      <w:r>
+        <w:br/>
+      </w:r>
+      <w:r>
+        <w:rPr>
+          <w:i/>
+          <w:iCs/>
+        </w:rPr>
+        <w:t xml:space="preserve">Coeficiente de absorción específico del fitoplancton a 440 nm por clase de tamaño, en metros cuadrados por miligramo, campaña de época seca de 2021.</w:t>
+      </w:r>
+    </w:p>
+    <w:tbl>
+      <w:tblPr>
+        <w:tblStyle w:val="Tablaconcuadrcula"/>
+        <w:tblW w:w="9600" w:type="dxa"/>
+        <w:jc w:val="center"/>
+        <w:tblBorders>
+          <w:top w:val="single" w:sz="8" w:space="0" w:color="000000"/>
+          <w:left w:val="none" w:sz="0" w:space="0" w:color="auto"/>
+          <w:bottom w:val="single" w:sz="8" w:space="0" w:color="000000"/>
+          <w:right w:val="none" w:sz="0" w:space="0" w:color="auto"/>
+          <w:insideH w:val="none" w:sz="0" w:space="0" w:color="auto"/>
+          <w:insideV w:val="none" w:sz="0" w:space="0" w:color="auto"/>
+        </w:tblBorders>
+        <w:tblLook w:val="04A0" w:firstRow="1" w:lastRow="0" w:firstColumn="1" w:lastColumn="0" w:noHBand="0" w:noVBand="1"/>
+      </w:tblPr>
+      <w:tblGrid>
+        <w:gridCol w:w="2900"/>
+        <w:gridCol w:w="1400"/>
+        <w:gridCol w:w="2400"/>
+        <w:gridCol w:w="2900"/>
+      </w:tblGrid>
+      <w:tr>
+        <w:trPr>
+          <w:tblHeader/>
+        </w:trPr>
+        <w:tc>
+          <w:tcPr>
+            <w:tcW w:w="2900" w:type="dxa"/>
+            <w:tcBorders>
+              <w:bottom w:val="single" w:sz="8" w:space="0" w:color="000000"/>
+            </w:tcBorders>
+          </w:tcPr>
+          <w:p>
+            <w:pPr>
+              <w:spacing w:line="240" w:lineRule="auto"/>
+              <w:ind w:firstLine="0"/>
+              <w:rPr>
+                <w:b/>
+                <w:bCs/>
+                <w:sz w:val="20"/>
+              </w:rPr>
+            </w:pPr>
+            <w:r>
+              <w:rPr>
+                <w:b/>
+                <w:bCs/>
+                <w:sz w:val="20"/>
+              </w:rPr>
+              <w:t xml:space="preserve">Clase de tamaño</w:t>
+            </w:r>
+          </w:p>
+        </w:tc>
+        <w:tc>
+          <w:tcPr>
+            <w:tcW w:w="1400" w:type="dxa"/>
+            <w:tcBorders>
+              <w:bottom w:val="single" w:sz="8" w:space="0" w:color="000000"/>
+            </w:tcBorders>
+          </w:tcPr>
+          <w:p>
+            <w:pPr>
+              <w:spacing w:line="240" w:lineRule="auto"/>
+              <w:ind w:firstLine="0"/>
+              <w:jc w:val="center"/>
+              <w:rPr>
+                <w:b/>
+                <w:bCs/>
+                <w:sz w:val="20"/>
+              </w:rPr>
+            </w:pPr>
+            <w:r>
+              <w:rPr>
+                <w:b/>
+                <w:bCs/>
+                <w:sz w:val="20"/>
+              </w:rPr>
+              <w:t xml:space="preserve">n</w:t>
+            </w:r>
+          </w:p>
+        </w:tc>
+        <w:tc>
+          <w:tcPr>
+            <w:tcW w:w="2400" w:type="dxa"/>
+            <w:tcBorders>
+              <w:bottom w:val="single" w:sz="8" w:space="0" w:color="000000"/>
+            </w:tcBorders>
+          </w:tcPr>
+          <w:p>
+            <w:pPr>
+              <w:spacing w:line="240" w:lineRule="auto"/>
+              <w:ind w:firstLine="0"/>
+              <w:jc w:val="center"/>
+              <w:rPr>
+                <w:b/>
+                <w:bCs/>
+                <w:sz w:val="20"/>
+              </w:rPr>
+            </w:pPr>
+            <w:r>
+              <w:rPr>
+                <w:b/>
+                <w:bCs/>
+                <w:sz w:val="20"/>
+              </w:rPr>
+              <w:t xml:space="preserve">Mediana de aphy*</w:t>
+            </w:r>
+          </w:p>
+        </w:tc>
+        <w:tc>
+          <w:tcPr>
+            <w:tcW w:w="2900" w:type="dxa"/>
+            <w:tcBorders>
+              <w:bottom w:val="single" w:sz="8" w:space="0" w:color="000000"/>
+            </w:tcBorders>
+          </w:tcPr>
+          <w:p>
+            <w:pPr>
+              <w:spacing w:line="240" w:lineRule="auto"/>
+              <w:ind w:firstLine="0"/>
+              <w:jc w:val="center"/>
+              <w:rPr>
+                <w:b/>
+                <w:bCs/>
+                <w:sz w:val="20"/>
+              </w:rPr>
+            </w:pPr>
+            <w:r>
+              <w:rPr>
+                <w:b/>
+                <w:bCs/>
+                <w:sz w:val="20"/>
+              </w:rPr>
+              <w:t xml:space="preserve">Lectura</w:t>
+            </w:r>
+          </w:p>
+        </w:tc>
+      </w:tr>
+      <w:tr>
+        <w:tc>
+          <w:tcPr>
+            <w:tcW w:w="2900" w:type="dxa"/>
+          </w:tcPr>
+          <w:p>
+            <w:pPr>
+              <w:spacing w:line="240" w:lineRule="auto"/>
+              <w:ind w:firstLine="0"/>
+              <w:rPr>
+                <w:sz w:val="20"/>
+              </w:rPr>
+            </w:pPr>
+            <w:r>
+              <w:rPr>
+                <w:sz w:val="20"/>
+              </w:rPr>
+              <w:t xml:space="preserve">Microfitoplancton</w:t>
+            </w:r>
+          </w:p>
+        </w:tc>
+        <w:tc>
+          <w:tcPr>
+            <w:tcW w:w="1400" w:type="dxa"/>
+          </w:tcPr>
+          <w:p>
+            <w:pPr>
+              <w:spacing w:line="240" w:lineRule="auto"/>
+              <w:ind w:firstLine="0"/>
+              <w:jc w:val="center"/>
+              <w:rPr>
+                <w:sz w:val="20"/>
+              </w:rPr>
+            </w:pPr>
+            <w:r>
+              <w:rPr>
+                <w:sz w:val="20"/>
+              </w:rPr>
+              <w:t xml:space="preserve">11</w:t>
+            </w:r>
+          </w:p>
+        </w:tc>
+        <w:tc>
+          <w:tcPr>
+            <w:tcW w:w="2400" w:type="dxa"/>
+          </w:tcPr>
+          <w:p>
+            <w:pPr>
+              <w:spacing w:line="240" w:lineRule="auto"/>
+              <w:ind w:firstLine="0"/>
+              <w:jc w:val="center"/>
+              <w:rPr>
+                <w:sz w:val="20"/>
+              </w:rPr>
+            </w:pPr>
+            <w:r>
+              <w:rPr>
+                <w:sz w:val="20"/>
+              </w:rPr>
+              <w:t xml:space="preserve">0,0786</w:t>
+            </w:r>
+          </w:p>
+        </w:tc>
+        <w:tc>
+          <w:tcPr>
+            <w:tcW w:w="2900" w:type="dxa"/>
+          </w:tcPr>
+          <w:p>
+            <w:pPr>
+              <w:spacing w:line="240" w:lineRule="auto"/>
+              <w:ind w:firstLine="0"/>
+              <w:jc w:val="center"/>
+              <w:rPr>
+                <w:sz w:val="20"/>
+              </w:rPr>
+            </w:pPr>
+            <w:r>
+              <w:rPr>
+                <w:sz w:val="20"/>
+              </w:rPr>
+              <w:t xml:space="preserve">Células grandes, mayor empaquetamiento</w:t>
+            </w:r>
+          </w:p>
+        </w:tc>
+      </w:tr>
+      <w:tr>
+        <w:tc>
+          <w:tcPr>
+            <w:tcW w:w="2900" w:type="dxa"/>
+          </w:tcPr>
+          <w:p>
+            <w:pPr>
+              <w:spacing w:line="240" w:lineRule="auto"/>
+              <w:ind w:firstLine="0"/>
+              <w:rPr>
+                <w:sz w:val="20"/>
+              </w:rPr>
+            </w:pPr>
+            <w:r>
+              <w:rPr>
+                <w:sz w:val="20"/>
+              </w:rPr>
+              <w:t xml:space="preserve">Nanofitoplancton</w:t>
+            </w:r>
+          </w:p>
+        </w:tc>
+        <w:tc>
+          <w:tcPr>
+            <w:tcW w:w="1400" w:type="dxa"/>
+          </w:tcPr>
+          <w:p>
+            <w:pPr>
+              <w:spacing w:line="240" w:lineRule="auto"/>
+              <w:ind w:firstLine="0"/>
+              <w:jc w:val="center"/>
+              <w:rPr>
+                <w:sz w:val="20"/>
+              </w:rPr>
+            </w:pPr>
+            <w:r>
+              <w:rPr>
+                <w:sz w:val="20"/>
+              </w:rPr>
+              <w:t xml:space="preserve">4</w:t>
+            </w:r>
+          </w:p>
+        </w:tc>
+        <w:tc>
+          <w:tcPr>
+            <w:tcW w:w="2400" w:type="dxa"/>
+          </w:tcPr>
+          <w:p>
+            <w:pPr>
+              <w:spacing w:line="240" w:lineRule="auto"/>
+              <w:ind w:firstLine="0"/>
+              <w:jc w:val="center"/>
+              <w:rPr>
+                <w:sz w:val="20"/>
+              </w:rPr>
+            </w:pPr>
+            <w:r>
+              <w:rPr>
+                <w:sz w:val="20"/>
+              </w:rPr>
+              <w:t xml:space="preserve">0,1001</w:t>
+            </w:r>
+          </w:p>
+        </w:tc>
+        <w:tc>
+          <w:tcPr>
+            <w:tcW w:w="2900" w:type="dxa"/>
+          </w:tcPr>
+          <w:p>
+            <w:pPr>
+              <w:spacing w:line="240" w:lineRule="auto"/>
+              <w:ind w:firstLine="0"/>
+              <w:jc w:val="center"/>
+              <w:rPr>
+                <w:sz w:val="20"/>
+              </w:rPr>
+            </w:pPr>
+            <w:r>
+              <w:rPr>
+                <w:sz w:val="20"/>
+              </w:rPr>
+              <w:t xml:space="preserve">Valor intermedio</w:t>
+            </w:r>
+          </w:p>
+        </w:tc>
+      </w:tr>
+      <w:tr>
+        <w:tc>
+          <w:tcPr>
+            <w:tcW w:w="2900" w:type="dxa"/>
+          </w:tcPr>
+          <w:p>
+            <w:pPr>
+              <w:spacing w:line="240" w:lineRule="auto"/>
+              <w:ind w:firstLine="0"/>
+              <w:rPr>
+                <w:sz w:val="20"/>
+              </w:rPr>
+            </w:pPr>
+            <w:r>
+              <w:rPr>
+                <w:sz w:val="20"/>
+              </w:rPr>
+              <w:t xml:space="preserve">Picofitoplancton</w:t>
+            </w:r>
+          </w:p>
+        </w:tc>
+        <w:tc>
+          <w:tcPr>
+            <w:tcW w:w="1400" w:type="dxa"/>
+          </w:tcPr>
+          <w:p>
+            <w:pPr>
+              <w:spacing w:line="240" w:lineRule="auto"/>
+              <w:ind w:firstLine="0"/>
+              <w:jc w:val="center"/>
+              <w:rPr>
+                <w:sz w:val="20"/>
+              </w:rPr>
+            </w:pPr>
+            <w:r>
+              <w:rPr>
+                <w:sz w:val="20"/>
+              </w:rPr>
+              <w:t xml:space="preserve">4</w:t>
+            </w:r>
+          </w:p>
+        </w:tc>
+        <w:tc>
+          <w:tcPr>
+            <w:tcW w:w="2400" w:type="dxa"/>
+          </w:tcPr>
+          <w:p>
+            <w:pPr>
+              <w:spacing w:line="240" w:lineRule="auto"/>
+              <w:ind w:firstLine="0"/>
+              <w:jc w:val="center"/>
+              <w:rPr>
+                <w:sz w:val="20"/>
+              </w:rPr>
+            </w:pPr>
+            <w:r>
+              <w:rPr>
+                <w:sz w:val="20"/>
+              </w:rPr>
+              <w:t xml:space="preserve">0,2269</w:t>
+            </w:r>
+          </w:p>
+        </w:tc>
+        <w:tc>
+          <w:tcPr>
+            <w:tcW w:w="2900" w:type="dxa"/>
+          </w:tcPr>
+          <w:p>
+            <w:pPr>
+              <w:spacing w:line="240" w:lineRule="auto"/>
+              <w:ind w:firstLine="0"/>
+              <w:jc w:val="center"/>
+              <w:rPr>
+                <w:sz w:val="20"/>
+              </w:rPr>
+            </w:pPr>
+            <w:r>
+              <w:rPr>
+                <w:sz w:val="20"/>
+              </w:rPr>
+              <w:t xml:space="preserve">Células pequeñas, menor empaquetamiento</w:t>
+            </w:r>
+          </w:p>
+        </w:tc>
+      </w:tr>
+    </w:tbl>
+    <w:p>
+      <w:pPr>
+        <w:tabs>
+          <w:tab w:val="left" w:pos="426"/>
+          <w:tab w:val="left" w:pos="993"/>
+        </w:tabs>
+      </w:pPr>
+      <w:r>
+        <w:rPr>
+          <w:b/>
+          <w:bCs/>
+        </w:rPr>
+        <w:t xml:space="preserve">La correlación entre el coeficiente específico y el índice es de 0,789, con una probabilidad de 0,0001. </w:t>
+      </w:r>
+      <w:r>
+        <w:rPr/>
+        <w:t xml:space="preserve">Además, la mediana del coeficiente aumenta de forma ordenada desde el microfitoplancton hasta el picofitoplancton, y la diferencia entre las tres clases es significativa según la prueba de Kruskal Wallis, con una probabilidad de 0,037. Ambos resultados son los que predice la teoría bio óptica: a igualdad de clorofila, las células pequeñas absorben más porque su pigmento está menos empaquetado. El índice Blue/Red y el coeficiente específico, que se obtienen por caminos distintos, ordenan las estaciones de la misma manera, lo que respalda el uso del índice como estimador del tamaño dominante en la Bahía de Cartagena.</w:t>
+      </w:r>
+    </w:p>
+    <w:p>
+      <w:pPr>
+        <w:tabs>
+          <w:tab w:val="left" w:pos="426"/>
+          <w:tab w:val="left" w:pos="993"/>
+        </w:tabs>
+      </w:pPr>
+      <w:r>
+        <w:rPr/>
+        <w:t xml:space="preserve">De la misma campaña se dispone también de la pendiente espectral de la materia orgánica disuelta, obtenida del ajuste exponencial del aCDOM en las 32 estaciones, con una mediana de 0,0179 por nanómetro y un recorrido entre 0,0138 y 0,0187. Los valores se sitúan en el intervalo característico de aguas costeras con aporte continental.</w:t>
+      </w:r>
+    </w:p>
+    <w:p>
+      <w:pPr>
+        <w:pStyle w:val="Ttulo2"/>
+      </w:pPr>
+      <w:r>
+        <w:rPr/>
+        <w:t xml:space="preserve">Contexto climático de las campañas</w:t>
+      </w:r>
+    </w:p>
+    <w:p>
+      <w:pPr>
+        <w:tabs>
+          <w:tab w:val="left" w:pos="426"/>
+          <w:tab w:val="left" w:pos="993"/>
+        </w:tabs>
+      </w:pPr>
+      <w:r>
+        <w:rPr/>
+        <w:t xml:space="preserve">Las anomalías climatológicas estandarizadas se calcularon sobre las compuestas mensuales del análisis de temperatura superficial MUR, versión fv04.1, con resolución de 0,01 grados, extraídas en las ocho posiciones geográficas de la Tabla 4. La serie reúne 267 compuestas entre junio de 2002 y septiembre de 2024, y las ocho posiciones coinciden con celdas de agua del producto, de modo que ninguna requirió desplazamiento. Sobre esa serie se construyó la climatología de cada mes con su desviación típica, y a partir de ellas la anomalía y su transformación en unidades de desviación típica, según los tres pasos descritos en la metodología.</w:t>
+      </w:r>
+    </w:p>
+    <w:p>
+      <w:pPr>
+        <w:pStyle w:val="Descripcin"/>
+        <w:keepNext/>
+      </w:pPr>
+      <w:r>
+        <w:rPr>
+          <w:b/>
+          <w:bCs/>
+        </w:rPr>
+        <w:t xml:space="preserve">Tabla </w:t>
+        <w:fldChar w:fldCharType="begin"/>
+        <w:instrText xml:space="preserve"> SEQ Tabla \* ARABIC </w:instrText>
+        <w:fldChar w:fldCharType="separate"/>
+      </w:r>
+      <w:r>
+        <w:rPr>
+          <w:b/>
+          <w:bCs/>
+          <w:noProof/>
+        </w:rPr>
+        <w:t>14</w:t>
         <w:fldChar w:fldCharType="end"/>
       </w:r>
       <w:r>
@@ -15154,7 +16306,7 @@
           <w:bCs/>
           <w:noProof/>
         </w:rPr>
-        <w:t>9</w:t>
+        <w:t>10</w:t>
         <w:fldChar w:fldCharType="end"/>
       </w:r>
       <w:r>
@@ -15284,7 +16436,7 @@
           <w:bCs/>
           <w:noProof/>
         </w:rPr>
-        <w:t>13</w:t>
+        <w:t>15</w:t>
         <w:fldChar w:fldCharType="end"/>
       </w:r>
       <w:r>
@@ -16769,6 +17921,22 @@
         </w:tabs>
       </w:pPr>
       <w:r>
+        <w:t xml:space="preserve">El índice queda validado contra el coeficiente de absorción específico del fitoplancton, con una correlación de 0,789 y un aumento ordenado de ese coeficiente desde el microfitoplancton hasta el picofitoplancton.</w:t>
+      </w:r>
+    </w:p>
+    <w:p>
+      <w:pPr>
+        <w:pStyle w:val="Prrafodelista"/>
+        <w:numPr>
+          <w:ilvl w:val="0"/>
+          <w:numId w:val="25"/>
+        </w:numPr>
+        <w:tabs>
+          <w:tab w:val="left" w:pos="426"/>
+          <w:tab w:val="left" w:pos="993"/>
+        </w:tabs>
+      </w:pPr>
+      <w:r>
         <w:t xml:space="preserve">El periodo muestreado corresponde a una fase cálida de la variabilidad interanual de la bahía, con una anomalía estandarizada media de +0,606 entre 2021 y 2023 frente a −0,091 en el resto de la serie de veintidós años.</w:t>
       </w:r>
     </w:p>
@@ -16801,7 +17969,7 @@
         <w:rPr>
           <w:noProof/>
         </w:rPr>
-        <w:t>14</w:t>
+        <w:t>16</w:t>
       </w:r>
       <w:r>
         <w:fldChar w:fldCharType="end"/>
@@ -17145,7 +18313,7 @@
           <w:bCs/>
           <w:noProof/>
         </w:rPr>
-        <w:t>14</w:t>
+        <w:t>16</w:t>
         <w:fldChar w:fldCharType="end"/>
       </w:r>
       <w:bookmarkEnd w:id="32"/>
@@ -20201,7 +21369,7 @@
           <w:bCs/>
           <w:noProof/>
         </w:rPr>
-        <w:t>15</w:t>
+        <w:t>17</w:t>
         <w:fldChar w:fldCharType="end"/>
       </w:r>
       <w:bookmarkEnd w:id="37"/>

--- a/proyecto_fitoplancton/Anteproyecto_integrado_Omar_Gamboa.docx
+++ b/proyecto_fitoplancton/Anteproyecto_integrado_Omar_Gamboa.docx
@@ -17823,6 +17823,18 @@
         </w:tc>
       </w:tr>
     </w:tbl>
+    <w:p>
+      <w:pPr>
+        <w:tabs>
+          <w:tab w:val="left" w:pos="426"/>
+          <w:tab w:val="left" w:pos="993"/>
+        </w:tabs>
+      </w:pPr>
+      <w:r>
+        <w:rPr/>
+        <w:t xml:space="preserve">Los libros de espectros aportan dos variables ópticas que la base ambiental no recoge y que pueden entrar al modelo: la absorción del material no algal a 443 nm, que es el equivalente óptico de los sólidos suspendidos, y la absorción de la materia orgánica disuelta a la misma longitud de onda. Sobre las 46 estaciones que disponen de las cinco variables, el ajuste sube de un coeficiente de determinación de 0,119 a uno de 0,262, y de 0,056 a 0,170 en su versión ajustada. El único término significativo del modelo ampliado es la absorción de la materia orgánica disuelta, con un coeficiente negativo y una probabilidad de 0,009, lo que refuerza la lectura estuarina: donde hay más materia orgánica disuelta, que es donde descarga el Canal del Dique, el índice baja y las células son mayores. La mejora es real pero insuficiente, y confirma que el paso siguiente pasa por incorporar la clorofila a de todas las campañas y los nutrientes.</w:t>
+      </w:r>
+    </w:p>
     <w:p>
       <w:pPr>
         <w:tabs>
